--- a/reports/paper/docx/p3.docx
+++ b/reports/paper/docx/p3.docx
@@ -334,7 +334,7 @@
         </w:rPr>
       </w:pPr>
       <w:r>
-        <w:t>填写日期：2026年4月18日</w:t>
+        <w:t>填写日期：2026年4月21日</w:t>
       </w:r>
     </w:p>
     <w:p>
@@ -356,7 +356,7 @@
         <w:pStyle w:val="3"/>
       </w:pPr>
       <w:r>
-        <w:t xml:space="preserve">本作品围绕</w:t>
+        <w:t xml:space="preserve">本作品聚焦赛题第三问</w:t>
       </w:r>
       <w:r>
         <w:t xml:space="preserve">“</w:t>
@@ -368,43 +368,51 @@
         <w:t xml:space="preserve">”</w:t>
       </w:r>
       <w:r>
-        <w:t xml:space="preserve">主题，基于世界银行、IHME GBD 和国家统计局等多源公开数据，对赛题问题三提出的四项任务构建了</w:t>
+        <w:t xml:space="preserve">主题，围绕卫生资源是否匹配疾病负担这一核心问题展开建模分析。不同国家在医生密度、床位供给、卫生支出和健康产出方面存在显著差异，仅从投入规模判断资源是否充足容易忽略疾病负担和治理效率。因此，本文将问题三拆解为</w:t>
       </w:r>
       <w:r>
         <w:t xml:space="preserve">“</w:t>
       </w:r>
       <w:r>
-        <w:t xml:space="preserve">缺口识别-类型划分-优化模拟-政策建议</w:t>
+        <w:t xml:space="preserve">缺口识别—类型划分—优化调配—政策建议</w:t>
       </w:r>
       <w:r>
         <w:t xml:space="preserve">”</w:t>
       </w:r>
       <w:r>
-        <w:t xml:space="preserve">的闭环分析框架。研究首先以医生密度、床位密度、卫生支出、预期寿命和婴儿死亡率等指标合成投入指数、产出指数和理论需求指数，量化各国卫生资源配置缺口；随后以投入与产出双中位数建立四象限评估矩阵，并引入 Gini 系数、Theil 指数和 sigma 收敛度量全球健康公平性演变；在此基础上，以人均卫生支出为决策变量，分别构建总产出最大化与 Rawlsian 最小值最大化两类约束优化模型，给出全球国家间及中国省级内部的最优再分配方案。整体结果表明，撒哈拉以南非洲与中国部分中西部地区仍是卫生资源补短板重点区域，而</w:t>
+        <w:t xml:space="preserve">的递进链条，试图回答三个问题：哪些国家资源配置明显低于理论需求，哪些国家处在高投入低产出或低投入高产出的结构位置，若以最大化健康产出或降低健康不平等为目标，资源应如何在全球国家间和中国省级内部重新配置。</w:t>
+      </w:r>
+    </w:p>
+    <w:p>
+      <w:pPr>
+        <w:pStyle w:val="3"/>
+      </w:pPr>
+      <w:r>
+        <w:t xml:space="preserve">本文整合IHMEGBD、WorldBankHNP、WDI和国家统计局等多源数据，构建投入指数、产出指数和需求指数，识别2023年全球卫生资源缺口的空间分布；随后以投入—产出双中位数为边界建立四象限评估矩阵，并引入Gini系数、Theil指数和σ收敛指标刻画健康公平性；最后，以人均卫生支出作为可调配资源代理，分别构建效率优先和公平优先两类约束优化模型，并在中国31个省级行政区样本中复刻同一分析框架。研究结果表明，全球卫生资源短板高度集中于AFRO地区，中国省级层面的补短板方向主要指向中西部地区；同时，高投入低产出地区需要从</w:t>
       </w:r>
       <w:r>
         <w:t xml:space="preserve">“</w:t>
       </w:r>
       <w:r>
-        <w:t xml:space="preserve">高投入-低产出</w:t>
+        <w:t xml:space="preserve">加资源</w:t>
       </w:r>
       <w:r>
         <w:t xml:space="preserve">”</w:t>
       </w:r>
       <w:r>
-        <w:t xml:space="preserve">和</w:t>
+        <w:t xml:space="preserve">转向</w:t>
       </w:r>
       <w:r>
         <w:t xml:space="preserve">“</w:t>
       </w:r>
       <w:r>
-        <w:t xml:space="preserve">低投入-高产出</w:t>
+        <w:t xml:space="preserve">提效率</w:t>
       </w:r>
       <w:r>
         <w:t xml:space="preserve">”</w:t>
       </w:r>
       <w:r>
-        <w:t xml:space="preserve">地区则分别对应提效治理与经验推广两类政策路径。</w:t>
+        <w:t xml:space="preserve">，低投入高产出地区则具有可推广的治理经验。</w:t>
       </w:r>
     </w:p>
     <w:bookmarkEnd w:id="20"/>
@@ -431,7 +439,65 @@
         <w:pStyle w:val="3"/>
       </w:pPr>
       <w:r>
-        <w:t xml:space="preserve">赛题问题三从四个层面提出要求：一是测算各国实际卫生资源配置水平与疾病负担导向理论需求之间的缺口，并进行空间分级标注；二是构建投入-产出评估矩阵，将国家划分为四种类型并分析健康结果公平性；三是以数学规划模型模拟卫生资源在全球与一国内部的最优再分配；四是据此提出差异化政策建议。该问题的难点主要体现在三个方面：其一，卫生系统同时涉及资金、人力、床位、寿命与死亡率等多维指标，需要建立可比较的综合指数体系；其二，资源优化既要考虑总产出效率，也要兼顾最弱地区的公平性；其三，全球国家与中国省份之间存在显著异质性，模型需要保留分组与分层刻画能力。</w:t>
+        <w:t xml:space="preserve">问题三关注卫生资源、疾病负担和健康公平之间的匹配关系。与单纯比较医生数量或卫生支出不同，本题要求把</w:t>
+      </w:r>
+      <w:r>
+        <w:t xml:space="preserve">“</w:t>
+      </w:r>
+      <w:r>
+        <w:t xml:space="preserve">实际供给</w:t>
+      </w:r>
+      <w:r>
+        <w:t xml:space="preserve">”</w:t>
+      </w:r>
+      <w:r>
+        <w:t xml:space="preserve">“</w:t>
+      </w:r>
+      <w:r>
+        <w:t xml:space="preserve">健康产出</w:t>
+      </w:r>
+      <w:r>
+        <w:t xml:space="preserve">”</w:t>
+      </w:r>
+      <w:r>
+        <w:t xml:space="preserve">“</w:t>
+      </w:r>
+      <w:r>
+        <w:t xml:space="preserve">理论需求</w:t>
+      </w:r>
+      <w:r>
+        <w:t xml:space="preserve">”</w:t>
+      </w:r>
+      <w:r>
+        <w:t xml:space="preserve">放在同一框架下考察，并进一步给出优化调配方案。因此，问题的关键不只是判断资源多或少，而是判断资源是否投向了更需要、也更能产生边际健康收益的地区。</w:t>
+      </w:r>
+    </w:p>
+    <w:p>
+      <w:pPr>
+        <w:pStyle w:val="3"/>
+      </w:pPr>
+      <w:r>
+        <w:t xml:space="preserve">从赛题要求看，问题三可以概括为三条主线。第一条主线是缺口识别，即测算各国实际卫生资源配置水平与疾病负担导向理论需求之间的差距，并在地图上分级标注。第二条主线是类型评估，即通过投入—产出矩阵区分高投入高产出、高投入低产出、低投入高产出和低投入低产出四类地区，并进一步考察健康结果是否在不同人群间公平分布。第三条主线是优化模拟，即设定效率优先或公平优先目标，模拟资源在全球国家间和一国内部的再分配路径，进而为不同类型地区提出政策建议。</w:t>
+      </w:r>
+    </w:p>
+    <w:p>
+      <w:pPr>
+        <w:pStyle w:val="3"/>
+      </w:pPr>
+      <w:r>
+        <w:t xml:space="preserve">该问题的难点主要有三点。首先，多源数据口径不同，必须在国家名称、年份和指标单位上统一处理。其次，卫生资源的</w:t>
+      </w:r>
+      <w:r>
+        <w:t xml:space="preserve">“</w:t>
+      </w:r>
+      <w:r>
+        <w:t xml:space="preserve">需求</w:t>
+      </w:r>
+      <w:r>
+        <w:t xml:space="preserve">”</w:t>
+      </w:r>
+      <w:r>
+        <w:t xml:space="preserve">并不等于人口规模，还与传染性疾病占比、婴儿死亡率、5岁以下死亡率和预期寿命等疾病负担指标相关。再次，优化目标具有张力：总健康产出最大化可能倾向于边际收益最高地区，而健康不平等最小化则更强调最弱地区的底线改善。因此，本文采用分层建模方式，将识别、分类、优化和建议依次展开。</w:t>
       </w:r>
     </w:p>
     <w:bookmarkEnd w:id="21"/>
@@ -449,19 +515,75 @@
         <w:pStyle w:val="3"/>
       </w:pPr>
       <w:r>
-        <w:t xml:space="preserve">本文采用</w:t>
+        <w:t xml:space="preserve">本文借鉴往年获奖作品中</w:t>
       </w:r>
       <w:r>
         <w:t xml:space="preserve">“</w:t>
       </w:r>
       <w:r>
-        <w:t xml:space="preserve">指标构建-缺口识别-类型划分-公平评估-优化模拟-政策建议</w:t>
+        <w:t xml:space="preserve">公共背景—专题章节—结论建议</w:t>
       </w:r>
       <w:r>
         <w:t xml:space="preserve">”</w:t>
       </w:r>
       <w:r>
-        <w:t xml:space="preserve">的六步研究思路。首先，从多源数据中提取医生密度、床位密度、卫生支出占 GDP 比重、人均卫生支出、传染性疾病死亡占比、预期寿命、婴儿死亡率和 5 岁以下死亡率等一级指标，并合成为投入指数、产出指数和需求指数。其次，利用资源缺口指标识别实际供给与理论需求的偏离程度，并在 2023 年截面上完成全球分级展示。再次，以投入指数和产出指数的双中位数阈值建立四象限分类，从效率视角标记不同国家与省份。随后，以寿命 Gini、Theil 和 sigma 收敛等指标刻画健康公平性长期变化。最后，针对效率优先与公平优先两种目标分别建立约束优化模型，并结合类型标签提出面向 Q3、Q2 和 Q4 地区的差异化政策建议。</w:t>
+        <w:t xml:space="preserve">的叙事方式，将问题三设计为一条从现状识别到政策闭环的分析路径。首先，以多源健康数据构建投入指数、产出指数和需求指数，形成刻画卫生系统供需关系的核心变量。其次，以资源缺口和四象限矩阵作为两类诊断工具，分别回答</w:t>
+      </w:r>
+      <w:r>
+        <w:t xml:space="preserve">“</w:t>
+      </w:r>
+      <w:r>
+        <w:t xml:space="preserve">哪里资源不足</w:t>
+      </w:r>
+      <w:r>
+        <w:t xml:space="preserve">”</w:t>
+      </w:r>
+      <w:r>
+        <w:t xml:space="preserve">和</w:t>
+      </w:r>
+      <w:r>
+        <w:t xml:space="preserve">“</w:t>
+      </w:r>
+      <w:r>
+        <w:t xml:space="preserve">哪里资源使用效率偏低</w:t>
+      </w:r>
+      <w:r>
+        <w:t xml:space="preserve">”</w:t>
+      </w:r>
+      <w:r>
+        <w:t xml:space="preserve">。再次，将公平性指标纳入评估体系，避免只关注平均健康产出而忽视国家间和地区间差异。最后，在优化模型中分别模拟效率优先和公平优先两种目标，让模型输出回到政策解释层面，形成</w:t>
+      </w:r>
+      <w:r>
+        <w:t xml:space="preserve">“</w:t>
+      </w:r>
+      <w:r>
+        <w:t xml:space="preserve">测度—分类—调配—治理</w:t>
+      </w:r>
+      <w:r>
+        <w:t xml:space="preserve">”</w:t>
+      </w:r>
+      <w:r>
+        <w:t xml:space="preserve">的闭环。</w:t>
+      </w:r>
+    </w:p>
+    <w:p>
+      <w:pPr>
+        <w:pStyle w:val="3"/>
+      </w:pPr>
+      <w:r>
+        <w:t xml:space="preserve">在合作文档结构中，前三章为公共章节，第4章和第5章分别由其他成员完成问题一和问题二。本文负责的问题三对应整篇文档第6章，因此后续专题内容统一放在</w:t>
+      </w:r>
+      <w:r>
+        <w:t xml:space="preserve">“</w:t>
+      </w:r>
+      <w:r>
+        <w:t xml:space="preserve">6卫生资源配置的缺口识别、类型评估与优化调配</w:t>
+      </w:r>
+      <w:r>
+        <w:t xml:space="preserve">”</w:t>
+      </w:r>
+      <w:r>
+        <w:t xml:space="preserve">之下，并按6.1、6.2、6.3、6.4组织。这样既保留公共背景和数据处理，又避免占用其他成员负责的第4章、第5章。</w:t>
       </w:r>
     </w:p>
     <w:bookmarkEnd w:id="22"/>
@@ -484,7 +606,7 @@
           <wp:inline>
             <wp:extent cx="5270500" cy="2744834"/>
             <wp:effectExtent b="0" l="0" r="0" t="0"/>
-            <wp:docPr descr="图3-0 问题三技术路线图" title="" id="1" name="Picture"/>
+            <wp:docPr descr="图3-0问题三技术路线图" title="" id="1" name="Picture"/>
             <a:graphic>
               <a:graphicData uri="http://schemas.openxmlformats.org/drawingml/2006/picture">
                 <pic:pic>
@@ -524,24 +646,23 @@
     </w:p>
     <w:p>
       <w:pPr>
-        <w:pStyle w:val="12"/>
-        <w:jc w:val="center"/>
-      </w:pPr>
-      <w:r>
-        <w:t xml:space="preserve">图3-0 问题三技术路线图</w:t>
-      </w:r>
-    </w:p>
-    <w:p>
-      <w:pPr>
-        <w:pStyle w:val="3"/>
-      </w:pPr>
-      <w:r>
-        <w:t xml:space="preserve">图3-0展示了问题三的整体技术流程：先对全球与中国省级原始数据完成清洗、插补和指标统一，再通过标准化与加权合成构造投入、产出和需求三类综合指数；随后分别完成资源缺口识别、四象限分类、公平性评估与分组生产函数拟合；最终在预算约束下输出全球与中国省级再分配方案，并据此形成差异化政策建议。</w:t>
+        <w:pStyle w:val="3"/>
+      </w:pPr>
+      <w:r>
+        <w:t xml:space="preserve">图3-0问题三技术路线图</w:t>
+      </w:r>
+    </w:p>
+    <w:p>
+      <w:pPr>
+        <w:pStyle w:val="3"/>
+      </w:pPr>
+      <w:r>
+        <w:t xml:space="preserve">图3-0展示了本文的整体技术路线。数据层面，本文从全球健康、疾病负担、社会经济和中国省级卫生数据中提取一级指标；指标层面，通过标准化和加权合成得到投入指数、产出指数和需求指数；分析层面，依次完成资源缺口识别、四象限分类、公平性检验和分象限生产函数拟合；优化层面，分别输出全球国家间和中国省级内部的再分配方案；建议层面，结合Q2、Q3和Q4三类地区特征形成差异化治理路径。</w:t>
       </w:r>
     </w:p>
     <w:bookmarkEnd w:id="24"/>
     <w:bookmarkEnd w:id="25"/>
-    <w:bookmarkStart w:id="28" w:name="数据集与预处理"/>
+    <w:bookmarkStart w:id="38" w:name="数据集与预处理"/>
     <w:p>
       <w:pPr>
         <w:pStyle w:val="2"/>
@@ -561,11 +682,10 @@
     </w:p>
     <w:p>
       <w:pPr>
-        <w:pStyle w:val="12"/>
-        <w:jc w:val="center"/>
-      </w:pPr>
-      <w:r>
-        <w:t xml:space="preserve">表3-1 问题三数据来源与类型</w:t>
+        <w:pStyle w:val="3"/>
+      </w:pPr>
+      <w:r>
+        <w:t xml:space="preserve">表3-1问题三数据来源与类型</w:t>
       </w:r>
     </w:p>
     <w:tbl>
@@ -577,17 +697,15 @@
         <w:tblLook w:firstColumn="1" w:firstRow="1" w:lastColumn="0" w:lastRow="0" w:noHBand="0" w:noVBand="1" w:val="04A0"/>
       </w:tblPr>
       <w:tblGrid>
-        <w:gridCol w:w="1384"/>
-        <w:gridCol w:w="1384"/>
-        <w:gridCol w:w="1384"/>
-        <w:gridCol w:w="1384"/>
-        <w:gridCol w:w="1384"/>
-        <w:gridCol w:w="1384"/>
+        <w:gridCol w:w="2076"/>
+        <w:gridCol w:w="2076"/>
+        <w:gridCol w:w="2076"/>
+        <w:gridCol w:w="2076"/>
       </w:tblGrid>
       <w:tr>
         <w:tc>
           <w:tcPr>
-            <w:tcW w:type="dxa" w:w="567"/>
+            <w:tcW w:type="dxa" w:w="1247"/>
           </w:tcPr>
           <w:p>
             <w:pPr>
@@ -598,13 +716,13 @@
                 <w:b/>
                 <w:sz w:val="18"/>
               </w:rPr>
-              <w:t>编号</w:t>
+              <w:t>数据类型</w:t>
             </w:r>
           </w:p>
         </w:tc>
         <w:tc>
           <w:tcPr>
-            <w:tcW w:type="dxa" w:w="1474"/>
+            <w:tcW w:type="dxa" w:w="1701"/>
           </w:tcPr>
           <w:p>
             <w:pPr>
@@ -615,47 +733,13 @@
                 <w:b/>
                 <w:sz w:val="18"/>
               </w:rPr>
-              <w:t>数据集</w:t>
+              <w:t>数据来源</w:t>
             </w:r>
           </w:p>
         </w:tc>
         <w:tc>
           <w:tcPr>
-            <w:tcW w:type="dxa" w:w="1077"/>
-          </w:tcPr>
-          <w:p>
-            <w:pPr>
-              <w:jc w:val="center"/>
-            </w:pPr>
-            <w:r>
-              <w:rPr>
-                <w:b/>
-                <w:sz w:val="18"/>
-              </w:rPr>
-              <w:t>来源</w:t>
-            </w:r>
-          </w:p>
-        </w:tc>
-        <w:tc>
-          <w:tcPr>
-            <w:tcW w:type="dxa" w:w="1020"/>
-          </w:tcPr>
-          <w:p>
-            <w:pPr>
-              <w:jc w:val="center"/>
-            </w:pPr>
-            <w:r>
-              <w:rPr>
-                <w:b/>
-                <w:sz w:val="18"/>
-              </w:rPr>
-              <w:t>类型</w:t>
-            </w:r>
-          </w:p>
-        </w:tc>
-        <w:tc>
-          <w:tcPr>
-            <w:tcW w:type="dxa" w:w="2211"/>
+            <w:tcW w:type="dxa" w:w="2494"/>
           </w:tcPr>
           <w:p>
             <w:pPr>
@@ -672,7 +756,7 @@
         </w:tc>
         <w:tc>
           <w:tcPr>
-            <w:tcW w:type="dxa" w:w="1474"/>
+            <w:tcW w:type="dxa" w:w="2494"/>
           </w:tcPr>
           <w:p>
             <w:pPr>
@@ -683,7 +767,7 @@
                 <w:b/>
                 <w:sz w:val="18"/>
               </w:rPr>
-              <w:t>规模</w:t>
+              <w:t>用途与规模</w:t>
             </w:r>
           </w:p>
         </w:tc>
@@ -691,7 +775,7 @@
       <w:tr>
         <w:tc>
           <w:tcPr>
-            <w:tcW w:type="dxa" w:w="567"/>
+            <w:tcW w:type="dxa" w:w="1247"/>
           </w:tcPr>
           <w:p>
             <w:pPr>
@@ -701,13 +785,13 @@
               <w:rPr>
                 <w:sz w:val="18"/>
               </w:rPr>
-              <w:t>01</w:t>
+              <w:t>疾病死亡</w:t>
             </w:r>
           </w:p>
         </w:tc>
         <w:tc>
           <w:tcPr>
-            <w:tcW w:type="dxa" w:w="1474"/>
+            <w:tcW w:type="dxa" w:w="1701"/>
           </w:tcPr>
           <w:p>
             <w:pPr>
@@ -717,13 +801,13 @@
               <w:rPr>
                 <w:sz w:val="18"/>
               </w:rPr>
-              <w:t>全球核心疾病与死亡估算</w:t>
+              <w:t>IHMEGBD</w:t>
             </w:r>
           </w:p>
         </w:tc>
         <w:tc>
           <w:tcPr>
-            <w:tcW w:type="dxa" w:w="1077"/>
+            <w:tcW w:type="dxa" w:w="2494"/>
           </w:tcPr>
           <w:p>
             <w:pPr>
@@ -733,13 +817,13 @@
               <w:rPr>
                 <w:sz w:val="18"/>
               </w:rPr>
-              <w:t>IHME GBD</w:t>
+              <w:t>死因、死亡人数、上下界</w:t>
             </w:r>
           </w:p>
         </w:tc>
         <w:tc>
           <w:tcPr>
-            <w:tcW w:type="dxa" w:w="1020"/>
+            <w:tcW w:type="dxa" w:w="2494"/>
           </w:tcPr>
           <w:p>
             <w:pPr>
@@ -749,13 +833,15 @@
               <w:rPr>
                 <w:sz w:val="18"/>
               </w:rPr>
-              <w:t>结构化 CSV</w:t>
+              <w:t>构造疾病负担与传染病占比；2000—2023年</w:t>
             </w:r>
           </w:p>
         </w:tc>
+      </w:tr>
+      <w:tr>
         <w:tc>
           <w:tcPr>
-            <w:tcW w:type="dxa" w:w="2211"/>
+            <w:tcW w:type="dxa" w:w="1247"/>
           </w:tcPr>
           <w:p>
             <w:pPr>
@@ -765,13 +851,13 @@
               <w:rPr>
                 <w:sz w:val="18"/>
               </w:rPr>
-              <w:t>地理位置、年份、死因、死亡人数及上下界</w:t>
+              <w:t>风险因素</w:t>
             </w:r>
           </w:p>
         </w:tc>
         <w:tc>
           <w:tcPr>
-            <w:tcW w:type="dxa" w:w="1474"/>
+            <w:tcW w:type="dxa" w:w="1701"/>
           </w:tcPr>
           <w:p>
             <w:pPr>
@@ -781,15 +867,13 @@
               <w:rPr>
                 <w:sz w:val="18"/>
               </w:rPr>
-              <w:t>22 类死因，2000-2023 年</w:t>
+              <w:t>IHMEGBD</w:t>
             </w:r>
           </w:p>
         </w:tc>
-      </w:tr>
-      <w:tr>
         <w:tc>
           <w:tcPr>
-            <w:tcW w:type="dxa" w:w="567"/>
+            <w:tcW w:type="dxa" w:w="2494"/>
           </w:tcPr>
           <w:p>
             <w:pPr>
@@ -799,13 +883,13 @@
               <w:rPr>
                 <w:sz w:val="18"/>
               </w:rPr>
-              <w:t>02</w:t>
+              <w:t>风险因素、归因死亡</w:t>
             </w:r>
           </w:p>
         </w:tc>
         <w:tc>
           <w:tcPr>
-            <w:tcW w:type="dxa" w:w="1474"/>
+            <w:tcW w:type="dxa" w:w="2494"/>
           </w:tcPr>
           <w:p>
             <w:pPr>
@@ -815,13 +899,15 @@
               <w:rPr>
                 <w:sz w:val="18"/>
               </w:rPr>
-              <w:t>全球健康风险因素</w:t>
+              <w:t>辅助解释健康风险；2000—2023年</w:t>
             </w:r>
           </w:p>
         </w:tc>
+      </w:tr>
+      <w:tr>
         <w:tc>
           <w:tcPr>
-            <w:tcW w:type="dxa" w:w="1077"/>
+            <w:tcW w:type="dxa" w:w="1247"/>
           </w:tcPr>
           <w:p>
             <w:pPr>
@@ -831,13 +917,13 @@
               <w:rPr>
                 <w:sz w:val="18"/>
               </w:rPr>
-              <w:t>IHME GBD</w:t>
+              <w:t>全球卫生人口</w:t>
             </w:r>
           </w:p>
         </w:tc>
         <w:tc>
           <w:tcPr>
-            <w:tcW w:type="dxa" w:w="1020"/>
+            <w:tcW w:type="dxa" w:w="1701"/>
           </w:tcPr>
           <w:p>
             <w:pPr>
@@ -847,13 +933,13 @@
               <w:rPr>
                 <w:sz w:val="18"/>
               </w:rPr>
-              <w:t>结构化 CSV</w:t>
+              <w:t>WorldBankHNP/WDI</w:t>
             </w:r>
           </w:p>
         </w:tc>
         <w:tc>
           <w:tcPr>
-            <w:tcW w:type="dxa" w:w="2211"/>
+            <w:tcW w:type="dxa" w:w="2494"/>
           </w:tcPr>
           <w:p>
             <w:pPr>
@@ -863,13 +949,13 @@
               <w:rPr>
                 <w:sz w:val="18"/>
               </w:rPr>
-              <w:t>地理位置、年份、风险因素、死亡人数</w:t>
+              <w:t>Phys、Beds、LE、IMR、U5MR、HExpPC</w:t>
             </w:r>
           </w:p>
         </w:tc>
         <w:tc>
           <w:tcPr>
-            <w:tcW w:type="dxa" w:w="1474"/>
+            <w:tcW w:type="dxa" w:w="2494"/>
           </w:tcPr>
           <w:p>
             <w:pPr>
@@ -879,7 +965,7 @@
               <w:rPr>
                 <w:sz w:val="18"/>
               </w:rPr>
-              <w:t>20 类风险，2000-2023 年</w:t>
+              <w:t>构造国家投入、产出和需求指数</w:t>
             </w:r>
           </w:p>
         </w:tc>
@@ -887,7 +973,7 @@
       <w:tr>
         <w:tc>
           <w:tcPr>
-            <w:tcW w:type="dxa" w:w="567"/>
+            <w:tcW w:type="dxa" w:w="1247"/>
           </w:tcPr>
           <w:p>
             <w:pPr>
@@ -897,13 +983,13 @@
               <w:rPr>
                 <w:sz w:val="18"/>
               </w:rPr>
-              <w:t>03</w:t>
+              <w:t>国家分组</w:t>
             </w:r>
           </w:p>
         </w:tc>
         <w:tc>
           <w:tcPr>
-            <w:tcW w:type="dxa" w:w="1474"/>
+            <w:tcW w:type="dxa" w:w="1701"/>
           </w:tcPr>
           <w:p>
             <w:pPr>
@@ -913,13 +999,13 @@
               <w:rPr>
                 <w:sz w:val="18"/>
               </w:rPr>
-              <w:t>全球健康营养与人口统计</w:t>
+              <w:t>WDICountry</w:t>
             </w:r>
           </w:p>
         </w:tc>
         <w:tc>
           <w:tcPr>
-            <w:tcW w:type="dxa" w:w="1077"/>
+            <w:tcW w:type="dxa" w:w="2494"/>
           </w:tcPr>
           <w:p>
             <w:pPr>
@@ -929,13 +1015,13 @@
               <w:rPr>
                 <w:sz w:val="18"/>
               </w:rPr>
-              <w:t>World Bank HNP</w:t>
+              <w:t>IncomeGroup、地区信息</w:t>
             </w:r>
           </w:p>
         </w:tc>
         <w:tc>
           <w:tcPr>
-            <w:tcW w:type="dxa" w:w="1020"/>
+            <w:tcW w:type="dxa" w:w="2494"/>
           </w:tcPr>
           <w:p>
             <w:pPr>
@@ -945,13 +1031,15 @@
               <w:rPr>
                 <w:sz w:val="18"/>
               </w:rPr>
-              <w:t>结构化 CSV</w:t>
+              <w:t>用于收入组和WHO地区分组</w:t>
             </w:r>
           </w:p>
         </w:tc>
+      </w:tr>
+      <w:tr>
         <w:tc>
           <w:tcPr>
-            <w:tcW w:type="dxa" w:w="2211"/>
+            <w:tcW w:type="dxa" w:w="1247"/>
           </w:tcPr>
           <w:p>
             <w:pPr>
@@ -961,161 +1049,13 @@
               <w:rPr>
                 <w:sz w:val="18"/>
               </w:rPr>
-              <w:t>SP/SH/SN/SE/SL 指标，含 LE、IMR、U5MR</w:t>
+              <w:t>中国省级</w:t>
             </w:r>
           </w:p>
         </w:tc>
         <w:tc>
           <w:tcPr>
-            <w:tcW w:type="dxa" w:w="1474"/>
-          </w:tcPr>
-          <w:p>
-            <w:pPr>
-              <w:jc w:val="left"/>
-            </w:pPr>
-            <w:r>
-              <w:rPr>
-                <w:sz w:val="18"/>
-              </w:rPr>
-              <w:t>2.5 GB，多国多年</w:t>
-            </w:r>
-          </w:p>
-        </w:tc>
-      </w:tr>
-      <w:tr>
-        <w:tc>
-          <w:tcPr>
-            <w:tcW w:type="dxa" w:w="567"/>
-          </w:tcPr>
-          <w:p>
-            <w:pPr>
-              <w:jc w:val="left"/>
-            </w:pPr>
-            <w:r>
-              <w:rPr>
-                <w:sz w:val="18"/>
-              </w:rPr>
-              <w:t>04</w:t>
-            </w:r>
-          </w:p>
-        </w:tc>
-        <w:tc>
-          <w:tcPr>
-            <w:tcW w:type="dxa" w:w="1474"/>
-          </w:tcPr>
-          <w:p>
-            <w:pPr>
-              <w:jc w:val="left"/>
-            </w:pPr>
-            <w:r>
-              <w:rPr>
-                <w:sz w:val="18"/>
-              </w:rPr>
-              <w:t>社会经济指标</w:t>
-            </w:r>
-          </w:p>
-        </w:tc>
-        <w:tc>
-          <w:tcPr>
-            <w:tcW w:type="dxa" w:w="1077"/>
-          </w:tcPr>
-          <w:p>
-            <w:pPr>
-              <w:jc w:val="left"/>
-            </w:pPr>
-            <w:r>
-              <w:rPr>
-                <w:sz w:val="18"/>
-              </w:rPr>
-              <w:t>World Bank WDI</w:t>
-            </w:r>
-          </w:p>
-        </w:tc>
-        <w:tc>
-          <w:tcPr>
-            <w:tcW w:type="dxa" w:w="1020"/>
-          </w:tcPr>
-          <w:p>
-            <w:pPr>
-              <w:jc w:val="left"/>
-            </w:pPr>
-            <w:r>
-              <w:rPr>
-                <w:sz w:val="18"/>
-              </w:rPr>
-              <w:t>结构化 CSV</w:t>
-            </w:r>
-          </w:p>
-        </w:tc>
-        <w:tc>
-          <w:tcPr>
-            <w:tcW w:type="dxa" w:w="2211"/>
-          </w:tcPr>
-          <w:p>
-            <w:pPr>
-              <w:jc w:val="left"/>
-            </w:pPr>
-            <w:r>
-              <w:rPr>
-                <w:sz w:val="18"/>
-              </w:rPr>
-              <w:t>WDICSV、WDICountry、WDISeries 等</w:t>
-            </w:r>
-          </w:p>
-        </w:tc>
-        <w:tc>
-          <w:tcPr>
-            <w:tcW w:type="dxa" w:w="1474"/>
-          </w:tcPr>
-          <w:p>
-            <w:pPr>
-              <w:jc w:val="left"/>
-            </w:pPr>
-            <w:r>
-              <w:rPr>
-                <w:sz w:val="18"/>
-              </w:rPr>
-              <w:t>1960-2024 年</w:t>
-            </w:r>
-          </w:p>
-        </w:tc>
-      </w:tr>
-      <w:tr>
-        <w:tc>
-          <w:tcPr>
-            <w:tcW w:type="dxa" w:w="567"/>
-          </w:tcPr>
-          <w:p>
-            <w:pPr>
-              <w:jc w:val="left"/>
-            </w:pPr>
-            <w:r>
-              <w:rPr>
-                <w:sz w:val="18"/>
-              </w:rPr>
-              <w:t>05</w:t>
-            </w:r>
-          </w:p>
-        </w:tc>
-        <w:tc>
-          <w:tcPr>
-            <w:tcW w:type="dxa" w:w="1474"/>
-          </w:tcPr>
-          <w:p>
-            <w:pPr>
-              <w:jc w:val="left"/>
-            </w:pPr>
-            <w:r>
-              <w:rPr>
-                <w:sz w:val="18"/>
-              </w:rPr>
-              <w:t>中国省级卫生数据</w:t>
-            </w:r>
-          </w:p>
-        </w:tc>
-        <w:tc>
-          <w:tcPr>
-            <w:tcW w:type="dxa" w:w="1077"/>
+            <w:tcW w:type="dxa" w:w="1701"/>
           </w:tcPr>
           <w:p>
             <w:pPr>
@@ -1131,7 +1071,7 @@
         </w:tc>
         <w:tc>
           <w:tcPr>
-            <w:tcW w:type="dxa" w:w="1020"/>
+            <w:tcW w:type="dxa" w:w="2494"/>
           </w:tcPr>
           <w:p>
             <w:pPr>
@@ -1141,13 +1081,13 @@
               <w:rPr>
                 <w:sz w:val="18"/>
               </w:rPr>
-              <w:t>结构化 CSV</w:t>
+              <w:t>卫生人员、机构、寿命、出生率</w:t>
             </w:r>
           </w:p>
         </w:tc>
         <w:tc>
           <w:tcPr>
-            <w:tcW w:type="dxa" w:w="2211"/>
+            <w:tcW w:type="dxa" w:w="2494"/>
           </w:tcPr>
           <w:p>
             <w:pPr>
@@ -1157,23 +1097,7 @@
               <w:rPr>
                 <w:sz w:val="18"/>
               </w:rPr>
-              <w:t>卫生人员、医疗机构、寿命、出生率</w:t>
-            </w:r>
-          </w:p>
-        </w:tc>
-        <w:tc>
-          <w:tcPr>
-            <w:tcW w:type="dxa" w:w="1474"/>
-          </w:tcPr>
-          <w:p>
-            <w:pPr>
-              <w:jc w:val="left"/>
-            </w:pPr>
-            <w:r>
-              <w:rPr>
-                <w:sz w:val="18"/>
-              </w:rPr>
-              <w:t>31 省 x 20 年</w:t>
+              <w:t>31省×20年，用于省级再分配</w:t>
             </w:r>
           </w:p>
         </w:tc>
@@ -1184,11 +1108,11 @@
         <w:pStyle w:val="3"/>
       </w:pPr>
       <w:r>
-        <w:t xml:space="preserve">问题三共使用五类结构化数据。IHME GBD 数据为疾病负担和风险因素分析提供死亡与归因基础；世界银行 HNP 与 WDI 数据用于提取各国卫生投入、寿命和死亡率指标，并借助 WDICountry.csv 中的 Income Group 字段补充收入层级信息；国家统计局数据则支撑中国省级子样本的时序演化和再分配分析。多源数据在国家名称、年份范围和指标覆盖上存在差异，因此在建模前统一进行了字段标准化、国家映射和缺失回补处理。</w:t>
+        <w:t xml:space="preserve">本文使用的数据可以分为全球国家数据和中国省级数据两类。全球层面，IHMEGBD数据提供疾病死亡和风险因素信息，WorldBankHNP与WDI提供卫生投入、人口健康和收入分组信息；中国层面，国家统计局数据提供31个省级行政区2005—2024年的卫生人员、医疗机构、出生率、死亡率和预期寿命等指标。多源数据共同支撑全球—中国两级分析，使模型既能识别国际差异，也能落到一国内部资源再配置场景。</w:t>
       </w:r>
     </w:p>
     <w:bookmarkEnd w:id="26"/>
-    <w:bookmarkStart w:id="27" w:name="数据预处理流程"/>
+    <w:bookmarkStart w:id="37" w:name="数据预处理流程"/>
     <w:p>
       <w:pPr>
         <w:pStyle w:val="4"/>
@@ -1199,11 +1123,10 @@
     </w:p>
     <w:p>
       <w:pPr>
-        <w:pStyle w:val="12"/>
-        <w:jc w:val="center"/>
-      </w:pPr>
-      <w:r>
-        <w:t xml:space="preserve">表3-2 一级指标提取与定义</w:t>
+        <w:pStyle w:val="3"/>
+      </w:pPr>
+      <w:r>
+        <w:t xml:space="preserve">表3-2一级指标提取与定义</w:t>
       </w:r>
     </w:p>
     <w:tbl>
@@ -1351,7 +1274,7 @@
               <w:rPr>
                 <w:sz w:val="20"/>
               </w:rPr>
-              <w:t>每千人医生数，03 优先，缺失回退 04</w:t>
+              <w:t>每千人医生数，03优先，缺失回退04</w:t>
             </w:r>
           </w:p>
         </w:tc>
@@ -1417,7 +1340,7 @@
               <w:rPr>
                 <w:sz w:val="20"/>
               </w:rPr>
-              <w:t>每千人床位数，03 优先，缺失回退 04</w:t>
+              <w:t>每千人床位数，03优先，缺失回退04</w:t>
             </w:r>
           </w:p>
         </w:tc>
@@ -1435,7 +1358,7 @@
               <w:rPr>
                 <w:sz w:val="20"/>
               </w:rPr>
-              <w:t>卫生支出占 GDP</w:t>
+              <w:t>卫生支出占GDP</w:t>
             </w:r>
           </w:p>
         </w:tc>
@@ -1599,7 +1522,7 @@
               <w:rPr>
                 <w:sz w:val="20"/>
               </w:rPr>
-              <w:t>数据集 01 聚合</w:t>
+              <w:t>数据集01聚合</w:t>
             </w:r>
           </w:p>
         </w:tc>
@@ -1699,7 +1622,7 @@
               <w:rPr>
                 <w:sz w:val="20"/>
               </w:rPr>
-              <w:t>5 岁以下死亡率</w:t>
+              <w:t>5岁以下死亡率</w:t>
             </w:r>
           </w:p>
         </w:tc>
@@ -1824,27 +1747,27 @@
         <w:pStyle w:val="3"/>
       </w:pPr>
       <w:r>
-        <w:t xml:space="preserve">预处理环节首先对国家名称和年份字段进行统一编码，并在 03 与 04 两类世界银行数据中执行</w:t>
+        <w:t xml:space="preserve">预处理首先统一国家名称、年份字段和指标单位。对于世界银行HNP和WDI中重复出现的指标，本文采用</w:t>
       </w:r>
       <w:r>
         <w:t xml:space="preserve">“</w:t>
       </w:r>
       <w:r>
-        <w:t xml:space="preserve">03 优先、04 回退</w:t>
+        <w:t xml:space="preserve">03优先、04回退</w:t>
       </w:r>
       <w:r>
         <w:t xml:space="preserve">”</w:t>
       </w:r>
       <w:r>
-        <w:t xml:space="preserve">的缺失填补规则。随后，针对 01 数据集聚合计算各国传染病死亡占比 CommSh，再将所有一级指标在统一国家-年份面板上拼接。对于中国省级部分，则结合卫生人员、机构数、预期寿命和婴儿死亡率形成省级卫生投入与产出子样本。</w:t>
-      </w:r>
-    </w:p>
-    <w:p>
-      <w:pPr>
-        <w:pStyle w:val="3"/>
-      </w:pPr>
-      <w:r>
-        <w:t xml:space="preserve">综合指数的合成采用 z-score 标准化后等权加权：</w:t>
+        <w:t xml:space="preserve">的规则：若HNP中有有效值，则优先使用HNP；若缺失，则用WDI补齐。随后，本文从GBD死亡数据中聚合传染性疾病死亡占比，并将其作为理论需求指数的重要组成部分。中国省级部分则以31个省级行政区为横截面单位，结合最新年份人均卫生支出、预期寿命和婴儿死亡率构造省级投入—产出样本。</w:t>
+      </w:r>
+    </w:p>
+    <w:p>
+      <w:pPr>
+        <w:pStyle w:val="3"/>
+      </w:pPr>
+      <w:r>
+        <w:t xml:space="preserve">在指标合成上，本文将一级指标转化为三类二级指数。投入指数反映实际资源供给，产出指数反映健康结果，需求指数反映由疾病负担决定的理论资源需求：</w:t>
       </w:r>
     </w:p>
     <w:p>
@@ -1857,22 +1780,35 @@
           <m:jc m:val="center"/>
         </m:oMathParaPr>
         <m:oMath>
-          <m:sSup>
+          <m:sSubSup>
             <m:e>
               <m:r>
                 <m:t>I</m:t>
               </m:r>
             </m:e>
+            <m:sub>
+              <m:r>
+                <m:t>i</m:t>
+              </m:r>
+            </m:sub>
             <m:sup>
               <m:r>
-                <m:rPr>
-                  <m:nor/>
-                  <m:sty m:val="p"/>
-                </m:rPr>
-                <m:t>input</m:t>
+                <m:t>i</m:t>
+              </m:r>
+              <m:r>
+                <m:t>n</m:t>
+              </m:r>
+              <m:r>
+                <m:t>p</m:t>
+              </m:r>
+              <m:r>
+                <m:t>u</m:t>
+              </m:r>
+              <m:r>
+                <m:t>t</m:t>
               </m:r>
             </m:sup>
-          </m:sSup>
+          </m:sSubSup>
           <m:r>
             <m:rPr>
               <m:sty m:val="p"/>
@@ -1911,12 +1847,26 @@
                 <m:t>(</m:t>
               </m:r>
               <m:r>
-                <m:rPr>
-                  <m:nor/>
-                  <m:sty m:val="p"/>
-                </m:rPr>
-                <m:t>Phys</m:t>
-              </m:r>
+                <m:t>P</m:t>
+              </m:r>
+              <m:r>
+                <m:t>h</m:t>
+              </m:r>
+              <m:r>
+                <m:t>y</m:t>
+              </m:r>
+              <m:sSub>
+                <m:e>
+                  <m:r>
+                    <m:t>s</m:t>
+                  </m:r>
+                </m:e>
+                <m:sub>
+                  <m:r>
+                    <m:t>i</m:t>
+                  </m:r>
+                </m:sub>
+              </m:sSub>
               <m:r>
                 <m:rPr>
                   <m:sty m:val="p"/>
@@ -1939,12 +1889,26 @@
                 <m:t>(</m:t>
               </m:r>
               <m:r>
-                <m:rPr>
-                  <m:nor/>
-                  <m:sty m:val="p"/>
-                </m:rPr>
-                <m:t>Beds</m:t>
-              </m:r>
+                <m:t>B</m:t>
+              </m:r>
+              <m:r>
+                <m:t>e</m:t>
+              </m:r>
+              <m:r>
+                <m:t>d</m:t>
+              </m:r>
+              <m:sSub>
+                <m:e>
+                  <m:r>
+                    <m:t>s</m:t>
+                  </m:r>
+                </m:e>
+                <m:sub>
+                  <m:r>
+                    <m:t>i</m:t>
+                  </m:r>
+                </m:sub>
+              </m:sSub>
               <m:r>
                 <m:rPr>
                   <m:sty m:val="p"/>
@@ -1967,12 +1931,26 @@
                 <m:t>(</m:t>
               </m:r>
               <m:r>
-                <m:rPr>
-                  <m:nor/>
-                  <m:sty m:val="p"/>
-                </m:rPr>
-                <m:t>HExp</m:t>
-              </m:r>
+                <m:t>H</m:t>
+              </m:r>
+              <m:r>
+                <m:t>E</m:t>
+              </m:r>
+              <m:r>
+                <m:t>x</m:t>
+              </m:r>
+              <m:sSub>
+                <m:e>
+                  <m:r>
+                    <m:t>p</m:t>
+                  </m:r>
+                </m:e>
+                <m:sub>
+                  <m:r>
+                    <m:t>i</m:t>
+                  </m:r>
+                </m:sub>
+              </m:sSub>
               <m:r>
                 <m:rPr>
                   <m:sty m:val="p"/>
@@ -1995,12 +1973,32 @@
                 <m:t>(</m:t>
               </m:r>
               <m:r>
-                <m:rPr>
-                  <m:nor/>
-                  <m:sty m:val="p"/>
-                </m:rPr>
-                <m:t>HExpPC</m:t>
-              </m:r>
+                <m:t>H</m:t>
+              </m:r>
+              <m:r>
+                <m:t>E</m:t>
+              </m:r>
+              <m:r>
+                <m:t>x</m:t>
+              </m:r>
+              <m:r>
+                <m:t>p</m:t>
+              </m:r>
+              <m:r>
+                <m:t>P</m:t>
+              </m:r>
+              <m:sSub>
+                <m:e>
+                  <m:r>
+                    <m:t>C</m:t>
+                  </m:r>
+                </m:e>
+                <m:sub>
+                  <m:r>
+                    <m:t>i</m:t>
+                  </m:r>
+                </m:sub>
+              </m:sSub>
               <m:r>
                 <m:rPr>
                   <m:sty m:val="p"/>
@@ -2022,22 +2020,38 @@
           <m:jc m:val="center"/>
         </m:oMathParaPr>
         <m:oMath>
-          <m:sSup>
+          <m:sSubSup>
             <m:e>
               <m:r>
                 <m:t>I</m:t>
               </m:r>
             </m:e>
+            <m:sub>
+              <m:r>
+                <m:t>i</m:t>
+              </m:r>
+            </m:sub>
             <m:sup>
               <m:r>
-                <m:rPr>
-                  <m:nor/>
-                  <m:sty m:val="p"/>
-                </m:rPr>
-                <m:t>output</m:t>
+                <m:t>o</m:t>
+              </m:r>
+              <m:r>
+                <m:t>u</m:t>
+              </m:r>
+              <m:r>
+                <m:t>t</m:t>
+              </m:r>
+              <m:r>
+                <m:t>p</m:t>
+              </m:r>
+              <m:r>
+                <m:t>u</m:t>
+              </m:r>
+              <m:r>
+                <m:t>t</m:t>
               </m:r>
             </m:sup>
-          </m:sSup>
+          </m:sSubSup>
           <m:r>
             <m:rPr>
               <m:sty m:val="p"/>
@@ -2076,12 +2090,20 @@
                 <m:t>(</m:t>
               </m:r>
               <m:r>
-                <m:rPr>
-                  <m:nor/>
-                  <m:sty m:val="p"/>
-                </m:rPr>
-                <m:t>LE</m:t>
-              </m:r>
+                <m:t>L</m:t>
+              </m:r>
+              <m:sSub>
+                <m:e>
+                  <m:r>
+                    <m:t>E</m:t>
+                  </m:r>
+                </m:e>
+                <m:sub>
+                  <m:r>
+                    <m:t>i</m:t>
+                  </m:r>
+                </m:sub>
+              </m:sSub>
               <m:r>
                 <m:rPr>
                   <m:sty m:val="p"/>
@@ -2116,12 +2138,23 @@
                 <m:t>(</m:t>
               </m:r>
               <m:r>
-                <m:rPr>
-                  <m:nor/>
-                  <m:sty m:val="p"/>
-                </m:rPr>
-                <m:t>IMR</m:t>
-              </m:r>
+                <m:t>I</m:t>
+              </m:r>
+              <m:r>
+                <m:t>M</m:t>
+              </m:r>
+              <m:sSub>
+                <m:e>
+                  <m:r>
+                    <m:t>R</m:t>
+                  </m:r>
+                </m:e>
+                <m:sub>
+                  <m:r>
+                    <m:t>i</m:t>
+                  </m:r>
+                </m:sub>
+              </m:sSub>
               <m:r>
                 <m:rPr>
                   <m:sty m:val="p"/>
@@ -2156,12 +2189,26 @@
                 <m:t>(</m:t>
               </m:r>
               <m:r>
-                <m:rPr>
-                  <m:nor/>
-                  <m:sty m:val="p"/>
-                </m:rPr>
-                <m:t>U5MR</m:t>
-              </m:r>
+                <m:t>U</m:t>
+              </m:r>
+              <m:r>
+                <m:t>5</m:t>
+              </m:r>
+              <m:r>
+                <m:t>M</m:t>
+              </m:r>
+              <m:sSub>
+                <m:e>
+                  <m:r>
+                    <m:t>R</m:t>
+                  </m:r>
+                </m:e>
+                <m:sub>
+                  <m:r>
+                    <m:t>i</m:t>
+                  </m:r>
+                </m:sub>
+              </m:sSub>
               <m:r>
                 <m:rPr>
                   <m:sty m:val="p"/>
@@ -2183,22 +2230,32 @@
           <m:jc m:val="center"/>
         </m:oMathParaPr>
         <m:oMath>
-          <m:sSup>
+          <m:sSubSup>
             <m:e>
               <m:r>
                 <m:t>I</m:t>
               </m:r>
             </m:e>
+            <m:sub>
+              <m:r>
+                <m:t>i</m:t>
+              </m:r>
+            </m:sub>
             <m:sup>
               <m:r>
-                <m:rPr>
-                  <m:nor/>
-                  <m:sty m:val="p"/>
-                </m:rPr>
-                <m:t>need</m:t>
+                <m:t>n</m:t>
+              </m:r>
+              <m:r>
+                <m:t>e</m:t>
+              </m:r>
+              <m:r>
+                <m:t>e</m:t>
+              </m:r>
+              <m:r>
+                <m:t>d</m:t>
               </m:r>
             </m:sup>
-          </m:sSup>
+          </m:sSubSup>
           <m:r>
             <m:rPr>
               <m:sty m:val="p"/>
@@ -2237,12 +2294,32 @@
                 <m:t>(</m:t>
               </m:r>
               <m:r>
-                <m:rPr>
-                  <m:nor/>
-                  <m:sty m:val="p"/>
-                </m:rPr>
-                <m:t>CommSh</m:t>
-              </m:r>
+                <m:t>C</m:t>
+              </m:r>
+              <m:r>
+                <m:t>o</m:t>
+              </m:r>
+              <m:r>
+                <m:t>m</m:t>
+              </m:r>
+              <m:r>
+                <m:t>m</m:t>
+              </m:r>
+              <m:r>
+                <m:t>S</m:t>
+              </m:r>
+              <m:sSub>
+                <m:e>
+                  <m:r>
+                    <m:t>h</m:t>
+                  </m:r>
+                </m:e>
+                <m:sub>
+                  <m:r>
+                    <m:t>i</m:t>
+                  </m:r>
+                </m:sub>
+              </m:sSub>
               <m:r>
                 <m:rPr>
                   <m:sty m:val="p"/>
@@ -2265,12 +2342,23 @@
                 <m:t>(</m:t>
               </m:r>
               <m:r>
-                <m:rPr>
-                  <m:nor/>
-                  <m:sty m:val="p"/>
-                </m:rPr>
-                <m:t>IMR</m:t>
-              </m:r>
+                <m:t>I</m:t>
+              </m:r>
+              <m:r>
+                <m:t>M</m:t>
+              </m:r>
+              <m:sSub>
+                <m:e>
+                  <m:r>
+                    <m:t>R</m:t>
+                  </m:r>
+                </m:e>
+                <m:sub>
+                  <m:r>
+                    <m:t>i</m:t>
+                  </m:r>
+                </m:sub>
+              </m:sSub>
               <m:r>
                 <m:rPr>
                   <m:sty m:val="p"/>
@@ -2293,12 +2381,26 @@
                 <m:t>(</m:t>
               </m:r>
               <m:r>
-                <m:rPr>
-                  <m:nor/>
-                  <m:sty m:val="p"/>
-                </m:rPr>
-                <m:t>U5MR</m:t>
-              </m:r>
+                <m:t>U</m:t>
+              </m:r>
+              <m:r>
+                <m:t>5</m:t>
+              </m:r>
+              <m:r>
+                <m:t>M</m:t>
+              </m:r>
+              <m:sSub>
+                <m:e>
+                  <m:r>
+                    <m:t>R</m:t>
+                  </m:r>
+                </m:e>
+                <m:sub>
+                  <m:r>
+                    <m:t>i</m:t>
+                  </m:r>
+                </m:sub>
+              </m:sSub>
               <m:r>
                 <m:rPr>
                   <m:sty m:val="p"/>
@@ -2333,12 +2435,20 @@
                 <m:t>(</m:t>
               </m:r>
               <m:r>
-                <m:rPr>
-                  <m:nor/>
-                  <m:sty m:val="p"/>
-                </m:rPr>
-                <m:t>LE</m:t>
-              </m:r>
+                <m:t>L</m:t>
+              </m:r>
+              <m:sSub>
+                <m:e>
+                  <m:r>
+                    <m:t>E</m:t>
+                  </m:r>
+                </m:e>
+                <m:sub>
+                  <m:r>
+                    <m:t>i</m:t>
+                  </m:r>
+                </m:sub>
+              </m:sSub>
               <m:r>
                 <m:rPr>
                   <m:sty m:val="p"/>
@@ -2356,6 +2466,32 @@
       </w:pPr>
       <w:r>
         <w:t xml:space="preserve">其中，</w:t>
+      </w:r>
+      <m:oMath>
+        <m:r>
+          <m:t>z</m:t>
+        </m:r>
+        <m:r>
+          <m:rPr>
+            <m:sty m:val="p"/>
+          </m:rPr>
+          <m:t>(</m:t>
+        </m:r>
+        <m:r>
+          <m:rPr>
+            <m:sty m:val="p"/>
+          </m:rPr>
+          <m:t>⋅</m:t>
+        </m:r>
+        <m:r>
+          <m:rPr>
+            <m:sty m:val="p"/>
+          </m:rPr>
+          <m:t>)</m:t>
+        </m:r>
+      </m:oMath>
+      <w:r>
+        <w:t xml:space="preserve">表示正向标准化，</w:t>
       </w:r>
       <m:oMath>
         <m:sSup>
@@ -2393,50 +2529,72 @@
         </m:r>
       </m:oMath>
       <w:r>
-        <w:t xml:space="preserve"> </w:t>
-      </w:r>
-      <w:r>
-        <w:t xml:space="preserve">表示逆向标准化，用于处理</w:t>
+        <w:t xml:space="preserve">表示逆向标准化。通过这一处理，医生密度、床位密度、支出水平、寿命和死亡率等不同量纲指标被转化到可比较的统一尺度上，为第6章的缺口识别和优化建模提供基础。</w:t>
+      </w:r>
+    </w:p>
+    <w:p>
+      <w:pPr>
+        <w:pStyle w:val="3"/>
+        <w:spacing w:before="240" w:after="120"/>
+        <w:jc w:val="left"/>
+      </w:pPr>
+      <w:r>
+        <w:rPr>
+          <w:b/>
+          <w:sz w:val="32"/>
+          <w:rFonts w:eastAsia="黑体"/>
+        </w:rPr>
+        <w:t xml:space="preserve">6 卫生资源配置的缺口识别、类型评估与优化调配</w:t>
+      </w:r>
+    </w:p>
+    <w:p>
+      <w:pPr>
+        <w:pStyle w:val="3"/>
+        <w:spacing w:before="120" w:after="120"/>
+        <w:jc w:val="left"/>
+      </w:pPr>
+      <w:r>
+        <w:rPr>
+          <w:b/>
+          <w:sz w:val="28"/>
+          <w:rFonts w:eastAsia="黑体"/>
+        </w:rPr>
+        <w:t xml:space="preserve">6.1 理论需求导向的卫生资源缺口识别</w:t>
+      </w:r>
+    </w:p>
+    <w:p>
+      <w:pPr>
+        <w:pStyle w:val="3"/>
+        <w:spacing w:before="120" w:after="120"/>
+        <w:jc w:val="left"/>
+      </w:pPr>
+      <w:r>
+        <w:rPr>
+          <w:b/>
+          <w:sz w:val="24"/>
+          <w:rFonts w:eastAsia="黑体"/>
+        </w:rPr>
+        <w:t xml:space="preserve">6.1.1 指数构建与缺口定义</w:t>
+      </w:r>
+    </w:p>
+    <w:p>
+      <w:pPr>
+        <w:pStyle w:val="3"/>
+      </w:pPr>
+      <w:r>
+        <w:t xml:space="preserve">问题三的第一步是判断哪些地区</w:t>
       </w:r>
       <w:r>
         <w:t xml:space="preserve">“</w:t>
       </w:r>
       <w:r>
-        <w:t xml:space="preserve">数值越大越差</w:t>
+        <w:t xml:space="preserve">资源配置不足</w:t>
       </w:r>
       <w:r>
         <w:t xml:space="preserve">”</w:t>
       </w:r>
       <w:r>
-        <w:t xml:space="preserve">的死亡率指标。上述设计使得投入、产出和需求三类指数能够在统一量纲下进行比较，为后续缺口识别与优化建模奠定基础。</w:t>
-      </w:r>
-    </w:p>
-    <w:bookmarkEnd w:id="27"/>
-    <w:bookmarkEnd w:id="28"/>
-    <w:bookmarkStart w:id="50" w:name="分析框架与方法应用"/>
-    <w:p>
-      <w:pPr>
-        <w:pStyle w:val="2"/>
-      </w:pPr>
-      <w:r>
-        <w:t xml:space="preserve">分析框架与方法应用</w:t>
-      </w:r>
-    </w:p>
-    <w:bookmarkStart w:id="31" w:name="资源缺口识别3-1"/>
-    <w:p>
-      <w:pPr>
-        <w:pStyle w:val="4"/>
-      </w:pPr>
-      <w:r>
-        <w:t xml:space="preserve">资源缺口识别（3-1）</w:t>
-      </w:r>
-    </w:p>
-    <w:p>
-      <w:pPr>
-        <w:pStyle w:val="3"/>
-      </w:pPr>
-      <w:r>
-        <w:t xml:space="preserve">本文以投入指数与需求指数之间的差值定义资源缺口：</w:t>
+        <w:t xml:space="preserve">。如果只看医生密度或人均卫生支出，低收入国家很容易被识别为资源不足，但这种判断没有充分考虑疾病负担差异。本文因此将投入指数与理论需求指数相减，构造资源缺口指标：</w:t>
       </w:r>
     </w:p>
     <w:p>
@@ -2449,14 +2607,16 @@
           <m:jc m:val="center"/>
         </m:oMathParaPr>
         <m:oMath>
+          <m:r>
+            <m:t>G</m:t>
+          </m:r>
+          <m:r>
+            <m:t>a</m:t>
+          </m:r>
           <m:sSub>
             <m:e>
               <m:r>
-                <m:rPr>
-                  <m:nor/>
-                  <m:sty m:val="p"/>
-                </m:rPr>
-                <m:t>Gap</m:t>
+                <m:t>p</m:t>
               </m:r>
             </m:e>
             <m:sub>
@@ -2484,11 +2644,19 @@
             </m:sub>
             <m:sup>
               <m:r>
-                <m:rPr>
-                  <m:nor/>
-                  <m:sty m:val="p"/>
-                </m:rPr>
-                <m:t>input</m:t>
+                <m:t>i</m:t>
+              </m:r>
+              <m:r>
+                <m:t>n</m:t>
+              </m:r>
+              <m:r>
+                <m:t>p</m:t>
+              </m:r>
+              <m:r>
+                <m:t>u</m:t>
+              </m:r>
+              <m:r>
+                <m:t>t</m:t>
               </m:r>
             </m:sup>
           </m:sSubSup>
@@ -2511,11 +2679,16 @@
             </m:sub>
             <m:sup>
               <m:r>
-                <m:rPr>
-                  <m:nor/>
-                  <m:sty m:val="p"/>
-                </m:rPr>
-                <m:t>need</m:t>
+                <m:t>n</m:t>
+              </m:r>
+              <m:r>
+                <m:t>e</m:t>
+              </m:r>
+              <m:r>
+                <m:t>e</m:t>
+              </m:r>
+              <m:r>
+                <m:t>d</m:t>
               </m:r>
             </m:sup>
           </m:sSubSup>
@@ -2527,17 +2700,19 @@
         <w:pStyle w:val="3"/>
       </w:pPr>
       <w:r>
-        <w:t xml:space="preserve">其中，</w:t>
+        <w:t xml:space="preserve">当</w:t>
       </w:r>
       <m:oMath>
+        <m:r>
+          <m:t>G</m:t>
+        </m:r>
+        <m:r>
+          <m:t>a</m:t>
+        </m:r>
         <m:sSub>
           <m:e>
             <m:r>
-              <m:rPr>
-                <m:nor/>
-                <m:sty m:val="p"/>
-              </m:rPr>
-              <m:t>Gap</m:t>
+              <m:t>p</m:t>
             </m:r>
           </m:e>
           <m:sub>
@@ -2557,13 +2732,7 @@
         </m:r>
       </m:oMath>
       <w:r>
-        <w:t xml:space="preserve"> </w:t>
-      </w:r>
-      <w:r>
-        <w:t xml:space="preserve">表示国家</w:t>
-      </w:r>
-      <w:r>
-        <w:t xml:space="preserve"> </w:t>
+        <w:t xml:space="preserve">时，说明国家</w:t>
       </w:r>
       <m:oMath>
         <m:r>
@@ -2571,34 +2740,54 @@
         </m:r>
       </m:oMath>
       <w:r>
-        <w:t xml:space="preserve"> </w:t>
-      </w:r>
-      <w:r>
-        <w:t xml:space="preserve">的实际卫生资源投入低于理论需求。为增强结果解释性，本文以 2023 年为基准截面，按资源缺口的五分位数将各国划分为 A 到 E 五个等级，对应</w:t>
-      </w:r>
-      <w:r>
-        <w:t xml:space="preserve">“</w:t>
-      </w:r>
-      <w:r>
-        <w:t xml:space="preserve">资源富余</w:t>
-      </w:r>
-      <w:r>
-        <w:t xml:space="preserve">”</w:t>
-      </w:r>
-      <w:r>
-        <w:t xml:space="preserve">到</w:t>
-      </w:r>
-      <w:r>
-        <w:t xml:space="preserve">“</w:t>
-      </w:r>
-      <w:r>
-        <w:t xml:space="preserve">严重不足</w:t>
-      </w:r>
-      <w:r>
-        <w:t xml:space="preserve">”</w:t>
-      </w:r>
-      <w:r>
-        <w:t xml:space="preserve">。</w:t>
+        <w:t xml:space="preserve">的实际投入低于由疾病负担推导出的理论需求；当</w:t>
+      </w:r>
+      <m:oMath>
+        <m:r>
+          <m:t>G</m:t>
+        </m:r>
+        <m:r>
+          <m:t>a</m:t>
+        </m:r>
+        <m:sSub>
+          <m:e>
+            <m:r>
+              <m:t>p</m:t>
+            </m:r>
+          </m:e>
+          <m:sub>
+            <m:r>
+              <m:t>i</m:t>
+            </m:r>
+          </m:sub>
+        </m:sSub>
+        <m:r>
+          <m:rPr>
+            <m:sty m:val="p"/>
+          </m:rPr>
+          <m:t>&gt;</m:t>
+        </m:r>
+        <m:r>
+          <m:t>0</m:t>
+        </m:r>
+      </m:oMath>
+      <w:r>
+        <w:t xml:space="preserve">时，说明该国在当前截面上相对富余。本文按2023年截面五分位数将各国划分为A至E五级，其中A级表示相对富余，E级表示严重不足。</w:t>
+      </w:r>
+    </w:p>
+    <w:p>
+      <w:pPr>
+        <w:pStyle w:val="3"/>
+        <w:spacing w:before="120" w:after="120"/>
+        <w:jc w:val="left"/>
+      </w:pPr>
+      <w:r>
+        <w:rPr>
+          <w:b/>
+          <w:sz w:val="24"/>
+          <w:rFonts w:eastAsia="黑体"/>
+        </w:rPr>
+        <w:t xml:space="preserve">6.1.2 全球缺口空间格局</w:t>
       </w:r>
     </w:p>
     <w:p xmlns:a="http://schemas.openxmlformats.org/drawingml/2006/main" xmlns:pic="http://schemas.openxmlformats.org/drawingml/2006/picture">
@@ -2611,7 +2800,7 @@
           <wp:inline>
             <wp:extent cx="5270500" cy="3062587"/>
             <wp:effectExtent b="0" l="0" r="0" t="0"/>
-            <wp:docPr descr="图3-1 2023年全球卫生资源缺口五级分布" title="" id="1" name="Picture"/>
+            <wp:docPr descr="图6-12023年全球卫生资源缺口五级分布" title="" id="1" name="Picture"/>
             <a:graphic>
               <a:graphicData uri="http://schemas.openxmlformats.org/drawingml/2006/picture">
                 <pic:pic>
@@ -2651,11 +2840,30 @@
     </w:p>
     <w:p>
       <w:pPr>
-        <w:pStyle w:val="12"/>
-        <w:jc w:val="center"/>
-      </w:pPr>
-      <w:r>
-        <w:t xml:space="preserve">图3-1 2023年全球卫生资源缺口五级分布</w:t>
+        <w:pStyle w:val="3"/>
+      </w:pPr>
+      <w:r>
+        <w:t xml:space="preserve">图6-12023年全球卫生资源缺口五级分布</w:t>
+      </w:r>
+    </w:p>
+    <w:p>
+      <w:pPr>
+        <w:pStyle w:val="3"/>
+      </w:pPr>
+      <w:r>
+        <w:t xml:space="preserve">图6-1表明，全球卫生资源缺口呈现明显的空间集聚。北美、西欧、大洋洲和东亚高收入经济体多处于资源富余或基本平衡状态，而撒哈拉以南非洲、部分南亚和脆弱国家集中落入D级或E级。这说明全球卫生资源不足并不是均匀扩散的</w:t>
+      </w:r>
+      <w:r>
+        <w:t xml:space="preserve">“</w:t>
+      </w:r>
+      <w:r>
+        <w:t xml:space="preserve">平均问题</w:t>
+      </w:r>
+      <w:r>
+        <w:t xml:space="preserve">”</w:t>
+      </w:r>
+      <w:r>
+        <w:t xml:space="preserve">，而是高度集中在基础卫生体系薄弱、传染病负担较重且财政能力有限的地区。</w:t>
       </w:r>
     </w:p>
     <w:p xmlns:a="http://schemas.openxmlformats.org/drawingml/2006/main" xmlns:pic="http://schemas.openxmlformats.org/drawingml/2006/picture">
@@ -2666,9 +2874,9 @@
       <w:r>
         <w:drawing>
           <wp:inline>
-            <wp:extent cx="5029200" cy="3730473"/>
+            <wp:extent cx="4937760" cy="3662646"/>
             <wp:effectExtent b="0" l="0" r="0" t="0"/>
-            <wp:docPr descr="图3-2 2023年资源缺口最严重的前15个国家" title="" id="1" name="Picture"/>
+            <wp:docPr descr="图6-22023年资源缺口最严重的前15个国家" title="" id="1" name="Picture"/>
             <a:graphic>
               <a:graphicData uri="http://schemas.openxmlformats.org/drawingml/2006/picture">
                 <pic:pic>
@@ -2687,7 +2895,7 @@
                   <pic:spPr bwMode="auto">
                     <a:xfrm>
                       <a:off x="0" y="0"/>
-                      <a:ext cx="5029200" cy="3730473"/>
+                      <a:ext cx="4937760" cy="3662646"/>
                     </a:xfrm>
                     <a:prstGeom prst="rect">
                       <a:avLst/>
@@ -2708,49 +2916,56 @@
     </w:p>
     <w:p>
       <w:pPr>
-        <w:pStyle w:val="12"/>
-        <w:jc w:val="center"/>
-      </w:pPr>
-      <w:r>
-        <w:t xml:space="preserve">图3-2 2023年资源缺口最严重的前15个国家</w:t>
-      </w:r>
-    </w:p>
-    <w:p>
-      <w:pPr>
-        <w:pStyle w:val="3"/>
-      </w:pPr>
-      <w:r>
-        <w:t xml:space="preserve">图3-1表明，资源富余区域主要集中在北美、西欧、大洋洲和东亚高收入经济体，而严重不足区域明显聚集在撒哈拉以南非洲。图3-2进一步给出缺口最严重国家排序：2023 年资源缺口最严重的前 15 个国家全部位于 AFRO 地区，其中前五位依次为乍得、尼日利亚、索马里、中非共和国和南苏丹。这说明理论需求缺口并非均匀分布，而是高度集中在基础卫生体系薄弱、传染病负担较重且卫生财政能力不足的国家群体。</w:t>
-      </w:r>
-    </w:p>
-    <w:bookmarkEnd w:id="31"/>
-    <w:bookmarkStart w:id="37" w:name="评估矩阵与公平性分析3-2"/>
-    <w:p>
-      <w:pPr>
-        <w:pStyle w:val="4"/>
-      </w:pPr>
-      <w:r>
-        <w:t xml:space="preserve">评估矩阵与公平性分析（3-2）</w:t>
-      </w:r>
-    </w:p>
-    <w:bookmarkStart w:id="33" w:name="四象限分类"/>
-    <w:p>
-      <w:pPr>
-        <w:pStyle w:val="5"/>
-      </w:pPr>
-      <w:r>
-        <w:t xml:space="preserve">四象限分类</w:t>
-      </w:r>
-    </w:p>
-    <w:p>
-      <w:pPr>
-        <w:pStyle w:val="3"/>
-      </w:pPr>
-      <w:r>
-        <w:t xml:space="preserve">以投入指数中位数</w:t>
-      </w:r>
-      <w:r>
-        <w:t xml:space="preserve"> </w:t>
+        <w:pStyle w:val="3"/>
+      </w:pPr>
+      <w:r>
+        <w:t xml:space="preserve">图6-22023年资源缺口最严重的前15个国家</w:t>
+      </w:r>
+    </w:p>
+    <w:p>
+      <w:pPr>
+        <w:pStyle w:val="3"/>
+      </w:pPr>
+      <w:r>
+        <w:t xml:space="preserve">图6-2进一步展示缺口最严重的前15个国家。结果显示，这15个国家全部位于AFRO地区，其中前五位依次为乍得、尼日利亚、索马里、中非共和国和南苏丹。该结果与地图结论相互印证：问题三中的资源缺口不是简单的全球南北差异，而是在非洲部分国家形成了高度集中的卫生脆弱带。</w:t>
+      </w:r>
+    </w:p>
+    <w:p>
+      <w:pPr>
+        <w:pStyle w:val="3"/>
+        <w:spacing w:before="120" w:after="120"/>
+        <w:jc w:val="left"/>
+      </w:pPr>
+      <w:r>
+        <w:rPr>
+          <w:b/>
+          <w:sz w:val="28"/>
+          <w:rFonts w:eastAsia="黑体"/>
+        </w:rPr>
+        <w:t xml:space="preserve">6.2 投入产出矩阵与健康公平性检验</w:t>
+      </w:r>
+    </w:p>
+    <w:p>
+      <w:pPr>
+        <w:pStyle w:val="3"/>
+        <w:spacing w:before="120" w:after="120"/>
+        <w:jc w:val="left"/>
+      </w:pPr>
+      <w:r>
+        <w:rPr>
+          <w:b/>
+          <w:sz w:val="24"/>
+          <w:rFonts w:eastAsia="黑体"/>
+        </w:rPr>
+        <w:t xml:space="preserve">6.2.1 四象限矩阵识别不同治理类型</w:t>
+      </w:r>
+    </w:p>
+    <w:p>
+      <w:pPr>
+        <w:pStyle w:val="3"/>
+      </w:pPr>
+      <w:r>
+        <w:t xml:space="preserve">仅识别资源缺口仍不足以解释卫生系统表现。部分国家虽然投入较高，但产出并不理想；也有国家投入有限，却获得了较好的健康结果。因此，本文以投入指数中位数</w:t>
       </w:r>
       <m:oMath>
         <m:sSup>
@@ -2761,23 +2976,25 @@
           </m:e>
           <m:sup>
             <m:r>
-              <m:rPr>
-                <m:nor/>
-                <m:sty m:val="p"/>
-              </m:rPr>
-              <m:t>input</m:t>
+              <m:t>i</m:t>
+            </m:r>
+            <m:r>
+              <m:t>n</m:t>
+            </m:r>
+            <m:r>
+              <m:t>p</m:t>
+            </m:r>
+            <m:r>
+              <m:t>u</m:t>
+            </m:r>
+            <m:r>
+              <m:t>t</m:t>
             </m:r>
           </m:sup>
         </m:sSup>
       </m:oMath>
       <w:r>
-        <w:t xml:space="preserve"> </w:t>
-      </w:r>
-      <w:r>
         <w:t xml:space="preserve">和产出指数中位数</w:t>
-      </w:r>
-      <w:r>
-        <w:t xml:space="preserve"> </w:t>
       </w:r>
       <m:oMath>
         <m:sSup>
@@ -2788,20 +3005,28 @@
           </m:e>
           <m:sup>
             <m:r>
-              <m:rPr>
-                <m:nor/>
-                <m:sty m:val="p"/>
-              </m:rPr>
-              <m:t>output</m:t>
+              <m:t>o</m:t>
+            </m:r>
+            <m:r>
+              <m:t>u</m:t>
+            </m:r>
+            <m:r>
+              <m:t>t</m:t>
+            </m:r>
+            <m:r>
+              <m:t>p</m:t>
+            </m:r>
+            <m:r>
+              <m:t>u</m:t>
+            </m:r>
+            <m:r>
+              <m:t>t</m:t>
             </m:r>
           </m:sup>
         </m:sSup>
       </m:oMath>
       <w:r>
-        <w:t xml:space="preserve"> </w:t>
-      </w:r>
-      <w:r>
-        <w:t xml:space="preserve">为阈值，可将各国划分为四类：</w:t>
+        <w:t xml:space="preserve">为阈值，构建投入—产出四象限矩阵：</w:t>
       </w:r>
     </w:p>
     <w:p>
@@ -2887,11 +3112,19 @@
                       </m:sub>
                       <m:sup>
                         <m:r>
-                          <m:rPr>
-                            <m:nor/>
-                            <m:sty m:val="p"/>
-                          </m:rPr>
-                          <m:t>input</m:t>
+                          <m:t>i</m:t>
+                        </m:r>
+                        <m:r>
+                          <m:t>n</m:t>
+                        </m:r>
+                        <m:r>
+                          <m:t>p</m:t>
+                        </m:r>
+                        <m:r>
+                          <m:t>u</m:t>
+                        </m:r>
+                        <m:r>
+                          <m:t>t</m:t>
                         </m:r>
                       </m:sup>
                     </m:sSubSup>
@@ -2909,11 +3142,19 @@
                       </m:e>
                       <m:sup>
                         <m:r>
-                          <m:rPr>
-                            <m:nor/>
-                            <m:sty m:val="p"/>
-                          </m:rPr>
-                          <m:t>input</m:t>
+                          <m:t>i</m:t>
+                        </m:r>
+                        <m:r>
+                          <m:t>n</m:t>
+                        </m:r>
+                        <m:r>
+                          <m:t>p</m:t>
+                        </m:r>
+                        <m:r>
+                          <m:t>u</m:t>
+                        </m:r>
+                        <m:r>
+                          <m:t>t</m:t>
                         </m:r>
                       </m:sup>
                     </m:sSup>
@@ -2936,11 +3177,22 @@
                       </m:sub>
                       <m:sup>
                         <m:r>
-                          <m:rPr>
-                            <m:nor/>
-                            <m:sty m:val="p"/>
-                          </m:rPr>
-                          <m:t>output</m:t>
+                          <m:t>o</m:t>
+                        </m:r>
+                        <m:r>
+                          <m:t>u</m:t>
+                        </m:r>
+                        <m:r>
+                          <m:t>t</m:t>
+                        </m:r>
+                        <m:r>
+                          <m:t>p</m:t>
+                        </m:r>
+                        <m:r>
+                          <m:t>u</m:t>
+                        </m:r>
+                        <m:r>
+                          <m:t>t</m:t>
                         </m:r>
                       </m:sup>
                     </m:sSubSup>
@@ -2958,20 +3210,25 @@
                       </m:e>
                       <m:sup>
                         <m:r>
-                          <m:rPr>
-                            <m:nor/>
-                            <m:sty m:val="p"/>
-                          </m:rPr>
-                          <m:t>output</m:t>
+                          <m:t>o</m:t>
+                        </m:r>
+                        <m:r>
+                          <m:t>u</m:t>
+                        </m:r>
+                        <m:r>
+                          <m:t>t</m:t>
+                        </m:r>
+                        <m:r>
+                          <m:t>p</m:t>
+                        </m:r>
+                        <m:r>
+                          <m:t>u</m:t>
+                        </m:r>
+                        <m:r>
+                          <m:t>t</m:t>
                         </m:r>
                       </m:sup>
                     </m:sSup>
-                    <m:r>
-                      <m:rPr>
-                        <m:sty m:val="p"/>
-                      </m:rPr>
-                      <m:t>,</m:t>
-                    </m:r>
                   </m:e>
                 </m:mr>
                 <m:mr>
@@ -3003,11 +3260,19 @@
                       </m:sub>
                       <m:sup>
                         <m:r>
-                          <m:rPr>
-                            <m:nor/>
-                            <m:sty m:val="p"/>
-                          </m:rPr>
-                          <m:t>input</m:t>
+                          <m:t>i</m:t>
+                        </m:r>
+                        <m:r>
+                          <m:t>n</m:t>
+                        </m:r>
+                        <m:r>
+                          <m:t>p</m:t>
+                        </m:r>
+                        <m:r>
+                          <m:t>u</m:t>
+                        </m:r>
+                        <m:r>
+                          <m:t>t</m:t>
                         </m:r>
                       </m:sup>
                     </m:sSubSup>
@@ -3025,11 +3290,19 @@
                       </m:e>
                       <m:sup>
                         <m:r>
-                          <m:rPr>
-                            <m:nor/>
-                            <m:sty m:val="p"/>
-                          </m:rPr>
-                          <m:t>input</m:t>
+                          <m:t>i</m:t>
+                        </m:r>
+                        <m:r>
+                          <m:t>n</m:t>
+                        </m:r>
+                        <m:r>
+                          <m:t>p</m:t>
+                        </m:r>
+                        <m:r>
+                          <m:t>u</m:t>
+                        </m:r>
+                        <m:r>
+                          <m:t>t</m:t>
                         </m:r>
                       </m:sup>
                     </m:sSup>
@@ -3052,11 +3325,22 @@
                       </m:sub>
                       <m:sup>
                         <m:r>
-                          <m:rPr>
-                            <m:nor/>
-                            <m:sty m:val="p"/>
-                          </m:rPr>
-                          <m:t>output</m:t>
+                          <m:t>o</m:t>
+                        </m:r>
+                        <m:r>
+                          <m:t>u</m:t>
+                        </m:r>
+                        <m:r>
+                          <m:t>t</m:t>
+                        </m:r>
+                        <m:r>
+                          <m:t>p</m:t>
+                        </m:r>
+                        <m:r>
+                          <m:t>u</m:t>
+                        </m:r>
+                        <m:r>
+                          <m:t>t</m:t>
                         </m:r>
                       </m:sup>
                     </m:sSubSup>
@@ -3074,20 +3358,25 @@
                       </m:e>
                       <m:sup>
                         <m:r>
-                          <m:rPr>
-                            <m:nor/>
-                            <m:sty m:val="p"/>
-                          </m:rPr>
-                          <m:t>output</m:t>
+                          <m:t>o</m:t>
+                        </m:r>
+                        <m:r>
+                          <m:t>u</m:t>
+                        </m:r>
+                        <m:r>
+                          <m:t>t</m:t>
+                        </m:r>
+                        <m:r>
+                          <m:t>p</m:t>
+                        </m:r>
+                        <m:r>
+                          <m:t>u</m:t>
+                        </m:r>
+                        <m:r>
+                          <m:t>t</m:t>
                         </m:r>
                       </m:sup>
                     </m:sSup>
-                    <m:r>
-                      <m:rPr>
-                        <m:sty m:val="p"/>
-                      </m:rPr>
-                      <m:t>,</m:t>
-                    </m:r>
                   </m:e>
                 </m:mr>
                 <m:mr>
@@ -3119,11 +3408,19 @@
                       </m:sub>
                       <m:sup>
                         <m:r>
-                          <m:rPr>
-                            <m:nor/>
-                            <m:sty m:val="p"/>
-                          </m:rPr>
-                          <m:t>input</m:t>
+                          <m:t>i</m:t>
+                        </m:r>
+                        <m:r>
+                          <m:t>n</m:t>
+                        </m:r>
+                        <m:r>
+                          <m:t>p</m:t>
+                        </m:r>
+                        <m:r>
+                          <m:t>u</m:t>
+                        </m:r>
+                        <m:r>
+                          <m:t>t</m:t>
                         </m:r>
                       </m:sup>
                     </m:sSubSup>
@@ -3141,11 +3438,19 @@
                       </m:e>
                       <m:sup>
                         <m:r>
-                          <m:rPr>
-                            <m:nor/>
-                            <m:sty m:val="p"/>
-                          </m:rPr>
-                          <m:t>input</m:t>
+                          <m:t>i</m:t>
+                        </m:r>
+                        <m:r>
+                          <m:t>n</m:t>
+                        </m:r>
+                        <m:r>
+                          <m:t>p</m:t>
+                        </m:r>
+                        <m:r>
+                          <m:t>u</m:t>
+                        </m:r>
+                        <m:r>
+                          <m:t>t</m:t>
                         </m:r>
                       </m:sup>
                     </m:sSup>
@@ -3168,11 +3473,22 @@
                       </m:sub>
                       <m:sup>
                         <m:r>
-                          <m:rPr>
-                            <m:nor/>
-                            <m:sty m:val="p"/>
-                          </m:rPr>
-                          <m:t>output</m:t>
+                          <m:t>o</m:t>
+                        </m:r>
+                        <m:r>
+                          <m:t>u</m:t>
+                        </m:r>
+                        <m:r>
+                          <m:t>t</m:t>
+                        </m:r>
+                        <m:r>
+                          <m:t>p</m:t>
+                        </m:r>
+                        <m:r>
+                          <m:t>u</m:t>
+                        </m:r>
+                        <m:r>
+                          <m:t>t</m:t>
                         </m:r>
                       </m:sup>
                     </m:sSubSup>
@@ -3190,20 +3506,25 @@
                       </m:e>
                       <m:sup>
                         <m:r>
-                          <m:rPr>
-                            <m:nor/>
-                            <m:sty m:val="p"/>
-                          </m:rPr>
-                          <m:t>output</m:t>
+                          <m:t>o</m:t>
+                        </m:r>
+                        <m:r>
+                          <m:t>u</m:t>
+                        </m:r>
+                        <m:r>
+                          <m:t>t</m:t>
+                        </m:r>
+                        <m:r>
+                          <m:t>p</m:t>
+                        </m:r>
+                        <m:r>
+                          <m:t>u</m:t>
+                        </m:r>
+                        <m:r>
+                          <m:t>t</m:t>
                         </m:r>
                       </m:sup>
                     </m:sSup>
-                    <m:r>
-                      <m:rPr>
-                        <m:sty m:val="p"/>
-                      </m:rPr>
-                      <m:t>,</m:t>
-                    </m:r>
                   </m:e>
                 </m:mr>
                 <m:mr>
@@ -3235,11 +3556,19 @@
                       </m:sub>
                       <m:sup>
                         <m:r>
-                          <m:rPr>
-                            <m:nor/>
-                            <m:sty m:val="p"/>
-                          </m:rPr>
-                          <m:t>input</m:t>
+                          <m:t>i</m:t>
+                        </m:r>
+                        <m:r>
+                          <m:t>n</m:t>
+                        </m:r>
+                        <m:r>
+                          <m:t>p</m:t>
+                        </m:r>
+                        <m:r>
+                          <m:t>u</m:t>
+                        </m:r>
+                        <m:r>
+                          <m:t>t</m:t>
                         </m:r>
                       </m:sup>
                     </m:sSubSup>
@@ -3257,11 +3586,19 @@
                       </m:e>
                       <m:sup>
                         <m:r>
-                          <m:rPr>
-                            <m:nor/>
-                            <m:sty m:val="p"/>
-                          </m:rPr>
-                          <m:t>input</m:t>
+                          <m:t>i</m:t>
+                        </m:r>
+                        <m:r>
+                          <m:t>n</m:t>
+                        </m:r>
+                        <m:r>
+                          <m:t>p</m:t>
+                        </m:r>
+                        <m:r>
+                          <m:t>u</m:t>
+                        </m:r>
+                        <m:r>
+                          <m:t>t</m:t>
                         </m:r>
                       </m:sup>
                     </m:sSup>
@@ -3284,11 +3621,22 @@
                       </m:sub>
                       <m:sup>
                         <m:r>
-                          <m:rPr>
-                            <m:nor/>
-                            <m:sty m:val="p"/>
-                          </m:rPr>
-                          <m:t>output</m:t>
+                          <m:t>o</m:t>
+                        </m:r>
+                        <m:r>
+                          <m:t>u</m:t>
+                        </m:r>
+                        <m:r>
+                          <m:t>t</m:t>
+                        </m:r>
+                        <m:r>
+                          <m:t>p</m:t>
+                        </m:r>
+                        <m:r>
+                          <m:t>u</m:t>
+                        </m:r>
+                        <m:r>
+                          <m:t>t</m:t>
                         </m:r>
                       </m:sup>
                     </m:sSubSup>
@@ -3306,20 +3654,25 @@
                       </m:e>
                       <m:sup>
                         <m:r>
-                          <m:rPr>
-                            <m:nor/>
-                            <m:sty m:val="p"/>
-                          </m:rPr>
-                          <m:t>output</m:t>
+                          <m:t>o</m:t>
+                        </m:r>
+                        <m:r>
+                          <m:t>u</m:t>
+                        </m:r>
+                        <m:r>
+                          <m:t>t</m:t>
+                        </m:r>
+                        <m:r>
+                          <m:t>p</m:t>
+                        </m:r>
+                        <m:r>
+                          <m:t>u</m:t>
+                        </m:r>
+                        <m:r>
+                          <m:t>t</m:t>
                         </m:r>
                       </m:sup>
                     </m:sSup>
-                    <m:r>
-                      <m:rPr>
-                        <m:sty m:val="p"/>
-                      </m:rPr>
-                      <m:t>.</m:t>
-                    </m:r>
                   </m:e>
                 </m:mr>
               </m:m>
@@ -3333,7 +3686,7 @@
         <w:pStyle w:val="3"/>
       </w:pPr>
       <w:r>
-        <w:t xml:space="preserve">其中，Q1 对应高投入-高产出，Q2 对应低投入-高产出，Q3 对应高投入-低产出，Q4 对应低投入-低产出。2023 年可完成分类的国家中，Q1、Q2、Q3、Q4 的国家数量分别为 71、24、26 和 72，另有 10 个国家因关键指标缺失未纳入统计。</w:t>
+        <w:t xml:space="preserve">其中，Q1为高投入高产出，Q2为低投入高产出，Q3为高投入低产出，Q4为低投入低产出。2023年可完成分类的国家中，Q1、Q2、Q3、Q4分别有71、24、26和72个，另有10个国家因关键指标缺失未纳入统计。</w:t>
       </w:r>
     </w:p>
     <w:p xmlns:a="http://schemas.openxmlformats.org/drawingml/2006/main" xmlns:pic="http://schemas.openxmlformats.org/drawingml/2006/picture">
@@ -3344,9 +3697,9 @@
       <w:r>
         <w:drawing>
           <wp:inline>
-            <wp:extent cx="4937760" cy="4127559"/>
+            <wp:extent cx="5120640" cy="4280431"/>
             <wp:effectExtent b="0" l="0" r="0" t="0"/>
-            <wp:docPr descr="图3-3 2023年全球卫生资源投入-产出四象限" title="" id="1" name="Picture"/>
+            <wp:docPr descr="图6-32023年全球卫生资源投入产出四象限" title="" id="1" name="Picture"/>
             <a:graphic>
               <a:graphicData uri="http://schemas.openxmlformats.org/drawingml/2006/picture">
                 <pic:pic>
@@ -3365,7 +3718,7 @@
                   <pic:spPr bwMode="auto">
                     <a:xfrm>
                       <a:off x="0" y="0"/>
-                      <a:ext cx="4937760" cy="4127559"/>
+                      <a:ext cx="5120640" cy="4280431"/>
                     </a:xfrm>
                     <a:prstGeom prst="rect">
                       <a:avLst/>
@@ -3386,49 +3739,65 @@
     </w:p>
     <w:p>
       <w:pPr>
-        <w:pStyle w:val="12"/>
-        <w:jc w:val="center"/>
-      </w:pPr>
-      <w:r>
-        <w:t xml:space="preserve">图3-3 2023年全球卫生资源投入-产出四象限</w:t>
-      </w:r>
-    </w:p>
-    <w:p>
-      <w:pPr>
-        <w:pStyle w:val="3"/>
-      </w:pPr>
-      <w:r>
-        <w:t xml:space="preserve">图3-3显示，日本、瑞士、澳大利亚等典型高收入国家位于 Q1；土耳其、斯里兰卡、马来西亚等国家处于 Q2，体现出</w:t>
+        <w:pStyle w:val="3"/>
+      </w:pPr>
+      <w:r>
+        <w:t xml:space="preserve">图6-32023年全球卫生资源投入产出四象限</w:t>
+      </w:r>
+    </w:p>
+    <w:p>
+      <w:pPr>
+        <w:pStyle w:val="3"/>
+      </w:pPr>
+      <w:r>
+        <w:t xml:space="preserve">图6-3显示，Q1多为日本、瑞士、澳大利亚等高收入国家，说明较高卫生投入转化为了较好健康结果。Q2包括土耳其、斯里兰卡、马来西亚等国家，体现了</w:t>
       </w:r>
       <w:r>
         <w:t xml:space="preserve">“</w:t>
       </w:r>
       <w:r>
-        <w:t xml:space="preserve">较少投入取得较高产出</w:t>
+        <w:t xml:space="preserve">低投入高产出</w:t>
       </w:r>
       <w:r>
         <w:t xml:space="preserve">”</w:t>
       </w:r>
       <w:r>
-        <w:t xml:space="preserve">的效率特征；乍得、索马里、尼日尔和马里等国家集中在 Q4，是资源不足与健康结果偏弱的双重脆弱区。</w:t>
-      </w:r>
-    </w:p>
-    <w:bookmarkEnd w:id="33"/>
-    <w:bookmarkStart w:id="36" w:name="公平性指标与结果"/>
-    <w:p>
-      <w:pPr>
-        <w:pStyle w:val="5"/>
-      </w:pPr>
-      <w:r>
-        <w:t xml:space="preserve">公平性指标与结果</w:t>
-      </w:r>
-    </w:p>
-    <w:p>
-      <w:pPr>
-        <w:pStyle w:val="3"/>
-      </w:pPr>
-      <w:r>
-        <w:t xml:space="preserve">为分析健康结果在不同人群间的公平性，本文以国家截面寿命数据为基础，构造三类不平等指标。寿命 Gini 系数采用秩公式计算：</w:t>
+        <w:t xml:space="preserve">的效率特征。Q3代表</w:t>
+      </w:r>
+      <w:r>
+        <w:t xml:space="preserve">“</w:t>
+      </w:r>
+      <w:r>
+        <w:t xml:space="preserve">资源并不少但产出偏低</w:t>
+      </w:r>
+      <w:r>
+        <w:t xml:space="preserve">”</w:t>
+      </w:r>
+      <w:r>
+        <w:t xml:space="preserve">的治理短板，提示卫生支出结构、基层体系和服务效率可能存在问题。Q4则集中包含乍得、索马里、尼日尔、马里等国家，是资源不足与健康产出不足叠加的脆弱区域。</w:t>
+      </w:r>
+    </w:p>
+    <w:p>
+      <w:pPr>
+        <w:pStyle w:val="3"/>
+        <w:spacing w:before="120" w:after="120"/>
+        <w:jc w:val="left"/>
+      </w:pPr>
+      <w:r>
+        <w:rPr>
+          <w:b/>
+          <w:sz w:val="24"/>
+          <w:rFonts w:eastAsia="黑体"/>
+        </w:rPr>
+        <w:t xml:space="preserve">6.2.2 健康公平性从平均水平转向分布结构</w:t>
+      </w:r>
+    </w:p>
+    <w:p>
+      <w:pPr>
+        <w:pStyle w:val="3"/>
+      </w:pPr>
+      <w:r>
+        <w:t xml:space="preserve">如果只看平均寿命或平均产出，容易掩盖国家间差异。本文因此从时间演化和分组差异两个角度考察健康公平性。寿命Gini系数用于衡量国家间预期寿命不平等：</w:t>
       </w:r>
     </w:p>
     <w:p>
@@ -3594,38 +3963,7 @@
         <w:pStyle w:val="3"/>
       </w:pPr>
       <w:r>
-        <w:t xml:space="preserve">其中，</w:t>
-      </w:r>
-      <m:oMath>
-        <m:sSub>
-          <m:e>
-            <m:r>
-              <m:t>y</m:t>
-            </m:r>
-          </m:e>
-          <m:sub>
-            <m:r>
-              <m:t>i</m:t>
-            </m:r>
-          </m:sub>
-        </m:sSub>
-      </m:oMath>
-      <w:r>
-        <w:t xml:space="preserve"> </w:t>
-      </w:r>
-      <w:r>
-        <w:t xml:space="preserve">表示按从小到大排序后的国家预期寿命，</w:t>
-      </w:r>
-      <m:oMath>
-        <m:r>
-          <m:t>n</m:t>
-        </m:r>
-      </m:oMath>
-      <w:r>
-        <w:t xml:space="preserve"> </w:t>
-      </w:r>
-      <w:r>
-        <w:t xml:space="preserve">为样本国家数量。Theil 指数定义为：</w:t>
+        <w:t xml:space="preserve">Theil指数用于刻画总体不平等，并可拆分为组间与组内差异：</w:t>
       </w:r>
     </w:p>
     <w:p>
@@ -3766,14 +4104,6 @@
     <w:p>
       <w:pPr>
         <w:pStyle w:val="3"/>
-      </w:pPr>
-      <w:r>
-        <w:t xml:space="preserve">若按 WHO 地区分组，则可进一步分解为组间与组内两部分：</w:t>
-      </w:r>
-    </w:p>
-    <w:p>
-      <w:pPr>
-        <w:pStyle w:val="3"/>
         <w:jc w:val="center"/>
       </w:pPr>
       <m:oMathPara>
@@ -3798,11 +4128,25 @@
             </m:e>
             <m:sub>
               <m:r>
-                <m:rPr>
-                  <m:nor/>
-                  <m:sty m:val="p"/>
-                </m:rPr>
-                <m:t>between</m:t>
+                <m:t>b</m:t>
+              </m:r>
+              <m:r>
+                <m:t>e</m:t>
+              </m:r>
+              <m:r>
+                <m:t>t</m:t>
+              </m:r>
+              <m:r>
+                <m:t>w</m:t>
+              </m:r>
+              <m:r>
+                <m:t>e</m:t>
+              </m:r>
+              <m:r>
+                <m:t>e</m:t>
+              </m:r>
+              <m:r>
+                <m:t>n</m:t>
               </m:r>
             </m:sub>
           </m:sSub>
@@ -3820,11 +4164,22 @@
             </m:e>
             <m:sub>
               <m:r>
-                <m:rPr>
-                  <m:nor/>
-                  <m:sty m:val="p"/>
-                </m:rPr>
-                <m:t>within</m:t>
+                <m:t>w</m:t>
+              </m:r>
+              <m:r>
+                <m:t>i</m:t>
+              </m:r>
+              <m:r>
+                <m:t>t</m:t>
+              </m:r>
+              <m:r>
+                <m:t>h</m:t>
+              </m:r>
+              <m:r>
+                <m:t>i</m:t>
+              </m:r>
+              <m:r>
+                <m:t>n</m:t>
               </m:r>
             </m:sub>
           </m:sSub>
@@ -3964,159 +4319,7 @@
         <w:pStyle w:val="3"/>
       </w:pPr>
       <w:r>
-        <w:t xml:space="preserve">其中，</w:t>
-      </w:r>
-      <m:oMath>
-        <m:sSub>
-          <m:e>
-            <m:r>
-              <m:t>f</m:t>
-            </m:r>
-          </m:e>
-          <m:sub>
-            <m:r>
-              <m:t>g</m:t>
-            </m:r>
-          </m:sub>
-        </m:sSub>
-        <m:r>
-          <m:rPr>
-            <m:sty m:val="p"/>
-          </m:rPr>
-          <m:t>=</m:t>
-        </m:r>
-        <m:sSub>
-          <m:e>
-            <m:r>
-              <m:t>n</m:t>
-            </m:r>
-          </m:e>
-          <m:sub>
-            <m:r>
-              <m:t>g</m:t>
-            </m:r>
-          </m:sub>
-        </m:sSub>
-        <m:r>
-          <m:rPr>
-            <m:sty m:val="p"/>
-          </m:rPr>
-          <m:t>/</m:t>
-        </m:r>
-        <m:r>
-          <m:t>n</m:t>
-        </m:r>
-      </m:oMath>
-      <w:r>
-        <w:t xml:space="preserve"> </w:t>
-      </w:r>
-      <w:r>
-        <w:t xml:space="preserve">为国家数占比，</w:t>
-      </w:r>
-      <m:oMath>
-        <m:sSub>
-          <m:e>
-            <m:r>
-              <m:t>s</m:t>
-            </m:r>
-          </m:e>
-          <m:sub>
-            <m:r>
-              <m:t>g</m:t>
-            </m:r>
-          </m:sub>
-        </m:sSub>
-        <m:r>
-          <m:rPr>
-            <m:sty m:val="p"/>
-          </m:rPr>
-          <m:t>=</m:t>
-        </m:r>
-        <m:nary>
-          <m:naryPr>
-            <m:chr m:val="∑"/>
-            <m:limLoc m:val="undOvr"/>
-            <m:subHide m:val="0"/>
-            <m:supHide m:val="1"/>
-          </m:naryPr>
-          <m:sub>
-            <m:r>
-              <m:t>i</m:t>
-            </m:r>
-            <m:r>
-              <m:rPr>
-                <m:sty m:val="p"/>
-              </m:rPr>
-              <m:t>∈</m:t>
-            </m:r>
-            <m:r>
-              <m:t>g</m:t>
-            </m:r>
-          </m:sub>
-          <m:sup>
-            <m:r>
-              <m:t>​</m:t>
-            </m:r>
-          </m:sup>
-          <m:e>
-            <m:sSub>
-              <m:e>
-                <m:r>
-                  <m:t>y</m:t>
-                </m:r>
-              </m:e>
-              <m:sub>
-                <m:r>
-                  <m:t>i</m:t>
-                </m:r>
-              </m:sub>
-            </m:sSub>
-          </m:e>
-        </m:nary>
-        <m:r>
-          <m:rPr>
-            <m:sty m:val="p"/>
-          </m:rPr>
-          <m:t>/</m:t>
-        </m:r>
-        <m:nary>
-          <m:naryPr>
-            <m:chr m:val="∑"/>
-            <m:limLoc m:val="undOvr"/>
-            <m:subHide m:val="0"/>
-            <m:supHide m:val="1"/>
-          </m:naryPr>
-          <m:sub>
-            <m:r>
-              <m:t>i</m:t>
-            </m:r>
-          </m:sub>
-          <m:sup>
-            <m:r>
-              <m:t>​</m:t>
-            </m:r>
-          </m:sup>
-          <m:e>
-            <m:sSub>
-              <m:e>
-                <m:r>
-                  <m:t>y</m:t>
-                </m:r>
-              </m:e>
-              <m:sub>
-                <m:r>
-                  <m:t>i</m:t>
-                </m:r>
-              </m:sub>
-            </m:sSub>
-          </m:e>
-        </m:nary>
-      </m:oMath>
-      <w:r>
-        <w:t xml:space="preserve"> </w:t>
-      </w:r>
-      <w:r>
-        <w:t xml:space="preserve">为预期寿命总量占比。与此同时，sigma 收敛指标定义为：</w:t>
+        <w:t xml:space="preserve">σ收敛指标则用于观察各国预期寿命是否随时间趋同：</w:t>
       </w:r>
     </w:p>
     <w:p>
@@ -4308,7 +4511,7 @@
           <wp:inline>
             <wp:extent cx="5270500" cy="1675330"/>
             <wp:effectExtent b="0" l="0" r="0" t="0"/>
-            <wp:docPr descr="图3-4 2000-2023年全球健康公平性趋势" title="" id="1" name="Picture"/>
+            <wp:docPr descr="图6-42000—2023年全球健康公平性趋势" title="" id="1" name="Picture"/>
             <a:graphic>
               <a:graphicData uri="http://schemas.openxmlformats.org/drawingml/2006/picture">
                 <pic:pic>
@@ -4348,11 +4551,18 @@
     </w:p>
     <w:p>
       <w:pPr>
-        <w:pStyle w:val="12"/>
-        <w:jc w:val="center"/>
-      </w:pPr>
-      <w:r>
-        <w:t xml:space="preserve">图3-4 2000-2023年全球健康公平性趋势</w:t>
+        <w:pStyle w:val="3"/>
+      </w:pPr>
+      <w:r>
+        <w:t xml:space="preserve">图6-42000—2023年全球健康公平性趋势</w:t>
+      </w:r>
+    </w:p>
+    <w:p>
+      <w:pPr>
+        <w:pStyle w:val="3"/>
+      </w:pPr>
+      <w:r>
+        <w:t xml:space="preserve">图6-4表明，2000—2023年全球健康不平等总体呈下降趋势：预期寿命Gini系数由0.0816下降至0.0600，Theil指数由0.0112下降至0.0057，σ收敛指标由0.1577下降至0.1093。这说明全球平均寿命提高的同时，国家间健康结果差距也在缩小。</w:t>
       </w:r>
     </w:p>
     <w:p xmlns:a="http://schemas.openxmlformats.org/drawingml/2006/main" xmlns:pic="http://schemas.openxmlformats.org/drawingml/2006/picture">
@@ -4365,7 +4575,7 @@
           <wp:inline>
             <wp:extent cx="5270500" cy="1957768"/>
             <wp:effectExtent b="0" l="0" r="0" t="0"/>
-            <wp:docPr descr="图3-5 全球分组公平性对比" title="" id="1" name="Picture"/>
+            <wp:docPr descr="图6-5全球分组公平性对比" title="" id="1" name="Picture"/>
             <a:graphic>
               <a:graphicData uri="http://schemas.openxmlformats.org/drawingml/2006/picture">
                 <pic:pic>
@@ -4405,86 +4615,56 @@
     </w:p>
     <w:p>
       <w:pPr>
-        <w:pStyle w:val="12"/>
-        <w:jc w:val="center"/>
-      </w:pPr>
-      <w:r>
-        <w:t xml:space="preserve">图3-5 全球分组公平性对比</w:t>
-      </w:r>
-    </w:p>
-    <w:p>
-      <w:pPr>
-        <w:pStyle w:val="3"/>
-      </w:pPr>
-      <w:r>
-        <w:t xml:space="preserve">图3-4表明，2000-2023 年全球健康不平等总体呈收敛趋势：预期寿命 Gini 系数由 0.0816 下降至 0.0600，Theil 指数由 0.0112 下降至 0.0057，sigma 收敛指标由 0.1577 下降至 0.1093。图3-5进一步揭示了结构性差异：HIC 国家平均预期寿命为 78.90 岁、平均人均卫生支出为 3472.17 美元，而 LIC 国家分别仅为 62.05 岁和 43.38 美元，存在显著阶梯落差；从四象限内部看，Q2 组内寿命 Gini 最低，为 0.0173，说明这类</w:t>
-      </w:r>
-      <w:r>
-        <w:t xml:space="preserve">“</w:t>
-      </w:r>
-      <w:r>
-        <w:t xml:space="preserve">低投入-高产出</w:t>
-      </w:r>
-      <w:r>
-        <w:t xml:space="preserve">”</w:t>
-      </w:r>
-      <w:r>
-        <w:t xml:space="preserve">国家不仅平均产出较高，内部差异也相对较小；Q4 组内卫生支出 Gini 最高，为 0.5119，反映弱势国家内部资源不均衡问题仍较突出。</w:t>
-      </w:r>
-    </w:p>
-    <w:bookmarkEnd w:id="36"/>
-    <w:bookmarkEnd w:id="37"/>
-    <w:bookmarkStart w:id="48" w:name="优化模型与再分配方案3-3"/>
-    <w:p>
-      <w:pPr>
-        <w:pStyle w:val="4"/>
-      </w:pPr>
-      <w:r>
-        <w:t xml:space="preserve">优化模型与再分配方案（3-3）</w:t>
-      </w:r>
-    </w:p>
-    <w:bookmarkStart w:id="39" w:name="分象限生产函数"/>
-    <w:p>
-      <w:pPr>
-        <w:pStyle w:val="5"/>
-      </w:pPr>
-      <w:r>
-        <w:t xml:space="preserve">分象限生产函数</w:t>
-      </w:r>
-    </w:p>
-    <w:p>
-      <w:pPr>
-        <w:pStyle w:val="3"/>
-      </w:pPr>
-      <w:r>
-        <w:t xml:space="preserve">为响应赛题中</w:t>
-      </w:r>
-      <w:r>
-        <w:t xml:space="preserve">“</w:t>
-      </w:r>
-      <w:r>
-        <w:t xml:space="preserve">最大化健康产出</w:t>
-      </w:r>
-      <w:r>
-        <w:t xml:space="preserve">”</w:t>
-      </w:r>
-      <w:r>
-        <w:t xml:space="preserve">和</w:t>
-      </w:r>
-      <w:r>
-        <w:t xml:space="preserve">“</w:t>
-      </w:r>
-      <w:r>
-        <w:t xml:space="preserve">最小化健康不平等</w:t>
-      </w:r>
-      <w:r>
-        <w:t xml:space="preserve">”</w:t>
-      </w:r>
-      <w:r>
-        <w:t xml:space="preserve">的要求，本文以人均卫生支出</w:t>
-      </w:r>
-      <w:r>
-        <w:t xml:space="preserve"> </w:t>
+        <w:pStyle w:val="3"/>
+      </w:pPr>
+      <w:r>
+        <w:t xml:space="preserve">图6-5全球分组公平性对比</w:t>
+      </w:r>
+    </w:p>
+    <w:p>
+      <w:pPr>
+        <w:pStyle w:val="3"/>
+      </w:pPr>
+      <w:r>
+        <w:t xml:space="preserve">图6-5进一步说明，收敛并不意味着差距消失。从收入组看，HIC国家平均预期寿命为78.90岁，平均人均卫生支出为3472.17美元，而LIC国家分别仅为62.05岁和43.38美元，收入层级仍然决定健康资源和健康结果的基本梯度。从四象限内部看，Q2组内寿命Gini最低，为0.0173，说明低投入高产出国家不仅平均表现较好，内部差异也较小；Q4组内卫生支出Gini最高，为0.5119，说明弱势国家之间也存在明显资源分化。</w:t>
+      </w:r>
+    </w:p>
+    <w:p>
+      <w:pPr>
+        <w:pStyle w:val="3"/>
+        <w:spacing w:before="120" w:after="120"/>
+        <w:jc w:val="left"/>
+      </w:pPr>
+      <w:r>
+        <w:rPr>
+          <w:b/>
+          <w:sz w:val="28"/>
+          <w:rFonts w:eastAsia="黑体"/>
+        </w:rPr>
+        <w:t xml:space="preserve">6.3 卫生资源再分配模拟</w:t>
+      </w:r>
+    </w:p>
+    <w:p>
+      <w:pPr>
+        <w:pStyle w:val="3"/>
+        <w:spacing w:before="120" w:after="120"/>
+        <w:jc w:val="left"/>
+      </w:pPr>
+      <w:r>
+        <w:rPr>
+          <w:b/>
+          <w:sz w:val="24"/>
+          <w:rFonts w:eastAsia="黑体"/>
+        </w:rPr>
+        <w:t xml:space="preserve">6.3.1 分象限生产函数拟合</w:t>
+      </w:r>
+    </w:p>
+    <w:p>
+      <w:pPr>
+        <w:pStyle w:val="3"/>
+      </w:pPr>
+      <w:r>
+        <w:t xml:space="preserve">在完成缺口识别和类型划分后，本文进一步将问题转化为资源配置优化。这里选取人均卫生支出</w:t>
       </w:r>
       <m:oMath>
         <m:sSub>
@@ -4501,13 +4681,7 @@
         </m:sSub>
       </m:oMath>
       <w:r>
-        <w:t xml:space="preserve"> </w:t>
-      </w:r>
-      <w:r>
-        <w:t xml:space="preserve">作为可再分配资源代理，以健康产出指数</w:t>
-      </w:r>
-      <w:r>
-        <w:t xml:space="preserve"> </w:t>
+        <w:t xml:space="preserve">作为可调配资源代理，以健康产出指数</w:t>
       </w:r>
       <m:oMath>
         <m:sSub>
@@ -4524,10 +4698,7 @@
         </m:sSub>
       </m:oMath>
       <w:r>
-        <w:t xml:space="preserve"> </w:t>
-      </w:r>
-      <w:r>
-        <w:t xml:space="preserve">作为目标函数基础，并为四个象限分别拟合对数生产函数：</w:t>
+        <w:t xml:space="preserve">为目标变量。考虑不同象限国家的边际收益并不相同，本文为Q1—Q4分别拟合对数生产函数：</w:t>
       </w:r>
     </w:p>
     <w:p>
@@ -4714,73 +4885,7 @@
         <w:pStyle w:val="3"/>
       </w:pPr>
       <w:r>
-        <w:t xml:space="preserve">当象限内样本过少时，模型退化为全局拟合。图3-6展示了四象限分组后的拟合结果：Q4 的斜率参数最大，说明新增投入在资源不足地区具有更高边际回报；Q3 的斜率最小，说明高投入地区更容易出现边际回报递减。</w:t>
-      </w:r>
-    </w:p>
-    <w:p xmlns:a="http://schemas.openxmlformats.org/drawingml/2006/main" xmlns:pic="http://schemas.openxmlformats.org/drawingml/2006/picture">
-      <w:pPr>
-        <w:pStyle w:val="40"/>
-        <w:jc w:val="center"/>
-      </w:pPr>
-      <w:r>
-        <w:drawing>
-          <wp:inline>
-            <wp:extent cx="5270500" cy="2058871"/>
-            <wp:effectExtent b="0" l="0" r="0" t="0"/>
-            <wp:docPr descr="图3-6 人均卫生支出与健康产出的对数生产函数拟合" title="" id="1" name="Picture"/>
-            <a:graphic>
-              <a:graphicData uri="http://schemas.openxmlformats.org/drawingml/2006/picture">
-                <pic:pic>
-                  <pic:nvPicPr>
-                    <pic:cNvPr descr="reports/paper/assets/p3_06_production_fit.png" id="0" name="Picture"/>
-                    <pic:cNvPicPr>
-                      <a:picLocks noChangeArrowheads="1" noChangeAspect="1"/>
-                    </pic:cNvPicPr>
-                  </pic:nvPicPr>
-                  <pic:blipFill>
-                    <a:blip r:embed="rId17"/>
-                    <a:stretch>
-                      <a:fillRect/>
-                    </a:stretch>
-                  </pic:blipFill>
-                  <pic:spPr bwMode="auto">
-                    <a:xfrm>
-                      <a:off x="0" y="0"/>
-                      <a:ext cx="5270500" cy="2058871"/>
-                    </a:xfrm>
-                    <a:prstGeom prst="rect">
-                      <a:avLst/>
-                    </a:prstGeom>
-                    <a:noFill/>
-                    <a:ln w="9525">
-                      <a:noFill/>
-                      <a:headEnd/>
-                      <a:tailEnd/>
-                    </a:ln>
-                  </pic:spPr>
-                </pic:pic>
-              </a:graphicData>
-            </a:graphic>
-          </wp:inline>
-        </w:drawing>
-      </w:r>
-    </w:p>
-    <w:p>
-      <w:pPr>
-        <w:pStyle w:val="12"/>
-        <w:jc w:val="center"/>
-      </w:pPr>
-      <w:r>
-        <w:t xml:space="preserve">图3-6 人均卫生支出与健康产出的对数生产函数拟合</w:t>
-      </w:r>
-    </w:p>
-    <w:p>
-      <w:pPr>
-        <w:pStyle w:val="12"/>
-        <w:jc w:val="center"/>
-      </w:pPr>
-      <w:r>
-        <w:t xml:space="preserve">表3-3 四象限生产函数拟合参数</w:t>
+        <w:t xml:space="preserve">表6-1四象限生产函数拟合参数</w:t>
       </w:r>
     </w:p>
     <w:tbl>
@@ -4862,7 +4967,7 @@
               <w:rPr>
                 <w:sz w:val="20"/>
               </w:rPr>
-              <w:t>Q1（高投入-高产出）</w:t>
+              <w:t>Q1（高投入高产出）</w:t>
             </w:r>
           </w:p>
         </w:tc>
@@ -4912,7 +5017,7 @@
               <w:rPr>
                 <w:sz w:val="20"/>
               </w:rPr>
-              <w:t>Q2（低投入-高产出）</w:t>
+              <w:t>Q2（低投入高产出）</w:t>
             </w:r>
           </w:p>
         </w:tc>
@@ -4962,7 +5067,7 @@
               <w:rPr>
                 <w:sz w:val="20"/>
               </w:rPr>
-              <w:t>Q3（高投入-低产出）</w:t>
+              <w:t>Q3（高投入低产出）</w:t>
             </w:r>
           </w:p>
         </w:tc>
@@ -5012,7 +5117,7 @@
               <w:rPr>
                 <w:sz w:val="20"/>
               </w:rPr>
-              <w:t>Q4（低投入-低产出）</w:t>
+              <w:t>Q4（低投入低产出）</w:t>
             </w:r>
           </w:p>
         </w:tc>
@@ -5050,22 +5155,91 @@
         </w:tc>
       </w:tr>
     </w:tbl>
-    <w:bookmarkEnd w:id="39"/>
-    <w:bookmarkStart w:id="40" w:name="总产出最大化模型效率优先"/>
-    <w:p>
-      <w:pPr>
-        <w:pStyle w:val="5"/>
-      </w:pPr>
-      <w:r>
-        <w:t xml:space="preserve">总产出最大化模型（效率优先）</w:t>
-      </w:r>
-    </w:p>
-    <w:p>
-      <w:pPr>
-        <w:pStyle w:val="3"/>
-      </w:pPr>
-      <w:r>
-        <w:t xml:space="preserve">效率优先情景通过广义注水模型求解：</w:t>
+    <w:p xmlns:a="http://schemas.openxmlformats.org/drawingml/2006/main" xmlns:pic="http://schemas.openxmlformats.org/drawingml/2006/picture">
+      <w:pPr>
+        <w:pStyle w:val="40"/>
+        <w:jc w:val="center"/>
+      </w:pPr>
+      <w:r>
+        <w:drawing>
+          <wp:inline>
+            <wp:extent cx="5270500" cy="2058871"/>
+            <wp:effectExtent b="0" l="0" r="0" t="0"/>
+            <wp:docPr descr="图6-6人均卫生支出与健康产出的对数生产函数拟合" title="" id="1" name="Picture"/>
+            <a:graphic>
+              <a:graphicData uri="http://schemas.openxmlformats.org/drawingml/2006/picture">
+                <pic:pic>
+                  <pic:nvPicPr>
+                    <pic:cNvPr descr="reports/paper/assets/p3_06_production_fit.png" id="0" name="Picture"/>
+                    <pic:cNvPicPr>
+                      <a:picLocks noChangeArrowheads="1" noChangeAspect="1"/>
+                    </pic:cNvPicPr>
+                  </pic:nvPicPr>
+                  <pic:blipFill>
+                    <a:blip r:embed="rId17"/>
+                    <a:stretch>
+                      <a:fillRect/>
+                    </a:stretch>
+                  </pic:blipFill>
+                  <pic:spPr bwMode="auto">
+                    <a:xfrm>
+                      <a:off x="0" y="0"/>
+                      <a:ext cx="5270500" cy="2058871"/>
+                    </a:xfrm>
+                    <a:prstGeom prst="rect">
+                      <a:avLst/>
+                    </a:prstGeom>
+                    <a:noFill/>
+                    <a:ln w="9525">
+                      <a:noFill/>
+                      <a:headEnd/>
+                      <a:tailEnd/>
+                    </a:ln>
+                  </pic:spPr>
+                </pic:pic>
+              </a:graphicData>
+            </a:graphic>
+          </wp:inline>
+        </w:drawing>
+      </w:r>
+    </w:p>
+    <w:p>
+      <w:pPr>
+        <w:pStyle w:val="3"/>
+      </w:pPr>
+      <w:r>
+        <w:t xml:space="preserve">图6-6人均卫生支出与健康产出的对数生产函数拟合</w:t>
+      </w:r>
+    </w:p>
+    <w:p>
+      <w:pPr>
+        <w:pStyle w:val="3"/>
+      </w:pPr>
+      <w:r>
+        <w:t xml:space="preserve">图6-6和表6-1显示，不同象限的投入产出关系存在明显差异。Q4的斜率参数最大，说明资源不足地区的边际投入回报更高；Q3的斜率最小，说明这类地区即便投入较高，新增资源也较难自动转化为健康产出。因此，优化模型不能简单按当前投入比例平均调整，而应根据边际收益和公平目标进行再分配。</w:t>
+      </w:r>
+    </w:p>
+    <w:p>
+      <w:pPr>
+        <w:pStyle w:val="3"/>
+        <w:spacing w:before="120" w:after="120"/>
+        <w:jc w:val="left"/>
+      </w:pPr>
+      <w:r>
+        <w:rPr>
+          <w:b/>
+          <w:sz w:val="24"/>
+          <w:rFonts w:eastAsia="黑体"/>
+        </w:rPr>
+        <w:t xml:space="preserve">6.3.2 效率优先与公平优先的双目标优化</w:t>
+      </w:r>
+    </w:p>
+    <w:p>
+      <w:pPr>
+        <w:pStyle w:val="3"/>
+      </w:pPr>
+      <w:r>
+        <w:t xml:space="preserve">效率优先目标对应总健康产出最大化：</w:t>
       </w:r>
     </w:p>
     <w:p>
@@ -5208,11 +5382,22 @@
             <m:mr>
               <m:e>
                 <m:r>
+                  <m:t>s</m:t>
+                </m:r>
+                <m:r>
                   <m:rPr>
-                    <m:nor/>
                     <m:sty m:val="p"/>
                   </m:rPr>
-                  <m:t>s.t.</m:t>
+                  <m:t>.</m:t>
+                </m:r>
+                <m:r>
+                  <m:t>t</m:t>
+                </m:r>
+                <m:r>
+                  <m:rPr>
+                    <m:sty m:val="p"/>
+                  </m:rPr>
+                  <m:t>.</m:t>
                 </m:r>
                 <m:r>
                   <m:t> </m:t>
@@ -5269,12 +5454,6 @@
                 <m:r>
                   <m:t>B</m:t>
                 </m:r>
-                <m:r>
-                  <m:rPr>
-                    <m:sty m:val="p"/>
-                  </m:rPr>
-                  <m:t>,</m:t>
-                </m:r>
               </m:e>
             </m:mr>
             <m:mr>
@@ -5293,11 +5472,13 @@
                   </m:sub>
                   <m:sup>
                     <m:r>
-                      <m:rPr>
-                        <m:nor/>
-                        <m:sty m:val="p"/>
-                      </m:rPr>
-                      <m:t>min</m:t>
+                      <m:t>m</m:t>
+                    </m:r>
+                    <m:r>
+                      <m:t>i</m:t>
+                    </m:r>
+                    <m:r>
+                      <m:t>n</m:t>
                     </m:r>
                   </m:sup>
                 </m:sSubSup>
@@ -5338,56 +5519,16 @@
                   </m:sub>
                   <m:sup>
                     <m:r>
-                      <m:rPr>
-                        <m:nor/>
-                        <m:sty m:val="p"/>
-                      </m:rPr>
-                      <m:t>max</m:t>
+                      <m:t>m</m:t>
+                    </m:r>
+                    <m:r>
+                      <m:t>a</m:t>
+                    </m:r>
+                    <m:r>
+                      <m:t>x</m:t>
                     </m:r>
                   </m:sup>
                 </m:sSubSup>
-                <m:r>
-                  <m:rPr>
-                    <m:sty m:val="p"/>
-                  </m:rPr>
-                  <m:t>,</m:t>
-                </m:r>
-                <m:r>
-                  <m:t> </m:t>
-                </m:r>
-                <m:r>
-                  <m:t>i</m:t>
-                </m:r>
-                <m:r>
-                  <m:rPr>
-                    <m:sty m:val="p"/>
-                  </m:rPr>
-                  <m:t>=</m:t>
-                </m:r>
-                <m:r>
-                  <m:t>1</m:t>
-                </m:r>
-                <m:r>
-                  <m:rPr>
-                    <m:sty m:val="p"/>
-                  </m:rPr>
-                  <m:t>,</m:t>
-                </m:r>
-                <m:r>
-                  <m:rPr>
-                    <m:sty m:val="p"/>
-                  </m:rPr>
-                  <m:t>…</m:t>
-                </m:r>
-                <m:r>
-                  <m:rPr>
-                    <m:sty m:val="p"/>
-                  </m:rPr>
-                  <m:t>,</m:t>
-                </m:r>
-                <m:r>
-                  <m:t>n</m:t>
-                </m:r>
               </m:e>
             </m:mr>
           </m:m>
@@ -5413,12 +5554,6 @@
         </m:r>
         <m:r>
           <m:t>α</m:t>
-        </m:r>
-        <m:r>
-          <m:rPr>
-            <m:sty m:val="p"/>
-          </m:rPr>
-          <m:t>⋅</m:t>
         </m:r>
         <m:nary>
           <m:naryPr>
@@ -5451,11 +5586,25 @@
               </m:sub>
               <m:sup>
                 <m:r>
-                  <m:rPr>
-                    <m:nor/>
-                    <m:sty m:val="p"/>
-                  </m:rPr>
-                  <m:t>current</m:t>
+                  <m:t>c</m:t>
+                </m:r>
+                <m:r>
+                  <m:t>u</m:t>
+                </m:r>
+                <m:r>
+                  <m:t>r</m:t>
+                </m:r>
+                <m:r>
+                  <m:t>r</m:t>
+                </m:r>
+                <m:r>
+                  <m:t>e</m:t>
+                </m:r>
+                <m:r>
+                  <m:t>n</m:t>
+                </m:r>
+                <m:r>
+                  <m:t>t</m:t>
                 </m:r>
               </m:sup>
             </m:sSubSup>
@@ -5463,13 +5612,7 @@
         </m:nary>
       </m:oMath>
       <w:r>
-        <w:t xml:space="preserve"> </w:t>
-      </w:r>
-      <w:r>
-        <w:t xml:space="preserve">表示预算总量，本文设置</w:t>
-      </w:r>
-      <w:r>
-        <w:t xml:space="preserve"> </w:t>
+        <w:t xml:space="preserve">表示预算总量，</w:t>
       </w:r>
       <m:oMath>
         <m:r>
@@ -5516,41 +5659,14 @@
         </m:r>
       </m:oMath>
       <w:r>
-        <w:t xml:space="preserve"> </w:t>
-      </w:r>
-      <w:r>
-        <w:t xml:space="preserve">三种预算情景；约束区间取</w:t>
-      </w:r>
-      <w:r>
-        <w:t xml:space="preserve"> </w:t>
+        <w:t xml:space="preserve">分别对应预算缩减、预算持平和预算增加三种情景。在效率优先目标下，约束区间设置为</w:t>
       </w:r>
       <m:oMath>
-        <m:sSubSup>
-          <m:e>
-            <m:r>
-              <m:t>x</m:t>
-            </m:r>
-          </m:e>
-          <m:sub>
-            <m:r>
-              <m:t>i</m:t>
-            </m:r>
-          </m:sub>
-          <m:sup>
-            <m:r>
-              <m:rPr>
-                <m:nor/>
-                <m:sty m:val="p"/>
-              </m:rPr>
-              <m:t>min</m:t>
-            </m:r>
-          </m:sup>
-        </m:sSubSup>
         <m:r>
           <m:rPr>
             <m:sty m:val="p"/>
           </m:rPr>
-          <m:t>=</m:t>
+          <m:t>[</m:t>
         </m:r>
         <m:r>
           <m:t>0.5</m:t>
@@ -5568,37 +5684,25 @@
           </m:sub>
           <m:sup>
             <m:r>
-              <m:rPr>
-                <m:nor/>
-                <m:sty m:val="p"/>
-              </m:rPr>
-              <m:t>current</m:t>
+              <m:t>c</m:t>
             </m:r>
-          </m:sup>
-        </m:sSubSup>
-      </m:oMath>
-      <w:r>
-        <w:t xml:space="preserve">、</w:t>
-      </w:r>
-      <m:oMath>
-        <m:sSubSup>
-          <m:e>
             <m:r>
-              <m:t>x</m:t>
+              <m:t>u</m:t>
             </m:r>
-          </m:e>
-          <m:sub>
             <m:r>
-              <m:t>i</m:t>
+              <m:t>r</m:t>
             </m:r>
-          </m:sub>
-          <m:sup>
             <m:r>
-              <m:rPr>
-                <m:nor/>
-                <m:sty m:val="p"/>
-              </m:rPr>
-              <m:t>max</m:t>
+              <m:t>r</m:t>
+            </m:r>
+            <m:r>
+              <m:t>e</m:t>
+            </m:r>
+            <m:r>
+              <m:t>n</m:t>
+            </m:r>
+            <m:r>
+              <m:t>t</m:t>
             </m:r>
           </m:sup>
         </m:sSubSup>
@@ -5606,7 +5710,7 @@
           <m:rPr>
             <m:sty m:val="p"/>
           </m:rPr>
-          <m:t>=</m:t>
+          <m:t>,</m:t>
         </m:r>
         <m:r>
           <m:t>2.0</m:t>
@@ -5624,17 +5728,37 @@
           </m:sub>
           <m:sup>
             <m:r>
-              <m:rPr>
-                <m:nor/>
-                <m:sty m:val="p"/>
-              </m:rPr>
-              <m:t>current</m:t>
+              <m:t>c</m:t>
+            </m:r>
+            <m:r>
+              <m:t>u</m:t>
+            </m:r>
+            <m:r>
+              <m:t>r</m:t>
+            </m:r>
+            <m:r>
+              <m:t>r</m:t>
+            </m:r>
+            <m:r>
+              <m:t>e</m:t>
+            </m:r>
+            <m:r>
+              <m:t>n</m:t>
+            </m:r>
+            <m:r>
+              <m:t>t</m:t>
             </m:r>
           </m:sup>
         </m:sSubSup>
+        <m:r>
+          <m:rPr>
+            <m:sty m:val="p"/>
+          </m:rPr>
+          <m:t>]</m:t>
+        </m:r>
       </m:oMath>
       <w:r>
-        <w:t xml:space="preserve">。由于目标函数可分离且整体保持凹性，最优解具有广义注水结构：</w:t>
+        <w:t xml:space="preserve">。由于目标函数具有可分离凹性，最优解具有广义注水结构：</w:t>
       </w:r>
     </w:p>
     <w:p>
@@ -5741,9 +5865,6 @@
                 </m:rPr>
                 <m:t>,</m:t>
               </m:r>
-              <m:r>
-                <m:t> </m:t>
-              </m:r>
               <m:sSubSup>
                 <m:e>
                   <m:r>
@@ -5757,11 +5878,13 @@
                 </m:sub>
                 <m:sup>
                   <m:r>
-                    <m:rPr>
-                      <m:nor/>
-                      <m:sty m:val="p"/>
-                    </m:rPr>
-                    <m:t>min</m:t>
+                    <m:t>m</m:t>
+                  </m:r>
+                  <m:r>
+                    <m:t>i</m:t>
+                  </m:r>
+                  <m:r>
+                    <m:t>n</m:t>
                   </m:r>
                 </m:sup>
               </m:sSubSup>
@@ -5770,9 +5893,6 @@
                   <m:sty m:val="p"/>
                 </m:rPr>
                 <m:t>,</m:t>
-              </m:r>
-              <m:r>
-                <m:t> </m:t>
               </m:r>
               <m:sSubSup>
                 <m:e>
@@ -5787,11 +5907,13 @@
                 </m:sub>
                 <m:sup>
                   <m:r>
-                    <m:rPr>
-                      <m:nor/>
-                      <m:sty m:val="p"/>
-                    </m:rPr>
-                    <m:t>max</m:t>
+                    <m:t>m</m:t>
+                  </m:r>
+                  <m:r>
+                    <m:t>a</m:t>
+                  </m:r>
+                  <m:r>
+                    <m:t>x</m:t>
                   </m:r>
                 </m:sup>
               </m:sSubSup>
@@ -5805,57 +5927,7 @@
         <w:pStyle w:val="3"/>
       </w:pPr>
       <w:r>
-        <w:t xml:space="preserve">其中，</w:t>
-      </w:r>
-      <m:oMath>
-        <m:r>
-          <m:t>μ</m:t>
-        </m:r>
-        <m:r>
-          <m:rPr>
-            <m:sty m:val="p"/>
-          </m:rPr>
-          <m:t>&gt;</m:t>
-        </m:r>
-        <m:r>
-          <m:t>0</m:t>
-        </m:r>
-      </m:oMath>
-      <w:r>
-        <w:t xml:space="preserve"> </w:t>
-      </w:r>
-      <w:r>
-        <w:t xml:space="preserve">通过二分搜索确定，使得预算约束恰好满足。</w:t>
-      </w:r>
-    </w:p>
-    <w:bookmarkEnd w:id="40"/>
-    <w:bookmarkStart w:id="41" w:name="rawlsian-最小值最大化模型公平优先"/>
-    <w:p>
-      <w:pPr>
-        <w:pStyle w:val="5"/>
-      </w:pPr>
-      <w:r>
-        <w:t xml:space="preserve">Rawlsian 最小值最大化模型（公平优先）</w:t>
-      </w:r>
-    </w:p>
-    <w:p>
-      <w:pPr>
-        <w:pStyle w:val="3"/>
-      </w:pPr>
-      <w:r>
-        <w:t xml:space="preserve">公平优先情景遵循</w:t>
-      </w:r>
-      <w:r>
-        <w:t xml:space="preserve">“</w:t>
-      </w:r>
-      <w:r>
-        <w:t xml:space="preserve">最弱者优先</w:t>
-      </w:r>
-      <w:r>
-        <w:t xml:space="preserve">”</w:t>
-      </w:r>
-      <w:r>
-        <w:t xml:space="preserve">原则，以地区最低可实现健康产出水平为优化目标：</w:t>
+        <w:t xml:space="preserve">公平优先目标对应Rawlsian最小值最大化：</w:t>
       </w:r>
     </w:p>
     <w:p>
@@ -5930,11 +6002,22 @@
             <m:mr>
               <m:e>
                 <m:r>
+                  <m:t>s</m:t>
+                </m:r>
+                <m:r>
                   <m:rPr>
-                    <m:nor/>
                     <m:sty m:val="p"/>
                   </m:rPr>
-                  <m:t>s.t.</m:t>
+                  <m:t>.</m:t>
+                </m:r>
+                <m:r>
+                  <m:t>t</m:t>
+                </m:r>
+                <m:r>
+                  <m:rPr>
+                    <m:sty m:val="p"/>
+                  </m:rPr>
+                  <m:t>.</m:t>
                 </m:r>
                 <m:r>
                   <m:t> </m:t>
@@ -6043,12 +6126,6 @@
                 <m:r>
                   <m:t>n</m:t>
                 </m:r>
-                <m:r>
-                  <m:rPr>
-                    <m:sty m:val="p"/>
-                  </m:rPr>
-                  <m:t>,</m:t>
-                </m:r>
               </m:e>
             </m:mr>
             <m:mr>
@@ -6104,12 +6181,6 @@
                 <m:r>
                   <m:t>B</m:t>
                 </m:r>
-                <m:r>
-                  <m:rPr>
-                    <m:sty m:val="p"/>
-                  </m:rPr>
-                  <m:t>,</m:t>
-                </m:r>
               </m:e>
             </m:mr>
             <m:mr>
@@ -6128,11 +6199,13 @@
                   </m:sub>
                   <m:sup>
                     <m:r>
-                      <m:rPr>
-                        <m:nor/>
-                        <m:sty m:val="p"/>
-                      </m:rPr>
-                      <m:t>min</m:t>
+                      <m:t>m</m:t>
+                    </m:r>
+                    <m:r>
+                      <m:t>i</m:t>
+                    </m:r>
+                    <m:r>
+                      <m:t>n</m:t>
                     </m:r>
                   </m:sup>
                 </m:sSubSup>
@@ -6173,11 +6246,13 @@
                   </m:sub>
                   <m:sup>
                     <m:r>
-                      <m:rPr>
-                        <m:nor/>
-                        <m:sty m:val="p"/>
-                      </m:rPr>
-                      <m:t>max</m:t>
+                      <m:t>m</m:t>
+                    </m:r>
+                    <m:r>
+                      <m:t>a</m:t>
+                    </m:r>
+                    <m:r>
+                      <m:t>x</m:t>
                     </m:r>
                   </m:sup>
                 </m:sSubSup>
@@ -6200,143 +6275,34 @@
         </m:r>
       </m:oMath>
       <w:r>
-        <w:t xml:space="preserve"> </w:t>
-      </w:r>
-      <w:r>
-        <w:t xml:space="preserve">表示全体地区中最低可达到的健康产出下限。为增强倾斜力度，该情景下设置</w:t>
-      </w:r>
-      <w:r>
-        <w:t xml:space="preserve"> </w:t>
-      </w:r>
-      <m:oMath>
-        <m:sSubSup>
-          <m:e>
-            <m:r>
-              <m:t>x</m:t>
-            </m:r>
-          </m:e>
-          <m:sub>
-            <m:r>
-              <m:t>i</m:t>
-            </m:r>
-          </m:sub>
-          <m:sup>
-            <m:r>
-              <m:rPr>
-                <m:nor/>
-                <m:sty m:val="p"/>
-              </m:rPr>
-              <m:t>min</m:t>
-            </m:r>
-          </m:sup>
-        </m:sSubSup>
-        <m:r>
-          <m:rPr>
-            <m:sty m:val="p"/>
-          </m:rPr>
-          <m:t>=</m:t>
-        </m:r>
-        <m:r>
-          <m:t>0.3</m:t>
-        </m:r>
-        <m:sSubSup>
-          <m:e>
-            <m:r>
-              <m:t>x</m:t>
-            </m:r>
-          </m:e>
-          <m:sub>
-            <m:r>
-              <m:t>i</m:t>
-            </m:r>
-          </m:sub>
-          <m:sup>
-            <m:r>
-              <m:rPr>
-                <m:nor/>
-                <m:sty m:val="p"/>
-              </m:rPr>
-              <m:t>current</m:t>
-            </m:r>
-          </m:sup>
-        </m:sSubSup>
-      </m:oMath>
-      <w:r>
-        <w:t xml:space="preserve">、</w:t>
-      </w:r>
-      <m:oMath>
-        <m:sSubSup>
-          <m:e>
-            <m:r>
-              <m:t>x</m:t>
-            </m:r>
-          </m:e>
-          <m:sub>
-            <m:r>
-              <m:t>i</m:t>
-            </m:r>
-          </m:sub>
-          <m:sup>
-            <m:r>
-              <m:rPr>
-                <m:nor/>
-                <m:sty m:val="p"/>
-              </m:rPr>
-              <m:t>max</m:t>
-            </m:r>
-          </m:sup>
-        </m:sSubSup>
-        <m:r>
-          <m:rPr>
-            <m:sty m:val="p"/>
-          </m:rPr>
-          <m:t>=</m:t>
-        </m:r>
-        <m:r>
-          <m:t>2.0</m:t>
-        </m:r>
-        <m:sSubSup>
-          <m:e>
-            <m:r>
-              <m:t>x</m:t>
-            </m:r>
-          </m:e>
-          <m:sub>
-            <m:r>
-              <m:t>i</m:t>
-            </m:r>
-          </m:sub>
-          <m:sup>
-            <m:r>
-              <m:rPr>
-                <m:nor/>
-                <m:sty m:val="p"/>
-              </m:rPr>
-              <m:t>current</m:t>
-            </m:r>
-          </m:sup>
-        </m:sSubSup>
-      </m:oMath>
-      <w:r>
-        <w:t xml:space="preserve">，并采用 SLSQP 进行数值求解。</w:t>
-      </w:r>
-    </w:p>
-    <w:bookmarkEnd w:id="41"/>
-    <w:bookmarkStart w:id="43" w:name="全球规划结果"/>
-    <w:p>
-      <w:pPr>
-        <w:pStyle w:val="5"/>
-      </w:pPr>
-      <w:r>
-        <w:t xml:space="preserve">全球规划结果</w:t>
-      </w:r>
-    </w:p>
-    <w:p>
-      <w:pPr>
-        <w:pStyle w:val="3"/>
-      </w:pPr>
-      <w:r>
-        <w:t xml:space="preserve">在三种预算水平和两类目标函数下，本文共求解 6 种全球再分配方案。以下聚焦预算持平的核心情景：</w:t>
+        <w:t xml:space="preserve">表示所有地区中最低可实现的健康产出水平。该模型不是追求平均值最高，而是优先抬升最弱地区的底线，因此更接近</w:t>
+      </w:r>
+      <w:r>
+        <w:t xml:space="preserve">“</w:t>
+      </w:r>
+      <w:r>
+        <w:t xml:space="preserve">最小化健康不平等</w:t>
+      </w:r>
+      <w:r>
+        <w:t xml:space="preserve">”</w:t>
+      </w:r>
+      <w:r>
+        <w:t xml:space="preserve">的政策目标。</w:t>
+      </w:r>
+    </w:p>
+    <w:p>
+      <w:pPr>
+        <w:pStyle w:val="3"/>
+        <w:spacing w:before="120" w:after="120"/>
+        <w:jc w:val="left"/>
+      </w:pPr>
+      <w:r>
+        <w:rPr>
+          <w:b/>
+          <w:sz w:val="24"/>
+          <w:rFonts w:eastAsia="黑体"/>
+        </w:rPr>
+        <w:t xml:space="preserve">6.3.3 全球国家间再分配结果</w:t>
       </w:r>
     </w:p>
     <w:p xmlns:a="http://schemas.openxmlformats.org/drawingml/2006/main" xmlns:pic="http://schemas.openxmlformats.org/drawingml/2006/picture">
@@ -6349,7 +6315,7 @@
           <wp:inline>
             <wp:extent cx="5270500" cy="3618063"/>
             <wp:effectExtent b="0" l="0" r="0" t="0"/>
-            <wp:docPr descr="图3-7 全球预算持平情景下两类优化目标的再分配对比" title="" id="1" name="Picture"/>
+            <wp:docPr descr="图6-7全球预算持平情景下两类优化目标的再分配对比" title="" id="1" name="Picture"/>
             <a:graphic>
               <a:graphicData uri="http://schemas.openxmlformats.org/drawingml/2006/picture">
                 <pic:pic>
@@ -6389,81 +6355,61 @@
     </w:p>
     <w:p>
       <w:pPr>
-        <w:pStyle w:val="12"/>
-        <w:jc w:val="center"/>
-      </w:pPr>
-      <w:r>
-        <w:t xml:space="preserve">图3-7 全球预算持平情景下两类优化目标的再分配对比</w:t>
-      </w:r>
-    </w:p>
-    <w:p>
-      <w:pPr>
-        <w:pStyle w:val="3"/>
-      </w:pPr>
-      <w:r>
-        <w:t xml:space="preserve">图3-7显示，在预算持平的总产出最大化情景下，模型覆盖 191 个国家，形成</w:t>
+        <w:pStyle w:val="3"/>
+      </w:pPr>
+      <w:r>
+        <w:t xml:space="preserve">图6-7全球预算持平情景下两类优化目标的再分配对比</w:t>
+      </w:r>
+    </w:p>
+    <w:p>
+      <w:pPr>
+        <w:pStyle w:val="3"/>
+      </w:pPr>
+      <w:r>
+        <w:t xml:space="preserve">图6-7展示了预算持平条件下两类优化目标的差异。在总产出最大化情景下，模型覆盖191个国家，形成163个净受益国和28个净转出国，总移动预算约为68883.39。前五大净受益方为阿富汗、马里、黑山、蒙古和莫桑比克，前五大净转出方为冰岛、澳大利亚、奥地利、加拿大和美国。这说明效率优先方案并不是机械地从富国转向穷国，而是优先投向边际健康产出更高的地区。</w:t>
+      </w:r>
+    </w:p>
+    <w:p>
+      <w:pPr>
+        <w:pStyle w:val="3"/>
+      </w:pPr>
+      <w:r>
+        <w:t xml:space="preserve">在maximin情景下，资源调整更加集中：仅有9个净受益国，182个国家为净转出国，总移动预算约为57.42。前五大净受益方为索马里、马达加斯加、刚果（金）、布隆迪和尼日尔，几乎全部位于AFRO地区并集中属于Q4。这说明公平优先方案不是大范围重排资源，而是以更小调整量定向抬升最弱国家的健康产出底线。</w:t>
+      </w:r>
+    </w:p>
+    <w:p>
+      <w:pPr>
+        <w:pStyle w:val="3"/>
+        <w:spacing w:before="120" w:after="120"/>
+        <w:jc w:val="left"/>
+      </w:pPr>
+      <w:r>
+        <w:rPr>
+          <w:b/>
+          <w:sz w:val="24"/>
+          <w:rFonts w:eastAsia="黑体"/>
+        </w:rPr>
+        <w:t xml:space="preserve">6.3.4 中国省级内部再分配结果</w:t>
+      </w:r>
+    </w:p>
+    <w:p>
+      <w:pPr>
+        <w:pStyle w:val="3"/>
+      </w:pPr>
+      <w:r>
+        <w:t xml:space="preserve">为了回应赛题中</w:t>
       </w:r>
       <w:r>
         <w:t xml:space="preserve">“</w:t>
       </w:r>
       <w:r>
-        <w:t xml:space="preserve">163 个净受益国、28 个净转出国</w:t>
+        <w:t xml:space="preserve">一国内部</w:t>
       </w:r>
       <w:r>
         <w:t xml:space="preserve">”</w:t>
       </w:r>
       <w:r>
-        <w:t xml:space="preserve">的结构，总移动预算约为 68883.39。前五大净受益方分别为阿富汗、马里、黑山、蒙古和莫桑比克，前五大净转出方则为冰岛、澳大利亚、奥地利、加拿大和美国。这说明效率优先方案并不是简单地</w:t>
-      </w:r>
-      <w:r>
-        <w:t xml:space="preserve">“</w:t>
-      </w:r>
-      <w:r>
-        <w:t xml:space="preserve">从富国转向穷国</w:t>
-      </w:r>
-      <w:r>
-        <w:t xml:space="preserve">”</w:t>
-      </w:r>
-      <w:r>
-        <w:t xml:space="preserve">，而是优先将资源流向边际健康产出更高的地区。</w:t>
-      </w:r>
-    </w:p>
-    <w:p>
-      <w:pPr>
-        <w:pStyle w:val="3"/>
-      </w:pPr>
-      <w:r>
-        <w:t xml:space="preserve">在预算持平的 maximin 情景下，资源集中度明显更强：仅有 9 个净受益国，但有 182 个净转出国，总移动预算仅为 57.42。前五大净受益方依次为索马里、马达加斯加、刚果（金）、布隆迪和尼日尔，几乎全部位于 AFRO 地区，且多数属于 Q4 国家。与效率优先相比，公平优先方案不追求大范围调整，而是以更小的调整量优先抬升最弱国家的健康产出下限。</w:t>
-      </w:r>
-    </w:p>
-    <w:bookmarkEnd w:id="43"/>
-    <w:bookmarkStart w:id="47" w:name="中国省级规划结果"/>
-    <w:p>
-      <w:pPr>
-        <w:pStyle w:val="5"/>
-      </w:pPr>
-      <w:r>
-        <w:t xml:space="preserve">中国省级规划结果</w:t>
-      </w:r>
-    </w:p>
-    <w:p>
-      <w:pPr>
-        <w:pStyle w:val="3"/>
-      </w:pPr>
-      <w:r>
-        <w:t xml:space="preserve">赛题第（3）问还要求给出</w:t>
-      </w:r>
-      <w:r>
-        <w:t xml:space="preserve">“</w:t>
-      </w:r>
-      <w:r>
-        <w:t xml:space="preserve">一国内部</w:t>
-      </w:r>
-      <w:r>
-        <w:t xml:space="preserve">”</w:t>
-      </w:r>
-      <w:r>
-        <w:t xml:space="preserve">的最优再分配方案。为此，本文利用 31 个省级行政区 2005-2024 年卫生人员与卫生机构数据，并结合最新年份的人均卫生支出、预期寿命和婴儿死亡率，构造中国省级子样本，在一国内部复刻资源缺口、四象限分类与优化模型。</w:t>
+        <w:t xml:space="preserve">再分配要求，本文将同一框架迁移到中国31个省级行政区。中国省级样本既能检验模型在较小空间尺度上的适用性，也能进一步说明资源缺口并不只存在于国家间，在一国内部同样存在结构差异。</w:t>
       </w:r>
     </w:p>
     <w:p xmlns:a="http://schemas.openxmlformats.org/drawingml/2006/main" xmlns:pic="http://schemas.openxmlformats.org/drawingml/2006/picture">
@@ -6476,7 +6422,7 @@
           <wp:inline>
             <wp:extent cx="5270500" cy="2101204"/>
             <wp:effectExtent b="0" l="0" r="0" t="0"/>
-            <wp:docPr descr="图3-8 2005-2024年中国代表性省份卫生资源趋势" title="" id="1" name="Picture"/>
+            <wp:docPr descr="图6-82005—2024年中国代表性省份卫生资源趋势" title="" id="1" name="Picture"/>
             <a:graphic>
               <a:graphicData uri="http://schemas.openxmlformats.org/drawingml/2006/picture">
                 <pic:pic>
@@ -6516,11 +6462,42 @@
     </w:p>
     <w:p>
       <w:pPr>
-        <w:pStyle w:val="12"/>
-        <w:jc w:val="center"/>
-      </w:pPr>
-      <w:r>
-        <w:t xml:space="preserve">图3-8 2005-2024年中国代表性省份卫生资源趋势</w:t>
+        <w:pStyle w:val="3"/>
+      </w:pPr>
+      <w:r>
+        <w:t xml:space="preserve">图6-82005—2024年中国代表性省份卫生资源趋势</w:t>
+      </w:r>
+    </w:p>
+    <w:p>
+      <w:pPr>
+        <w:pStyle w:val="3"/>
+      </w:pPr>
+      <w:r>
+        <w:t xml:space="preserve">图6-8显示，广东、山东、河南、四川等人口大省在卫生人员和医疗机构绝对规模上长期领先；西藏、宁夏等西部省份虽然基数较低，但增长速度更快，体现出资源追赶趋势。也就是说，中国省级卫生资源演化同时具有</w:t>
+      </w:r>
+      <w:r>
+        <w:t xml:space="preserve">“</w:t>
+      </w:r>
+      <w:r>
+        <w:t xml:space="preserve">总量扩张</w:t>
+      </w:r>
+      <w:r>
+        <w:t xml:space="preserve">”</w:t>
+      </w:r>
+      <w:r>
+        <w:t xml:space="preserve">和</w:t>
+      </w:r>
+      <w:r>
+        <w:t xml:space="preserve">“</w:t>
+      </w:r>
+      <w:r>
+        <w:t xml:space="preserve">空间再平衡</w:t>
+      </w:r>
+      <w:r>
+        <w:t xml:space="preserve">”</w:t>
+      </w:r>
+      <w:r>
+        <w:t xml:space="preserve">两个特征。</w:t>
       </w:r>
     </w:p>
     <w:p xmlns:a="http://schemas.openxmlformats.org/drawingml/2006/main" xmlns:pic="http://schemas.openxmlformats.org/drawingml/2006/picture">
@@ -6533,7 +6510,7 @@
           <wp:inline>
             <wp:extent cx="5270500" cy="1969360"/>
             <wp:effectExtent b="0" l="0" r="0" t="0"/>
-            <wp:docPr descr="图3-9 中国省级资源缺口与投入-产出四象限" title="" id="1" name="Picture"/>
+            <wp:docPr descr="图6-9中国省级资源缺口与投入产出四象限" title="" id="1" name="Picture"/>
             <a:graphic>
               <a:graphicData uri="http://schemas.openxmlformats.org/drawingml/2006/picture">
                 <pic:pic>
@@ -6573,39 +6550,18 @@
     </w:p>
     <w:p>
       <w:pPr>
-        <w:pStyle w:val="12"/>
-        <w:jc w:val="center"/>
-      </w:pPr>
-      <w:r>
-        <w:t xml:space="preserve">图3-9 中国省级资源缺口与投入-产出四象限</w:t>
-      </w:r>
-    </w:p>
-    <w:p>
-      <w:pPr>
-        <w:pStyle w:val="3"/>
-      </w:pPr>
-      <w:r>
-        <w:t xml:space="preserve">图3-8表明，广东、山东、河南、四川等人口大省在卫生人员和医疗机构绝对规模上长期领先，而西藏、宁夏等西部省份虽然基数较低，但增长速度更快，体现出明显的追赶效应。图3-9中，台湾省、香港特别行政区和澳门特别行政区以灰色显示，仅表示地理位置；由于赛题第五类原始数据不覆盖这些区域，它们未纳入省级缺口测算与四象限统计。</w:t>
-      </w:r>
-    </w:p>
-    <w:p>
-      <w:pPr>
-        <w:pStyle w:val="3"/>
-      </w:pPr>
-      <w:r>
-        <w:t xml:space="preserve">从 2024 年最新截面看，31 个省级行政区在四象限中的分布为：高投入-高产出 9 省、高投入-低产出 7 省、低投入-高产出 7 省、低投入-低产出 8 省。其中，云南、新疆、贵州、西藏和甘肃是资源缺口最突出的地区；云南、贵州、安徽、宁夏等省份主要位于 Q4，表现为基础投入与健康产出双弱；新疆、西藏、甘肃和青海则更多落在 Q3，说明单纯提高投入总量并不能自动转化为更优健康结果。相对而言，江苏、福建、广东、湖北和重庆位于 Q2，是</w:t>
-      </w:r>
-      <w:r>
-        <w:t xml:space="preserve">“</w:t>
-      </w:r>
-      <w:r>
-        <w:t xml:space="preserve">低投入-高产出</w:t>
-      </w:r>
-      <w:r>
-        <w:t xml:space="preserve">”</w:t>
-      </w:r>
-      <w:r>
-        <w:t xml:space="preserve">的高效率样本。</w:t>
+        <w:pStyle w:val="3"/>
+      </w:pPr>
+      <w:r>
+        <w:t xml:space="preserve">图6-9中国省级资源缺口与投入产出四象限</w:t>
+      </w:r>
+    </w:p>
+    <w:p>
+      <w:pPr>
+        <w:pStyle w:val="3"/>
+      </w:pPr>
+      <w:r>
+        <w:t xml:space="preserve">图6-9显示，31个省级行政区在最新截面中的四象限分布为：高投入高产出9省、高投入低产出7省、低投入高产出7省、低投入低产出8省。其中，云南、新疆、贵州、西藏和甘肃资源缺口最突出。云南、贵州、安徽、宁夏等省份主要位于Q4，说明基础投入与健康产出双弱；新疆、西藏、甘肃和青海更多落在Q3，说明单纯提高投入总量并不能自动带来健康产出提升。江苏、福建、广东、湖北和重庆等省份位于Q2，可作为低投入高产出的效率样本。</w:t>
       </w:r>
     </w:p>
     <w:p xmlns:a="http://schemas.openxmlformats.org/drawingml/2006/main" xmlns:pic="http://schemas.openxmlformats.org/drawingml/2006/picture">
@@ -6618,7 +6574,7 @@
           <wp:inline>
             <wp:extent cx="5270500" cy="3618063"/>
             <wp:effectExtent b="0" l="0" r="0" t="0"/>
-            <wp:docPr descr="图3-10 中国预算持平情景下两类优化目标的再分配对比" title="" id="1" name="Picture"/>
+            <wp:docPr descr="图6-10中国预算持平情景下两类优化目标的再分配对比" title="" id="1" name="Picture"/>
             <a:graphic>
               <a:graphicData uri="http://schemas.openxmlformats.org/drawingml/2006/picture">
                 <pic:pic>
@@ -6658,19 +6614,18 @@
     </w:p>
     <w:p>
       <w:pPr>
-        <w:pStyle w:val="12"/>
-        <w:jc w:val="center"/>
-      </w:pPr>
-      <w:r>
-        <w:t xml:space="preserve">图3-10 中国预算持平情景下两类优化目标的再分配对比</w:t>
-      </w:r>
-    </w:p>
-    <w:p>
-      <w:pPr>
-        <w:pStyle w:val="3"/>
-      </w:pPr>
-      <w:r>
-        <w:t xml:space="preserve">图3-10显示，在预算持平的省级总产出最大化情景下，22 个省份成为净受益方、9 个省份成为净转出方，总移动预算约为 21999.21。前五大净受益省份为甘肃、广西、云南、江西和贵州，前五大净转出省份为上海、北京、天津、西藏和浙江。若改用公平优先目标，则受益方向进一步向欠发达省份集中：前五大净受益省份为贵州、甘肃、广西、云南和江西，主要净转出方则为天津、北京、上海、西藏和浙江。可见，在一国内部，效率优先与公平优先均指向</w:t>
+        <w:pStyle w:val="3"/>
+      </w:pPr>
+      <w:r>
+        <w:t xml:space="preserve">图6-10中国预算持平情景下两类优化目标的再分配对比</w:t>
+      </w:r>
+    </w:p>
+    <w:p>
+      <w:pPr>
+        <w:pStyle w:val="3"/>
+      </w:pPr>
+      <w:r>
+        <w:t xml:space="preserve">图6-10表明，在预算持平的省级总产出最大化情景下，22个省份成为净受益方，9个省份成为净转出方，总移动预算约为21999.21。前五大净受益省份为甘肃、广西、云南、江西和贵州，前五大净转出省份为上海、北京、天津、西藏和浙江。公平优先目标下，受益方向进一步向欠发达省份集中，前五大净受益省份为贵州、甘肃、广西、云南和江西。由此可见，在一国内部，效率优先和公平优先共同指向</w:t>
       </w:r>
       <w:r>
         <w:t xml:space="preserve">“</w:t>
@@ -6685,1235 +6640,114 @@
         <w:t xml:space="preserve">，但公平优先更强调对最弱省份的定向扶持。</w:t>
       </w:r>
     </w:p>
-    <w:bookmarkEnd w:id="47"/>
-    <w:bookmarkEnd w:id="48"/>
-    <w:bookmarkStart w:id="49" w:name="差异化政策建议3-4"/>
-    <w:p>
-      <w:pPr>
-        <w:pStyle w:val="4"/>
-      </w:pPr>
-      <w:r>
-        <w:t xml:space="preserve">差异化政策建议（3-4）</w:t>
-      </w:r>
-    </w:p>
-    <w:p>
-      <w:pPr>
-        <w:pStyle w:val="3"/>
-      </w:pPr>
-      <w:r>
-        <w:t xml:space="preserve">结合资源缺口、四象限分类与最优再分配结果，可将政策建议归纳为三类。第一，针对高投入-低产出（Q3）地区，应以提升管理效率为核心，重点开展卫生体系效率审计、强化基层首诊和绩效预算约束，减少</w:t>
+    <w:p>
+      <w:pPr>
+        <w:pStyle w:val="3"/>
+        <w:spacing w:before="120" w:after="120"/>
+        <w:jc w:val="left"/>
+      </w:pPr>
+      <w:r>
+        <w:rPr>
+          <w:b/>
+          <w:sz w:val="28"/>
+          <w:rFonts w:eastAsia="黑体"/>
+        </w:rPr>
+        <w:t xml:space="preserve">6.4 分类型治理建议</w:t>
+      </w:r>
+    </w:p>
+    <w:p>
+      <w:pPr>
+        <w:pStyle w:val="3"/>
+        <w:spacing w:before="120" w:after="120"/>
+        <w:jc w:val="left"/>
+      </w:pPr>
+      <w:r>
+        <w:rPr>
+          <w:b/>
+          <w:sz w:val="24"/>
+          <w:rFonts w:eastAsia="黑体"/>
+        </w:rPr>
+        <w:t xml:space="preserve">6.4.1 高投入低产出地区：以效率治理为核心</w:t>
+      </w:r>
+    </w:p>
+    <w:p>
+      <w:pPr>
+        <w:pStyle w:val="3"/>
+      </w:pPr>
+      <w:r>
+        <w:t xml:space="preserve">Q3地区属于高投入低产出，问题不在于资源绝对不足，而在于资源未能有效转化为健康产出。此类地区应优先开展卫生体系效率评估，优化基层资源布局、绩效预算、医防协同和服务转化率，避免继续单纯扩张投入。对于全球样本中的Q3国家，以及中国省级样本中的新疆、西藏、甘肃、青海等地区，应重点关注基层服务组织方式和财政支出结构。</w:t>
+      </w:r>
+    </w:p>
+    <w:p>
+      <w:pPr>
+        <w:pStyle w:val="3"/>
+        <w:spacing w:before="120" w:after="120"/>
+        <w:jc w:val="left"/>
+      </w:pPr>
+      <w:r>
+        <w:rPr>
+          <w:b/>
+          <w:sz w:val="24"/>
+          <w:rFonts w:eastAsia="黑体"/>
+        </w:rPr>
+        <w:t xml:space="preserve">6.4.2 低投入高产出地区：总结可复制经验</w:t>
+      </w:r>
+    </w:p>
+    <w:p>
+      <w:pPr>
+        <w:pStyle w:val="3"/>
+      </w:pPr>
+      <w:r>
+        <w:t xml:space="preserve">Q2地区属于低投入高产出，说明有限资源也可以形成较好健康结果。此类地区应总结其基层网络、预防优先、成本控制和分级诊疗经验，并将其转化为可复制的治理模板。全球样本中的土耳其、斯里兰卡、马来西亚等国家，以及中国省级样本中的江苏、福建、广东、湖北、重庆等省份，都可作为经验扩散对象。</w:t>
+      </w:r>
+    </w:p>
+    <w:p>
+      <w:pPr>
+        <w:pStyle w:val="3"/>
+        <w:spacing w:before="120" w:after="120"/>
+        <w:jc w:val="left"/>
+      </w:pPr>
+      <w:r>
+        <w:rPr>
+          <w:b/>
+          <w:sz w:val="24"/>
+          <w:rFonts w:eastAsia="黑体"/>
+        </w:rPr>
+        <w:t xml:space="preserve">6.4.3 低投入低产出地区：增投与提效并行</w:t>
+      </w:r>
+    </w:p>
+    <w:p>
+      <w:pPr>
+        <w:pStyle w:val="3"/>
+      </w:pPr>
+      <w:r>
+        <w:t xml:space="preserve">Q4地区属于低投入低产出，是卫生资源再分配中最需要优先关注的短板。对于全球样本，应重点支持AFRO地区基础卫生设施、基层医生、母婴健康服务和传染病防控体系建设；对于中国省级样本，云南、贵州、安徽、宁夏等地区更适合采用</w:t>
       </w:r>
       <w:r>
         <w:t xml:space="preserve">“</w:t>
       </w:r>
       <w:r>
-        <w:t xml:space="preserve">高支出-低转化</w:t>
+        <w:t xml:space="preserve">基础增投+效率改善</w:t>
       </w:r>
       <w:r>
         <w:t xml:space="preserve">”</w:t>
       </w:r>
       <w:r>
-        <w:t xml:space="preserve">现象。第二，针对低投入-高产出（Q2）地区，应提炼其初级卫生保健网络、预防优先策略和分级诊疗经验，将其沉淀为可复制的治理模板。第三，针对低投入-低产出（Q4）地区，应实行</w:t>
-      </w:r>
-      <w:r>
-        <w:t xml:space="preserve">“</w:t>
-      </w:r>
-      <w:r>
-        <w:t xml:space="preserve">增投与提效并行</w:t>
-      </w:r>
-      <w:r>
-        <w:t xml:space="preserve">”</w:t>
-      </w:r>
-      <w:r>
-        <w:t xml:space="preserve">的双轨方案：一方面补齐基层设施、人力与母婴健康服务短板，另一方面同步提升治理效率，避免新增资源再次落入低效扩张。</w:t>
-      </w:r>
-    </w:p>
-    <w:p>
-      <w:pPr>
-        <w:pStyle w:val="3"/>
-      </w:pPr>
-      <w:r>
-        <w:t xml:space="preserve">综合来看，问题三的最优方案不是单一地</w:t>
-      </w:r>
-      <w:r>
-        <w:t xml:space="preserve">“</w:t>
-      </w:r>
-      <w:r>
-        <w:t xml:space="preserve">多给资源</w:t>
-      </w:r>
-      <w:r>
-        <w:t xml:space="preserve">”</w:t>
-      </w:r>
-      <w:r>
-        <w:t xml:space="preserve">，而是根据地区类型实施差异化治理：Q3 强调提效，Q2 强调经验扩散，Q4 强调补短板与提效率同步推进。这样才能使</w:t>
-      </w:r>
-      <w:r>
-        <w:t xml:space="preserve">“</w:t>
-      </w:r>
-      <w:r>
-        <w:t xml:space="preserve">缺口识别-类型划分-优化模拟-政策建议</w:t>
-      </w:r>
-      <w:r>
-        <w:t xml:space="preserve">”</w:t>
-      </w:r>
-      <w:r>
-        <w:t xml:space="preserve">真正形成闭环。</w:t>
-      </w:r>
-    </w:p>
-    <w:bookmarkEnd w:id="49"/>
-    <w:bookmarkEnd w:id="50"/>
-    <w:bookmarkStart w:id="53" w:name="系统实现与结果验证"/>
-    <w:p>
-      <w:pPr>
-        <w:pStyle w:val="2"/>
-      </w:pPr>
-      <w:r>
-        <w:t xml:space="preserve">系统实现与结果验证</w:t>
-      </w:r>
-    </w:p>
-    <w:bookmarkStart w:id="51" w:name="技术选型与实现细节"/>
-    <w:p>
-      <w:pPr>
-        <w:pStyle w:val="4"/>
-      </w:pPr>
-      <w:r>
-        <w:t xml:space="preserve">技术选型与实现细节</w:t>
-      </w:r>
-    </w:p>
-    <w:p>
-      <w:pPr>
-        <w:pStyle w:val="12"/>
-        <w:jc w:val="center"/>
-      </w:pPr>
-      <w:r>
-        <w:t xml:space="preserve">表3-4 问题三实现模块与技术栈</w:t>
-      </w:r>
-    </w:p>
-    <w:tbl>
-      <w:tblPr>
-        <w:tblStyle w:val="21"/>
-        <w:tblW w:type="auto" w:w="0"/>
-        <w:jc w:val="center"/>
-        <w:tblLayout w:type="fixed"/>
-        <w:tblLook w:firstColumn="1" w:firstRow="1" w:lastColumn="0" w:lastRow="0" w:noHBand="0" w:noVBand="1" w:val="04A0"/>
-      </w:tblPr>
-      <w:tblGrid>
-        <w:gridCol w:w="4153"/>
-        <w:gridCol w:w="4153"/>
-      </w:tblGrid>
-      <w:tr>
-        <w:tc>
-          <w:tcPr>
-            <w:tcW w:type="dxa" w:w="1701"/>
-          </w:tcPr>
-          <w:p>
-            <w:pPr>
-              <w:jc w:val="center"/>
-            </w:pPr>
-            <w:r>
-              <w:rPr>
-                <w:b/>
-                <w:sz w:val="20"/>
-              </w:rPr>
-              <w:t>模块</w:t>
-            </w:r>
-          </w:p>
-        </w:tc>
-        <w:tc>
-          <w:tcPr>
-            <w:tcW w:type="dxa" w:w="5669"/>
-          </w:tcPr>
-          <w:p>
-            <w:pPr>
-              <w:jc w:val="center"/>
-            </w:pPr>
-            <w:r>
-              <w:rPr>
-                <w:b/>
-                <w:sz w:val="20"/>
-              </w:rPr>
-              <w:t>技术栈</w:t>
-            </w:r>
-          </w:p>
-        </w:tc>
-      </w:tr>
-      <w:tr>
-        <w:tc>
-          <w:tcPr>
-            <w:tcW w:type="dxa" w:w="1701"/>
-          </w:tcPr>
-          <w:p>
-            <w:pPr>
-              <w:jc w:val="left"/>
-            </w:pPr>
-            <w:r>
-              <w:rPr>
-                <w:sz w:val="20"/>
-              </w:rPr>
-              <w:t>数据处理</w:t>
-            </w:r>
-          </w:p>
-        </w:tc>
-        <w:tc>
-          <w:tcPr>
-            <w:tcW w:type="dxa" w:w="5669"/>
-          </w:tcPr>
-          <w:p>
-            <w:pPr>
-              <w:jc w:val="left"/>
-            </w:pPr>
-            <w:r>
-              <w:rPr>
-                <w:sz w:val="20"/>
-              </w:rPr>
-              <w:t>Python 3.10+, pandas, numpy</w:t>
-            </w:r>
-          </w:p>
-        </w:tc>
-      </w:tr>
-      <w:tr>
-        <w:tc>
-          <w:tcPr>
-            <w:tcW w:type="dxa" w:w="1701"/>
-          </w:tcPr>
-          <w:p>
-            <w:pPr>
-              <w:jc w:val="left"/>
-            </w:pPr>
-            <w:r>
-              <w:rPr>
-                <w:sz w:val="20"/>
-              </w:rPr>
-              <w:t>缺失插补</w:t>
-            </w:r>
-          </w:p>
-        </w:tc>
-        <w:tc>
-          <w:tcPr>
-            <w:tcW w:type="dxa" w:w="5669"/>
-          </w:tcPr>
-          <w:p>
-            <w:pPr>
-              <w:jc w:val="left"/>
-            </w:pPr>
-            <w:r>
-              <w:rPr>
-                <w:sz w:val="20"/>
-              </w:rPr>
-              <w:t>sklearn.impute</w:t>
-            </w:r>
-          </w:p>
-        </w:tc>
-      </w:tr>
-      <w:tr>
-        <w:tc>
-          <w:tcPr>
-            <w:tcW w:type="dxa" w:w="1701"/>
-          </w:tcPr>
-          <w:p>
-            <w:pPr>
-              <w:jc w:val="left"/>
-            </w:pPr>
-            <w:r>
-              <w:rPr>
-                <w:sz w:val="20"/>
-              </w:rPr>
-              <w:t>优化求解</w:t>
-            </w:r>
-          </w:p>
-        </w:tc>
-        <w:tc>
-          <w:tcPr>
-            <w:tcW w:type="dxa" w:w="5669"/>
-          </w:tcPr>
-          <w:p>
-            <w:pPr>
-              <w:jc w:val="left"/>
-            </w:pPr>
-            <w:r>
-              <w:rPr>
-                <w:sz w:val="20"/>
-              </w:rPr>
-              <w:t>scipy.optimize, 二分注水搜索</w:t>
-            </w:r>
-          </w:p>
-        </w:tc>
-      </w:tr>
-      <w:tr>
-        <w:tc>
-          <w:tcPr>
-            <w:tcW w:type="dxa" w:w="1701"/>
-          </w:tcPr>
-          <w:p>
-            <w:pPr>
-              <w:jc w:val="left"/>
-            </w:pPr>
-            <w:r>
-              <w:rPr>
-                <w:sz w:val="20"/>
-              </w:rPr>
-              <w:t>可视化</w:t>
-            </w:r>
-          </w:p>
-        </w:tc>
-        <w:tc>
-          <w:tcPr>
-            <w:tcW w:type="dxa" w:w="5669"/>
-          </w:tcPr>
-          <w:p>
-            <w:pPr>
-              <w:jc w:val="left"/>
-            </w:pPr>
-            <w:r>
-              <w:rPr>
-                <w:sz w:val="20"/>
-              </w:rPr>
-              <w:t>matplotlib, geopandas</w:t>
-            </w:r>
-          </w:p>
-        </w:tc>
-      </w:tr>
-      <w:tr>
-        <w:tc>
-          <w:tcPr>
-            <w:tcW w:type="dxa" w:w="1701"/>
-          </w:tcPr>
-          <w:p>
-            <w:pPr>
-              <w:jc w:val="left"/>
-            </w:pPr>
-            <w:r>
-              <w:rPr>
-                <w:sz w:val="20"/>
-              </w:rPr>
-              <w:t>分组拟合</w:t>
-            </w:r>
-          </w:p>
-        </w:tc>
-        <w:tc>
-          <w:tcPr>
-            <w:tcW w:type="dxa" w:w="5669"/>
-          </w:tcPr>
-          <w:p>
-            <w:pPr>
-              <w:jc w:val="left"/>
-            </w:pPr>
-            <w:r>
-              <w:rPr>
-                <w:sz w:val="20"/>
-              </w:rPr>
-              <w:t>scipy.stats 或最小二乘 OLS</w:t>
-            </w:r>
-          </w:p>
-        </w:tc>
-      </w:tr>
-      <w:tr>
-        <w:tc>
-          <w:tcPr>
-            <w:tcW w:type="dxa" w:w="1701"/>
-          </w:tcPr>
-          <w:p>
-            <w:pPr>
-              <w:jc w:val="left"/>
-            </w:pPr>
-            <w:r>
-              <w:rPr>
-                <w:sz w:val="20"/>
-              </w:rPr>
-              <w:t>项目落地</w:t>
-            </w:r>
-          </w:p>
-        </w:tc>
-        <w:tc>
-          <w:tcPr>
-            <w:tcW w:type="dxa" w:w="5669"/>
-          </w:tcPr>
-          <w:p>
-            <w:pPr>
-              <w:jc w:val="left"/>
-            </w:pPr>
-            <w:r>
-              <w:rPr>
-                <w:sz w:val="20"/>
-              </w:rPr>
-              <w:t>src/hdi/analysis/competition.py；src/hdi/models/optimization.py</w:t>
-            </w:r>
-          </w:p>
-        </w:tc>
-      </w:tr>
-    </w:tbl>
-    <w:p>
-      <w:pPr>
-        <w:pStyle w:val="3"/>
-      </w:pPr>
-      <w:r>
-        <w:t xml:space="preserve">实现过程中，本文将分象限拟合得到的参数</w:t>
-      </w:r>
-      <w:r>
-        <w:t xml:space="preserve"> </w:t>
-      </w:r>
-      <m:oMath>
-        <m:r>
-          <m:rPr>
-            <m:sty m:val="p"/>
-          </m:rPr>
-          <m:t>(</m:t>
-        </m:r>
-        <m:sSub>
-          <m:e>
-            <m:r>
-              <m:t>a</m:t>
-            </m:r>
-          </m:e>
-          <m:sub>
-            <m:r>
-              <m:t>k</m:t>
-            </m:r>
-          </m:sub>
-        </m:sSub>
-        <m:r>
-          <m:rPr>
-            <m:sty m:val="p"/>
-          </m:rPr>
-          <m:t>,</m:t>
-        </m:r>
-        <m:sSub>
-          <m:e>
-            <m:r>
-              <m:t>b</m:t>
-            </m:r>
-          </m:e>
-          <m:sub>
-            <m:r>
-              <m:t>k</m:t>
-            </m:r>
-          </m:sub>
-        </m:sSub>
-        <m:r>
-          <m:rPr>
-            <m:sty m:val="p"/>
-          </m:rPr>
-          <m:t>)</m:t>
-        </m:r>
-      </m:oMath>
-      <w:r>
-        <w:t xml:space="preserve"> </w:t>
-      </w:r>
-      <w:r>
-        <w:t xml:space="preserve">合并写入</w:t>
-      </w:r>
-      <w:r>
-        <w:t xml:space="preserve"> </w:t>
-      </w:r>
+        <w:t xml:space="preserve">的双轨方案。最终目标不是追求资源平均化，而是在保障公平底线的基础上提高整体健康产出。</w:t>
+      </w:r>
+    </w:p>
+    <w:p>
+      <w:pPr>
+        <w:pStyle w:val="3"/>
+        <w:spacing w:before="240" w:after="120"/>
+        <w:jc w:val="left"/>
+      </w:pPr>
       <w:r>
         <w:rPr>
-          <w:rStyle w:val="VerbatimChar"/>
+          <w:b/>
+          <w:sz w:val="32"/>
+          <w:rFonts w:eastAsia="黑体"/>
         </w:rPr>
-        <w:t xml:space="preserve">optimize_base</w:t>
-      </w:r>
-      <w:r>
-        <w:t xml:space="preserve"> </w:t>
-      </w:r>
-      <w:r>
-        <w:t xml:space="preserve">数据框的</w:t>
-      </w:r>
-      <w:r>
-        <w:t xml:space="preserve"> </w:t>
-      </w:r>
-      <w:r>
-        <w:rPr>
-          <w:rStyle w:val="VerbatimChar"/>
-        </w:rPr>
-        <w:t xml:space="preserve">a_coef_fit</w:t>
-      </w:r>
-      <w:r>
-        <w:t xml:space="preserve"> </w:t>
-      </w:r>
-      <w:r>
-        <w:t xml:space="preserve">与</w:t>
-      </w:r>
-      <w:r>
-        <w:t xml:space="preserve"> </w:t>
-      </w:r>
-      <w:r>
-        <w:rPr>
-          <w:rStyle w:val="VerbatimChar"/>
-        </w:rPr>
-        <w:t xml:space="preserve">b_coef_fit</w:t>
-      </w:r>
-      <w:r>
-        <w:t xml:space="preserve"> </w:t>
-      </w:r>
-      <w:r>
-        <w:t xml:space="preserve">字段，再统一传入优化器，避免在国家级样本与分组参数对齐时出现索引错位。对于效率优先目标，函数</w:t>
-      </w:r>
-      <w:r>
-        <w:t xml:space="preserve"> </w:t>
-      </w:r>
-      <w:r>
-        <w:rPr>
-          <w:rStyle w:val="VerbatimChar"/>
-        </w:rPr>
-        <w:t xml:space="preserve">_waterfill_box_budget_hetero</w:t>
-      </w:r>
-      <w:r>
-        <w:t xml:space="preserve"> </w:t>
-      </w:r>
-      <w:r>
-        <w:t xml:space="preserve">通过二分法搜索拉格朗日乘子</w:t>
-      </w:r>
-      <w:r>
-        <w:t xml:space="preserve"> </w:t>
-      </w:r>
-      <m:oMath>
-        <m:r>
-          <m:t>μ</m:t>
-        </m:r>
-      </m:oMath>
-      <w:r>
-        <w:t xml:space="preserve">，在满足上下界约束的前提下快速得到解析型近似最优解；对于公平优先目标，则借助 SLSQP 在同一预算约束下提升最弱地区的健康产出下限。中国省级部分沿用统一的对数生产函数参数，以便与全球分象限结果形成可比较的双层框架。</w:t>
-      </w:r>
-    </w:p>
-    <w:bookmarkEnd w:id="51"/>
-    <w:bookmarkStart w:id="52" w:name="结果可视化呈现"/>
-    <w:p>
-      <w:pPr>
-        <w:pStyle w:val="4"/>
-      </w:pPr>
-      <w:r>
-        <w:t xml:space="preserve">结果可视化呈现</w:t>
-      </w:r>
-    </w:p>
-    <w:p>
-      <w:pPr>
-        <w:pStyle w:val="12"/>
-        <w:jc w:val="center"/>
-      </w:pPr>
-      <w:r>
-        <w:t xml:space="preserve">表3-5 问题三图表成果汇总</w:t>
-      </w:r>
-    </w:p>
-    <w:tbl>
-      <w:tblPr>
-        <w:tblStyle w:val="21"/>
-        <w:tblW w:type="auto" w:w="0"/>
-        <w:jc w:val="center"/>
-        <w:tblLayout w:type="fixed"/>
-        <w:tblLook w:firstColumn="1" w:firstRow="1" w:lastColumn="0" w:lastRow="0" w:noHBand="0" w:noVBand="1" w:val="04A0"/>
-      </w:tblPr>
-      <w:tblGrid>
-        <w:gridCol w:w="2769"/>
-        <w:gridCol w:w="2769"/>
-        <w:gridCol w:w="2769"/>
-      </w:tblGrid>
-      <w:tr>
-        <w:tc>
-          <w:tcPr>
-            <w:tcW w:type="dxa" w:w="964"/>
-          </w:tcPr>
-          <w:p>
-            <w:pPr>
-              <w:jc w:val="center"/>
-            </w:pPr>
-            <w:r>
-              <w:rPr>
-                <w:b/>
-                <w:sz w:val="18"/>
-              </w:rPr>
-              <w:t>图号</w:t>
-            </w:r>
-          </w:p>
-        </w:tc>
-        <w:tc>
-          <w:tcPr>
-            <w:tcW w:type="dxa" w:w="2324"/>
-          </w:tcPr>
-          <w:p>
-            <w:pPr>
-              <w:jc w:val="center"/>
-            </w:pPr>
-            <w:r>
-              <w:rPr>
-                <w:b/>
-                <w:sz w:val="18"/>
-              </w:rPr>
-              <w:t>图表内容</w:t>
-            </w:r>
-          </w:p>
-        </w:tc>
-        <w:tc>
-          <w:tcPr>
-            <w:tcW w:type="dxa" w:w="4195"/>
-          </w:tcPr>
-          <w:p>
-            <w:pPr>
-              <w:jc w:val="center"/>
-            </w:pPr>
-            <w:r>
-              <w:rPr>
-                <w:b/>
-                <w:sz w:val="18"/>
-              </w:rPr>
-              <w:t>核心结论</w:t>
-            </w:r>
-          </w:p>
-        </w:tc>
-      </w:tr>
-      <w:tr>
-        <w:tc>
-          <w:tcPr>
-            <w:tcW w:type="dxa" w:w="964"/>
-          </w:tcPr>
-          <w:p>
-            <w:pPr>
-              <w:jc w:val="left"/>
-            </w:pPr>
-            <w:r>
-              <w:rPr>
-                <w:sz w:val="18"/>
-              </w:rPr>
-              <w:t>图3-0</w:t>
-            </w:r>
-          </w:p>
-        </w:tc>
-        <w:tc>
-          <w:tcPr>
-            <w:tcW w:type="dxa" w:w="2324"/>
-          </w:tcPr>
-          <w:p>
-            <w:pPr>
-              <w:jc w:val="left"/>
-            </w:pPr>
-            <w:r>
-              <w:rPr>
-                <w:sz w:val="18"/>
-              </w:rPr>
-              <w:t>技术路线图</w:t>
-            </w:r>
-          </w:p>
-        </w:tc>
-        <w:tc>
-          <w:tcPr>
-            <w:tcW w:type="dxa" w:w="4195"/>
-          </w:tcPr>
-          <w:p>
-            <w:pPr>
-              <w:jc w:val="left"/>
-            </w:pPr>
-            <w:r>
-              <w:rPr>
-                <w:sz w:val="18"/>
-              </w:rPr>
-              <w:t>展示问题三整体建模流程</w:t>
-            </w:r>
-          </w:p>
-        </w:tc>
-      </w:tr>
-      <w:tr>
-        <w:tc>
-          <w:tcPr>
-            <w:tcW w:type="dxa" w:w="964"/>
-          </w:tcPr>
-          <w:p>
-            <w:pPr>
-              <w:jc w:val="left"/>
-            </w:pPr>
-            <w:r>
-              <w:rPr>
-                <w:sz w:val="18"/>
-              </w:rPr>
-              <w:t>图3-1</w:t>
-            </w:r>
-          </w:p>
-        </w:tc>
-        <w:tc>
-          <w:tcPr>
-            <w:tcW w:type="dxa" w:w="2324"/>
-          </w:tcPr>
-          <w:p>
-            <w:pPr>
-              <w:jc w:val="left"/>
-            </w:pPr>
-            <w:r>
-              <w:rPr>
-                <w:sz w:val="18"/>
-              </w:rPr>
-              <w:t>全球资源缺口五级地图</w:t>
-            </w:r>
-          </w:p>
-        </w:tc>
-        <w:tc>
-          <w:tcPr>
-            <w:tcW w:type="dxa" w:w="4195"/>
-          </w:tcPr>
-          <w:p>
-            <w:pPr>
-              <w:jc w:val="left"/>
-            </w:pPr>
-            <w:r>
-              <w:rPr>
-                <w:sz w:val="18"/>
-              </w:rPr>
-              <w:t>缺口集中于撒哈拉以南非洲</w:t>
-            </w:r>
-          </w:p>
-        </w:tc>
-      </w:tr>
-      <w:tr>
-        <w:tc>
-          <w:tcPr>
-            <w:tcW w:type="dxa" w:w="964"/>
-          </w:tcPr>
-          <w:p>
-            <w:pPr>
-              <w:jc w:val="left"/>
-            </w:pPr>
-            <w:r>
-              <w:rPr>
-                <w:sz w:val="18"/>
-              </w:rPr>
-              <w:t>图3-2</w:t>
-            </w:r>
-          </w:p>
-        </w:tc>
-        <w:tc>
-          <w:tcPr>
-            <w:tcW w:type="dxa" w:w="2324"/>
-          </w:tcPr>
-          <w:p>
-            <w:pPr>
-              <w:jc w:val="left"/>
-            </w:pPr>
-            <w:r>
-              <w:rPr>
-                <w:sz w:val="18"/>
-              </w:rPr>
-              <w:t>缺口最严重前 15 国</w:t>
-            </w:r>
-          </w:p>
-        </w:tc>
-        <w:tc>
-          <w:tcPr>
-            <w:tcW w:type="dxa" w:w="4195"/>
-          </w:tcPr>
-          <w:p>
-            <w:pPr>
-              <w:jc w:val="left"/>
-            </w:pPr>
-            <w:r>
-              <w:rPr>
-                <w:sz w:val="18"/>
-              </w:rPr>
-              <w:t>前 15 名全部位于 AFRO 地区</w:t>
-            </w:r>
-          </w:p>
-        </w:tc>
-      </w:tr>
-      <w:tr>
-        <w:tc>
-          <w:tcPr>
-            <w:tcW w:type="dxa" w:w="964"/>
-          </w:tcPr>
-          <w:p>
-            <w:pPr>
-              <w:jc w:val="left"/>
-            </w:pPr>
-            <w:r>
-              <w:rPr>
-                <w:sz w:val="18"/>
-              </w:rPr>
-              <w:t>图3-3</w:t>
-            </w:r>
-          </w:p>
-        </w:tc>
-        <w:tc>
-          <w:tcPr>
-            <w:tcW w:type="dxa" w:w="2324"/>
-          </w:tcPr>
-          <w:p>
-            <w:pPr>
-              <w:jc w:val="left"/>
-            </w:pPr>
-            <w:r>
-              <w:rPr>
-                <w:sz w:val="18"/>
-              </w:rPr>
-              <w:t>全球四象限散点图</w:t>
-            </w:r>
-          </w:p>
-        </w:tc>
-        <w:tc>
-          <w:tcPr>
-            <w:tcW w:type="dxa" w:w="4195"/>
-          </w:tcPr>
-          <w:p>
-            <w:pPr>
-              <w:jc w:val="left"/>
-            </w:pPr>
-            <w:r>
-              <w:rPr>
-                <w:sz w:val="18"/>
-              </w:rPr>
-              <w:t>Q4 国家占比最高，Q2 最少</w:t>
-            </w:r>
-          </w:p>
-        </w:tc>
-      </w:tr>
-      <w:tr>
-        <w:tc>
-          <w:tcPr>
-            <w:tcW w:type="dxa" w:w="964"/>
-          </w:tcPr>
-          <w:p>
-            <w:pPr>
-              <w:jc w:val="left"/>
-            </w:pPr>
-            <w:r>
-              <w:rPr>
-                <w:sz w:val="18"/>
-              </w:rPr>
-              <w:t>图3-4</w:t>
-            </w:r>
-          </w:p>
-        </w:tc>
-        <w:tc>
-          <w:tcPr>
-            <w:tcW w:type="dxa" w:w="2324"/>
-          </w:tcPr>
-          <w:p>
-            <w:pPr>
-              <w:jc w:val="left"/>
-            </w:pPr>
-            <w:r>
-              <w:rPr>
-                <w:sz w:val="18"/>
-              </w:rPr>
-              <w:t>全球公平性趋势图</w:t>
-            </w:r>
-          </w:p>
-        </w:tc>
-        <w:tc>
-          <w:tcPr>
-            <w:tcW w:type="dxa" w:w="4195"/>
-          </w:tcPr>
-          <w:p>
-            <w:pPr>
-              <w:jc w:val="left"/>
-            </w:pPr>
-            <w:r>
-              <w:rPr>
-                <w:sz w:val="18"/>
-              </w:rPr>
-              <w:t>Gini、Theil、sigma 均呈下降趋势</w:t>
-            </w:r>
-          </w:p>
-        </w:tc>
-      </w:tr>
-      <w:tr>
-        <w:tc>
-          <w:tcPr>
-            <w:tcW w:type="dxa" w:w="964"/>
-          </w:tcPr>
-          <w:p>
-            <w:pPr>
-              <w:jc w:val="left"/>
-            </w:pPr>
-            <w:r>
-              <w:rPr>
-                <w:sz w:val="18"/>
-              </w:rPr>
-              <w:t>图3-5</w:t>
-            </w:r>
-          </w:p>
-        </w:tc>
-        <w:tc>
-          <w:tcPr>
-            <w:tcW w:type="dxa" w:w="2324"/>
-          </w:tcPr>
-          <w:p>
-            <w:pPr>
-              <w:jc w:val="left"/>
-            </w:pPr>
-            <w:r>
-              <w:rPr>
-                <w:sz w:val="18"/>
-              </w:rPr>
-              <w:t>分组公平性对比图</w:t>
-            </w:r>
-          </w:p>
-        </w:tc>
-        <w:tc>
-          <w:tcPr>
-            <w:tcW w:type="dxa" w:w="4195"/>
-          </w:tcPr>
-          <w:p>
-            <w:pPr>
-              <w:jc w:val="left"/>
-            </w:pPr>
-            <w:r>
-              <w:rPr>
-                <w:sz w:val="18"/>
-              </w:rPr>
-              <w:t>HIC 与 LIC 差距显著，Q2 内部最平等</w:t>
-            </w:r>
-          </w:p>
-        </w:tc>
-      </w:tr>
-      <w:tr>
-        <w:tc>
-          <w:tcPr>
-            <w:tcW w:type="dxa" w:w="964"/>
-          </w:tcPr>
-          <w:p>
-            <w:pPr>
-              <w:jc w:val="left"/>
-            </w:pPr>
-            <w:r>
-              <w:rPr>
-                <w:sz w:val="18"/>
-              </w:rPr>
-              <w:t>图3-6</w:t>
-            </w:r>
-          </w:p>
-        </w:tc>
-        <w:tc>
-          <w:tcPr>
-            <w:tcW w:type="dxa" w:w="2324"/>
-          </w:tcPr>
-          <w:p>
-            <w:pPr>
-              <w:jc w:val="left"/>
-            </w:pPr>
-            <w:r>
-              <w:rPr>
-                <w:sz w:val="18"/>
-              </w:rPr>
-              <w:t>分象限生产函数拟合图</w:t>
-            </w:r>
-          </w:p>
-        </w:tc>
-        <w:tc>
-          <w:tcPr>
-            <w:tcW w:type="dxa" w:w="4195"/>
-          </w:tcPr>
-          <w:p>
-            <w:pPr>
-              <w:jc w:val="left"/>
-            </w:pPr>
-            <w:r>
-              <w:rPr>
-                <w:sz w:val="18"/>
-              </w:rPr>
-              <w:t>Q4 边际回报最高，Q3 最低</w:t>
-            </w:r>
-          </w:p>
-        </w:tc>
-      </w:tr>
-      <w:tr>
-        <w:tc>
-          <w:tcPr>
-            <w:tcW w:type="dxa" w:w="964"/>
-          </w:tcPr>
-          <w:p>
-            <w:pPr>
-              <w:jc w:val="left"/>
-            </w:pPr>
-            <w:r>
-              <w:rPr>
-                <w:sz w:val="18"/>
-              </w:rPr>
-              <w:t>图3-7</w:t>
-            </w:r>
-          </w:p>
-        </w:tc>
-        <w:tc>
-          <w:tcPr>
-            <w:tcW w:type="dxa" w:w="2324"/>
-          </w:tcPr>
-          <w:p>
-            <w:pPr>
-              <w:jc w:val="left"/>
-            </w:pPr>
-            <w:r>
-              <w:rPr>
-                <w:sz w:val="18"/>
-              </w:rPr>
-              <w:t>全球再分配对比图</w:t>
-            </w:r>
-          </w:p>
-        </w:tc>
-        <w:tc>
-          <w:tcPr>
-            <w:tcW w:type="dxa" w:w="4195"/>
-          </w:tcPr>
-          <w:p>
-            <w:pPr>
-              <w:jc w:val="left"/>
-            </w:pPr>
-            <w:r>
-              <w:rPr>
-                <w:sz w:val="18"/>
-              </w:rPr>
-              <w:t>效率优先广覆盖，公平优先定向扶持</w:t>
-            </w:r>
-          </w:p>
-        </w:tc>
-      </w:tr>
-      <w:tr>
-        <w:tc>
-          <w:tcPr>
-            <w:tcW w:type="dxa" w:w="964"/>
-          </w:tcPr>
-          <w:p>
-            <w:pPr>
-              <w:jc w:val="left"/>
-            </w:pPr>
-            <w:r>
-              <w:rPr>
-                <w:sz w:val="18"/>
-              </w:rPr>
-              <w:t>图3-8</w:t>
-            </w:r>
-          </w:p>
-        </w:tc>
-        <w:tc>
-          <w:tcPr>
-            <w:tcW w:type="dxa" w:w="2324"/>
-          </w:tcPr>
-          <w:p>
-            <w:pPr>
-              <w:jc w:val="left"/>
-            </w:pPr>
-            <w:r>
-              <w:rPr>
-                <w:sz w:val="18"/>
-              </w:rPr>
-              <w:t>中国省级趋势图</w:t>
-            </w:r>
-          </w:p>
-        </w:tc>
-        <w:tc>
-          <w:tcPr>
-            <w:tcW w:type="dxa" w:w="4195"/>
-          </w:tcPr>
-          <w:p>
-            <w:pPr>
-              <w:jc w:val="left"/>
-            </w:pPr>
-            <w:r>
-              <w:rPr>
-                <w:sz w:val="18"/>
-              </w:rPr>
-              <w:t>人口大省总量领先，西部省份追赶加快</w:t>
-            </w:r>
-          </w:p>
-        </w:tc>
-      </w:tr>
-      <w:tr>
-        <w:tc>
-          <w:tcPr>
-            <w:tcW w:type="dxa" w:w="964"/>
-          </w:tcPr>
-          <w:p>
-            <w:pPr>
-              <w:jc w:val="left"/>
-            </w:pPr>
-            <w:r>
-              <w:rPr>
-                <w:sz w:val="18"/>
-              </w:rPr>
-              <w:t>图3-9</w:t>
-            </w:r>
-          </w:p>
-        </w:tc>
-        <w:tc>
-          <w:tcPr>
-            <w:tcW w:type="dxa" w:w="2324"/>
-          </w:tcPr>
-          <w:p>
-            <w:pPr>
-              <w:jc w:val="left"/>
-            </w:pPr>
-            <w:r>
-              <w:rPr>
-                <w:sz w:val="18"/>
-              </w:rPr>
-              <w:t>中国资源缺口与象限图</w:t>
-            </w:r>
-          </w:p>
-        </w:tc>
-        <w:tc>
-          <w:tcPr>
-            <w:tcW w:type="dxa" w:w="4195"/>
-          </w:tcPr>
-          <w:p>
-            <w:pPr>
-              <w:jc w:val="left"/>
-            </w:pPr>
-            <w:r>
-              <w:rPr>
-                <w:sz w:val="18"/>
-              </w:rPr>
-              <w:t>云南、新疆、贵州等地缺口突出</w:t>
-            </w:r>
-          </w:p>
-        </w:tc>
-      </w:tr>
-      <w:tr>
-        <w:tc>
-          <w:tcPr>
-            <w:tcW w:type="dxa" w:w="964"/>
-          </w:tcPr>
-          <w:p>
-            <w:pPr>
-              <w:jc w:val="left"/>
-            </w:pPr>
-            <w:r>
-              <w:rPr>
-                <w:sz w:val="18"/>
-              </w:rPr>
-              <w:t>图3-10</w:t>
-            </w:r>
-          </w:p>
-        </w:tc>
-        <w:tc>
-          <w:tcPr>
-            <w:tcW w:type="dxa" w:w="2324"/>
-          </w:tcPr>
-          <w:p>
-            <w:pPr>
-              <w:jc w:val="left"/>
-            </w:pPr>
-            <w:r>
-              <w:rPr>
-                <w:sz w:val="18"/>
-              </w:rPr>
-              <w:t>中国再分配对比图</w:t>
-            </w:r>
-          </w:p>
-        </w:tc>
-        <w:tc>
-          <w:tcPr>
-            <w:tcW w:type="dxa" w:w="4195"/>
-          </w:tcPr>
-          <w:p>
-            <w:pPr>
-              <w:jc w:val="left"/>
-            </w:pPr>
-            <w:r>
-              <w:rPr>
-                <w:sz w:val="18"/>
-              </w:rPr>
-              <w:t>中西部补短板是共同方向</w:t>
-            </w:r>
-          </w:p>
-        </w:tc>
-      </w:tr>
-    </w:tbl>
-    <w:p>
-      <w:pPr>
-        <w:pStyle w:val="3"/>
-      </w:pPr>
-      <w:r>
-        <w:t xml:space="preserve">从验证结果看，问题三形成了</w:t>
-      </w:r>
-      <w:r>
-        <w:t xml:space="preserve">“</w:t>
-      </w:r>
-      <w:r>
-        <w:t xml:space="preserve">全球-中国</w:t>
-      </w:r>
-      <w:r>
-        <w:t xml:space="preserve">”</w:t>
-      </w:r>
-      <w:r>
-        <w:t xml:space="preserve">双层分析框架：全球层面揭示卫生资源缺口与健康不平等的国际分布，中国层面则进一步将同类方法迁移到省级样本，实现跨尺度复刻。图表结果与模型输出在方向上保持一致，说明资源缺口识别、四象限分类和优化模拟三者之间具有较好的逻辑闭合性。</w:t>
-      </w:r>
-    </w:p>
-    <w:bookmarkEnd w:id="52"/>
-    <w:bookmarkEnd w:id="53"/>
-    <w:bookmarkStart w:id="57" w:name="作品总结与展望"/>
-    <w:p>
-      <w:pPr>
-        <w:pStyle w:val="2"/>
-      </w:pPr>
-      <w:r>
-        <w:t xml:space="preserve">作品总结与展望</w:t>
-      </w:r>
-    </w:p>
-    <w:bookmarkStart w:id="54" w:name="作品特色与创新点"/>
-    <w:p>
-      <w:pPr>
-        <w:pStyle w:val="4"/>
-      </w:pPr>
-      <w:r>
-        <w:t xml:space="preserve">作品特色与创新点</w:t>
-      </w:r>
-    </w:p>
-    <w:p>
-      <w:pPr>
-        <w:pStyle w:val="3"/>
-      </w:pPr>
-      <w:r>
-        <w:t xml:space="preserve">本文的主要创新体现在三个方面。其一，针对不同投入-产出结构，分别为 Q1-Q4 四类国家拟合独立的对数生产函数，较统一生产函数更能刻画异质性边际回报。其二，同时给出效率优先与公平优先两类最优再分配模型，从总健康产出和最弱者改善两个维度回应赛题要求。其三，在全球国家分析之外引入中国省级深度聚焦，使结论既具有国际视野，也能落到一国内部的具体区域治理场景。</w:t>
-      </w:r>
-    </w:p>
-    <w:bookmarkEnd w:id="54"/>
-    <w:bookmarkStart w:id="55" w:name="应用推广与前景"/>
-    <w:p>
-      <w:pPr>
-        <w:pStyle w:val="4"/>
-      </w:pPr>
-      <w:r>
-        <w:t xml:space="preserve">应用推广与前景</w:t>
-      </w:r>
-    </w:p>
-    <w:p>
-      <w:pPr>
-        <w:pStyle w:val="3"/>
-      </w:pPr>
-      <w:r>
-        <w:t xml:space="preserve">该框架不仅适用于卫生资源配置问题，也可推广到教育、公共服务和环境治理等资源分配场景。方法层面，</w:t>
-      </w:r>
-      <w:r>
-        <w:t xml:space="preserve">“</w:t>
-      </w:r>
-      <w:r>
-        <w:t xml:space="preserve">分组生产函数拟合 + 预算约束优化</w:t>
-      </w:r>
-      <w:r>
-        <w:t xml:space="preserve">”</w:t>
-      </w:r>
-      <w:r>
-        <w:t xml:space="preserve">的组合具有较强通用性；应用层面，Q2 地区的高效率经验可作为 Q4 地区的学习样本，而 Q3 地区的治理提效路径则可为资源使用效率改革提供直接参考。</w:t>
-      </w:r>
-    </w:p>
-    <w:bookmarkEnd w:id="55"/>
-    <w:bookmarkStart w:id="56" w:name="作品不足与展望"/>
-    <w:p>
-      <w:pPr>
-        <w:pStyle w:val="4"/>
-      </w:pPr>
-      <w:r>
-        <w:t xml:space="preserve">作品不足与展望</w:t>
-      </w:r>
-    </w:p>
-    <w:p>
-      <w:pPr>
-        <w:pStyle w:val="3"/>
-      </w:pPr>
-      <w:r>
-        <w:t xml:space="preserve">当前研究仍存在三点局限。首先，优化模型以人均卫生支出为唯一决策变量，尚未将医生密度和床位等资源纳入联合优化。其次，生产函数采用截面拟合，尚未引入面板动态机制刻画长期调整路径。再次，中国省级部分仍使用统一参数组，后续可进一步结合区域分组或聚类方法开展更细粒度的省内类型划分。未来研究可在多资源联动优化、动态面板建模和政策情景仿真三个方向继续拓展。</w:t>
-      </w:r>
-    </w:p>
-    <w:bookmarkEnd w:id="56"/>
-    <w:bookmarkEnd w:id="57"/>
-    <w:bookmarkStart w:id="58" w:name="参考文献"/>
-    <w:p>
-      <w:pPr>
-        <w:pStyle w:val="2"/>
-      </w:pPr>
-      <w:r>
         <w:t xml:space="preserve">参考文献</w:t>
       </w:r>
     </w:p>
@@ -7923,7 +6757,7 @@
         <w:jc w:val="left"/>
       </w:pPr>
       <w:r>
-        <w:t xml:space="preserve">[1] World Bank. World Development Indicators (WDI)[DB/OL]. https://databank.worldbank.org/source/world-development-indicators.</w:t>
+        <w:t xml:space="preserve">[1]World Bank.World Development Indicators(WDI)[DB/OL].https://databank.worldbank.org/source/world-development-indicators.</w:t>
       </w:r>
     </w:p>
     <w:p>
@@ -7932,7 +6766,7 @@
         <w:jc w:val="left"/>
       </w:pPr>
       <w:r>
-        <w:t xml:space="preserve">[2] Institute for Health Metrics and Evaluation. Global Burden of Disease Study 2019 (GBD 2019) Results[DB/OL]. https://www.healthdata.org/gbd.</w:t>
+        <w:t xml:space="preserve">[2]Institute for Health Metrics and Evaluation.Global Burden of Disease Study 2019(GBD2019)Results[DB/OL].https://www.healthdata.org/gbd.</w:t>
       </w:r>
     </w:p>
     <w:p>
@@ -7941,7 +6775,7 @@
         <w:jc w:val="left"/>
       </w:pPr>
       <w:r>
-        <w:t xml:space="preserve">[3] World Health Organization. World health statistics 2023: monitoring health for the SDGs, sustainable development goals[M]. Geneva: WHO, 2023.</w:t>
+        <w:t xml:space="preserve">[3]World Health Organization.World health statistics 2023:monitoring health for the SDGs,sustainable development goals[M].Geneva:WHO,2023.</w:t>
       </w:r>
     </w:p>
     <w:p>
@@ -7950,7 +6784,7 @@
         <w:jc w:val="left"/>
       </w:pPr>
       <w:r>
-        <w:t xml:space="preserve">[4] Rawls J. A Theory of Justice[M]. Cambridge, MA: Harvard University Press, 1971.</w:t>
+        <w:t xml:space="preserve">[4]Rawls J.A Theory of Justice[M].Cambridge,MA:Harvard University Press,1971.</w:t>
       </w:r>
     </w:p>
     <w:p>
@@ -7959,43 +6793,11 @@
         <w:jc w:val="left"/>
       </w:pPr>
       <w:r>
-        <w:t xml:space="preserve">[5] 国家统计局. 中国统计年鉴与卫生统计年鉴相关年度数据[DB/OL].</w:t>
-      </w:r>
-    </w:p>
-    <w:bookmarkEnd w:id="58"/>
-    <w:bookmarkStart w:id="59" w:name="附录可选"/>
-    <w:p>
-      <w:pPr>
-        <w:pStyle w:val="2"/>
-      </w:pPr>
-      <w:r>
-        <w:t xml:space="preserve">附录（可选）</w:t>
-      </w:r>
-    </w:p>
-    <w:p>
-      <w:pPr>
-        <w:pStyle w:val="3"/>
-      </w:pPr>
-      <w:r>
-        <w:t xml:space="preserve">附录可进一步给出四象限分组拟合参数明细、全球 6 种再分配方案完整结果表，以及中国 31 省再分配净变化量清单。若后续提交完整版作品报告，可将</w:t>
-      </w:r>
-      <w:r>
-        <w:t xml:space="preserve"> </w:t>
-      </w:r>
-      <w:r>
-        <w:rPr>
-          <w:rStyle w:val="VerbatimChar"/>
-        </w:rPr>
-        <w:t xml:space="preserve">src/hdi/models/optimization.py</w:t>
-      </w:r>
-      <w:r>
-        <w:t xml:space="preserve"> </w:t>
-      </w:r>
-      <w:r>
-        <w:t xml:space="preserve">中的广义注水算法关键代码片段与主要数据接口说明一并附上，以增强可复现性。</w:t>
-      </w:r>
-    </w:p>
-    <w:bookmarkEnd w:id="59"/>
+        <w:t xml:space="preserve">[5]国家统计局.中国统计年鉴与卫生统计年鉴相关年度数据[DB/OL].</w:t>
+      </w:r>
+    </w:p>
+    <w:bookmarkEnd w:id="37"/>
+    <w:bookmarkEnd w:id="38"/>
     <w:sectPr>
       <w:footerReference r:id="rId4" w:type="default"/>
       <w:pgSz w:w="11906" w:h="16838"/>

--- a/reports/paper/docx/p3.docx
+++ b/reports/paper/docx/p3.docx
@@ -6757,7 +6757,7 @@
         <w:jc w:val="left"/>
       </w:pPr>
       <w:r>
-        <w:t xml:space="preserve">[1]World Bank.World Development Indicators(WDI)[DB/OL].https://databank.worldbank.org/source/world-development-indicators.</w:t>
+        <w:t>[1] Institute for Health Metrics and Evaluation. Global Burden of Disease Results Tool[DB/OL]. Seattle: IHME, 2024[2026-04-21]. https://vizhub.healthdata.org/gbd-results/.</w:t>
       </w:r>
     </w:p>
     <w:p>
@@ -6766,7 +6766,7 @@
         <w:jc w:val="left"/>
       </w:pPr>
       <w:r>
-        <w:t xml:space="preserve">[2]Institute for Health Metrics and Evaluation.Global Burden of Disease Study 2019(GBD2019)Results[DB/OL].https://www.healthdata.org/gbd.</w:t>
+        <w:t>[2] World Bank. World Development Indicators[DB/OL]. Washington, DC: World Bank, 2024[2026-04-21]. https://databank.worldbank.org/source/world-development-indicators.</w:t>
       </w:r>
     </w:p>
     <w:p>
@@ -6775,7 +6775,7 @@
         <w:jc w:val="left"/>
       </w:pPr>
       <w:r>
-        <w:t xml:space="preserve">[3]World Health Organization.World health statistics 2023:monitoring health for the SDGs,sustainable development goals[M].Geneva:WHO,2023.</w:t>
+        <w:t>[3] World Bank. Health Nutrition and Population Statistics[DB/OL]. Washington, DC: World Bank, 2024[2026-04-21]. https://databank.worldbank.org/source/health-nutrition-and-population-statistics.</w:t>
       </w:r>
     </w:p>
     <w:p>
@@ -6784,7 +6784,7 @@
         <w:jc w:val="left"/>
       </w:pPr>
       <w:r>
-        <w:t xml:space="preserve">[4]Rawls J.A Theory of Justice[M].Cambridge,MA:Harvard University Press,1971.</w:t>
+        <w:t>[4] 国家统计局. 中国统计年鉴[DB/OL]. 北京: 中国统计出版社, 2024[2026-04-21]. https://www.stats.gov.cn/sj/ndsj/.</w:t>
       </w:r>
     </w:p>
     <w:p>
@@ -6793,7 +6793,7 @@
         <w:jc w:val="left"/>
       </w:pPr>
       <w:r>
-        <w:t xml:space="preserve">[5]国家统计局.中国统计年鉴与卫生统计年鉴相关年度数据[DB/OL].</w:t>
+        <w:t>[5] Rawls J. A Theory of Justice[M]. Cambridge, MA: Harvard University Press, 1971.</w:t>
       </w:r>
     </w:p>
     <w:bookmarkEnd w:id="37"/>

--- a/reports/paper/docx/p3.docx
+++ b/reports/paper/docx/p3.docx
@@ -4,697 +4,350 @@
   <w:body>
     <w:p>
       <w:pPr>
-        <w:widowControl/>
-        <w:shd w:val="clear" w:color="auto" w:fill="FFFFFF"/>
-        <w:spacing w:line="360" w:lineRule="atLeast"/>
-        <w:jc w:val="center"/>
+        <w:pStyle w:val="2"/>
+      </w:pPr>
+      <w:bookmarkStart w:id="0" w:name="作品概述"/>
+      <w:r>
+        <w:t>作品概述</w:t>
+      </w:r>
+    </w:p>
+    <w:p>
+      <w:pPr>
+        <w:pStyle w:val="3"/>
+      </w:pPr>
+      <w:r>
+        <w:t>赛题第三问围绕卫生资源是否匹配疾病负担这一核心问题展开建模分析。不同国家在医生密度、床位供给、卫生支出和健康产出方面存在显著差异，仅从投入规模判断资源是否充足容易忽略疾病负担和治理效率。因此，本文将问题三拆解为</w:t>
+      </w:r>
+      <w:r>
         <w:rPr>
-          <w:rFonts w:hint="eastAsia" w:ascii="华文中宋" w:hAnsi="华文中宋" w:eastAsia="华文中宋" w:cs="Arial"/>
-          <w:b/>
-          <w:bCs/>
-          <w:color w:val="333333"/>
-          <w:kern w:val="0"/>
-          <w:sz w:val="56"/>
-          <w:szCs w:val="56"/>
+          <w:rFonts w:hint="eastAsia"/>
+          <w:lang w:eastAsia="zh-CN"/>
         </w:rPr>
-      </w:pPr>
+        <w:t>“</w:t>
+      </w:r>
+      <w:r>
+        <w:t>缺口识别—类型划分—优化调配—政策建议</w:t>
+      </w:r>
       <w:r>
         <w:rPr>
-          <w:rFonts w:ascii="Arial" w:hAnsi="Arial" w:eastAsia="宋体" w:cs="Arial"/>
-          <w:color w:val="333333"/>
-          <w:kern w:val="0"/>
-          <w:szCs w:val="21"/>
+          <w:rFonts w:hint="eastAsia"/>
+          <w:lang w:eastAsia="zh-CN"/>
         </w:rPr>
-        <w:drawing>
-          <wp:inline distT="0" distB="0" distL="0" distR="0">
-            <wp:extent cx="1050290" cy="1053465"/>
-            <wp:effectExtent l="0" t="0" r="0" b="0"/>
-            <wp:docPr id="3" name="图片 3" descr="徽标, 公司名称&#10;&#10;描述已自动生成"/>
-            <wp:cNvGraphicFramePr>
-              <a:graphicFrameLocks xmlns:a="http://schemas.openxmlformats.org/drawingml/2006/main" noChangeAspect="1"/>
-            </wp:cNvGraphicFramePr>
-            <a:graphic xmlns:a="http://schemas.openxmlformats.org/drawingml/2006/main">
-              <a:graphicData uri="http://schemas.openxmlformats.org/drawingml/2006/picture">
-                <pic:pic xmlns:pic="http://schemas.openxmlformats.org/drawingml/2006/picture">
-                  <pic:nvPicPr>
-                    <pic:cNvPr id="3" name="图片 3" descr="徽标, 公司名称&#10;&#10;描述已自动生成"/>
-                    <pic:cNvPicPr>
-                      <a:picLocks noChangeAspect="1" noChangeArrowheads="1"/>
-                    </pic:cNvPicPr>
-                  </pic:nvPicPr>
-                  <pic:blipFill>
-                    <a:blip r:embed="rId6" cstate="print">
-                      <a:extLst>
-                        <a:ext uri="{28A0092B-C50C-407E-A947-70E740481C1C}">
-                          <a14:useLocalDpi xmlns:a14="http://schemas.microsoft.com/office/drawing/2010/main" val="0"/>
-                        </a:ext>
-                      </a:extLst>
-                    </a:blip>
-                    <a:srcRect b="10611"/>
-                    <a:stretch>
-                      <a:fillRect/>
-                    </a:stretch>
-                  </pic:blipFill>
-                  <pic:spPr>
-                    <a:xfrm>
-                      <a:off x="0" y="0"/>
-                      <a:ext cx="1087745" cy="1090712"/>
-                    </a:xfrm>
-                    <a:prstGeom prst="rect">
-                      <a:avLst/>
-                    </a:prstGeom>
-                    <a:noFill/>
-                    <a:ln>
-                      <a:noFill/>
-                    </a:ln>
-                  </pic:spPr>
-                </pic:pic>
-              </a:graphicData>
-            </a:graphic>
-          </wp:inline>
-        </w:drawing>
-      </w:r>
-    </w:p>
-    <w:p>
-      <w:pPr>
-        <w:widowControl/>
-        <w:shd w:val="clear" w:color="auto" w:fill="FFFFFF"/>
-        <w:spacing w:line="360" w:lineRule="atLeast"/>
-        <w:jc w:val="center"/>
+        <w:t>”</w:t>
+      </w:r>
+      <w:r>
+        <w:t>的递进链条，试图回答三个问题：哪些国家资源配置明显低于理论需求，哪些国家处在高投入低产出或低投入高产出的结构位置，若以最大化健康产出或降低健康不平等为目标，资源应如何在全球国家间和中国省级内部重新配置。</w:t>
+      </w:r>
+    </w:p>
+    <w:p>
+      <w:pPr>
+        <w:pStyle w:val="3"/>
+      </w:pPr>
+      <w:r>
         <w:rPr>
-          <w:rFonts w:hint="eastAsia" w:ascii="华文中宋" w:hAnsi="华文中宋" w:eastAsia="华文中宋" w:cs="Arial"/>
-          <w:b/>
-          <w:bCs/>
-          <w:color w:val="333333"/>
-          <w:kern w:val="0"/>
-          <w:sz w:val="56"/>
-          <w:szCs w:val="56"/>
-        </w:rPr>
-      </w:pPr>
-      <w:r>
-        <w:rPr>
-          <w:rFonts w:hint="eastAsia" w:ascii="华文中宋" w:hAnsi="华文中宋" w:eastAsia="华文中宋" w:cs="Arial"/>
-          <w:b/>
-          <w:bCs/>
-          <w:color w:val="333333"/>
-          <w:kern w:val="0"/>
-          <w:sz w:val="56"/>
-          <w:szCs w:val="56"/>
-        </w:rPr>
-        <w:t>2</w:t>
-      </w:r>
-      <w:r>
-        <w:rPr>
-          <w:rFonts w:ascii="华文中宋" w:hAnsi="华文中宋" w:eastAsia="华文中宋" w:cs="Arial"/>
-          <w:b/>
-          <w:bCs/>
-          <w:color w:val="333333"/>
-          <w:kern w:val="0"/>
-          <w:sz w:val="56"/>
-          <w:szCs w:val="56"/>
-        </w:rPr>
-        <w:t>02</w:t>
-      </w:r>
-      <w:r>
-        <w:rPr>
-          <w:rFonts w:hint="eastAsia" w:ascii="华文中宋" w:hAnsi="华文中宋" w:eastAsia="华文中宋" w:cs="Arial"/>
-          <w:b/>
-          <w:bCs/>
-          <w:color w:val="333333"/>
-          <w:kern w:val="0"/>
-          <w:sz w:val="56"/>
-          <w:szCs w:val="56"/>
+          <w:rFonts w:hint="eastAsia"/>
           <w:lang w:val="en-US" w:eastAsia="zh-CN"/>
         </w:rPr>
-        <w:t>6</w:t>
+        <w:t>通过</w:t>
+      </w:r>
+      <w:r>
+        <w:t>整合IHMEGBD、WorldBankHNP、WDI和国家统计局等多源数据，构建投入指数、产出指数和需求指数，识别2023年全球卫生资源缺口的空间分布；随后以投入—产出双中位数为边界建立四象限评估矩阵，并引入Gini系数、Theil指数和σ收敛指标刻画健康公平性；最后，以人均卫生支出作为可调配资源代理，分别构建效率优先和公平优先两类约束优化模型，并在中国31个省级行政区样本中复刻同一分析框架。研究结果表明，全球卫生资源短板高度集中于AFRO地区，中国省级层面的补短板方向主要指向中西部地区；同时，高投入低产出地区需要从</w:t>
       </w:r>
       <w:r>
         <w:rPr>
-          <w:rFonts w:hint="eastAsia" w:ascii="华文中宋" w:hAnsi="华文中宋" w:eastAsia="华文中宋" w:cs="Arial"/>
-          <w:b/>
-          <w:bCs/>
-          <w:color w:val="333333"/>
-          <w:kern w:val="0"/>
-          <w:sz w:val="56"/>
-          <w:szCs w:val="56"/>
+          <w:rFonts w:hint="eastAsia"/>
+          <w:lang w:eastAsia="zh-CN"/>
         </w:rPr>
-        <w:t>年（第1</w:t>
+        <w:t>“</w:t>
+      </w:r>
+      <w:r>
+        <w:t>加资源</w:t>
       </w:r>
       <w:r>
         <w:rPr>
-          <w:rFonts w:hint="eastAsia" w:ascii="华文中宋" w:hAnsi="华文中宋" w:eastAsia="华文中宋" w:cs="Arial"/>
-          <w:b/>
-          <w:bCs/>
-          <w:color w:val="333333"/>
-          <w:kern w:val="0"/>
-          <w:sz w:val="56"/>
-          <w:szCs w:val="56"/>
-          <w:lang w:val="en-US" w:eastAsia="zh-CN"/>
+          <w:rFonts w:hint="eastAsia"/>
+          <w:lang w:eastAsia="zh-CN"/>
         </w:rPr>
-        <w:t>9</w:t>
+        <w:t>”</w:t>
+      </w:r>
+      <w:r>
+        <w:t>转向</w:t>
       </w:r>
       <w:r>
         <w:rPr>
-          <w:rFonts w:hint="eastAsia" w:ascii="华文中宋" w:hAnsi="华文中宋" w:eastAsia="华文中宋" w:cs="Arial"/>
-          <w:b/>
-          <w:bCs/>
-          <w:color w:val="333333"/>
-          <w:kern w:val="0"/>
-          <w:sz w:val="56"/>
-          <w:szCs w:val="56"/>
+          <w:rFonts w:hint="eastAsia"/>
+          <w:lang w:eastAsia="zh-CN"/>
         </w:rPr>
-        <w:t>届）</w:t>
-      </w:r>
-    </w:p>
-    <w:p>
-      <w:pPr>
-        <w:widowControl/>
-        <w:shd w:val="clear" w:color="auto" w:fill="FFFFFF"/>
-        <w:spacing w:line="360" w:lineRule="atLeast"/>
-        <w:jc w:val="distribute"/>
+        <w:t>“</w:t>
+      </w:r>
+      <w:r>
+        <w:t>提效率</w:t>
+      </w:r>
+      <w:r>
         <w:rPr>
-          <w:rFonts w:hint="eastAsia" w:ascii="华文中宋" w:hAnsi="华文中宋" w:eastAsia="华文中宋" w:cs="Arial"/>
-          <w:b/>
-          <w:bCs/>
-          <w:color w:val="333333"/>
-          <w:kern w:val="0"/>
-          <w:sz w:val="56"/>
-          <w:szCs w:val="56"/>
+          <w:rFonts w:hint="eastAsia"/>
+          <w:lang w:eastAsia="zh-CN"/>
         </w:rPr>
-      </w:pPr>
+        <w:t>”</w:t>
+      </w:r>
+      <w:r>
+        <w:t>，低投入高产出地区则具有可推广的治理经验。</w:t>
+      </w:r>
+    </w:p>
+    <w:bookmarkEnd w:id="0"/>
+    <w:p>
+      <w:pPr>
+        <w:pStyle w:val="2"/>
+      </w:pPr>
+      <w:bookmarkStart w:id="1" w:name="问题分析与研究思路"/>
+      <w:r>
+        <w:t>问题分析与研究思路</w:t>
+      </w:r>
+    </w:p>
+    <w:p>
+      <w:pPr>
+        <w:pStyle w:val="4"/>
+      </w:pPr>
+      <w:bookmarkStart w:id="2" w:name="问题分析"/>
+      <w:r>
+        <w:t>问题分析</w:t>
+      </w:r>
+    </w:p>
+    <w:p>
+      <w:pPr>
+        <w:pStyle w:val="3"/>
+      </w:pPr>
+      <w:r>
+        <w:t>问题三关注卫生资源、疾病负担和健康公平之间的匹配关系。与单纯比较医生数量或卫生支出不同，本题要求把</w:t>
+      </w:r>
       <w:r>
         <w:rPr>
-          <w:rFonts w:hint="eastAsia" w:ascii="华文中宋" w:hAnsi="华文中宋" w:eastAsia="华文中宋" w:cs="Arial"/>
-          <w:b/>
-          <w:bCs/>
-          <w:color w:val="333333"/>
-          <w:kern w:val="0"/>
-          <w:sz w:val="56"/>
-          <w:szCs w:val="56"/>
+          <w:rFonts w:hint="eastAsia"/>
+          <w:lang w:eastAsia="zh-CN"/>
         </w:rPr>
-        <w:t>中国大学生计算机设计大赛</w:t>
-      </w:r>
-    </w:p>
-    <w:p>
-      <w:pPr>
-        <w:widowControl/>
-        <w:shd w:val="clear" w:color="auto" w:fill="FFFFFF"/>
-        <w:spacing w:line="360" w:lineRule="atLeast"/>
-        <w:jc w:val="center"/>
+        <w:t>“</w:t>
+      </w:r>
+      <w:r>
+        <w:t>实际供给</w:t>
+      </w:r>
+      <w:r>
         <w:rPr>
-          <w:rFonts w:ascii="Arial" w:hAnsi="Arial" w:eastAsia="宋体" w:cs="Arial"/>
-          <w:color w:val="333333"/>
-          <w:kern w:val="0"/>
-          <w:szCs w:val="21"/>
+          <w:rFonts w:hint="eastAsia"/>
+          <w:lang w:eastAsia="zh-CN"/>
         </w:rPr>
-      </w:pPr>
-    </w:p>
-    <w:p>
-      <w:pPr>
-        <w:widowControl/>
-        <w:shd w:val="clear" w:color="auto" w:fill="FFFFFF"/>
-        <w:spacing w:before="624" w:beforeLines="200" w:after="624" w:afterLines="200" w:line="360" w:lineRule="atLeast"/>
-        <w:jc w:val="center"/>
+        <w:t>”“</w:t>
+      </w:r>
+      <w:r>
+        <w:t>健康产出</w:t>
+      </w:r>
+      <w:r>
         <w:rPr>
-          <w:rFonts w:hint="eastAsia" w:ascii="华文楷体" w:hAnsi="华文楷体" w:eastAsia="华文楷体" w:cs="Arial"/>
-          <w:color w:val="333333"/>
-          <w:kern w:val="0"/>
-          <w:sz w:val="40"/>
-          <w:szCs w:val="40"/>
+          <w:rFonts w:hint="eastAsia"/>
+          <w:lang w:eastAsia="zh-CN"/>
         </w:rPr>
-      </w:pPr>
+        <w:t>”“</w:t>
+      </w:r>
+      <w:r>
+        <w:t>理论需求</w:t>
+      </w:r>
       <w:r>
         <w:rPr>
-          <w:rFonts w:hint="eastAsia" w:ascii="华文楷体" w:hAnsi="华文楷体" w:eastAsia="华文楷体" w:cs="Arial"/>
-          <w:color w:val="333333"/>
-          <w:kern w:val="0"/>
-          <w:sz w:val="40"/>
-          <w:szCs w:val="40"/>
-          <w:lang w:val="en-US" w:eastAsia="zh-CN"/>
+          <w:rFonts w:hint="eastAsia"/>
+          <w:lang w:eastAsia="zh-CN"/>
         </w:rPr>
-        <w:t>大数据主题赛</w:t>
+        <w:t>”</w:t>
+      </w:r>
+      <w:r>
+        <w:t>放在同一框架下考察，并进一步给出优化调配方案。因此，问题的关键不只是判断资源多或少，而是判断资源是否投向了更需要、也更能产生边际健康收益的地区。</w:t>
+      </w:r>
+    </w:p>
+    <w:p>
+      <w:pPr>
+        <w:pStyle w:val="3"/>
+      </w:pPr>
+      <w:r>
+        <w:t>问题三可以概括为三条主线。第一条主线是缺口识别，即测算各国实际卫生资源配置水平与疾病负担导向理论需求之间的差距，并在地图上分级标注。第二条主线是类型评估，即通过投入—产出矩阵区分高投入高产出、高投入低产出、低投入高产出和低投入低产出四类地区，并进一步考察健康结果是否在不同人群间公平分布。第三条主线是优化模拟，即设定</w:t>
+      </w:r>
+      <w:bookmarkStart w:id="7" w:name="_GoBack"/>
+      <w:bookmarkEnd w:id="7"/>
+      <w:r>
+        <w:t>效率优先或公平优先目标，模拟资源在全球国家间和一国内部的再分配路径，进而为不同类型地区提出政策建议。</w:t>
+      </w:r>
+    </w:p>
+    <w:p>
+      <w:pPr>
+        <w:pStyle w:val="3"/>
+      </w:pPr>
+      <w:r>
+        <w:t>该问题的难点主要有三点。首先，多源数据口径不同，必须在国家名称、年份和指标单位上统一处理。其次，卫生资源的</w:t>
       </w:r>
       <w:r>
         <w:rPr>
-          <w:rFonts w:hint="eastAsia" w:ascii="华文楷体" w:hAnsi="华文楷体" w:eastAsia="华文楷体" w:cs="Arial"/>
-          <w:color w:val="333333"/>
-          <w:kern w:val="0"/>
-          <w:sz w:val="40"/>
-          <w:szCs w:val="40"/>
+          <w:rFonts w:hint="eastAsia"/>
+          <w:lang w:eastAsia="zh-CN"/>
         </w:rPr>
-        <w:t>作品报告</w:t>
-      </w:r>
-    </w:p>
-    <w:p>
-      <w:pPr>
-        <w:widowControl/>
-        <w:shd w:val="clear" w:color="auto" w:fill="FFFFFF"/>
-        <w:adjustRightInd w:val="0"/>
-        <w:snapToGrid w:val="0"/>
-        <w:spacing w:before="156" w:beforeLines="50" w:after="156" w:afterLines="50" w:line="360" w:lineRule="atLeast"/>
-        <w:ind w:left="283" w:leftChars="135"/>
-        <w:jc w:val="left"/>
+        <w:t>“</w:t>
+      </w:r>
+      <w:r>
+        <w:t>需求</w:t>
+      </w:r>
+      <w:r>
         <w:rPr>
-          <w:rFonts w:hint="eastAsia" w:ascii="宋体" w:hAnsi="宋体" w:eastAsia="宋体" w:cs="Arial"/>
-          <w:color w:val="333333"/>
-          <w:kern w:val="0"/>
-          <w:sz w:val="32"/>
-          <w:szCs w:val="32"/>
+          <w:rFonts w:hint="eastAsia"/>
+          <w:lang w:eastAsia="zh-CN"/>
         </w:rPr>
-      </w:pPr>
-      <w:r>
-        <w:t>作品编号：</w:t>
-      </w:r>
-    </w:p>
-    <w:p>
-      <w:pPr>
-        <w:widowControl/>
-        <w:shd w:val="clear" w:color="auto" w:fill="FFFFFF"/>
-        <w:adjustRightInd w:val="0"/>
-        <w:snapToGrid w:val="0"/>
-        <w:spacing w:before="156" w:beforeLines="50" w:after="156" w:afterLines="50" w:line="360" w:lineRule="atLeast"/>
-        <w:ind w:left="283" w:leftChars="135"/>
-        <w:jc w:val="left"/>
+        <w:t>”</w:t>
+      </w:r>
+      <w:r>
+        <w:t>并不等于人口规模，还与传染性疾病占比、婴儿死亡率、5岁以下死亡率和预期寿命等疾病负担指标相关。再次，优化目标具有张力：总健康产出最大化可能倾向于边际收益最高地区，而健康不平等最小化则更强调最弱地区的底线改善。因此，本文采用分层建模方式，将识别、分类、优化和建议依次展开。</w:t>
+      </w:r>
+    </w:p>
+    <w:bookmarkEnd w:id="2"/>
+    <w:p>
+      <w:pPr>
+        <w:pStyle w:val="4"/>
+      </w:pPr>
+      <w:bookmarkStart w:id="3" w:name="研究思路"/>
+      <w:r>
+        <w:t>研究思路</w:t>
+      </w:r>
+    </w:p>
+    <w:p>
+      <w:pPr>
+        <w:pStyle w:val="3"/>
+      </w:pPr>
+      <w:r>
+        <w:t>本文借鉴往年获奖作品中</w:t>
+      </w:r>
+      <w:r>
         <w:rPr>
-          <w:rFonts w:hint="eastAsia" w:ascii="宋体" w:hAnsi="宋体" w:eastAsia="宋体" w:cs="Arial"/>
-          <w:color w:val="333333"/>
-          <w:kern w:val="0"/>
-          <w:sz w:val="32"/>
-          <w:szCs w:val="32"/>
+          <w:rFonts w:hint="eastAsia"/>
+          <w:lang w:eastAsia="zh-CN"/>
         </w:rPr>
-      </w:pPr>
-      <w:r>
-        <w:t>作品名称：全球卫生资源分配与健康公平性分析</w:t>
-      </w:r>
-    </w:p>
-    <w:p>
-      <w:pPr>
-        <w:widowControl/>
-        <w:shd w:val="clear" w:color="auto" w:fill="FFFFFF"/>
-        <w:adjustRightInd w:val="0"/>
-        <w:snapToGrid w:val="0"/>
-        <w:spacing w:before="156" w:beforeLines="50" w:after="156" w:afterLines="50" w:line="360" w:lineRule="atLeast"/>
-        <w:ind w:left="283" w:leftChars="135" w:firstLine="1600" w:firstLineChars="500"/>
-        <w:jc w:val="left"/>
+        <w:t>“</w:t>
+      </w:r>
+      <w:r>
+        <w:t>公共背景—专题章节—结论建议</w:t>
+      </w:r>
+      <w:r>
         <w:rPr>
-          <w:rFonts w:hint="eastAsia" w:ascii="宋体" w:hAnsi="宋体" w:eastAsia="宋体" w:cs="Arial"/>
-          <w:color w:val="333333"/>
-          <w:kern w:val="0"/>
-          <w:sz w:val="32"/>
-          <w:szCs w:val="32"/>
+          <w:rFonts w:hint="eastAsia"/>
+          <w:lang w:eastAsia="zh-CN"/>
         </w:rPr>
-      </w:pPr>
+        <w:t>”</w:t>
+      </w:r>
+      <w:r>
+        <w:t>的叙事方式，将问题三设计为一条从现状识别到政策闭环的分析路径。首先，以多源健康数据构建投入指数、产出指数和需求指数，形成刻画卫生系统供需关系的核心变量。其次，以资源缺口和四象限矩阵作为两类诊断工具，分别回答</w:t>
+      </w:r>
       <w:r>
         <w:rPr>
-          <w:rFonts w:hint="eastAsia" w:ascii="宋体" w:hAnsi="宋体" w:eastAsia="宋体" w:cs="Arial"/>
-          <w:color w:val="333333"/>
-          <w:kern w:val="0"/>
-          <w:sz w:val="32"/>
-          <w:szCs w:val="32"/>
-          <w:u w:val="single"/>
+          <w:rFonts w:hint="eastAsia"/>
+          <w:lang w:eastAsia="zh-CN"/>
         </w:rPr>
-        <w:t>　　　　　　　　　　　　　　　　　　　</w:t>
-      </w:r>
-    </w:p>
-    <w:p>
-      <w:pPr>
-        <w:widowControl/>
-        <w:shd w:val="clear" w:color="auto" w:fill="FFFFFF"/>
-        <w:adjustRightInd w:val="0"/>
-        <w:snapToGrid w:val="0"/>
-        <w:spacing w:before="156" w:beforeLines="50" w:after="156" w:afterLines="50" w:line="360" w:lineRule="atLeast"/>
-        <w:ind w:left="283" w:leftChars="135"/>
-        <w:jc w:val="left"/>
+        <w:t>“</w:t>
+      </w:r>
+      <w:r>
+        <w:t>哪里资源不足</w:t>
+      </w:r>
+      <w:r>
         <w:rPr>
-          <w:rFonts w:hint="eastAsia" w:ascii="宋体" w:hAnsi="宋体" w:eastAsia="宋体" w:cs="Arial"/>
-          <w:color w:val="333333"/>
-          <w:kern w:val="0"/>
-          <w:sz w:val="32"/>
-          <w:szCs w:val="32"/>
+          <w:rFonts w:hint="eastAsia"/>
+          <w:lang w:eastAsia="zh-CN"/>
         </w:rPr>
-      </w:pPr>
-      <w:r>
-        <w:t>填写日期：2026年4月21日</w:t>
-      </w:r>
-    </w:p>
-    <w:p>
-      <w:r>
-        <w:br w:type="page"/>
-      </w:r>
-    </w:p>
-    <w:bookmarkStart w:id="20" w:name="作品概述"/>
+        <w:t>”</w:t>
+      </w:r>
+      <w:r>
+        <w:t>和</w:t>
+      </w:r>
+      <w:r>
+        <w:rPr>
+          <w:rFonts w:hint="eastAsia"/>
+          <w:lang w:eastAsia="zh-CN"/>
+        </w:rPr>
+        <w:t>“</w:t>
+      </w:r>
+      <w:r>
+        <w:t>哪里资源使用效率偏低</w:t>
+      </w:r>
+      <w:r>
+        <w:rPr>
+          <w:rFonts w:hint="eastAsia"/>
+          <w:lang w:eastAsia="zh-CN"/>
+        </w:rPr>
+        <w:t>”</w:t>
+      </w:r>
+      <w:r>
+        <w:t>。再次，将公平性指标纳入评估体系，避免只关注平均健康产出而忽视国家间和地区间差异。最后，在优化模型中分别模拟效率优先和公平优先两种目标，让模型输出回到政策解释层面，形成</w:t>
+      </w:r>
+      <w:r>
+        <w:rPr>
+          <w:rFonts w:hint="eastAsia"/>
+          <w:lang w:eastAsia="zh-CN"/>
+        </w:rPr>
+        <w:t>“</w:t>
+      </w:r>
+      <w:r>
+        <w:t>测度—分类—调配—治理</w:t>
+      </w:r>
+      <w:r>
+        <w:rPr>
+          <w:rFonts w:hint="eastAsia"/>
+          <w:lang w:eastAsia="zh-CN"/>
+        </w:rPr>
+        <w:t>”</w:t>
+      </w:r>
+      <w:r>
+        <w:t>的闭环。</w:t>
+      </w:r>
+    </w:p>
+    <w:bookmarkEnd w:id="1"/>
+    <w:bookmarkEnd w:id="3"/>
     <w:p>
       <w:pPr>
         <w:pStyle w:val="2"/>
       </w:pPr>
-      <w:r>
-        <w:t xml:space="preserve">作品概述</w:t>
-      </w:r>
-    </w:p>
-    <w:p>
-      <w:pPr>
-        <w:pStyle w:val="3"/>
-      </w:pPr>
-      <w:r>
-        <w:t xml:space="preserve">本作品聚焦赛题第三问</w:t>
-      </w:r>
-      <w:r>
-        <w:t xml:space="preserve">“</w:t>
-      </w:r>
-      <w:r>
-        <w:t xml:space="preserve">全球卫生资源分配与健康公平性</w:t>
-      </w:r>
-      <w:r>
-        <w:t xml:space="preserve">”</w:t>
-      </w:r>
-      <w:r>
-        <w:t xml:space="preserve">主题，围绕卫生资源是否匹配疾病负担这一核心问题展开建模分析。不同国家在医生密度、床位供给、卫生支出和健康产出方面存在显著差异，仅从投入规模判断资源是否充足容易忽略疾病负担和治理效率。因此，本文将问题三拆解为</w:t>
-      </w:r>
-      <w:r>
-        <w:t xml:space="preserve">“</w:t>
-      </w:r>
-      <w:r>
-        <w:t xml:space="preserve">缺口识别—类型划分—优化调配—政策建议</w:t>
-      </w:r>
-      <w:r>
-        <w:t xml:space="preserve">”</w:t>
-      </w:r>
-      <w:r>
-        <w:t xml:space="preserve">的递进链条，试图回答三个问题：哪些国家资源配置明显低于理论需求，哪些国家处在高投入低产出或低投入高产出的结构位置，若以最大化健康产出或降低健康不平等为目标，资源应如何在全球国家间和中国省级内部重新配置。</w:t>
-      </w:r>
-    </w:p>
-    <w:p>
-      <w:pPr>
-        <w:pStyle w:val="3"/>
-      </w:pPr>
-      <w:r>
-        <w:t xml:space="preserve">本文整合IHMEGBD、WorldBankHNP、WDI和国家统计局等多源数据，构建投入指数、产出指数和需求指数，识别2023年全球卫生资源缺口的空间分布；随后以投入—产出双中位数为边界建立四象限评估矩阵，并引入Gini系数、Theil指数和σ收敛指标刻画健康公平性；最后，以人均卫生支出作为可调配资源代理，分别构建效率优先和公平优先两类约束优化模型，并在中国31个省级行政区样本中复刻同一分析框架。研究结果表明，全球卫生资源短板高度集中于AFRO地区，中国省级层面的补短板方向主要指向中西部地区；同时，高投入低产出地区需要从</w:t>
-      </w:r>
-      <w:r>
-        <w:t xml:space="preserve">“</w:t>
-      </w:r>
-      <w:r>
-        <w:t xml:space="preserve">加资源</w:t>
-      </w:r>
-      <w:r>
-        <w:t xml:space="preserve">”</w:t>
-      </w:r>
-      <w:r>
-        <w:t xml:space="preserve">转向</w:t>
-      </w:r>
-      <w:r>
-        <w:t xml:space="preserve">“</w:t>
-      </w:r>
-      <w:r>
-        <w:t xml:space="preserve">提效率</w:t>
-      </w:r>
-      <w:r>
-        <w:t xml:space="preserve">”</w:t>
-      </w:r>
-      <w:r>
-        <w:t xml:space="preserve">，低投入高产出地区则具有可推广的治理经验。</w:t>
-      </w:r>
-    </w:p>
-    <w:bookmarkEnd w:id="20"/>
-    <w:bookmarkStart w:id="25" w:name="问题分析与研究思路"/>
-    <w:p>
-      <w:pPr>
-        <w:pStyle w:val="2"/>
-      </w:pPr>
-      <w:r>
-        <w:t xml:space="preserve">问题分析与研究思路</w:t>
-      </w:r>
-    </w:p>
-    <w:bookmarkStart w:id="21" w:name="问题分析"/>
+      <w:bookmarkStart w:id="4" w:name="数据集与预处理"/>
+      <w:r>
+        <w:t>数据集与预处理</w:t>
+      </w:r>
+    </w:p>
     <w:p>
       <w:pPr>
         <w:pStyle w:val="4"/>
       </w:pPr>
-      <w:r>
-        <w:t xml:space="preserve">问题分析</w:t>
-      </w:r>
-    </w:p>
-    <w:p>
-      <w:pPr>
-        <w:pStyle w:val="3"/>
-      </w:pPr>
-      <w:r>
-        <w:t xml:space="preserve">问题三关注卫生资源、疾病负担和健康公平之间的匹配关系。与单纯比较医生数量或卫生支出不同，本题要求把</w:t>
-      </w:r>
-      <w:r>
-        <w:t xml:space="preserve">“</w:t>
-      </w:r>
-      <w:r>
-        <w:t xml:space="preserve">实际供给</w:t>
-      </w:r>
-      <w:r>
-        <w:t xml:space="preserve">”</w:t>
-      </w:r>
-      <w:r>
-        <w:t xml:space="preserve">“</w:t>
-      </w:r>
-      <w:r>
-        <w:t xml:space="preserve">健康产出</w:t>
-      </w:r>
-      <w:r>
-        <w:t xml:space="preserve">”</w:t>
-      </w:r>
-      <w:r>
-        <w:t xml:space="preserve">“</w:t>
-      </w:r>
-      <w:r>
-        <w:t xml:space="preserve">理论需求</w:t>
-      </w:r>
-      <w:r>
-        <w:t xml:space="preserve">”</w:t>
-      </w:r>
-      <w:r>
-        <w:t xml:space="preserve">放在同一框架下考察，并进一步给出优化调配方案。因此，问题的关键不只是判断资源多或少，而是判断资源是否投向了更需要、也更能产生边际健康收益的地区。</w:t>
-      </w:r>
-    </w:p>
-    <w:p>
-      <w:pPr>
-        <w:pStyle w:val="3"/>
-      </w:pPr>
-      <w:r>
-        <w:t xml:space="preserve">从赛题要求看，问题三可以概括为三条主线。第一条主线是缺口识别，即测算各国实际卫生资源配置水平与疾病负担导向理论需求之间的差距，并在地图上分级标注。第二条主线是类型评估，即通过投入—产出矩阵区分高投入高产出、高投入低产出、低投入高产出和低投入低产出四类地区，并进一步考察健康结果是否在不同人群间公平分布。第三条主线是优化模拟，即设定效率优先或公平优先目标，模拟资源在全球国家间和一国内部的再分配路径，进而为不同类型地区提出政策建议。</w:t>
-      </w:r>
-    </w:p>
-    <w:p>
-      <w:pPr>
-        <w:pStyle w:val="3"/>
-      </w:pPr>
-      <w:r>
-        <w:t xml:space="preserve">该问题的难点主要有三点。首先，多源数据口径不同，必须在国家名称、年份和指标单位上统一处理。其次，卫生资源的</w:t>
-      </w:r>
-      <w:r>
-        <w:t xml:space="preserve">“</w:t>
-      </w:r>
-      <w:r>
-        <w:t xml:space="preserve">需求</w:t>
-      </w:r>
-      <w:r>
-        <w:t xml:space="preserve">”</w:t>
-      </w:r>
-      <w:r>
-        <w:t xml:space="preserve">并不等于人口规模，还与传染性疾病占比、婴儿死亡率、5岁以下死亡率和预期寿命等疾病负担指标相关。再次，优化目标具有张力：总健康产出最大化可能倾向于边际收益最高地区，而健康不平等最小化则更强调最弱地区的底线改善。因此，本文采用分层建模方式，将识别、分类、优化和建议依次展开。</w:t>
-      </w:r>
-    </w:p>
-    <w:bookmarkEnd w:id="21"/>
-    <w:bookmarkStart w:id="22" w:name="研究思路"/>
-    <w:p>
-      <w:pPr>
-        <w:pStyle w:val="4"/>
-      </w:pPr>
-      <w:r>
-        <w:t xml:space="preserve">研究思路</w:t>
-      </w:r>
-    </w:p>
-    <w:p>
-      <w:pPr>
-        <w:pStyle w:val="3"/>
-      </w:pPr>
-      <w:r>
-        <w:t xml:space="preserve">本文借鉴往年获奖作品中</w:t>
-      </w:r>
-      <w:r>
-        <w:t xml:space="preserve">“</w:t>
-      </w:r>
-      <w:r>
-        <w:t xml:space="preserve">公共背景—专题章节—结论建议</w:t>
-      </w:r>
-      <w:r>
-        <w:t xml:space="preserve">”</w:t>
-      </w:r>
-      <w:r>
-        <w:t xml:space="preserve">的叙事方式，将问题三设计为一条从现状识别到政策闭环的分析路径。首先，以多源健康数据构建投入指数、产出指数和需求指数，形成刻画卫生系统供需关系的核心变量。其次，以资源缺口和四象限矩阵作为两类诊断工具，分别回答</w:t>
-      </w:r>
-      <w:r>
-        <w:t xml:space="preserve">“</w:t>
-      </w:r>
-      <w:r>
-        <w:t xml:space="preserve">哪里资源不足</w:t>
-      </w:r>
-      <w:r>
-        <w:t xml:space="preserve">”</w:t>
-      </w:r>
-      <w:r>
-        <w:t xml:space="preserve">和</w:t>
-      </w:r>
-      <w:r>
-        <w:t xml:space="preserve">“</w:t>
-      </w:r>
-      <w:r>
-        <w:t xml:space="preserve">哪里资源使用效率偏低</w:t>
-      </w:r>
-      <w:r>
-        <w:t xml:space="preserve">”</w:t>
-      </w:r>
-      <w:r>
-        <w:t xml:space="preserve">。再次，将公平性指标纳入评估体系，避免只关注平均健康产出而忽视国家间和地区间差异。最后，在优化模型中分别模拟效率优先和公平优先两种目标，让模型输出回到政策解释层面，形成</w:t>
-      </w:r>
-      <w:r>
-        <w:t xml:space="preserve">“</w:t>
-      </w:r>
-      <w:r>
-        <w:t xml:space="preserve">测度—分类—调配—治理</w:t>
-      </w:r>
-      <w:r>
-        <w:t xml:space="preserve">”</w:t>
-      </w:r>
-      <w:r>
-        <w:t xml:space="preserve">的闭环。</w:t>
-      </w:r>
-    </w:p>
-    <w:p>
-      <w:pPr>
-        <w:pStyle w:val="3"/>
-      </w:pPr>
-      <w:r>
-        <w:t xml:space="preserve">在合作文档结构中，前三章为公共章节，第4章和第5章分别由其他成员完成问题一和问题二。本文负责的问题三对应整篇文档第6章，因此后续专题内容统一放在</w:t>
-      </w:r>
-      <w:r>
-        <w:t xml:space="preserve">“</w:t>
-      </w:r>
-      <w:r>
-        <w:t xml:space="preserve">6卫生资源配置的缺口识别、类型评估与优化调配</w:t>
-      </w:r>
-      <w:r>
-        <w:t xml:space="preserve">”</w:t>
-      </w:r>
-      <w:r>
-        <w:t xml:space="preserve">之下，并按6.1、6.2、6.3、6.4组织。这样既保留公共背景和数据处理，又避免占用其他成员负责的第4章、第5章。</w:t>
-      </w:r>
-    </w:p>
-    <w:bookmarkEnd w:id="22"/>
-    <w:bookmarkStart w:id="24" w:name="技术路线"/>
-    <w:p>
-      <w:pPr>
-        <w:pStyle w:val="4"/>
-      </w:pPr>
-      <w:r>
-        <w:t xml:space="preserve">技术路线</w:t>
-      </w:r>
-    </w:p>
-    <w:p xmlns:a="http://schemas.openxmlformats.org/drawingml/2006/main" xmlns:pic="http://schemas.openxmlformats.org/drawingml/2006/picture">
-      <w:pPr>
-        <w:pStyle w:val="40"/>
-        <w:jc w:val="center"/>
-      </w:pPr>
-      <w:r>
-        <w:drawing>
-          <wp:inline>
-            <wp:extent cx="5270500" cy="2744834"/>
-            <wp:effectExtent b="0" l="0" r="0" t="0"/>
-            <wp:docPr descr="图3-0问题三技术路线图" title="" id="1" name="Picture"/>
-            <a:graphic>
-              <a:graphicData uri="http://schemas.openxmlformats.org/drawingml/2006/picture">
-                <pic:pic>
-                  <pic:nvPicPr>
-                    <pic:cNvPr descr="reports/paper/assets/p3_00_tech_route.png" id="0" name="Picture"/>
-                    <pic:cNvPicPr>
-                      <a:picLocks noChangeArrowheads="1" noChangeAspect="1"/>
-                    </pic:cNvPicPr>
-                  </pic:nvPicPr>
-                  <pic:blipFill>
-                    <a:blip r:embed="rId11"/>
-                    <a:stretch>
-                      <a:fillRect/>
-                    </a:stretch>
-                  </pic:blipFill>
-                  <pic:spPr bwMode="auto">
-                    <a:xfrm>
-                      <a:off x="0" y="0"/>
-                      <a:ext cx="5270500" cy="2744834"/>
-                    </a:xfrm>
-                    <a:prstGeom prst="rect">
-                      <a:avLst/>
-                    </a:prstGeom>
-                    <a:noFill/>
-                    <a:ln w="9525">
-                      <a:noFill/>
-                      <a:headEnd/>
-                      <a:tailEnd/>
-                    </a:ln>
-                  </pic:spPr>
-                </pic:pic>
-              </a:graphicData>
-            </a:graphic>
-          </wp:inline>
-        </w:drawing>
-      </w:r>
-    </w:p>
-    <w:p>
-      <w:pPr>
-        <w:pStyle w:val="3"/>
-      </w:pPr>
-      <w:r>
-        <w:t xml:space="preserve">图3-0问题三技术路线图</w:t>
-      </w:r>
-    </w:p>
-    <w:p>
-      <w:pPr>
-        <w:pStyle w:val="3"/>
-      </w:pPr>
-      <w:r>
-        <w:t xml:space="preserve">图3-0展示了本文的整体技术路线。数据层面，本文从全球健康、疾病负担、社会经济和中国省级卫生数据中提取一级指标；指标层面，通过标准化和加权合成得到投入指数、产出指数和需求指数；分析层面，依次完成资源缺口识别、四象限分类、公平性检验和分象限生产函数拟合；优化层面，分别输出全球国家间和中国省级内部的再分配方案；建议层面，结合Q2、Q3和Q4三类地区特征形成差异化治理路径。</w:t>
-      </w:r>
-    </w:p>
-    <w:bookmarkEnd w:id="24"/>
-    <w:bookmarkEnd w:id="25"/>
-    <w:bookmarkStart w:id="38" w:name="数据集与预处理"/>
-    <w:p>
-      <w:pPr>
-        <w:pStyle w:val="2"/>
-      </w:pPr>
-      <w:r>
-        <w:t xml:space="preserve">数据集与预处理</w:t>
-      </w:r>
-    </w:p>
-    <w:bookmarkStart w:id="26" w:name="数据来源与类型"/>
-    <w:p>
-      <w:pPr>
-        <w:pStyle w:val="4"/>
-      </w:pPr>
-      <w:r>
-        <w:t xml:space="preserve">数据来源与类型</w:t>
-      </w:r>
-    </w:p>
-    <w:p>
-      <w:pPr>
-        <w:pStyle w:val="3"/>
-      </w:pPr>
-      <w:r>
-        <w:t xml:space="preserve">表3-1问题三数据来源与类型</w:t>
+      <w:bookmarkStart w:id="5" w:name="数据来源与类型"/>
+      <w:r>
+        <w:t>数据来源与类型</w:t>
+      </w:r>
+    </w:p>
+    <w:p>
+      <w:pPr>
+        <w:pStyle w:val="3"/>
+      </w:pPr>
+      <w:r>
+        <w:t>表3-1问题三数据来源与类型</w:t>
       </w:r>
     </w:p>
     <w:tbl>
       <w:tblPr>
         <w:tblStyle w:val="21"/>
-        <w:tblW w:type="auto" w:w="0"/>
+        <w:tblW w:w="0" w:type="auto"/>
         <w:jc w:val="center"/>
+        <w:tblBorders>
+          <w:top w:val="single" w:color="auto" w:sz="4" w:space="0"/>
+          <w:left w:val="single" w:color="auto" w:sz="4" w:space="0"/>
+          <w:bottom w:val="single" w:color="auto" w:sz="4" w:space="0"/>
+          <w:right w:val="single" w:color="auto" w:sz="4" w:space="0"/>
+          <w:insideH w:val="single" w:color="auto" w:sz="4" w:space="0"/>
+          <w:insideV w:val="single" w:color="auto" w:sz="4" w:space="0"/>
+        </w:tblBorders>
         <w:tblLayout w:type="fixed"/>
-        <w:tblLook w:firstColumn="1" w:firstRow="1" w:lastColumn="0" w:lastRow="0" w:noHBand="0" w:noVBand="1" w:val="04A0"/>
+        <w:tblCellMar>
+          <w:top w:w="0" w:type="dxa"/>
+          <w:left w:w="108" w:type="dxa"/>
+          <w:bottom w:w="0" w:type="dxa"/>
+          <w:right w:w="108" w:type="dxa"/>
+        </w:tblCellMar>
       </w:tblPr>
       <w:tblGrid>
         <w:gridCol w:w="2076"/>
@@ -703,9 +356,12 @@
         <w:gridCol w:w="2076"/>
       </w:tblGrid>
       <w:tr>
+        <w:trPr>
+          <w:jc w:val="center"/>
+        </w:trPr>
         <w:tc>
           <w:tcPr>
-            <w:tcW w:type="dxa" w:w="1247"/>
+            <w:tcW w:w="1247" w:type="dxa"/>
           </w:tcPr>
           <w:p>
             <w:pPr>
@@ -722,7 +378,7 @@
         </w:tc>
         <w:tc>
           <w:tcPr>
-            <w:tcW w:type="dxa" w:w="1701"/>
+            <w:tcW w:w="1701" w:type="dxa"/>
           </w:tcPr>
           <w:p>
             <w:pPr>
@@ -739,7 +395,7 @@
         </w:tc>
         <w:tc>
           <w:tcPr>
-            <w:tcW w:type="dxa" w:w="2494"/>
+            <w:tcW w:w="2494" w:type="dxa"/>
           </w:tcPr>
           <w:p>
             <w:pPr>
@@ -756,7 +412,7 @@
         </w:tc>
         <w:tc>
           <w:tcPr>
-            <w:tcW w:type="dxa" w:w="2494"/>
+            <w:tcW w:w="2494" w:type="dxa"/>
           </w:tcPr>
           <w:p>
             <w:pPr>
@@ -773,9 +429,12 @@
         </w:tc>
       </w:tr>
       <w:tr>
+        <w:trPr>
+          <w:jc w:val="center"/>
+        </w:trPr>
         <w:tc>
           <w:tcPr>
-            <w:tcW w:type="dxa" w:w="1247"/>
+            <w:tcW w:w="1247" w:type="dxa"/>
           </w:tcPr>
           <w:p>
             <w:pPr>
@@ -791,7 +450,7 @@
         </w:tc>
         <w:tc>
           <w:tcPr>
-            <w:tcW w:type="dxa" w:w="1701"/>
+            <w:tcW w:w="1701" w:type="dxa"/>
           </w:tcPr>
           <w:p>
             <w:pPr>
@@ -799,15 +458,17 @@
             </w:pPr>
             <w:r>
               <w:rPr>
-                <w:sz w:val="18"/>
+                <w:sz w:val="16"/>
               </w:rPr>
-              <w:t>IHMEGBD</w:t>
+              <w:t>IHME官方GBDResultsTool</w:t>
+              <w:br/>
+              <w:t>https://vizhub.healthdata.org/gbd-results/</w:t>
             </w:r>
           </w:p>
         </w:tc>
         <w:tc>
           <w:tcPr>
-            <w:tcW w:type="dxa" w:w="2494"/>
+            <w:tcW w:w="2494" w:type="dxa"/>
           </w:tcPr>
           <w:p>
             <w:pPr>
@@ -815,7 +476,7 @@
             </w:pPr>
             <w:r>
               <w:rPr>
-                <w:sz w:val="18"/>
+                <w:sz w:val="16"/>
               </w:rPr>
               <w:t>死因、死亡人数、上下界</w:t>
             </w:r>
@@ -823,7 +484,7 @@
         </w:tc>
         <w:tc>
           <w:tcPr>
-            <w:tcW w:type="dxa" w:w="2494"/>
+            <w:tcW w:w="2494" w:type="dxa"/>
           </w:tcPr>
           <w:p>
             <w:pPr>
@@ -839,9 +500,12 @@
         </w:tc>
       </w:tr>
       <w:tr>
+        <w:trPr>
+          <w:jc w:val="center"/>
+        </w:trPr>
         <w:tc>
           <w:tcPr>
-            <w:tcW w:type="dxa" w:w="1247"/>
+            <w:tcW w:w="1247" w:type="dxa"/>
           </w:tcPr>
           <w:p>
             <w:pPr>
@@ -857,7 +521,7 @@
         </w:tc>
         <w:tc>
           <w:tcPr>
-            <w:tcW w:type="dxa" w:w="1701"/>
+            <w:tcW w:w="1701" w:type="dxa"/>
           </w:tcPr>
           <w:p>
             <w:pPr>
@@ -865,15 +529,17 @@
             </w:pPr>
             <w:r>
               <w:rPr>
-                <w:sz w:val="18"/>
+                <w:sz w:val="16"/>
               </w:rPr>
-              <w:t>IHMEGBD</w:t>
+              <w:t>IHME官方GBDResultsTool</w:t>
+              <w:br/>
+              <w:t>https://vizhub.healthdata.org/gbd-results/</w:t>
             </w:r>
           </w:p>
         </w:tc>
         <w:tc>
           <w:tcPr>
-            <w:tcW w:type="dxa" w:w="2494"/>
+            <w:tcW w:w="2494" w:type="dxa"/>
           </w:tcPr>
           <w:p>
             <w:pPr>
@@ -881,7 +547,7 @@
             </w:pPr>
             <w:r>
               <w:rPr>
-                <w:sz w:val="18"/>
+                <w:sz w:val="16"/>
               </w:rPr>
               <w:t>风险因素、归因死亡</w:t>
             </w:r>
@@ -889,7 +555,7 @@
         </w:tc>
         <w:tc>
           <w:tcPr>
-            <w:tcW w:type="dxa" w:w="2494"/>
+            <w:tcW w:w="2494" w:type="dxa"/>
           </w:tcPr>
           <w:p>
             <w:pPr>
@@ -905,9 +571,12 @@
         </w:tc>
       </w:tr>
       <w:tr>
+        <w:trPr>
+          <w:jc w:val="center"/>
+        </w:trPr>
         <w:tc>
           <w:tcPr>
-            <w:tcW w:type="dxa" w:w="1247"/>
+            <w:tcW w:w="1247" w:type="dxa"/>
           </w:tcPr>
           <w:p>
             <w:pPr>
@@ -923,7 +592,7 @@
         </w:tc>
         <w:tc>
           <w:tcPr>
-            <w:tcW w:type="dxa" w:w="1701"/>
+            <w:tcW w:w="1701" w:type="dxa"/>
           </w:tcPr>
           <w:p>
             <w:pPr>
@@ -931,15 +600,19 @@
             </w:pPr>
             <w:r>
               <w:rPr>
-                <w:sz w:val="18"/>
+                <w:sz w:val="16"/>
               </w:rPr>
-              <w:t>WorldBankHNP/WDI</w:t>
+              <w:t>世界银行官方数据库</w:t>
+              <w:br/>
+              <w:t>https://databank.worldbank.org/source/health-nutrition-and-population-statistics</w:t>
+              <w:br/>
+              <w:t>https://databank.worldbank.org/source/world-development-indicators</w:t>
             </w:r>
           </w:p>
         </w:tc>
         <w:tc>
           <w:tcPr>
-            <w:tcW w:type="dxa" w:w="2494"/>
+            <w:tcW w:w="2494" w:type="dxa"/>
           </w:tcPr>
           <w:p>
             <w:pPr>
@@ -947,7 +620,7 @@
             </w:pPr>
             <w:r>
               <w:rPr>
-                <w:sz w:val="18"/>
+                <w:sz w:val="16"/>
               </w:rPr>
               <w:t>Phys、Beds、LE、IMR、U5MR、HExpPC</w:t>
             </w:r>
@@ -955,7 +628,7 @@
         </w:tc>
         <w:tc>
           <w:tcPr>
-            <w:tcW w:type="dxa" w:w="2494"/>
+            <w:tcW w:w="2494" w:type="dxa"/>
           </w:tcPr>
           <w:p>
             <w:pPr>
@@ -971,9 +644,12 @@
         </w:tc>
       </w:tr>
       <w:tr>
+        <w:trPr>
+          <w:jc w:val="center"/>
+        </w:trPr>
         <w:tc>
           <w:tcPr>
-            <w:tcW w:type="dxa" w:w="1247"/>
+            <w:tcW w:w="1247" w:type="dxa"/>
           </w:tcPr>
           <w:p>
             <w:pPr>
@@ -989,7 +665,7 @@
         </w:tc>
         <w:tc>
           <w:tcPr>
-            <w:tcW w:type="dxa" w:w="1701"/>
+            <w:tcW w:w="1701" w:type="dxa"/>
           </w:tcPr>
           <w:p>
             <w:pPr>
@@ -997,15 +673,17 @@
             </w:pPr>
             <w:r>
               <w:rPr>
-                <w:sz w:val="18"/>
+                <w:sz w:val="16"/>
               </w:rPr>
-              <w:t>WDICountry</w:t>
+              <w:t>世界银行官方数据库</w:t>
+              <w:br/>
+              <w:t>https://databank.worldbank.org/source/world-development-indicators</w:t>
             </w:r>
           </w:p>
         </w:tc>
         <w:tc>
           <w:tcPr>
-            <w:tcW w:type="dxa" w:w="2494"/>
+            <w:tcW w:w="2494" w:type="dxa"/>
           </w:tcPr>
           <w:p>
             <w:pPr>
@@ -1013,7 +691,7 @@
             </w:pPr>
             <w:r>
               <w:rPr>
-                <w:sz w:val="18"/>
+                <w:sz w:val="16"/>
               </w:rPr>
               <w:t>IncomeGroup、地区信息</w:t>
             </w:r>
@@ -1021,7 +699,7 @@
         </w:tc>
         <w:tc>
           <w:tcPr>
-            <w:tcW w:type="dxa" w:w="2494"/>
+            <w:tcW w:w="2494" w:type="dxa"/>
           </w:tcPr>
           <w:p>
             <w:pPr>
@@ -1037,9 +715,12 @@
         </w:tc>
       </w:tr>
       <w:tr>
+        <w:trPr>
+          <w:jc w:val="center"/>
+        </w:trPr>
         <w:tc>
           <w:tcPr>
-            <w:tcW w:type="dxa" w:w="1247"/>
+            <w:tcW w:w="1247" w:type="dxa"/>
           </w:tcPr>
           <w:p>
             <w:pPr>
@@ -1055,7 +736,7 @@
         </w:tc>
         <w:tc>
           <w:tcPr>
-            <w:tcW w:type="dxa" w:w="1701"/>
+            <w:tcW w:w="1701" w:type="dxa"/>
           </w:tcPr>
           <w:p>
             <w:pPr>
@@ -1063,15 +744,17 @@
             </w:pPr>
             <w:r>
               <w:rPr>
-                <w:sz w:val="18"/>
+                <w:sz w:val="16"/>
               </w:rPr>
-              <w:t>国家统计局</w:t>
+              <w:t>国家统计局官方数据</w:t>
+              <w:br/>
+              <w:t>https://www.stats.gov.cn/sj/ndsj/</w:t>
             </w:r>
           </w:p>
         </w:tc>
         <w:tc>
           <w:tcPr>
-            <w:tcW w:type="dxa" w:w="2494"/>
+            <w:tcW w:w="2494" w:type="dxa"/>
           </w:tcPr>
           <w:p>
             <w:pPr>
@@ -1079,7 +762,7 @@
             </w:pPr>
             <w:r>
               <w:rPr>
-                <w:sz w:val="18"/>
+                <w:sz w:val="16"/>
               </w:rPr>
               <w:t>卫生人员、机构、寿命、出生率</w:t>
             </w:r>
@@ -1087,7 +770,7 @@
         </w:tc>
         <w:tc>
           <w:tcPr>
-            <w:tcW w:type="dxa" w:w="2494"/>
+            <w:tcW w:w="2494" w:type="dxa"/>
           </w:tcPr>
           <w:p>
             <w:pPr>
@@ -1108,34 +791,47 @@
         <w:pStyle w:val="3"/>
       </w:pPr>
       <w:r>
-        <w:t xml:space="preserve">本文使用的数据可以分为全球国家数据和中国省级数据两类。全球层面，IHMEGBD数据提供疾病死亡和风险因素信息，WorldBankHNP与WDI提供卫生投入、人口健康和收入分组信息；中国层面，国家统计局数据提供31个省级行政区2005—2024年的卫生人员、医疗机构、出生率、死亡率和预期寿命等指标。多源数据共同支撑全球—中国两级分析，使模型既能识别国际差异，也能落到一国内部资源再配置场景。</w:t>
-      </w:r>
-    </w:p>
-    <w:bookmarkEnd w:id="26"/>
-    <w:bookmarkStart w:id="37" w:name="数据预处理流程"/>
+        <w:t>本文使用的数据可以分为全球国家数据和中国省级数据两类。全球层面，IHMEGBD数据提供疾病死亡和风险因素信息，WorldBankHNP与WDI提供卫生投入、人口健康和收入分组信息；中国层面，国家统计局数据提供31个省级行政区2005—2024年的卫生人员、医疗机构、出生率、死亡率和预期寿命等指标。多源数据共同支撑全球—中国两级分析，使模型既能识别国际差异，也能落到一国内部资源再配置场景。</w:t>
+      </w:r>
+    </w:p>
+    <w:bookmarkEnd w:id="5"/>
     <w:p>
       <w:pPr>
         <w:pStyle w:val="4"/>
       </w:pPr>
-      <w:r>
-        <w:t xml:space="preserve">数据预处理流程</w:t>
-      </w:r>
-    </w:p>
-    <w:p>
-      <w:pPr>
-        <w:pStyle w:val="3"/>
-      </w:pPr>
-      <w:r>
-        <w:t xml:space="preserve">表3-2一级指标提取与定义</w:t>
+      <w:bookmarkStart w:id="6" w:name="数据预处理流程"/>
+      <w:r>
+        <w:t>数据预处理流程</w:t>
+      </w:r>
+    </w:p>
+    <w:p>
+      <w:pPr>
+        <w:pStyle w:val="3"/>
+      </w:pPr>
+      <w:r>
+        <w:t>表3-2一级指标提取与定义</w:t>
       </w:r>
     </w:p>
     <w:tbl>
       <w:tblPr>
         <w:tblStyle w:val="21"/>
-        <w:tblW w:type="auto" w:w="0"/>
+        <w:tblW w:w="0" w:type="auto"/>
         <w:jc w:val="center"/>
+        <w:tblBorders>
+          <w:top w:val="single" w:color="auto" w:sz="4" w:space="0"/>
+          <w:left w:val="single" w:color="auto" w:sz="4" w:space="0"/>
+          <w:bottom w:val="single" w:color="auto" w:sz="4" w:space="0"/>
+          <w:right w:val="single" w:color="auto" w:sz="4" w:space="0"/>
+          <w:insideH w:val="single" w:color="auto" w:sz="4" w:space="0"/>
+          <w:insideV w:val="single" w:color="auto" w:sz="4" w:space="0"/>
+        </w:tblBorders>
         <w:tblLayout w:type="fixed"/>
-        <w:tblLook w:firstColumn="1" w:firstRow="1" w:lastColumn="0" w:lastRow="0" w:noHBand="0" w:noVBand="1" w:val="04A0"/>
+        <w:tblCellMar>
+          <w:top w:w="0" w:type="dxa"/>
+          <w:left w:w="108" w:type="dxa"/>
+          <w:bottom w:w="0" w:type="dxa"/>
+          <w:right w:w="108" w:type="dxa"/>
+        </w:tblCellMar>
       </w:tblPr>
       <w:tblGrid>
         <w:gridCol w:w="2076"/>
@@ -1144,9 +840,12 @@
         <w:gridCol w:w="2076"/>
       </w:tblGrid>
       <w:tr>
+        <w:trPr>
+          <w:jc w:val="center"/>
+        </w:trPr>
         <w:tc>
           <w:tcPr>
-            <w:tcW w:type="dxa" w:w="1417"/>
+            <w:tcW w:w="1417" w:type="dxa"/>
           </w:tcPr>
           <w:p>
             <w:pPr>
@@ -1155,7 +854,7 @@
             <w:r>
               <w:rPr>
                 <w:b/>
-                <w:sz w:val="20"/>
+                <w:sz w:val="18"/>
               </w:rPr>
               <w:t>指标名称</w:t>
             </w:r>
@@ -1163,7 +862,7 @@
         </w:tc>
         <w:tc>
           <w:tcPr>
-            <w:tcW w:type="dxa" w:w="737"/>
+            <w:tcW w:w="737" w:type="dxa"/>
           </w:tcPr>
           <w:p>
             <w:pPr>
@@ -1172,7 +871,7 @@
             <w:r>
               <w:rPr>
                 <w:b/>
-                <w:sz w:val="20"/>
+                <w:sz w:val="18"/>
               </w:rPr>
               <w:t>代号</w:t>
             </w:r>
@@ -1180,7 +879,7 @@
         </w:tc>
         <w:tc>
           <w:tcPr>
-            <w:tcW w:type="dxa" w:w="1757"/>
+            <w:tcW w:w="1757" w:type="dxa"/>
           </w:tcPr>
           <w:p>
             <w:pPr>
@@ -1189,15 +888,15 @@
             <w:r>
               <w:rPr>
                 <w:b/>
-                <w:sz w:val="20"/>
+                <w:sz w:val="18"/>
               </w:rPr>
-              <w:t>来源指标码</w:t>
+              <w:t>官方来源及地址</w:t>
             </w:r>
           </w:p>
         </w:tc>
         <w:tc>
           <w:tcPr>
-            <w:tcW w:type="dxa" w:w="3969"/>
+            <w:tcW w:w="3969" w:type="dxa"/>
           </w:tcPr>
           <w:p>
             <w:pPr>
@@ -1206,7 +905,7 @@
             <w:r>
               <w:rPr>
                 <w:b/>
-                <w:sz w:val="20"/>
+                <w:sz w:val="18"/>
               </w:rPr>
               <w:t>说明</w:t>
             </w:r>
@@ -1214,9 +913,12 @@
         </w:tc>
       </w:tr>
       <w:tr>
+        <w:trPr>
+          <w:jc w:val="center"/>
+        </w:trPr>
         <w:tc>
           <w:tcPr>
-            <w:tcW w:type="dxa" w:w="1417"/>
+            <w:tcW w:w="1417" w:type="dxa"/>
           </w:tcPr>
           <w:p>
             <w:pPr>
@@ -1224,7 +926,7 @@
             </w:pPr>
             <w:r>
               <w:rPr>
-                <w:sz w:val="20"/>
+                <w:sz w:val="18"/>
               </w:rPr>
               <w:t>医生密度</w:t>
             </w:r>
@@ -1232,7 +934,7 @@
         </w:tc>
         <w:tc>
           <w:tcPr>
-            <w:tcW w:type="dxa" w:w="737"/>
+            <w:tcW w:w="737" w:type="dxa"/>
           </w:tcPr>
           <w:p>
             <w:pPr>
@@ -1240,7 +942,7 @@
             </w:pPr>
             <w:r>
               <w:rPr>
-                <w:sz w:val="20"/>
+                <w:sz w:val="16"/>
               </w:rPr>
               <w:t>Phys</w:t>
             </w:r>
@@ -1248,7 +950,7 @@
         </w:tc>
         <w:tc>
           <w:tcPr>
-            <w:tcW w:type="dxa" w:w="1757"/>
+            <w:tcW w:w="1757" w:type="dxa"/>
           </w:tcPr>
           <w:p>
             <w:pPr>
@@ -1256,15 +958,19 @@
             </w:pPr>
             <w:r>
               <w:rPr>
-                <w:sz w:val="20"/>
+                <w:sz w:val="16"/>
               </w:rPr>
-              <w:t>SH.MED.PHYS.ZS</w:t>
+              <w:t>世界银行官方数据库</w:t>
+              <w:br/>
+              <w:t>https://databank.worldbank.org/source/health-nutrition-and-population-statistics</w:t>
+              <w:br/>
+              <w:t>https://databank.worldbank.org/source/world-development-indicators</w:t>
             </w:r>
           </w:p>
         </w:tc>
         <w:tc>
           <w:tcPr>
-            <w:tcW w:type="dxa" w:w="3969"/>
+            <w:tcW w:w="3969" w:type="dxa"/>
           </w:tcPr>
           <w:p>
             <w:pPr>
@@ -1272,7 +978,7 @@
             </w:pPr>
             <w:r>
               <w:rPr>
-                <w:sz w:val="20"/>
+                <w:sz w:val="18"/>
               </w:rPr>
               <w:t>每千人医生数，03优先，缺失回退04</w:t>
             </w:r>
@@ -1280,9 +986,12 @@
         </w:tc>
       </w:tr>
       <w:tr>
+        <w:trPr>
+          <w:jc w:val="center"/>
+        </w:trPr>
         <w:tc>
           <w:tcPr>
-            <w:tcW w:type="dxa" w:w="1417"/>
+            <w:tcW w:w="1417" w:type="dxa"/>
           </w:tcPr>
           <w:p>
             <w:pPr>
@@ -1290,7 +999,7 @@
             </w:pPr>
             <w:r>
               <w:rPr>
-                <w:sz w:val="20"/>
+                <w:sz w:val="18"/>
               </w:rPr>
               <w:t>床位密度</w:t>
             </w:r>
@@ -1298,7 +1007,7 @@
         </w:tc>
         <w:tc>
           <w:tcPr>
-            <w:tcW w:type="dxa" w:w="737"/>
+            <w:tcW w:w="737" w:type="dxa"/>
           </w:tcPr>
           <w:p>
             <w:pPr>
@@ -1306,7 +1015,7 @@
             </w:pPr>
             <w:r>
               <w:rPr>
-                <w:sz w:val="20"/>
+                <w:sz w:val="16"/>
               </w:rPr>
               <w:t>Beds</w:t>
             </w:r>
@@ -1314,7 +1023,7 @@
         </w:tc>
         <w:tc>
           <w:tcPr>
-            <w:tcW w:type="dxa" w:w="1757"/>
+            <w:tcW w:w="1757" w:type="dxa"/>
           </w:tcPr>
           <w:p>
             <w:pPr>
@@ -1322,15 +1031,19 @@
             </w:pPr>
             <w:r>
               <w:rPr>
-                <w:sz w:val="20"/>
+                <w:sz w:val="16"/>
               </w:rPr>
-              <w:t>SH.MED.BEDS.ZS</w:t>
+              <w:t>世界银行官方数据库</w:t>
+              <w:br/>
+              <w:t>https://databank.worldbank.org/source/health-nutrition-and-population-statistics</w:t>
+              <w:br/>
+              <w:t>https://databank.worldbank.org/source/world-development-indicators</w:t>
             </w:r>
           </w:p>
         </w:tc>
         <w:tc>
           <w:tcPr>
-            <w:tcW w:type="dxa" w:w="3969"/>
+            <w:tcW w:w="3969" w:type="dxa"/>
           </w:tcPr>
           <w:p>
             <w:pPr>
@@ -1338,7 +1051,7 @@
             </w:pPr>
             <w:r>
               <w:rPr>
-                <w:sz w:val="20"/>
+                <w:sz w:val="18"/>
               </w:rPr>
               <w:t>每千人床位数，03优先，缺失回退04</w:t>
             </w:r>
@@ -1346,9 +1059,12 @@
         </w:tc>
       </w:tr>
       <w:tr>
+        <w:trPr>
+          <w:jc w:val="center"/>
+        </w:trPr>
         <w:tc>
           <w:tcPr>
-            <w:tcW w:type="dxa" w:w="1417"/>
+            <w:tcW w:w="1417" w:type="dxa"/>
           </w:tcPr>
           <w:p>
             <w:pPr>
@@ -1356,7 +1072,7 @@
             </w:pPr>
             <w:r>
               <w:rPr>
-                <w:sz w:val="20"/>
+                <w:sz w:val="18"/>
               </w:rPr>
               <w:t>卫生支出占GDP</w:t>
             </w:r>
@@ -1364,7 +1080,7 @@
         </w:tc>
         <w:tc>
           <w:tcPr>
-            <w:tcW w:type="dxa" w:w="737"/>
+            <w:tcW w:w="737" w:type="dxa"/>
           </w:tcPr>
           <w:p>
             <w:pPr>
@@ -1372,7 +1088,7 @@
             </w:pPr>
             <w:r>
               <w:rPr>
-                <w:sz w:val="20"/>
+                <w:sz w:val="16"/>
               </w:rPr>
               <w:t>HExp</w:t>
             </w:r>
@@ -1380,7 +1096,7 @@
         </w:tc>
         <w:tc>
           <w:tcPr>
-            <w:tcW w:type="dxa" w:w="1757"/>
+            <w:tcW w:w="1757" w:type="dxa"/>
           </w:tcPr>
           <w:p>
             <w:pPr>
@@ -1388,15 +1104,17 @@
             </w:pPr>
             <w:r>
               <w:rPr>
-                <w:sz w:val="20"/>
+                <w:sz w:val="16"/>
               </w:rPr>
-              <w:t>SH.XPD.CHEX.GD.ZS</w:t>
+              <w:t>世界银行官方数据库</w:t>
+              <w:br/>
+              <w:t>https://databank.worldbank.org/source/world-development-indicators</w:t>
             </w:r>
           </w:p>
         </w:tc>
         <w:tc>
           <w:tcPr>
-            <w:tcW w:type="dxa" w:w="3969"/>
+            <w:tcW w:w="3969" w:type="dxa"/>
           </w:tcPr>
           <w:p>
             <w:pPr>
@@ -1404,7 +1122,7 @@
             </w:pPr>
             <w:r>
               <w:rPr>
-                <w:sz w:val="20"/>
+                <w:sz w:val="18"/>
               </w:rPr>
               <w:t>世界银行指标，单位为百分比</w:t>
             </w:r>
@@ -1412,9 +1130,12 @@
         </w:tc>
       </w:tr>
       <w:tr>
+        <w:trPr>
+          <w:jc w:val="center"/>
+        </w:trPr>
         <w:tc>
           <w:tcPr>
-            <w:tcW w:type="dxa" w:w="1417"/>
+            <w:tcW w:w="1417" w:type="dxa"/>
           </w:tcPr>
           <w:p>
             <w:pPr>
@@ -1422,7 +1143,7 @@
             </w:pPr>
             <w:r>
               <w:rPr>
-                <w:sz w:val="20"/>
+                <w:sz w:val="18"/>
               </w:rPr>
               <w:t>人均卫生支出</w:t>
             </w:r>
@@ -1430,7 +1151,7 @@
         </w:tc>
         <w:tc>
           <w:tcPr>
-            <w:tcW w:type="dxa" w:w="737"/>
+            <w:tcW w:w="737" w:type="dxa"/>
           </w:tcPr>
           <w:p>
             <w:pPr>
@@ -1438,7 +1159,7 @@
             </w:pPr>
             <w:r>
               <w:rPr>
-                <w:sz w:val="20"/>
+                <w:sz w:val="16"/>
               </w:rPr>
               <w:t>HExpPC</w:t>
             </w:r>
@@ -1446,7 +1167,7 @@
         </w:tc>
         <w:tc>
           <w:tcPr>
-            <w:tcW w:type="dxa" w:w="1757"/>
+            <w:tcW w:w="1757" w:type="dxa"/>
           </w:tcPr>
           <w:p>
             <w:pPr>
@@ -1454,15 +1175,17 @@
             </w:pPr>
             <w:r>
               <w:rPr>
-                <w:sz w:val="20"/>
+                <w:sz w:val="16"/>
               </w:rPr>
-              <w:t>SH.XPD.CHEX.PC.CD</w:t>
+              <w:t>世界银行官方数据库</w:t>
+              <w:br/>
+              <w:t>https://databank.worldbank.org/source/world-development-indicators</w:t>
             </w:r>
           </w:p>
         </w:tc>
         <w:tc>
           <w:tcPr>
-            <w:tcW w:type="dxa" w:w="3969"/>
+            <w:tcW w:w="3969" w:type="dxa"/>
           </w:tcPr>
           <w:p>
             <w:pPr>
@@ -1470,7 +1193,7 @@
             </w:pPr>
             <w:r>
               <w:rPr>
-                <w:sz w:val="20"/>
+                <w:sz w:val="18"/>
               </w:rPr>
               <w:t>当前美元口径</w:t>
             </w:r>
@@ -1478,9 +1201,12 @@
         </w:tc>
       </w:tr>
       <w:tr>
+        <w:trPr>
+          <w:jc w:val="center"/>
+        </w:trPr>
         <w:tc>
           <w:tcPr>
-            <w:tcW w:type="dxa" w:w="1417"/>
+            <w:tcW w:w="1417" w:type="dxa"/>
           </w:tcPr>
           <w:p>
             <w:pPr>
@@ -1488,7 +1214,7 @@
             </w:pPr>
             <w:r>
               <w:rPr>
-                <w:sz w:val="20"/>
+                <w:sz w:val="18"/>
               </w:rPr>
               <w:t>传染性疾病占比</w:t>
             </w:r>
@@ -1496,7 +1222,7 @@
         </w:tc>
         <w:tc>
           <w:tcPr>
-            <w:tcW w:type="dxa" w:w="737"/>
+            <w:tcW w:w="737" w:type="dxa"/>
           </w:tcPr>
           <w:p>
             <w:pPr>
@@ -1504,7 +1230,7 @@
             </w:pPr>
             <w:r>
               <w:rPr>
-                <w:sz w:val="20"/>
+                <w:sz w:val="16"/>
               </w:rPr>
               <w:t>CommSh</w:t>
             </w:r>
@@ -1512,7 +1238,7 @@
         </w:tc>
         <w:tc>
           <w:tcPr>
-            <w:tcW w:type="dxa" w:w="1757"/>
+            <w:tcW w:w="1757" w:type="dxa"/>
           </w:tcPr>
           <w:p>
             <w:pPr>
@@ -1520,15 +1246,17 @@
             </w:pPr>
             <w:r>
               <w:rPr>
-                <w:sz w:val="20"/>
+                <w:sz w:val="16"/>
               </w:rPr>
-              <w:t>数据集01聚合</w:t>
+              <w:t>IHME官方GBDResultsTool</w:t>
+              <w:br/>
+              <w:t>https://vizhub.healthdata.org/gbd-results/</w:t>
             </w:r>
           </w:p>
         </w:tc>
         <w:tc>
           <w:tcPr>
-            <w:tcW w:type="dxa" w:w="3969"/>
+            <w:tcW w:w="3969" w:type="dxa"/>
           </w:tcPr>
           <w:p>
             <w:pPr>
@@ -1536,7 +1264,7 @@
             </w:pPr>
             <w:r>
               <w:rPr>
-                <w:sz w:val="20"/>
+                <w:sz w:val="18"/>
               </w:rPr>
               <w:t>传染病死亡占全因死亡比例</w:t>
             </w:r>
@@ -1544,9 +1272,12 @@
         </w:tc>
       </w:tr>
       <w:tr>
+        <w:trPr>
+          <w:jc w:val="center"/>
+        </w:trPr>
         <w:tc>
           <w:tcPr>
-            <w:tcW w:type="dxa" w:w="1417"/>
+            <w:tcW w:w="1417" w:type="dxa"/>
           </w:tcPr>
           <w:p>
             <w:pPr>
@@ -1554,7 +1285,7 @@
             </w:pPr>
             <w:r>
               <w:rPr>
-                <w:sz w:val="20"/>
+                <w:sz w:val="18"/>
               </w:rPr>
               <w:t>婴儿死亡率</w:t>
             </w:r>
@@ -1562,7 +1293,7 @@
         </w:tc>
         <w:tc>
           <w:tcPr>
-            <w:tcW w:type="dxa" w:w="737"/>
+            <w:tcW w:w="737" w:type="dxa"/>
           </w:tcPr>
           <w:p>
             <w:pPr>
@@ -1570,7 +1301,7 @@
             </w:pPr>
             <w:r>
               <w:rPr>
-                <w:sz w:val="20"/>
+                <w:sz w:val="16"/>
               </w:rPr>
               <w:t>IMR</w:t>
             </w:r>
@@ -1578,7 +1309,7 @@
         </w:tc>
         <w:tc>
           <w:tcPr>
-            <w:tcW w:type="dxa" w:w="1757"/>
+            <w:tcW w:w="1757" w:type="dxa"/>
           </w:tcPr>
           <w:p>
             <w:pPr>
@@ -1586,15 +1317,19 @@
             </w:pPr>
             <w:r>
               <w:rPr>
-                <w:sz w:val="20"/>
+                <w:sz w:val="16"/>
               </w:rPr>
-              <w:t>SP.DYN.IMRT.IN</w:t>
+              <w:t>世界银行官方数据库</w:t>
+              <w:br/>
+              <w:t>https://databank.worldbank.org/source/health-nutrition-and-population-statistics</w:t>
+              <w:br/>
+              <w:t>https://databank.worldbank.org/source/world-development-indicators</w:t>
             </w:r>
           </w:p>
         </w:tc>
         <w:tc>
           <w:tcPr>
-            <w:tcW w:type="dxa" w:w="3969"/>
+            <w:tcW w:w="3969" w:type="dxa"/>
           </w:tcPr>
           <w:p>
             <w:pPr>
@@ -1602,7 +1337,7 @@
             </w:pPr>
             <w:r>
               <w:rPr>
-                <w:sz w:val="20"/>
+                <w:sz w:val="18"/>
               </w:rPr>
               <w:t>每千活产儿死亡数</w:t>
             </w:r>
@@ -1610,9 +1345,12 @@
         </w:tc>
       </w:tr>
       <w:tr>
+        <w:trPr>
+          <w:jc w:val="center"/>
+        </w:trPr>
         <w:tc>
           <w:tcPr>
-            <w:tcW w:type="dxa" w:w="1417"/>
+            <w:tcW w:w="1417" w:type="dxa"/>
           </w:tcPr>
           <w:p>
             <w:pPr>
@@ -1620,7 +1358,7 @@
             </w:pPr>
             <w:r>
               <w:rPr>
-                <w:sz w:val="20"/>
+                <w:sz w:val="18"/>
               </w:rPr>
               <w:t>5岁以下死亡率</w:t>
             </w:r>
@@ -1628,7 +1366,7 @@
         </w:tc>
         <w:tc>
           <w:tcPr>
-            <w:tcW w:type="dxa" w:w="737"/>
+            <w:tcW w:w="737" w:type="dxa"/>
           </w:tcPr>
           <w:p>
             <w:pPr>
@@ -1636,7 +1374,7 @@
             </w:pPr>
             <w:r>
               <w:rPr>
-                <w:sz w:val="20"/>
+                <w:sz w:val="16"/>
               </w:rPr>
               <w:t>U5MR</w:t>
             </w:r>
@@ -1644,7 +1382,7 @@
         </w:tc>
         <w:tc>
           <w:tcPr>
-            <w:tcW w:type="dxa" w:w="1757"/>
+            <w:tcW w:w="1757" w:type="dxa"/>
           </w:tcPr>
           <w:p>
             <w:pPr>
@@ -1652,15 +1390,19 @@
             </w:pPr>
             <w:r>
               <w:rPr>
-                <w:sz w:val="20"/>
+                <w:sz w:val="16"/>
               </w:rPr>
-              <w:t>SH.DYN.MORT</w:t>
+              <w:t>世界银行官方数据库</w:t>
+              <w:br/>
+              <w:t>https://databank.worldbank.org/source/health-nutrition-and-population-statistics</w:t>
+              <w:br/>
+              <w:t>https://databank.worldbank.org/source/world-development-indicators</w:t>
             </w:r>
           </w:p>
         </w:tc>
         <w:tc>
           <w:tcPr>
-            <w:tcW w:type="dxa" w:w="3969"/>
+            <w:tcW w:w="3969" w:type="dxa"/>
           </w:tcPr>
           <w:p>
             <w:pPr>
@@ -1668,7 +1410,7 @@
             </w:pPr>
             <w:r>
               <w:rPr>
-                <w:sz w:val="20"/>
+                <w:sz w:val="18"/>
               </w:rPr>
               <w:t>每千活产儿死亡数</w:t>
             </w:r>
@@ -1676,9 +1418,12 @@
         </w:tc>
       </w:tr>
       <w:tr>
+        <w:trPr>
+          <w:jc w:val="center"/>
+        </w:trPr>
         <w:tc>
           <w:tcPr>
-            <w:tcW w:type="dxa" w:w="1417"/>
+            <w:tcW w:w="1417" w:type="dxa"/>
           </w:tcPr>
           <w:p>
             <w:pPr>
@@ -1686,7 +1431,7 @@
             </w:pPr>
             <w:r>
               <w:rPr>
-                <w:sz w:val="20"/>
+                <w:sz w:val="18"/>
               </w:rPr>
               <w:t>预期寿命</w:t>
             </w:r>
@@ -1694,7 +1439,7 @@
         </w:tc>
         <w:tc>
           <w:tcPr>
-            <w:tcW w:type="dxa" w:w="737"/>
+            <w:tcW w:w="737" w:type="dxa"/>
           </w:tcPr>
           <w:p>
             <w:pPr>
@@ -1702,7 +1447,7 @@
             </w:pPr>
             <w:r>
               <w:rPr>
-                <w:sz w:val="20"/>
+                <w:sz w:val="16"/>
               </w:rPr>
               <w:t>LE</w:t>
             </w:r>
@@ -1710,7 +1455,7 @@
         </w:tc>
         <w:tc>
           <w:tcPr>
-            <w:tcW w:type="dxa" w:w="1757"/>
+            <w:tcW w:w="1757" w:type="dxa"/>
           </w:tcPr>
           <w:p>
             <w:pPr>
@@ -1718,15 +1463,19 @@
             </w:pPr>
             <w:r>
               <w:rPr>
-                <w:sz w:val="20"/>
+                <w:sz w:val="16"/>
               </w:rPr>
-              <w:t>SP.DYN.LE00.IN</w:t>
+              <w:t>世界银行官方数据库</w:t>
+              <w:br/>
+              <w:t>https://databank.worldbank.org/source/health-nutrition-and-population-statistics</w:t>
+              <w:br/>
+              <w:t>https://databank.worldbank.org/source/world-development-indicators</w:t>
             </w:r>
           </w:p>
         </w:tc>
         <w:tc>
           <w:tcPr>
-            <w:tcW w:type="dxa" w:w="3969"/>
+            <w:tcW w:w="3969" w:type="dxa"/>
           </w:tcPr>
           <w:p>
             <w:pPr>
@@ -1734,7 +1483,7 @@
             </w:pPr>
             <w:r>
               <w:rPr>
-                <w:sz w:val="20"/>
+                <w:sz w:val="18"/>
               </w:rPr>
               <w:t>出生时预期寿命，单位为岁</w:t>
             </w:r>
@@ -1747,27 +1496,35 @@
         <w:pStyle w:val="3"/>
       </w:pPr>
       <w:r>
-        <w:t xml:space="preserve">预处理首先统一国家名称、年份字段和指标单位。对于世界银行HNP和WDI中重复出现的指标，本文采用</w:t>
-      </w:r>
-      <w:r>
-        <w:t xml:space="preserve">“</w:t>
-      </w:r>
-      <w:r>
-        <w:t xml:space="preserve">03优先、04回退</w:t>
-      </w:r>
-      <w:r>
-        <w:t xml:space="preserve">”</w:t>
-      </w:r>
-      <w:r>
-        <w:t xml:space="preserve">的规则：若HNP中有有效值，则优先使用HNP；若缺失，则用WDI补齐。随后，本文从GBD死亡数据中聚合传染性疾病死亡占比，并将其作为理论需求指数的重要组成部分。中国省级部分则以31个省级行政区为横截面单位，结合最新年份人均卫生支出、预期寿命和婴儿死亡率构造省级投入—产出样本。</w:t>
-      </w:r>
-    </w:p>
-    <w:p>
-      <w:pPr>
-        <w:pStyle w:val="3"/>
-      </w:pPr>
-      <w:r>
-        <w:t xml:space="preserve">在指标合成上，本文将一级指标转化为三类二级指数。投入指数反映实际资源供给，产出指数反映健康结果，需求指数反映由疾病负担决定的理论资源需求：</w:t>
+        <w:t>预处理首先统一国家名称、年份字段和指标单位。对于世界银行HNP和WDI中重复出现的指标，本文采用</w:t>
+      </w:r>
+      <w:r>
+        <w:rPr>
+          <w:rFonts w:hint="eastAsia"/>
+          <w:lang w:eastAsia="zh-CN"/>
+        </w:rPr>
+        <w:t>“</w:t>
+      </w:r>
+      <w:r>
+        <w:t>03优先、04回退</w:t>
+      </w:r>
+      <w:r>
+        <w:rPr>
+          <w:rFonts w:hint="eastAsia"/>
+          <w:lang w:eastAsia="zh-CN"/>
+        </w:rPr>
+        <w:t>”</w:t>
+      </w:r>
+      <w:r>
+        <w:t>的规则：若HNP中有有效值，则优先使用HNP；若缺失，则用WDI补齐。随后，本文从GBD死亡数据中聚合传染性疾病死亡占比，并将其作为理论需求指数的重要组成部分。中国省级部分则以31个省级行政区为横截面单位，结合最新年份人均卫生支出、预期寿命和婴儿死亡率构造省级投入—产出样本。</w:t>
+      </w:r>
+    </w:p>
+    <w:p>
+      <w:pPr>
+        <w:pStyle w:val="3"/>
+      </w:pPr>
+      <w:r>
+        <w:t>在指标合成上，本文将一级指标转化为三类二级指数。投入指数反映实际资源供给，产出指数反映健康结果，需求指数反映由疾病负担决定的理论资源需求：</w:t>
       </w:r>
     </w:p>
     <w:p>
@@ -1781,31 +1538,23 @@
         </m:oMathParaPr>
         <m:oMath>
           <m:sSubSup>
+            <m:sSubSupPr/>
             <m:e>
               <m:r>
+                <m:rPr/>
                 <m:t>I</m:t>
               </m:r>
             </m:e>
             <m:sub>
               <m:r>
+                <m:rPr/>
                 <m:t>i</m:t>
               </m:r>
             </m:sub>
             <m:sup>
               <m:r>
-                <m:t>i</m:t>
-              </m:r>
-              <m:r>
-                <m:t>n</m:t>
-              </m:r>
-              <m:r>
-                <m:t>p</m:t>
-              </m:r>
-              <m:r>
-                <m:t>u</m:t>
-              </m:r>
-              <m:r>
-                <m:t>t</m:t>
+                <m:rPr/>
+                <m:t>input</m:t>
               </m:r>
             </m:sup>
           </m:sSubSup>
@@ -1816,16 +1565,16 @@
             <m:t>=</m:t>
           </m:r>
           <m:f>
-            <m:fPr>
-              <m:type m:val="bar"/>
-            </m:fPr>
+            <m:fPr/>
             <m:num>
               <m:r>
+                <m:rPr/>
                 <m:t>1</m:t>
               </m:r>
             </m:num>
             <m:den>
               <m:r>
+                <m:rPr/>
                 <m:t>4</m:t>
               </m:r>
             </m:den>
@@ -1834,10 +1583,10 @@
             <m:dPr>
               <m:begChr m:val="["/>
               <m:endChr m:val="]"/>
-              <m:grow/>
             </m:dPr>
             <m:e>
               <m:r>
+                <m:rPr/>
                 <m:t>z</m:t>
               </m:r>
               <m:r>
@@ -1847,22 +1596,20 @@
                 <m:t>(</m:t>
               </m:r>
               <m:r>
-                <m:t>P</m:t>
-              </m:r>
-              <m:r>
-                <m:t>h</m:t>
-              </m:r>
-              <m:r>
-                <m:t>y</m:t>
+                <m:rPr/>
+                <m:t>Phy</m:t>
               </m:r>
               <m:sSub>
+                <m:sSubPr/>
                 <m:e>
                   <m:r>
+                    <m:rPr/>
                     <m:t>s</m:t>
                   </m:r>
                 </m:e>
                 <m:sub>
                   <m:r>
+                    <m:rPr/>
                     <m:t>i</m:t>
                   </m:r>
                 </m:sub>
@@ -1871,15 +1618,10 @@
                 <m:rPr>
                   <m:sty m:val="p"/>
                 </m:rPr>
-                <m:t>)</m:t>
-              </m:r>
-              <m:r>
-                <m:rPr>
-                  <m:sty m:val="p"/>
-                </m:rPr>
-                <m:t>+</m:t>
-              </m:r>
-              <m:r>
+                <m:t>)+</m:t>
+              </m:r>
+              <m:r>
+                <m:rPr/>
                 <m:t>z</m:t>
               </m:r>
               <m:r>
@@ -1889,22 +1631,20 @@
                 <m:t>(</m:t>
               </m:r>
               <m:r>
-                <m:t>B</m:t>
-              </m:r>
-              <m:r>
-                <m:t>e</m:t>
-              </m:r>
-              <m:r>
-                <m:t>d</m:t>
+                <m:rPr/>
+                <m:t>Bed</m:t>
               </m:r>
               <m:sSub>
+                <m:sSubPr/>
                 <m:e>
                   <m:r>
+                    <m:rPr/>
                     <m:t>s</m:t>
                   </m:r>
                 </m:e>
                 <m:sub>
                   <m:r>
+                    <m:rPr/>
                     <m:t>i</m:t>
                   </m:r>
                 </m:sub>
@@ -1913,15 +1653,10 @@
                 <m:rPr>
                   <m:sty m:val="p"/>
                 </m:rPr>
-                <m:t>)</m:t>
-              </m:r>
-              <m:r>
-                <m:rPr>
-                  <m:sty m:val="p"/>
-                </m:rPr>
-                <m:t>+</m:t>
-              </m:r>
-              <m:r>
+                <m:t>)+</m:t>
+              </m:r>
+              <m:r>
+                <m:rPr/>
                 <m:t>z</m:t>
               </m:r>
               <m:r>
@@ -1931,22 +1666,20 @@
                 <m:t>(</m:t>
               </m:r>
               <m:r>
-                <m:t>H</m:t>
-              </m:r>
-              <m:r>
-                <m:t>E</m:t>
-              </m:r>
-              <m:r>
-                <m:t>x</m:t>
+                <m:rPr/>
+                <m:t>HEx</m:t>
               </m:r>
               <m:sSub>
+                <m:sSubPr/>
                 <m:e>
                   <m:r>
+                    <m:rPr/>
                     <m:t>p</m:t>
                   </m:r>
                 </m:e>
                 <m:sub>
                   <m:r>
+                    <m:rPr/>
                     <m:t>i</m:t>
                   </m:r>
                 </m:sub>
@@ -1955,15 +1688,10 @@
                 <m:rPr>
                   <m:sty m:val="p"/>
                 </m:rPr>
-                <m:t>)</m:t>
-              </m:r>
-              <m:r>
-                <m:rPr>
-                  <m:sty m:val="p"/>
-                </m:rPr>
-                <m:t>+</m:t>
-              </m:r>
-              <m:r>
+                <m:t>)+</m:t>
+              </m:r>
+              <m:r>
+                <m:rPr/>
                 <m:t>z</m:t>
               </m:r>
               <m:r>
@@ -1973,28 +1701,20 @@
                 <m:t>(</m:t>
               </m:r>
               <m:r>
-                <m:t>H</m:t>
-              </m:r>
-              <m:r>
-                <m:t>E</m:t>
-              </m:r>
-              <m:r>
-                <m:t>x</m:t>
-              </m:r>
-              <m:r>
-                <m:t>p</m:t>
-              </m:r>
-              <m:r>
-                <m:t>P</m:t>
+                <m:rPr/>
+                <m:t>HExpP</m:t>
               </m:r>
               <m:sSub>
+                <m:sSubPr/>
                 <m:e>
                   <m:r>
+                    <m:rPr/>
                     <m:t>C</m:t>
                   </m:r>
                 </m:e>
                 <m:sub>
                   <m:r>
+                    <m:rPr/>
                     <m:t>i</m:t>
                   </m:r>
                 </m:sub>
@@ -2021,34 +1741,23 @@
         </m:oMathParaPr>
         <m:oMath>
           <m:sSubSup>
+            <m:sSubSupPr/>
             <m:e>
               <m:r>
+                <m:rPr/>
                 <m:t>I</m:t>
               </m:r>
             </m:e>
             <m:sub>
               <m:r>
+                <m:rPr/>
                 <m:t>i</m:t>
               </m:r>
             </m:sub>
             <m:sup>
               <m:r>
-                <m:t>o</m:t>
-              </m:r>
-              <m:r>
-                <m:t>u</m:t>
-              </m:r>
-              <m:r>
-                <m:t>t</m:t>
-              </m:r>
-              <m:r>
-                <m:t>p</m:t>
-              </m:r>
-              <m:r>
-                <m:t>u</m:t>
-              </m:r>
-              <m:r>
-                <m:t>t</m:t>
+                <m:rPr/>
+                <m:t>output</m:t>
               </m:r>
             </m:sup>
           </m:sSubSup>
@@ -2059,16 +1768,16 @@
             <m:t>=</m:t>
           </m:r>
           <m:f>
-            <m:fPr>
-              <m:type m:val="bar"/>
-            </m:fPr>
+            <m:fPr/>
             <m:num>
               <m:r>
+                <m:rPr/>
                 <m:t>1</m:t>
               </m:r>
             </m:num>
             <m:den>
               <m:r>
+                <m:rPr/>
                 <m:t>3</m:t>
               </m:r>
             </m:den>
@@ -2077,10 +1786,10 @@
             <m:dPr>
               <m:begChr m:val="["/>
               <m:endChr m:val="]"/>
-              <m:grow/>
             </m:dPr>
             <m:e>
               <m:r>
+                <m:rPr/>
                 <m:t>z</m:t>
               </m:r>
               <m:r>
@@ -2090,16 +1799,20 @@
                 <m:t>(</m:t>
               </m:r>
               <m:r>
+                <m:rPr/>
                 <m:t>L</m:t>
               </m:r>
               <m:sSub>
+                <m:sSubPr/>
                 <m:e>
                   <m:r>
+                    <m:rPr/>
                     <m:t>E</m:t>
                   </m:r>
                 </m:e>
                 <m:sub>
                   <m:r>
+                    <m:rPr/>
                     <m:t>i</m:t>
                   </m:r>
                 </m:sub>
@@ -2108,17 +1821,13 @@
                 <m:rPr>
                   <m:sty m:val="p"/>
                 </m:rPr>
-                <m:t>)</m:t>
-              </m:r>
-              <m:r>
-                <m:rPr>
-                  <m:sty m:val="p"/>
-                </m:rPr>
-                <m:t>+</m:t>
+                <m:t>)+</m:t>
               </m:r>
               <m:sSup>
+                <m:sSupPr/>
                 <m:e>
                   <m:r>
+                    <m:rPr/>
                     <m:t>z</m:t>
                   </m:r>
                 </m:e>
@@ -2138,19 +1847,20 @@
                 <m:t>(</m:t>
               </m:r>
               <m:r>
-                <m:t>I</m:t>
-              </m:r>
-              <m:r>
-                <m:t>M</m:t>
+                <m:rPr/>
+                <m:t>IM</m:t>
               </m:r>
               <m:sSub>
+                <m:sSubPr/>
                 <m:e>
                   <m:r>
+                    <m:rPr/>
                     <m:t>R</m:t>
                   </m:r>
                 </m:e>
                 <m:sub>
                   <m:r>
+                    <m:rPr/>
                     <m:t>i</m:t>
                   </m:r>
                 </m:sub>
@@ -2159,17 +1869,13 @@
                 <m:rPr>
                   <m:sty m:val="p"/>
                 </m:rPr>
-                <m:t>)</m:t>
-              </m:r>
-              <m:r>
-                <m:rPr>
-                  <m:sty m:val="p"/>
-                </m:rPr>
-                <m:t>+</m:t>
+                <m:t>)+</m:t>
               </m:r>
               <m:sSup>
+                <m:sSupPr/>
                 <m:e>
                   <m:r>
+                    <m:rPr/>
                     <m:t>z</m:t>
                   </m:r>
                 </m:e>
@@ -2189,22 +1895,20 @@
                 <m:t>(</m:t>
               </m:r>
               <m:r>
-                <m:t>U</m:t>
-              </m:r>
-              <m:r>
-                <m:t>5</m:t>
-              </m:r>
-              <m:r>
-                <m:t>M</m:t>
+                <m:rPr/>
+                <m:t>U5M</m:t>
               </m:r>
               <m:sSub>
+                <m:sSubPr/>
                 <m:e>
                   <m:r>
+                    <m:rPr/>
                     <m:t>R</m:t>
                   </m:r>
                 </m:e>
                 <m:sub>
                   <m:r>
+                    <m:rPr/>
                     <m:t>i</m:t>
                   </m:r>
                 </m:sub>
@@ -2231,28 +1935,23 @@
         </m:oMathParaPr>
         <m:oMath>
           <m:sSubSup>
+            <m:sSubSupPr/>
             <m:e>
               <m:r>
+                <m:rPr/>
                 <m:t>I</m:t>
               </m:r>
             </m:e>
             <m:sub>
               <m:r>
+                <m:rPr/>
                 <m:t>i</m:t>
               </m:r>
             </m:sub>
             <m:sup>
               <m:r>
-                <m:t>n</m:t>
-              </m:r>
-              <m:r>
-                <m:t>e</m:t>
-              </m:r>
-              <m:r>
-                <m:t>e</m:t>
-              </m:r>
-              <m:r>
-                <m:t>d</m:t>
+                <m:rPr/>
+                <m:t>need</m:t>
               </m:r>
             </m:sup>
           </m:sSubSup>
@@ -2263,16 +1962,16 @@
             <m:t>=</m:t>
           </m:r>
           <m:f>
-            <m:fPr>
-              <m:type m:val="bar"/>
-            </m:fPr>
+            <m:fPr/>
             <m:num>
               <m:r>
+                <m:rPr/>
                 <m:t>1</m:t>
               </m:r>
             </m:num>
             <m:den>
               <m:r>
+                <m:rPr/>
                 <m:t>4</m:t>
               </m:r>
             </m:den>
@@ -2281,10 +1980,10 @@
             <m:dPr>
               <m:begChr m:val="["/>
               <m:endChr m:val="]"/>
-              <m:grow/>
             </m:dPr>
             <m:e>
               <m:r>
+                <m:rPr/>
                 <m:t>z</m:t>
               </m:r>
               <m:r>
@@ -2294,28 +1993,20 @@
                 <m:t>(</m:t>
               </m:r>
               <m:r>
-                <m:t>C</m:t>
-              </m:r>
-              <m:r>
-                <m:t>o</m:t>
-              </m:r>
-              <m:r>
-                <m:t>m</m:t>
-              </m:r>
-              <m:r>
-                <m:t>m</m:t>
-              </m:r>
-              <m:r>
-                <m:t>S</m:t>
+                <m:rPr/>
+                <m:t>CommS</m:t>
               </m:r>
               <m:sSub>
+                <m:sSubPr/>
                 <m:e>
                   <m:r>
+                    <m:rPr/>
                     <m:t>h</m:t>
                   </m:r>
                 </m:e>
                 <m:sub>
                   <m:r>
+                    <m:rPr/>
                     <m:t>i</m:t>
                   </m:r>
                 </m:sub>
@@ -2324,15 +2015,10 @@
                 <m:rPr>
                   <m:sty m:val="p"/>
                 </m:rPr>
-                <m:t>)</m:t>
-              </m:r>
-              <m:r>
-                <m:rPr>
-                  <m:sty m:val="p"/>
-                </m:rPr>
-                <m:t>+</m:t>
-              </m:r>
-              <m:r>
+                <m:t>)+</m:t>
+              </m:r>
+              <m:r>
+                <m:rPr/>
                 <m:t>z</m:t>
               </m:r>
               <m:r>
@@ -2342,19 +2028,20 @@
                 <m:t>(</m:t>
               </m:r>
               <m:r>
-                <m:t>I</m:t>
-              </m:r>
-              <m:r>
-                <m:t>M</m:t>
+                <m:rPr/>
+                <m:t>IM</m:t>
               </m:r>
               <m:sSub>
+                <m:sSubPr/>
                 <m:e>
                   <m:r>
+                    <m:rPr/>
                     <m:t>R</m:t>
                   </m:r>
                 </m:e>
                 <m:sub>
                   <m:r>
+                    <m:rPr/>
                     <m:t>i</m:t>
                   </m:r>
                 </m:sub>
@@ -2363,15 +2050,10 @@
                 <m:rPr>
                   <m:sty m:val="p"/>
                 </m:rPr>
-                <m:t>)</m:t>
-              </m:r>
-              <m:r>
-                <m:rPr>
-                  <m:sty m:val="p"/>
-                </m:rPr>
-                <m:t>+</m:t>
-              </m:r>
-              <m:r>
+                <m:t>)+</m:t>
+              </m:r>
+              <m:r>
+                <m:rPr/>
                 <m:t>z</m:t>
               </m:r>
               <m:r>
@@ -2381,22 +2063,20 @@
                 <m:t>(</m:t>
               </m:r>
               <m:r>
-                <m:t>U</m:t>
-              </m:r>
-              <m:r>
-                <m:t>5</m:t>
-              </m:r>
-              <m:r>
-                <m:t>M</m:t>
+                <m:rPr/>
+                <m:t>U5M</m:t>
               </m:r>
               <m:sSub>
+                <m:sSubPr/>
                 <m:e>
                   <m:r>
+                    <m:rPr/>
                     <m:t>R</m:t>
                   </m:r>
                 </m:e>
                 <m:sub>
                   <m:r>
+                    <m:rPr/>
                     <m:t>i</m:t>
                   </m:r>
                 </m:sub>
@@ -2405,17 +2085,13 @@
                 <m:rPr>
                   <m:sty m:val="p"/>
                 </m:rPr>
-                <m:t>)</m:t>
-              </m:r>
-              <m:r>
-                <m:rPr>
-                  <m:sty m:val="p"/>
-                </m:rPr>
-                <m:t>+</m:t>
+                <m:t>)+</m:t>
               </m:r>
               <m:sSup>
+                <m:sSupPr/>
                 <m:e>
                   <m:r>
+                    <m:rPr/>
                     <m:t>z</m:t>
                   </m:r>
                 </m:e>
@@ -2435,16 +2111,20 @@
                 <m:t>(</m:t>
               </m:r>
               <m:r>
+                <m:rPr/>
                 <m:t>L</m:t>
               </m:r>
               <m:sSub>
+                <m:sSubPr/>
                 <m:e>
                   <m:r>
+                    <m:rPr/>
                     <m:t>E</m:t>
                   </m:r>
                 </m:e>
                 <m:sub>
                   <m:r>
+                    <m:rPr/>
                     <m:t>i</m:t>
                   </m:r>
                 </m:sub>
@@ -2465,38 +2145,29 @@
         <w:pStyle w:val="3"/>
       </w:pPr>
       <w:r>
-        <w:t xml:space="preserve">其中，</w:t>
+        <w:t>其中，</w:t>
       </w:r>
       <m:oMath>
         <m:r>
+          <m:rPr/>
           <m:t>z</m:t>
         </m:r>
         <m:r>
           <m:rPr>
             <m:sty m:val="p"/>
           </m:rPr>
-          <m:t>(</m:t>
-        </m:r>
-        <m:r>
-          <m:rPr>
-            <m:sty m:val="p"/>
-          </m:rPr>
-          <m:t>⋅</m:t>
-        </m:r>
-        <m:r>
-          <m:rPr>
-            <m:sty m:val="p"/>
-          </m:rPr>
-          <m:t>)</m:t>
+          <m:t>(⋅)</m:t>
         </m:r>
       </m:oMath>
       <w:r>
-        <w:t xml:space="preserve">表示正向标准化，</w:t>
+        <w:t>表示正向标准化，</w:t>
       </w:r>
       <m:oMath>
         <m:sSup>
+          <m:sSupPr/>
           <m:e>
             <m:r>
+              <m:rPr/>
               <m:t>z</m:t>
             </m:r>
           </m:e>
@@ -2513,23 +2184,11 @@
           <m:rPr>
             <m:sty m:val="p"/>
           </m:rPr>
-          <m:t>(</m:t>
-        </m:r>
-        <m:r>
-          <m:rPr>
-            <m:sty m:val="p"/>
-          </m:rPr>
-          <m:t>⋅</m:t>
-        </m:r>
-        <m:r>
-          <m:rPr>
-            <m:sty m:val="p"/>
-          </m:rPr>
-          <m:t>)</m:t>
+          <m:t>(⋅)</m:t>
         </m:r>
       </m:oMath>
       <w:r>
-        <w:t xml:space="preserve">表示逆向标准化。通过这一处理，医生密度、床位密度、支出水平、寿命和死亡率等不同量纲指标被转化到可比较的统一尺度上，为第6章的缺口识别和优化建模提供基础。</w:t>
+        <w:t>表示逆向标准化。通过这一处理，医生密度、床位密度、支出水平、寿命和死亡率等不同量纲指标被转化到可比较的统一尺度上，为第6章的缺口识别和优化建模提供基础。</w:t>
       </w:r>
     </w:p>
     <w:p>
@@ -2540,11 +2199,11 @@
       </w:pPr>
       <w:r>
         <w:rPr>
+          <w:rFonts w:eastAsia="黑体"/>
           <w:b/>
           <w:sz w:val="32"/>
-          <w:rFonts w:eastAsia="黑体"/>
         </w:rPr>
-        <w:t xml:space="preserve">6 卫生资源配置的缺口识别、类型评估与优化调配</w:t>
+        <w:t>6 卫生资源配置的缺口识别、类型评估与优化调配</w:t>
       </w:r>
     </w:p>
     <w:p>
@@ -2555,11 +2214,11 @@
       </w:pPr>
       <w:r>
         <w:rPr>
+          <w:rFonts w:eastAsia="黑体"/>
           <w:b/>
           <w:sz w:val="28"/>
-          <w:rFonts w:eastAsia="黑体"/>
         </w:rPr>
-        <w:t xml:space="preserve">6.1 理论需求导向的卫生资源缺口识别</w:t>
+        <w:t>6.1 理论需求导向的卫生资源缺口识别</w:t>
       </w:r>
     </w:p>
     <w:p>
@@ -2570,31 +2229,39 @@
       </w:pPr>
       <w:r>
         <w:rPr>
+          <w:rFonts w:eastAsia="黑体"/>
           <w:b/>
           <w:sz w:val="24"/>
-          <w:rFonts w:eastAsia="黑体"/>
         </w:rPr>
-        <w:t xml:space="preserve">6.1.1 指数构建与缺口定义</w:t>
-      </w:r>
-    </w:p>
-    <w:p>
-      <w:pPr>
-        <w:pStyle w:val="3"/>
-      </w:pPr>
-      <w:r>
-        <w:t xml:space="preserve">问题三的第一步是判断哪些地区</w:t>
-      </w:r>
-      <w:r>
-        <w:t xml:space="preserve">“</w:t>
-      </w:r>
-      <w:r>
-        <w:t xml:space="preserve">资源配置不足</w:t>
-      </w:r>
-      <w:r>
-        <w:t xml:space="preserve">”</w:t>
-      </w:r>
-      <w:r>
-        <w:t xml:space="preserve">。如果只看医生密度或人均卫生支出，低收入国家很容易被识别为资源不足，但这种判断没有充分考虑疾病负担差异。本文因此将投入指数与理论需求指数相减，构造资源缺口指标：</w:t>
+        <w:t>6.1.1 指数构建与缺口定义</w:t>
+      </w:r>
+    </w:p>
+    <w:p>
+      <w:pPr>
+        <w:pStyle w:val="3"/>
+      </w:pPr>
+      <w:r>
+        <w:t>问题三的第一步是判断哪些地区</w:t>
+      </w:r>
+      <w:r>
+        <w:rPr>
+          <w:rFonts w:hint="eastAsia"/>
+          <w:lang w:eastAsia="zh-CN"/>
+        </w:rPr>
+        <w:t>“</w:t>
+      </w:r>
+      <w:r>
+        <w:t>资源配置不足</w:t>
+      </w:r>
+      <w:r>
+        <w:rPr>
+          <w:rFonts w:hint="eastAsia"/>
+          <w:lang w:eastAsia="zh-CN"/>
+        </w:rPr>
+        <w:t>”</w:t>
+      </w:r>
+      <w:r>
+        <w:t>。如果只看医生密度或人均卫生支出，低收入国家很容易被识别为资源不足，但这种判断没有充分考虑疾病负担差异。本文因此将投入指数与理论需求指数相减，构造资源缺口指标：</w:t>
       </w:r>
     </w:p>
     <w:p>
@@ -2608,19 +2275,20 @@
         </m:oMathParaPr>
         <m:oMath>
           <m:r>
-            <m:t>G</m:t>
-          </m:r>
-          <m:r>
-            <m:t>a</m:t>
+            <m:rPr/>
+            <m:t>Ga</m:t>
           </m:r>
           <m:sSub>
+            <m:sSubPr/>
             <m:e>
               <m:r>
+                <m:rPr/>
                 <m:t>p</m:t>
               </m:r>
             </m:e>
             <m:sub>
               <m:r>
+                <m:rPr/>
                 <m:t>i</m:t>
               </m:r>
             </m:sub>
@@ -2632,31 +2300,23 @@
             <m:t>=</m:t>
           </m:r>
           <m:sSubSup>
+            <m:sSubSupPr/>
             <m:e>
               <m:r>
+                <m:rPr/>
                 <m:t>I</m:t>
               </m:r>
             </m:e>
             <m:sub>
               <m:r>
+                <m:rPr/>
                 <m:t>i</m:t>
               </m:r>
             </m:sub>
             <m:sup>
               <m:r>
-                <m:t>i</m:t>
-              </m:r>
-              <m:r>
-                <m:t>n</m:t>
-              </m:r>
-              <m:r>
-                <m:t>p</m:t>
-              </m:r>
-              <m:r>
-                <m:t>u</m:t>
-              </m:r>
-              <m:r>
-                <m:t>t</m:t>
+                <m:rPr/>
+                <m:t>input</m:t>
               </m:r>
             </m:sup>
           </m:sSubSup>
@@ -2667,28 +2327,23 @@
             <m:t>−</m:t>
           </m:r>
           <m:sSubSup>
+            <m:sSubSupPr/>
             <m:e>
               <m:r>
+                <m:rPr/>
                 <m:t>I</m:t>
               </m:r>
             </m:e>
             <m:sub>
               <m:r>
+                <m:rPr/>
                 <m:t>i</m:t>
               </m:r>
             </m:sub>
             <m:sup>
               <m:r>
-                <m:t>n</m:t>
-              </m:r>
-              <m:r>
-                <m:t>e</m:t>
-              </m:r>
-              <m:r>
-                <m:t>e</m:t>
-              </m:r>
-              <m:r>
-                <m:t>d</m:t>
+                <m:rPr/>
+                <m:t>need</m:t>
               </m:r>
             </m:sup>
           </m:sSubSup>
@@ -2700,23 +2355,24 @@
         <w:pStyle w:val="3"/>
       </w:pPr>
       <w:r>
-        <w:t xml:space="preserve">当</w:t>
+        <w:t>当</w:t>
       </w:r>
       <m:oMath>
         <m:r>
-          <m:t>G</m:t>
-        </m:r>
-        <m:r>
-          <m:t>a</m:t>
+          <m:rPr/>
+          <m:t>Ga</m:t>
         </m:r>
         <m:sSub>
+          <m:sSubPr/>
           <m:e>
             <m:r>
+              <m:rPr/>
               <m:t>p</m:t>
             </m:r>
           </m:e>
           <m:sub>
             <m:r>
+              <m:rPr/>
               <m:t>i</m:t>
             </m:r>
           </m:sub>
@@ -2728,35 +2384,38 @@
           <m:t>&lt;</m:t>
         </m:r>
         <m:r>
+          <m:rPr/>
           <m:t>0</m:t>
         </m:r>
       </m:oMath>
       <w:r>
-        <w:t xml:space="preserve">时，说明国家</w:t>
+        <w:t>时，说明国家</w:t>
       </w:r>
       <m:oMath>
         <m:r>
+          <m:rPr/>
           <m:t>i</m:t>
         </m:r>
       </m:oMath>
       <w:r>
-        <w:t xml:space="preserve">的实际投入低于由疾病负担推导出的理论需求；当</w:t>
+        <w:t>的实际投入低于由疾病负担推导出的理论需求；当</w:t>
       </w:r>
       <m:oMath>
         <m:r>
-          <m:t>G</m:t>
-        </m:r>
-        <m:r>
-          <m:t>a</m:t>
+          <m:rPr/>
+          <m:t>Ga</m:t>
         </m:r>
         <m:sSub>
+          <m:sSubPr/>
           <m:e>
             <m:r>
+              <m:rPr/>
               <m:t>p</m:t>
             </m:r>
           </m:e>
           <m:sub>
             <m:r>
+              <m:rPr/>
               <m:t>i</m:t>
             </m:r>
           </m:sub>
@@ -2768,11 +2427,12 @@
           <m:t>&gt;</m:t>
         </m:r>
         <m:r>
+          <m:rPr/>
           <m:t>0</m:t>
         </m:r>
       </m:oMath>
       <w:r>
-        <w:t xml:space="preserve">时，说明该国在当前截面上相对富余。本文按2023年截面五分位数将各国划分为A至E五级，其中A级表示相对富余，E级表示严重不足。</w:t>
+        <w:t>时，说明该国在当前截面上相对富余。本文按2023年截面五分位数将各国划分为A至E五级，其中A级表示相对富余，E级表示严重不足。</w:t>
       </w:r>
     </w:p>
     <w:p>
@@ -2783,40 +2443,43 @@
       </w:pPr>
       <w:r>
         <w:rPr>
+          <w:rFonts w:eastAsia="黑体"/>
           <w:b/>
           <w:sz w:val="24"/>
-          <w:rFonts w:eastAsia="黑体"/>
         </w:rPr>
-        <w:t xml:space="preserve">6.1.2 全球缺口空间格局</w:t>
-      </w:r>
-    </w:p>
-    <w:p xmlns:a="http://schemas.openxmlformats.org/drawingml/2006/main" xmlns:pic="http://schemas.openxmlformats.org/drawingml/2006/picture">
+        <w:t>6.1.2 全球缺口空间格局</w:t>
+      </w:r>
+    </w:p>
+    <w:p>
       <w:pPr>
         <w:pStyle w:val="40"/>
         <w:jc w:val="center"/>
       </w:pPr>
       <w:r>
         <w:drawing>
-          <wp:inline>
-            <wp:extent cx="5270500" cy="3062587"/>
-            <wp:effectExtent b="0" l="0" r="0" t="0"/>
-            <wp:docPr descr="图6-12023年全球卫生资源缺口五级分布" title="" id="1" name="Picture"/>
-            <a:graphic>
+          <wp:inline distT="0" distB="0" distL="114300" distR="114300">
+            <wp:extent cx="5270500" cy="3061970"/>
+            <wp:effectExtent l="0" t="0" r="0" b="0"/>
+            <wp:docPr id="2" name="Picture" descr="图6-12023年全球卫生资源缺口五级分布"/>
+            <wp:cNvGraphicFramePr>
+              <a:graphicFrameLocks xmlns:a="http://schemas.openxmlformats.org/drawingml/2006/main" noChangeAspect="1"/>
+            </wp:cNvGraphicFramePr>
+            <a:graphic xmlns:a="http://schemas.openxmlformats.org/drawingml/2006/main">
               <a:graphicData uri="http://schemas.openxmlformats.org/drawingml/2006/picture">
-                <pic:pic>
+                <pic:pic xmlns:pic="http://schemas.openxmlformats.org/drawingml/2006/picture">
                   <pic:nvPicPr>
-                    <pic:cNvPr descr="reports/paper/assets/p3_01_global_gap_map.png" id="0" name="Picture"/>
+                    <pic:cNvPr id="2" name="Picture" descr="图6-12023年全球卫生资源缺口五级分布"/>
                     <pic:cNvPicPr>
-                      <a:picLocks noChangeArrowheads="1" noChangeAspect="1"/>
+                      <a:picLocks noChangeAspect="1" noChangeArrowheads="1"/>
                     </pic:cNvPicPr>
                   </pic:nvPicPr>
                   <pic:blipFill>
-                    <a:blip r:embed="rId12"/>
+                    <a:blip r:embed="rId5"/>
                     <a:stretch>
                       <a:fillRect/>
                     </a:stretch>
                   </pic:blipFill>
-                  <pic:spPr bwMode="auto">
+                  <pic:spPr>
                     <a:xfrm>
                       <a:off x="0" y="0"/>
                       <a:ext cx="5270500" cy="3062587"/>
@@ -2827,8 +2490,6 @@
                     <a:noFill/>
                     <a:ln w="9525">
                       <a:noFill/>
-                      <a:headEnd/>
-                      <a:tailEnd/>
                     </a:ln>
                   </pic:spPr>
                 </pic:pic>
@@ -2843,56 +2504,67 @@
         <w:pStyle w:val="3"/>
       </w:pPr>
       <w:r>
-        <w:t xml:space="preserve">图6-12023年全球卫生资源缺口五级分布</w:t>
-      </w:r>
-    </w:p>
-    <w:p>
-      <w:pPr>
-        <w:pStyle w:val="3"/>
-      </w:pPr>
-      <w:r>
-        <w:t xml:space="preserve">图6-1表明，全球卫生资源缺口呈现明显的空间集聚。北美、西欧、大洋洲和东亚高收入经济体多处于资源富余或基本平衡状态，而撒哈拉以南非洲、部分南亚和脆弱国家集中落入D级或E级。这说明全球卫生资源不足并不是均匀扩散的</w:t>
-      </w:r>
-      <w:r>
-        <w:t xml:space="preserve">“</w:t>
-      </w:r>
-      <w:r>
-        <w:t xml:space="preserve">平均问题</w:t>
-      </w:r>
-      <w:r>
-        <w:t xml:space="preserve">”</w:t>
-      </w:r>
-      <w:r>
-        <w:t xml:space="preserve">，而是高度集中在基础卫生体系薄弱、传染病负担较重且财政能力有限的地区。</w:t>
-      </w:r>
-    </w:p>
-    <w:p xmlns:a="http://schemas.openxmlformats.org/drawingml/2006/main" xmlns:pic="http://schemas.openxmlformats.org/drawingml/2006/picture">
+        <w:t>图6-12023年全球卫生资源缺口五级分布</w:t>
+      </w:r>
+    </w:p>
+    <w:p>
+      <w:pPr>
+        <w:pStyle w:val="3"/>
+      </w:pPr>
+      <w:r>
+        <w:t>图6-1表明，全球卫生资源缺口呈现明显的空间集聚。北美、西欧、大洋洲和东亚高收入经济体多处于资源富余或基本平衡状态，而撒哈拉以南非洲、部分南亚和脆弱国家集中落入D级或E级。这说明全球卫生资源不足并不是均匀扩散的</w:t>
+      </w:r>
+      <w:r>
+        <w:rPr>
+          <w:rFonts w:hint="eastAsia"/>
+          <w:lang w:eastAsia="zh-CN"/>
+        </w:rPr>
+        <w:t>“</w:t>
+      </w:r>
+      <w:r>
+        <w:t>平均问题</w:t>
+      </w:r>
+      <w:r>
+        <w:rPr>
+          <w:rFonts w:hint="eastAsia"/>
+          <w:lang w:eastAsia="zh-CN"/>
+        </w:rPr>
+        <w:t>”</w:t>
+      </w:r>
+      <w:r>
+        <w:t>，而是高度集中在基础卫生体系薄弱、传染病负担较重且财政能力有限的地区。</w:t>
+      </w:r>
+    </w:p>
+    <w:p>
       <w:pPr>
         <w:pStyle w:val="40"/>
         <w:jc w:val="center"/>
       </w:pPr>
       <w:r>
         <w:drawing>
-          <wp:inline>
-            <wp:extent cx="4937760" cy="3662646"/>
-            <wp:effectExtent b="0" l="0" r="0" t="0"/>
-            <wp:docPr descr="图6-22023年资源缺口最严重的前15个国家" title="" id="1" name="Picture"/>
-            <a:graphic>
+          <wp:inline distT="0" distB="0" distL="114300" distR="114300">
+            <wp:extent cx="4937760" cy="3662045"/>
+            <wp:effectExtent l="0" t="0" r="0" b="0"/>
+            <wp:docPr id="4" name="Picture" descr="图6-22023年资源缺口最严重的前15个国家"/>
+            <wp:cNvGraphicFramePr>
+              <a:graphicFrameLocks xmlns:a="http://schemas.openxmlformats.org/drawingml/2006/main" noChangeAspect="1"/>
+            </wp:cNvGraphicFramePr>
+            <a:graphic xmlns:a="http://schemas.openxmlformats.org/drawingml/2006/main">
               <a:graphicData uri="http://schemas.openxmlformats.org/drawingml/2006/picture">
-                <pic:pic>
+                <pic:pic xmlns:pic="http://schemas.openxmlformats.org/drawingml/2006/picture">
                   <pic:nvPicPr>
-                    <pic:cNvPr descr="reports/paper/assets/p3_02_global_gap_top15.png" id="0" name="Picture"/>
+                    <pic:cNvPr id="4" name="Picture" descr="图6-22023年资源缺口最严重的前15个国家"/>
                     <pic:cNvPicPr>
-                      <a:picLocks noChangeArrowheads="1" noChangeAspect="1"/>
+                      <a:picLocks noChangeAspect="1" noChangeArrowheads="1"/>
                     </pic:cNvPicPr>
                   </pic:nvPicPr>
                   <pic:blipFill>
-                    <a:blip r:embed="rId13"/>
+                    <a:blip r:embed="rId6"/>
                     <a:stretch>
                       <a:fillRect/>
                     </a:stretch>
                   </pic:blipFill>
-                  <pic:spPr bwMode="auto">
+                  <pic:spPr>
                     <a:xfrm>
                       <a:off x="0" y="0"/>
                       <a:ext cx="4937760" cy="3662646"/>
@@ -2903,8 +2575,6 @@
                     <a:noFill/>
                     <a:ln w="9525">
                       <a:noFill/>
-                      <a:headEnd/>
-                      <a:tailEnd/>
                     </a:ln>
                   </pic:spPr>
                 </pic:pic>
@@ -2919,15 +2589,15 @@
         <w:pStyle w:val="3"/>
       </w:pPr>
       <w:r>
-        <w:t xml:space="preserve">图6-22023年资源缺口最严重的前15个国家</w:t>
-      </w:r>
-    </w:p>
-    <w:p>
-      <w:pPr>
-        <w:pStyle w:val="3"/>
-      </w:pPr>
-      <w:r>
-        <w:t xml:space="preserve">图6-2进一步展示缺口最严重的前15个国家。结果显示，这15个国家全部位于AFRO地区，其中前五位依次为乍得、尼日利亚、索马里、中非共和国和南苏丹。该结果与地图结论相互印证：问题三中的资源缺口不是简单的全球南北差异，而是在非洲部分国家形成了高度集中的卫生脆弱带。</w:t>
+        <w:t>图6-22023年资源缺口最严重的前15个国家</w:t>
+      </w:r>
+    </w:p>
+    <w:p>
+      <w:pPr>
+        <w:pStyle w:val="3"/>
+      </w:pPr>
+      <w:r>
+        <w:t>图6-2进一步展示缺口最严重的前15个国家。结果显示，这15个国家全部位于AFRO地区，其中前五位依次为乍得、尼日利亚、索马里、中非共和国和南苏丹。该结果与地图结论相互印证：问题三中的资源缺口不是简单的全球南北差异，而是在非洲部分国家形成了高度集中的卫生脆弱带。</w:t>
       </w:r>
     </w:p>
     <w:p>
@@ -2938,11 +2608,11 @@
       </w:pPr>
       <w:r>
         <w:rPr>
+          <w:rFonts w:eastAsia="黑体"/>
           <w:b/>
           <w:sz w:val="28"/>
-          <w:rFonts w:eastAsia="黑体"/>
         </w:rPr>
-        <w:t xml:space="preserve">6.2 投入产出矩阵与健康公平性检验</w:t>
+        <w:t>6.2 投入产出矩阵与健康公平性检验</w:t>
       </w:r>
     </w:p>
     <w:p>
@@ -2953,80 +2623,59 @@
       </w:pPr>
       <w:r>
         <w:rPr>
+          <w:rFonts w:eastAsia="黑体"/>
           <w:b/>
           <w:sz w:val="24"/>
-          <w:rFonts w:eastAsia="黑体"/>
         </w:rPr>
-        <w:t xml:space="preserve">6.2.1 四象限矩阵识别不同治理类型</w:t>
-      </w:r>
-    </w:p>
-    <w:p>
-      <w:pPr>
-        <w:pStyle w:val="3"/>
-      </w:pPr>
-      <w:r>
-        <w:t xml:space="preserve">仅识别资源缺口仍不足以解释卫生系统表现。部分国家虽然投入较高，但产出并不理想；也有国家投入有限，却获得了较好的健康结果。因此，本文以投入指数中位数</w:t>
+        <w:t>6.2.1 四象限矩阵识别不同治理类型</w:t>
+      </w:r>
+    </w:p>
+    <w:p>
+      <w:pPr>
+        <w:pStyle w:val="3"/>
+      </w:pPr>
+      <w:r>
+        <w:t>仅识别资源缺口仍不足以解释卫生系统表现。部分国家虽然投入较高，但产出并不理想；也有国家投入有限，却获得了较好的健康结果。因此，本文以投入指数中位数</w:t>
       </w:r>
       <m:oMath>
         <m:sSup>
+          <m:sSupPr/>
           <m:e>
             <m:r>
+              <m:rPr/>
               <m:t>M</m:t>
             </m:r>
           </m:e>
           <m:sup>
             <m:r>
-              <m:t>i</m:t>
-            </m:r>
-            <m:r>
-              <m:t>n</m:t>
-            </m:r>
-            <m:r>
-              <m:t>p</m:t>
-            </m:r>
-            <m:r>
-              <m:t>u</m:t>
-            </m:r>
-            <m:r>
-              <m:t>t</m:t>
+              <m:rPr/>
+              <m:t>input</m:t>
             </m:r>
           </m:sup>
         </m:sSup>
       </m:oMath>
       <w:r>
-        <w:t xml:space="preserve">和产出指数中位数</w:t>
+        <w:t>和产出指数中位数</w:t>
       </w:r>
       <m:oMath>
         <m:sSup>
+          <m:sSupPr/>
           <m:e>
             <m:r>
+              <m:rPr/>
               <m:t>M</m:t>
             </m:r>
           </m:e>
           <m:sup>
             <m:r>
-              <m:t>o</m:t>
-            </m:r>
-            <m:r>
-              <m:t>u</m:t>
-            </m:r>
-            <m:r>
-              <m:t>t</m:t>
-            </m:r>
-            <m:r>
-              <m:t>p</m:t>
-            </m:r>
-            <m:r>
-              <m:t>u</m:t>
-            </m:r>
-            <m:r>
-              <m:t>t</m:t>
+              <m:rPr/>
+              <m:t>output</m:t>
             </m:r>
           </m:sup>
         </m:sSup>
       </m:oMath>
       <w:r>
-        <w:t xml:space="preserve">为阈值，构建投入—产出四象限矩阵：</w:t>
+        <w:t>为阈值，构建投入—产出四象限矩阵：</w:t>
       </w:r>
     </w:p>
     <w:p>
@@ -3040,13 +2689,16 @@
         </m:oMathParaPr>
         <m:oMath>
           <m:sSub>
+            <m:sSubPr/>
             <m:e>
               <m:r>
+                <m:rPr/>
                 <m:t>Q</m:t>
               </m:r>
             </m:e>
             <m:sub>
               <m:r>
+                <m:rPr/>
                 <m:t>i</m:t>
               </m:r>
             </m:sub>
@@ -3061,35 +2713,25 @@
             <m:dPr>
               <m:begChr m:val="{"/>
               <m:endChr m:val=""/>
-              <m:grow/>
             </m:dPr>
             <m:e>
               <m:m>
                 <m:mPr>
-                  <m:baseJc m:val="center"/>
-                  <m:plcHide m:val="1"/>
                   <m:mcs>
                     <m:mc>
                       <m:mcPr>
+                        <m:count m:val="2"/>
                         <m:mcJc m:val="left"/>
-                        <m:count m:val="1"/>
-                      </m:mcPr>
-                    </m:mc>
-                    <m:mc>
-                      <m:mcPr>
-                        <m:mcJc m:val="left"/>
-                        <m:count m:val="1"/>
                       </m:mcPr>
                     </m:mc>
                   </m:mcs>
+                  <m:plcHide m:val="1"/>
                 </m:mPr>
                 <m:mr>
                   <m:e>
                     <m:r>
-                      <m:t>Q</m:t>
-                    </m:r>
-                    <m:r>
-                      <m:t>1</m:t>
+                      <m:rPr/>
+                      <m:t>Q1</m:t>
                     </m:r>
                     <m:r>
                       <m:rPr>
@@ -3100,31 +2742,23 @@
                   </m:e>
                   <m:e>
                     <m:sSubSup>
+                      <m:sSubSupPr/>
                       <m:e>
                         <m:r>
+                          <m:rPr/>
                           <m:t>I</m:t>
                         </m:r>
                       </m:e>
                       <m:sub>
                         <m:r>
+                          <m:rPr/>
                           <m:t>i</m:t>
                         </m:r>
                       </m:sub>
                       <m:sup>
                         <m:r>
-                          <m:t>i</m:t>
-                        </m:r>
-                        <m:r>
-                          <m:t>n</m:t>
-                        </m:r>
-                        <m:r>
-                          <m:t>p</m:t>
-                        </m:r>
-                        <m:r>
-                          <m:t>u</m:t>
-                        </m:r>
-                        <m:r>
-                          <m:t>t</m:t>
+                          <m:rPr/>
+                          <m:t>input</m:t>
                         </m:r>
                       </m:sup>
                     </m:sSubSup>
@@ -3135,26 +2769,17 @@
                       <m:t>≥</m:t>
                     </m:r>
                     <m:sSup>
+                      <m:sSupPr/>
                       <m:e>
                         <m:r>
+                          <m:rPr/>
                           <m:t>M</m:t>
                         </m:r>
                       </m:e>
                       <m:sup>
                         <m:r>
-                          <m:t>i</m:t>
-                        </m:r>
-                        <m:r>
-                          <m:t>n</m:t>
-                        </m:r>
-                        <m:r>
-                          <m:t>p</m:t>
-                        </m:r>
-                        <m:r>
-                          <m:t>u</m:t>
-                        </m:r>
-                        <m:r>
-                          <m:t>t</m:t>
+                          <m:rPr/>
+                          <m:t>input</m:t>
                         </m:r>
                       </m:sup>
                     </m:sSup>
@@ -3165,34 +2790,23 @@
                       <m:t>∧</m:t>
                     </m:r>
                     <m:sSubSup>
+                      <m:sSubSupPr/>
                       <m:e>
                         <m:r>
+                          <m:rPr/>
                           <m:t>I</m:t>
                         </m:r>
                       </m:e>
                       <m:sub>
                         <m:r>
+                          <m:rPr/>
                           <m:t>i</m:t>
                         </m:r>
                       </m:sub>
                       <m:sup>
                         <m:r>
-                          <m:t>o</m:t>
-                        </m:r>
-                        <m:r>
-                          <m:t>u</m:t>
-                        </m:r>
-                        <m:r>
-                          <m:t>t</m:t>
-                        </m:r>
-                        <m:r>
-                          <m:t>p</m:t>
-                        </m:r>
-                        <m:r>
-                          <m:t>u</m:t>
-                        </m:r>
-                        <m:r>
-                          <m:t>t</m:t>
+                          <m:rPr/>
+                          <m:t>output</m:t>
                         </m:r>
                       </m:sup>
                     </m:sSubSup>
@@ -3203,29 +2817,17 @@
                       <m:t>≥</m:t>
                     </m:r>
                     <m:sSup>
+                      <m:sSupPr/>
                       <m:e>
                         <m:r>
+                          <m:rPr/>
                           <m:t>M</m:t>
                         </m:r>
                       </m:e>
                       <m:sup>
                         <m:r>
-                          <m:t>o</m:t>
-                        </m:r>
-                        <m:r>
-                          <m:t>u</m:t>
-                        </m:r>
-                        <m:r>
-                          <m:t>t</m:t>
-                        </m:r>
-                        <m:r>
-                          <m:t>p</m:t>
-                        </m:r>
-                        <m:r>
-                          <m:t>u</m:t>
-                        </m:r>
-                        <m:r>
-                          <m:t>t</m:t>
+                          <m:rPr/>
+                          <m:t>output</m:t>
                         </m:r>
                       </m:sup>
                     </m:sSup>
@@ -3234,10 +2836,8 @@
                 <m:mr>
                   <m:e>
                     <m:r>
-                      <m:t>Q</m:t>
-                    </m:r>
-                    <m:r>
-                      <m:t>2</m:t>
+                      <m:rPr/>
+                      <m:t>Q2</m:t>
                     </m:r>
                     <m:r>
                       <m:rPr>
@@ -3248,31 +2848,23 @@
                   </m:e>
                   <m:e>
                     <m:sSubSup>
+                      <m:sSubSupPr/>
                       <m:e>
                         <m:r>
+                          <m:rPr/>
                           <m:t>I</m:t>
                         </m:r>
                       </m:e>
                       <m:sub>
                         <m:r>
+                          <m:rPr/>
                           <m:t>i</m:t>
                         </m:r>
                       </m:sub>
                       <m:sup>
                         <m:r>
-                          <m:t>i</m:t>
-                        </m:r>
-                        <m:r>
-                          <m:t>n</m:t>
-                        </m:r>
-                        <m:r>
-                          <m:t>p</m:t>
-                        </m:r>
-                        <m:r>
-                          <m:t>u</m:t>
-                        </m:r>
-                        <m:r>
-                          <m:t>t</m:t>
+                          <m:rPr/>
+                          <m:t>input</m:t>
                         </m:r>
                       </m:sup>
                     </m:sSubSup>
@@ -3283,26 +2875,17 @@
                       <m:t>&lt;</m:t>
                     </m:r>
                     <m:sSup>
+                      <m:sSupPr/>
                       <m:e>
                         <m:r>
+                          <m:rPr/>
                           <m:t>M</m:t>
                         </m:r>
                       </m:e>
                       <m:sup>
                         <m:r>
-                          <m:t>i</m:t>
-                        </m:r>
-                        <m:r>
-                          <m:t>n</m:t>
-                        </m:r>
-                        <m:r>
-                          <m:t>p</m:t>
-                        </m:r>
-                        <m:r>
-                          <m:t>u</m:t>
-                        </m:r>
-                        <m:r>
-                          <m:t>t</m:t>
+                          <m:rPr/>
+                          <m:t>input</m:t>
                         </m:r>
                       </m:sup>
                     </m:sSup>
@@ -3313,34 +2896,23 @@
                       <m:t>∧</m:t>
                     </m:r>
                     <m:sSubSup>
+                      <m:sSubSupPr/>
                       <m:e>
                         <m:r>
+                          <m:rPr/>
                           <m:t>I</m:t>
                         </m:r>
                       </m:e>
                       <m:sub>
                         <m:r>
+                          <m:rPr/>
                           <m:t>i</m:t>
                         </m:r>
                       </m:sub>
                       <m:sup>
                         <m:r>
-                          <m:t>o</m:t>
-                        </m:r>
-                        <m:r>
-                          <m:t>u</m:t>
-                        </m:r>
-                        <m:r>
-                          <m:t>t</m:t>
-                        </m:r>
-                        <m:r>
-                          <m:t>p</m:t>
-                        </m:r>
-                        <m:r>
-                          <m:t>u</m:t>
-                        </m:r>
-                        <m:r>
-                          <m:t>t</m:t>
+                          <m:rPr/>
+                          <m:t>output</m:t>
                         </m:r>
                       </m:sup>
                     </m:sSubSup>
@@ -3351,29 +2923,17 @@
                       <m:t>≥</m:t>
                     </m:r>
                     <m:sSup>
+                      <m:sSupPr/>
                       <m:e>
                         <m:r>
+                          <m:rPr/>
                           <m:t>M</m:t>
                         </m:r>
                       </m:e>
                       <m:sup>
                         <m:r>
-                          <m:t>o</m:t>
-                        </m:r>
-                        <m:r>
-                          <m:t>u</m:t>
-                        </m:r>
-                        <m:r>
-                          <m:t>t</m:t>
-                        </m:r>
-                        <m:r>
-                          <m:t>p</m:t>
-                        </m:r>
-                        <m:r>
-                          <m:t>u</m:t>
-                        </m:r>
-                        <m:r>
-                          <m:t>t</m:t>
+                          <m:rPr/>
+                          <m:t>output</m:t>
                         </m:r>
                       </m:sup>
                     </m:sSup>
@@ -3382,10 +2942,8 @@
                 <m:mr>
                   <m:e>
                     <m:r>
-                      <m:t>Q</m:t>
-                    </m:r>
-                    <m:r>
-                      <m:t>3</m:t>
+                      <m:rPr/>
+                      <m:t>Q3</m:t>
                     </m:r>
                     <m:r>
                       <m:rPr>
@@ -3396,31 +2954,23 @@
                   </m:e>
                   <m:e>
                     <m:sSubSup>
+                      <m:sSubSupPr/>
                       <m:e>
                         <m:r>
+                          <m:rPr/>
                           <m:t>I</m:t>
                         </m:r>
                       </m:e>
                       <m:sub>
                         <m:r>
+                          <m:rPr/>
                           <m:t>i</m:t>
                         </m:r>
                       </m:sub>
                       <m:sup>
                         <m:r>
-                          <m:t>i</m:t>
-                        </m:r>
-                        <m:r>
-                          <m:t>n</m:t>
-                        </m:r>
-                        <m:r>
-                          <m:t>p</m:t>
-                        </m:r>
-                        <m:r>
-                          <m:t>u</m:t>
-                        </m:r>
-                        <m:r>
-                          <m:t>t</m:t>
+                          <m:rPr/>
+                          <m:t>input</m:t>
                         </m:r>
                       </m:sup>
                     </m:sSubSup>
@@ -3431,26 +2981,17 @@
                       <m:t>≥</m:t>
                     </m:r>
                     <m:sSup>
+                      <m:sSupPr/>
                       <m:e>
                         <m:r>
+                          <m:rPr/>
                           <m:t>M</m:t>
                         </m:r>
                       </m:e>
                       <m:sup>
                         <m:r>
-                          <m:t>i</m:t>
-                        </m:r>
-                        <m:r>
-                          <m:t>n</m:t>
-                        </m:r>
-                        <m:r>
-                          <m:t>p</m:t>
-                        </m:r>
-                        <m:r>
-                          <m:t>u</m:t>
-                        </m:r>
-                        <m:r>
-                          <m:t>t</m:t>
+                          <m:rPr/>
+                          <m:t>input</m:t>
                         </m:r>
                       </m:sup>
                     </m:sSup>
@@ -3461,34 +3002,23 @@
                       <m:t>∧</m:t>
                     </m:r>
                     <m:sSubSup>
+                      <m:sSubSupPr/>
                       <m:e>
                         <m:r>
+                          <m:rPr/>
                           <m:t>I</m:t>
                         </m:r>
                       </m:e>
                       <m:sub>
                         <m:r>
+                          <m:rPr/>
                           <m:t>i</m:t>
                         </m:r>
                       </m:sub>
                       <m:sup>
                         <m:r>
-                          <m:t>o</m:t>
-                        </m:r>
-                        <m:r>
-                          <m:t>u</m:t>
-                        </m:r>
-                        <m:r>
-                          <m:t>t</m:t>
-                        </m:r>
-                        <m:r>
-                          <m:t>p</m:t>
-                        </m:r>
-                        <m:r>
-                          <m:t>u</m:t>
-                        </m:r>
-                        <m:r>
-                          <m:t>t</m:t>
+                          <m:rPr/>
+                          <m:t>output</m:t>
                         </m:r>
                       </m:sup>
                     </m:sSubSup>
@@ -3499,29 +3029,17 @@
                       <m:t>&lt;</m:t>
                     </m:r>
                     <m:sSup>
+                      <m:sSupPr/>
                       <m:e>
                         <m:r>
+                          <m:rPr/>
                           <m:t>M</m:t>
                         </m:r>
                       </m:e>
                       <m:sup>
                         <m:r>
-                          <m:t>o</m:t>
-                        </m:r>
-                        <m:r>
-                          <m:t>u</m:t>
-                        </m:r>
-                        <m:r>
-                          <m:t>t</m:t>
-                        </m:r>
-                        <m:r>
-                          <m:t>p</m:t>
-                        </m:r>
-                        <m:r>
-                          <m:t>u</m:t>
-                        </m:r>
-                        <m:r>
-                          <m:t>t</m:t>
+                          <m:rPr/>
+                          <m:t>output</m:t>
                         </m:r>
                       </m:sup>
                     </m:sSup>
@@ -3530,10 +3048,8 @@
                 <m:mr>
                   <m:e>
                     <m:r>
-                      <m:t>Q</m:t>
-                    </m:r>
-                    <m:r>
-                      <m:t>4</m:t>
+                      <m:rPr/>
+                      <m:t>Q4</m:t>
                     </m:r>
                     <m:r>
                       <m:rPr>
@@ -3544,31 +3060,23 @@
                   </m:e>
                   <m:e>
                     <m:sSubSup>
+                      <m:sSubSupPr/>
                       <m:e>
                         <m:r>
+                          <m:rPr/>
                           <m:t>I</m:t>
                         </m:r>
                       </m:e>
                       <m:sub>
                         <m:r>
+                          <m:rPr/>
                           <m:t>i</m:t>
                         </m:r>
                       </m:sub>
                       <m:sup>
                         <m:r>
-                          <m:t>i</m:t>
-                        </m:r>
-                        <m:r>
-                          <m:t>n</m:t>
-                        </m:r>
-                        <m:r>
-                          <m:t>p</m:t>
-                        </m:r>
-                        <m:r>
-                          <m:t>u</m:t>
-                        </m:r>
-                        <m:r>
-                          <m:t>t</m:t>
+                          <m:rPr/>
+                          <m:t>input</m:t>
                         </m:r>
                       </m:sup>
                     </m:sSubSup>
@@ -3579,26 +3087,17 @@
                       <m:t>&lt;</m:t>
                     </m:r>
                     <m:sSup>
+                      <m:sSupPr/>
                       <m:e>
                         <m:r>
+                          <m:rPr/>
                           <m:t>M</m:t>
                         </m:r>
                       </m:e>
                       <m:sup>
                         <m:r>
-                          <m:t>i</m:t>
-                        </m:r>
-                        <m:r>
-                          <m:t>n</m:t>
-                        </m:r>
-                        <m:r>
-                          <m:t>p</m:t>
-                        </m:r>
-                        <m:r>
-                          <m:t>u</m:t>
-                        </m:r>
-                        <m:r>
-                          <m:t>t</m:t>
+                          <m:rPr/>
+                          <m:t>input</m:t>
                         </m:r>
                       </m:sup>
                     </m:sSup>
@@ -3609,34 +3108,23 @@
                       <m:t>∧</m:t>
                     </m:r>
                     <m:sSubSup>
+                      <m:sSubSupPr/>
                       <m:e>
                         <m:r>
+                          <m:rPr/>
                           <m:t>I</m:t>
                         </m:r>
                       </m:e>
                       <m:sub>
                         <m:r>
+                          <m:rPr/>
                           <m:t>i</m:t>
                         </m:r>
                       </m:sub>
                       <m:sup>
                         <m:r>
-                          <m:t>o</m:t>
-                        </m:r>
-                        <m:r>
-                          <m:t>u</m:t>
-                        </m:r>
-                        <m:r>
-                          <m:t>t</m:t>
-                        </m:r>
-                        <m:r>
-                          <m:t>p</m:t>
-                        </m:r>
-                        <m:r>
-                          <m:t>u</m:t>
-                        </m:r>
-                        <m:r>
-                          <m:t>t</m:t>
+                          <m:rPr/>
+                          <m:t>output</m:t>
                         </m:r>
                       </m:sup>
                     </m:sSubSup>
@@ -3647,29 +3135,17 @@
                       <m:t>&lt;</m:t>
                     </m:r>
                     <m:sSup>
+                      <m:sSupPr/>
                       <m:e>
                         <m:r>
+                          <m:rPr/>
                           <m:t>M</m:t>
                         </m:r>
                       </m:e>
                       <m:sup>
                         <m:r>
-                          <m:t>o</m:t>
-                        </m:r>
-                        <m:r>
-                          <m:t>u</m:t>
-                        </m:r>
-                        <m:r>
-                          <m:t>t</m:t>
-                        </m:r>
-                        <m:r>
-                          <m:t>p</m:t>
-                        </m:r>
-                        <m:r>
-                          <m:t>u</m:t>
-                        </m:r>
-                        <m:r>
-                          <m:t>t</m:t>
+                          <m:rPr/>
+                          <m:t>output</m:t>
                         </m:r>
                       </m:sup>
                     </m:sSup>
@@ -3686,36 +3162,39 @@
         <w:pStyle w:val="3"/>
       </w:pPr>
       <w:r>
-        <w:t xml:space="preserve">其中，Q1为高投入高产出，Q2为低投入高产出，Q3为高投入低产出，Q4为低投入低产出。2023年可完成分类的国家中，Q1、Q2、Q3、Q4分别有71、24、26和72个，另有10个国家因关键指标缺失未纳入统计。</w:t>
-      </w:r>
-    </w:p>
-    <w:p xmlns:a="http://schemas.openxmlformats.org/drawingml/2006/main" xmlns:pic="http://schemas.openxmlformats.org/drawingml/2006/picture">
+        <w:t>其中，Q1为高投入高产出，Q2为低投入高产出，Q3为高投入低产出，Q4为低投入低产出。2023年可完成分类的国家中，Q1、Q2、Q3、Q4分别有71、24、26和72个，另有10个国家因关键指标缺失未纳入统计。</w:t>
+      </w:r>
+    </w:p>
+    <w:p>
       <w:pPr>
         <w:pStyle w:val="40"/>
         <w:jc w:val="center"/>
       </w:pPr>
       <w:r>
         <w:drawing>
-          <wp:inline>
-            <wp:extent cx="5120640" cy="4280431"/>
-            <wp:effectExtent b="0" l="0" r="0" t="0"/>
-            <wp:docPr descr="图6-32023年全球卫生资源投入产出四象限" title="" id="1" name="Picture"/>
-            <a:graphic>
+          <wp:inline distT="0" distB="0" distL="114300" distR="114300">
+            <wp:extent cx="5120640" cy="4279900"/>
+            <wp:effectExtent l="0" t="0" r="0" b="0"/>
+            <wp:docPr id="5" name="Picture" descr="图6-32023年全球卫生资源投入产出四象限"/>
+            <wp:cNvGraphicFramePr>
+              <a:graphicFrameLocks xmlns:a="http://schemas.openxmlformats.org/drawingml/2006/main" noChangeAspect="1"/>
+            </wp:cNvGraphicFramePr>
+            <a:graphic xmlns:a="http://schemas.openxmlformats.org/drawingml/2006/main">
               <a:graphicData uri="http://schemas.openxmlformats.org/drawingml/2006/picture">
-                <pic:pic>
+                <pic:pic xmlns:pic="http://schemas.openxmlformats.org/drawingml/2006/picture">
                   <pic:nvPicPr>
-                    <pic:cNvPr descr="reports/paper/assets/p3_03_global_quadrant.png" id="0" name="Picture"/>
+                    <pic:cNvPr id="5" name="Picture" descr="图6-32023年全球卫生资源投入产出四象限"/>
                     <pic:cNvPicPr>
-                      <a:picLocks noChangeArrowheads="1" noChangeAspect="1"/>
+                      <a:picLocks noChangeAspect="1" noChangeArrowheads="1"/>
                     </pic:cNvPicPr>
                   </pic:nvPicPr>
                   <pic:blipFill>
-                    <a:blip r:embed="rId14"/>
+                    <a:blip r:embed="rId7"/>
                     <a:stretch>
                       <a:fillRect/>
                     </a:stretch>
                   </pic:blipFill>
-                  <pic:spPr bwMode="auto">
+                  <pic:spPr>
                     <a:xfrm>
                       <a:off x="0" y="0"/>
                       <a:ext cx="5120640" cy="4280431"/>
@@ -3726,8 +3205,6 @@
                     <a:noFill/>
                     <a:ln w="9525">
                       <a:noFill/>
-                      <a:headEnd/>
-                      <a:tailEnd/>
                     </a:ln>
                   </pic:spPr>
                 </pic:pic>
@@ -3742,39 +3219,55 @@
         <w:pStyle w:val="3"/>
       </w:pPr>
       <w:r>
-        <w:t xml:space="preserve">图6-32023年全球卫生资源投入产出四象限</w:t>
-      </w:r>
-    </w:p>
-    <w:p>
-      <w:pPr>
-        <w:pStyle w:val="3"/>
-      </w:pPr>
-      <w:r>
-        <w:t xml:space="preserve">图6-3显示，Q1多为日本、瑞士、澳大利亚等高收入国家，说明较高卫生投入转化为了较好健康结果。Q2包括土耳其、斯里兰卡、马来西亚等国家，体现了</w:t>
-      </w:r>
-      <w:r>
-        <w:t xml:space="preserve">“</w:t>
-      </w:r>
-      <w:r>
-        <w:t xml:space="preserve">低投入高产出</w:t>
-      </w:r>
-      <w:r>
-        <w:t xml:space="preserve">”</w:t>
-      </w:r>
-      <w:r>
-        <w:t xml:space="preserve">的效率特征。Q3代表</w:t>
-      </w:r>
-      <w:r>
-        <w:t xml:space="preserve">“</w:t>
-      </w:r>
-      <w:r>
-        <w:t xml:space="preserve">资源并不少但产出偏低</w:t>
-      </w:r>
-      <w:r>
-        <w:t xml:space="preserve">”</w:t>
-      </w:r>
-      <w:r>
-        <w:t xml:space="preserve">的治理短板，提示卫生支出结构、基层体系和服务效率可能存在问题。Q4则集中包含乍得、索马里、尼日尔、马里等国家，是资源不足与健康产出不足叠加的脆弱区域。</w:t>
+        <w:t>图6-32023年全球卫生资源投入产出四象限</w:t>
+      </w:r>
+    </w:p>
+    <w:p>
+      <w:pPr>
+        <w:pStyle w:val="3"/>
+      </w:pPr>
+      <w:r>
+        <w:t>图6-3显示，Q1多为日本、瑞士、澳大利亚等高收入国家，说明较高卫生投入转化为了较好健康结果。Q2包括土耳其、斯里兰卡、马来西亚等国家，体现了</w:t>
+      </w:r>
+      <w:r>
+        <w:rPr>
+          <w:rFonts w:hint="eastAsia"/>
+          <w:lang w:eastAsia="zh-CN"/>
+        </w:rPr>
+        <w:t>“</w:t>
+      </w:r>
+      <w:r>
+        <w:t>低投入高产出</w:t>
+      </w:r>
+      <w:r>
+        <w:rPr>
+          <w:rFonts w:hint="eastAsia"/>
+          <w:lang w:eastAsia="zh-CN"/>
+        </w:rPr>
+        <w:t>”</w:t>
+      </w:r>
+      <w:r>
+        <w:t>的效率特征。Q3代表</w:t>
+      </w:r>
+      <w:r>
+        <w:rPr>
+          <w:rFonts w:hint="eastAsia"/>
+          <w:lang w:eastAsia="zh-CN"/>
+        </w:rPr>
+        <w:t>“</w:t>
+      </w:r>
+      <w:r>
+        <w:t>资源并不少但产出偏低</w:t>
+      </w:r>
+      <w:r>
+        <w:rPr>
+          <w:rFonts w:hint="eastAsia"/>
+          <w:lang w:eastAsia="zh-CN"/>
+        </w:rPr>
+        <w:t>”</w:t>
+      </w:r>
+      <w:r>
+        <w:t>的治理短板，提示卫生支出结构、基层体系和服务效率可能存在问题。Q4则集中包含乍得、索马里、尼日尔、马里等国家，是资源不足与健康产出不足叠加的脆弱区域。</w:t>
       </w:r>
     </w:p>
     <w:p>
@@ -3785,19 +3278,19 @@
       </w:pPr>
       <w:r>
         <w:rPr>
+          <w:rFonts w:eastAsia="黑体"/>
           <w:b/>
           <w:sz w:val="24"/>
-          <w:rFonts w:eastAsia="黑体"/>
         </w:rPr>
-        <w:t xml:space="preserve">6.2.2 健康公平性从平均水平转向分布结构</w:t>
-      </w:r>
-    </w:p>
-    <w:p>
-      <w:pPr>
-        <w:pStyle w:val="3"/>
-      </w:pPr>
-      <w:r>
-        <w:t xml:space="preserve">如果只看平均寿命或平均产出，容易掩盖国家间差异。本文因此从时间演化和分组差异两个角度考察健康公平性。寿命Gini系数用于衡量国家间预期寿命不平等：</w:t>
+        <w:t>6.2.2 健康公平性从平均水平转向分布结构</w:t>
+      </w:r>
+    </w:p>
+    <w:p>
+      <w:pPr>
+        <w:pStyle w:val="3"/>
+      </w:pPr>
+      <w:r>
+        <w:t>如果只看平均寿命或平均产出，容易掩盖国家间差异。本文因此从时间演化和分组差异两个角度考察健康公平性。寿命Gini系数用于衡量国家间预期寿命不平等：</w:t>
       </w:r>
     </w:p>
     <w:p>
@@ -3811,6 +3304,7 @@
         </m:oMathParaPr>
         <m:oMath>
           <m:r>
+            <m:rPr/>
             <m:t>G</m:t>
           </m:r>
           <m:r>
@@ -3820,22 +3314,20 @@
             <m:t>=</m:t>
           </m:r>
           <m:f>
-            <m:fPr>
-              <m:type m:val="bar"/>
-            </m:fPr>
+            <m:fPr/>
             <m:num>
               <m:r>
+                <m:rPr/>
                 <m:t>2</m:t>
               </m:r>
               <m:nary>
                 <m:naryPr>
                   <m:chr m:val="∑"/>
                   <m:limLoc m:val="undOvr"/>
-                  <m:subHide m:val="0"/>
-                  <m:supHide m:val="0"/>
                 </m:naryPr>
                 <m:sub>
                   <m:r>
+                    <m:rPr/>
                     <m:t>i</m:t>
                   </m:r>
                   <m:r>
@@ -3845,16 +3337,19 @@
                     <m:t>=</m:t>
                   </m:r>
                   <m:r>
+                    <m:rPr/>
                     <m:t>1</m:t>
                   </m:r>
                 </m:sub>
                 <m:sup>
                   <m:r>
+                    <m:rPr/>
                     <m:t>n</m:t>
                   </m:r>
                 </m:sup>
                 <m:e>
                   <m:r>
+                    <m:rPr/>
                     <m:t>i</m:t>
                   </m:r>
                 </m:e>
@@ -3866,13 +3361,16 @@
                 <m:t>⋅</m:t>
               </m:r>
               <m:sSub>
+                <m:sSubPr/>
                 <m:e>
                   <m:r>
+                    <m:rPr/>
                     <m:t>y</m:t>
                   </m:r>
                 </m:e>
                 <m:sub>
                   <m:r>
+                    <m:rPr/>
                     <m:t>i</m:t>
                   </m:r>
                 </m:sub>
@@ -3880,17 +3378,17 @@
             </m:num>
             <m:den>
               <m:r>
+                <m:rPr/>
                 <m:t>n</m:t>
               </m:r>
               <m:nary>
                 <m:naryPr>
                   <m:chr m:val="∑"/>
                   <m:limLoc m:val="undOvr"/>
-                  <m:subHide m:val="0"/>
-                  <m:supHide m:val="0"/>
                 </m:naryPr>
                 <m:sub>
                   <m:r>
+                    <m:rPr/>
                     <m:t>i</m:t>
                   </m:r>
                   <m:r>
@@ -3900,23 +3398,28 @@
                     <m:t>=</m:t>
                   </m:r>
                   <m:r>
+                    <m:rPr/>
                     <m:t>1</m:t>
                   </m:r>
                 </m:sub>
                 <m:sup>
                   <m:r>
+                    <m:rPr/>
                     <m:t>n</m:t>
                   </m:r>
                 </m:sup>
                 <m:e>
                   <m:sSub>
+                    <m:sSubPr/>
                     <m:e>
                       <m:r>
+                        <m:rPr/>
                         <m:t>y</m:t>
                       </m:r>
                     </m:e>
                     <m:sub>
                       <m:r>
+                        <m:rPr/>
                         <m:t>i</m:t>
                       </m:r>
                     </m:sub>
@@ -3932,11 +3435,10 @@
             <m:t>−</m:t>
           </m:r>
           <m:f>
-            <m:fPr>
-              <m:type m:val="bar"/>
-            </m:fPr>
+            <m:fPr/>
             <m:num>
               <m:r>
+                <m:rPr/>
                 <m:t>n</m:t>
               </m:r>
               <m:r>
@@ -3946,11 +3448,13 @@
                 <m:t>+</m:t>
               </m:r>
               <m:r>
+                <m:rPr/>
                 <m:t>1</m:t>
               </m:r>
             </m:num>
             <m:den>
               <m:r>
+                <m:rPr/>
                 <m:t>n</m:t>
               </m:r>
             </m:den>
@@ -3963,7 +3467,7 @@
         <w:pStyle w:val="3"/>
       </w:pPr>
       <w:r>
-        <w:t xml:space="preserve">Theil指数用于刻画总体不平等，并可拆分为组间与组内差异：</w:t>
+        <w:t>Theil指数用于刻画总体不平等，并可拆分为组间与组内差异：</w:t>
       </w:r>
     </w:p>
     <w:p>
@@ -3977,6 +3481,7 @@
         </m:oMathParaPr>
         <m:oMath>
           <m:r>
+            <m:rPr/>
             <m:t>T</m:t>
           </m:r>
           <m:r>
@@ -3986,16 +3491,16 @@
             <m:t>=</m:t>
           </m:r>
           <m:f>
-            <m:fPr>
-              <m:type m:val="bar"/>
-            </m:fPr>
+            <m:fPr/>
             <m:num>
               <m:r>
+                <m:rPr/>
                 <m:t>1</m:t>
               </m:r>
             </m:num>
             <m:den>
               <m:r>
+                <m:rPr/>
                 <m:t>n</m:t>
               </m:r>
             </m:den>
@@ -4004,11 +3509,10 @@
             <m:naryPr>
               <m:chr m:val="∑"/>
               <m:limLoc m:val="undOvr"/>
-              <m:subHide m:val="0"/>
-              <m:supHide m:val="0"/>
             </m:naryPr>
             <m:sub>
               <m:r>
+                <m:rPr/>
                 <m:t>i</m:t>
               </m:r>
               <m:r>
@@ -4018,28 +3522,31 @@
                 <m:t>=</m:t>
               </m:r>
               <m:r>
+                <m:rPr/>
                 <m:t>1</m:t>
               </m:r>
             </m:sub>
             <m:sup>
               <m:r>
+                <m:rPr/>
                 <m:t>n</m:t>
               </m:r>
             </m:sup>
             <m:e>
               <m:f>
-                <m:fPr>
-                  <m:type m:val="bar"/>
-                </m:fPr>
+                <m:fPr/>
                 <m:num>
                   <m:sSub>
+                    <m:sSubPr/>
                     <m:e>
                       <m:r>
+                        <m:rPr/>
                         <m:t>y</m:t>
                       </m:r>
                     </m:e>
                     <m:sub>
                       <m:r>
+                        <m:rPr/>
                         <m:t>i</m:t>
                       </m:r>
                     </m:sub>
@@ -4052,6 +3559,7 @@
                     </m:accPr>
                     <m:e>
                       <m:r>
+                        <m:rPr/>
                         <m:t>y</m:t>
                       </m:r>
                     </m:e>
@@ -4065,21 +3573,26 @@
               <m:nor/>
               <m:sty m:val="p"/>
             </m:rPr>
+            <w:rPr>
+              <w:b w:val="0"/>
+              <w:i w:val="0"/>
+            </w:rPr>
             <m:t>ln</m:t>
           </m:r>
           <m:f>
-            <m:fPr>
-              <m:type m:val="bar"/>
-            </m:fPr>
+            <m:fPr/>
             <m:num>
               <m:sSub>
+                <m:sSubPr/>
                 <m:e>
                   <m:r>
+                    <m:rPr/>
                     <m:t>y</m:t>
                   </m:r>
                 </m:e>
                 <m:sub>
                   <m:r>
+                    <m:rPr/>
                     <m:t>i</m:t>
                   </m:r>
                 </m:sub>
@@ -4092,6 +3605,7 @@
                 </m:accPr>
                 <m:e>
                   <m:r>
+                    <m:rPr/>
                     <m:t>y</m:t>
                   </m:r>
                 </m:e>
@@ -4112,6 +3626,7 @@
         </m:oMathParaPr>
         <m:oMath>
           <m:r>
+            <m:rPr/>
             <m:t>T</m:t>
           </m:r>
           <m:r>
@@ -4121,32 +3636,17 @@
             <m:t>=</m:t>
           </m:r>
           <m:sSub>
+            <m:sSubPr/>
             <m:e>
               <m:r>
+                <m:rPr/>
                 <m:t>T</m:t>
               </m:r>
             </m:e>
             <m:sub>
               <m:r>
-                <m:t>b</m:t>
-              </m:r>
-              <m:r>
-                <m:t>e</m:t>
-              </m:r>
-              <m:r>
-                <m:t>t</m:t>
-              </m:r>
-              <m:r>
-                <m:t>w</m:t>
-              </m:r>
-              <m:r>
-                <m:t>e</m:t>
-              </m:r>
-              <m:r>
-                <m:t>e</m:t>
-              </m:r>
-              <m:r>
-                <m:t>n</m:t>
+                <m:rPr/>
+                <m:t>between</m:t>
               </m:r>
             </m:sub>
           </m:sSub>
@@ -4157,29 +3657,17 @@
             <m:t>+</m:t>
           </m:r>
           <m:sSub>
+            <m:sSubPr/>
             <m:e>
               <m:r>
+                <m:rPr/>
                 <m:t>T</m:t>
               </m:r>
             </m:e>
             <m:sub>
               <m:r>
-                <m:t>w</m:t>
-              </m:r>
-              <m:r>
-                <m:t>i</m:t>
-              </m:r>
-              <m:r>
-                <m:t>t</m:t>
-              </m:r>
-              <m:r>
-                <m:t>h</m:t>
-              </m:r>
-              <m:r>
-                <m:t>i</m:t>
-              </m:r>
-              <m:r>
-                <m:t>n</m:t>
+                <m:rPr/>
+                <m:t>within</m:t>
               </m:r>
             </m:sub>
           </m:sSub>
@@ -4193,28 +3681,32 @@
             <m:naryPr>
               <m:chr m:val="∑"/>
               <m:limLoc m:val="undOvr"/>
-              <m:subHide m:val="0"/>
               <m:supHide m:val="1"/>
             </m:naryPr>
             <m:sub>
               <m:r>
+                <m:rPr/>
                 <m:t>g</m:t>
               </m:r>
             </m:sub>
             <m:sup>
               <m:r>
+                <m:rPr/>
                 <m:t>​</m:t>
               </m:r>
             </m:sup>
             <m:e>
               <m:sSub>
+                <m:sSubPr/>
                 <m:e>
                   <m:r>
+                    <m:rPr/>
                     <m:t>s</m:t>
                   </m:r>
                 </m:e>
                 <m:sub>
                   <m:r>
+                    <m:rPr/>
                     <m:t>g</m:t>
                   </m:r>
                 </m:sub>
@@ -4226,21 +3718,26 @@
               <m:nor/>
               <m:sty m:val="p"/>
             </m:rPr>
+            <w:rPr>
+              <w:b w:val="0"/>
+              <w:i w:val="0"/>
+            </w:rPr>
             <m:t>ln</m:t>
           </m:r>
           <m:f>
-            <m:fPr>
-              <m:type m:val="bar"/>
-            </m:fPr>
+            <m:fPr/>
             <m:num>
               <m:sSub>
+                <m:sSubPr/>
                 <m:e>
                   <m:r>
+                    <m:rPr/>
                     <m:t>s</m:t>
                   </m:r>
                 </m:e>
                 <m:sub>
                   <m:r>
+                    <m:rPr/>
                     <m:t>g</m:t>
                   </m:r>
                 </m:sub>
@@ -4248,13 +3745,16 @@
             </m:num>
             <m:den>
               <m:sSub>
+                <m:sSubPr/>
                 <m:e>
                   <m:r>
+                    <m:rPr/>
                     <m:t>f</m:t>
                   </m:r>
                 </m:e>
                 <m:sub>
                   <m:r>
+                    <m:rPr/>
                     <m:t>g</m:t>
                   </m:r>
                 </m:sub>
@@ -4271,28 +3771,32 @@
             <m:naryPr>
               <m:chr m:val="∑"/>
               <m:limLoc m:val="undOvr"/>
-              <m:subHide m:val="0"/>
               <m:supHide m:val="1"/>
             </m:naryPr>
             <m:sub>
               <m:r>
+                <m:rPr/>
                 <m:t>g</m:t>
               </m:r>
             </m:sub>
             <m:sup>
               <m:r>
+                <m:rPr/>
                 <m:t>​</m:t>
               </m:r>
             </m:sup>
             <m:e>
               <m:sSub>
+                <m:sSubPr/>
                 <m:e>
                   <m:r>
+                    <m:rPr/>
                     <m:t>s</m:t>
                   </m:r>
                 </m:e>
                 <m:sub>
                   <m:r>
+                    <m:rPr/>
                     <m:t>g</m:t>
                   </m:r>
                 </m:sub>
@@ -4300,13 +3804,16 @@
             </m:e>
           </m:nary>
           <m:sSub>
+            <m:sSubPr/>
             <m:e>
               <m:r>
+                <m:rPr/>
                 <m:t>T</m:t>
               </m:r>
             </m:e>
             <m:sub>
               <m:r>
+                <m:rPr/>
                 <m:t>g</m:t>
               </m:r>
             </m:sub>
@@ -4319,7 +3826,7 @@
         <w:pStyle w:val="3"/>
       </w:pPr>
       <w:r>
-        <w:t xml:space="preserve">σ收敛指标则用于观察各国预期寿命是否随时间趋同：</w:t>
+        <w:t>σ收敛指标则用于观察各国预期寿命是否随时间趋同：</w:t>
       </w:r>
     </w:p>
     <w:p>
@@ -4333,13 +3840,16 @@
         </m:oMathParaPr>
         <m:oMath>
           <m:sSub>
+            <m:sSubPr/>
             <m:e>
               <m:r>
+                <m:rPr/>
                 <m:t>σ</m:t>
               </m:r>
             </m:e>
             <m:sub>
               <m:r>
+                <m:rPr/>
                 <m:t>t</m:t>
               </m:r>
             </m:sub>
@@ -4357,16 +3867,16 @@
             <m:deg/>
             <m:e>
               <m:f>
-                <m:fPr>
-                  <m:type m:val="bar"/>
-                </m:fPr>
+                <m:fPr/>
                 <m:num>
                   <m:r>
+                    <m:rPr/>
                     <m:t>1</m:t>
                   </m:r>
                 </m:num>
                 <m:den>
                   <m:r>
+                    <m:rPr/>
                     <m:t>n</m:t>
                   </m:r>
                 </m:den>
@@ -4375,11 +3885,10 @@
                 <m:naryPr>
                   <m:chr m:val="∑"/>
                   <m:limLoc m:val="undOvr"/>
-                  <m:subHide m:val="0"/>
-                  <m:supHide m:val="0"/>
                 </m:naryPr>
                 <m:sub>
                   <m:r>
+                    <m:rPr/>
                     <m:t>i</m:t>
                   </m:r>
                   <m:r>
@@ -4389,22 +3898,24 @@
                     <m:t>=</m:t>
                   </m:r>
                   <m:r>
+                    <m:rPr/>
                     <m:t>1</m:t>
                   </m:r>
                 </m:sub>
                 <m:sup>
                   <m:r>
+                    <m:rPr/>
                     <m:t>n</m:t>
                   </m:r>
                 </m:sup>
                 <m:e>
                   <m:sSup>
+                    <m:sSupPr/>
                     <m:e>
                       <m:d>
                         <m:dPr>
                           <m:begChr m:val="["/>
                           <m:endChr m:val="]"/>
-                          <m:grow/>
                         </m:dPr>
                         <m:e>
                           <m:r>
@@ -4412,6 +3923,10 @@
                               <m:nor/>
                               <m:sty m:val="p"/>
                             </m:rPr>
+                            <w:rPr>
+                              <w:b w:val="0"/>
+                              <w:i w:val="0"/>
+                            </w:rPr>
                             <m:t>ln</m:t>
                           </m:r>
                           <m:r>
@@ -4421,17 +3936,17 @@
                             <m:t>(</m:t>
                           </m:r>
                           <m:sSub>
+                            <m:sSubPr/>
                             <m:e>
                               <m:r>
+                                <m:rPr/>
                                 <m:t>y</m:t>
                               </m:r>
                             </m:e>
                             <m:sub>
                               <m:r>
-                                <m:t>i</m:t>
-                              </m:r>
-                              <m:r>
-                                <m:t>t</m:t>
+                                <m:rPr/>
+                                <m:t>it</m:t>
                               </m:r>
                             </m:sub>
                           </m:sSub>
@@ -4439,13 +3954,7 @@
                             <m:rPr>
                               <m:sty m:val="p"/>
                             </m:rPr>
-                            <m:t>)</m:t>
-                          </m:r>
-                          <m:r>
-                            <m:rPr>
-                              <m:sty m:val="p"/>
-                            </m:rPr>
-                            <m:t>−</m:t>
+                            <m:t>)−</m:t>
                           </m:r>
                           <m:bar>
                             <m:barPr>
@@ -4457,6 +3966,10 @@
                                   <m:nor/>
                                   <m:sty m:val="p"/>
                                 </m:rPr>
+                                <w:rPr>
+                                  <w:b w:val="0"/>
+                                  <w:i w:val="0"/>
+                                </w:rPr>
                                 <m:t>ln</m:t>
                               </m:r>
                               <m:r>
@@ -4466,13 +3979,16 @@
                                 <m:t>(</m:t>
                               </m:r>
                               <m:sSub>
+                                <m:sSubPr/>
                                 <m:e>
                                   <m:r>
+                                    <m:rPr/>
                                     <m:t>y</m:t>
                                   </m:r>
                                 </m:e>
                                 <m:sub>
                                   <m:r>
+                                    <m:rPr/>
                                     <m:t>t</m:t>
                                   </m:r>
                                 </m:sub>
@@ -4490,6 +4006,7 @@
                     </m:e>
                     <m:sup>
                       <m:r>
+                        <m:rPr/>
                         <m:t>2</m:t>
                       </m:r>
                     </m:sup>
@@ -4501,33 +4018,36 @@
         </m:oMath>
       </m:oMathPara>
     </w:p>
-    <w:p xmlns:a="http://schemas.openxmlformats.org/drawingml/2006/main" xmlns:pic="http://schemas.openxmlformats.org/drawingml/2006/picture">
+    <w:p>
       <w:pPr>
         <w:pStyle w:val="40"/>
         <w:jc w:val="center"/>
       </w:pPr>
       <w:r>
         <w:drawing>
-          <wp:inline>
-            <wp:extent cx="5270500" cy="1675330"/>
-            <wp:effectExtent b="0" l="0" r="0" t="0"/>
-            <wp:docPr descr="图6-42000—2023年全球健康公平性趋势" title="" id="1" name="Picture"/>
-            <a:graphic>
+          <wp:inline distT="0" distB="0" distL="114300" distR="114300">
+            <wp:extent cx="5270500" cy="1675130"/>
+            <wp:effectExtent l="0" t="0" r="0" b="0"/>
+            <wp:docPr id="6" name="Picture" descr="图6-42000—2023年全球健康公平性趋势"/>
+            <wp:cNvGraphicFramePr>
+              <a:graphicFrameLocks xmlns:a="http://schemas.openxmlformats.org/drawingml/2006/main" noChangeAspect="1"/>
+            </wp:cNvGraphicFramePr>
+            <a:graphic xmlns:a="http://schemas.openxmlformats.org/drawingml/2006/main">
               <a:graphicData uri="http://schemas.openxmlformats.org/drawingml/2006/picture">
-                <pic:pic>
+                <pic:pic xmlns:pic="http://schemas.openxmlformats.org/drawingml/2006/picture">
                   <pic:nvPicPr>
-                    <pic:cNvPr descr="reports/paper/assets/p3_04_global_equity_trends.png" id="0" name="Picture"/>
+                    <pic:cNvPr id="6" name="Picture" descr="图6-42000—2023年全球健康公平性趋势"/>
                     <pic:cNvPicPr>
-                      <a:picLocks noChangeArrowheads="1" noChangeAspect="1"/>
+                      <a:picLocks noChangeAspect="1" noChangeArrowheads="1"/>
                     </pic:cNvPicPr>
                   </pic:nvPicPr>
                   <pic:blipFill>
-                    <a:blip r:embed="rId15"/>
+                    <a:blip r:embed="rId8"/>
                     <a:stretch>
                       <a:fillRect/>
                     </a:stretch>
                   </pic:blipFill>
-                  <pic:spPr bwMode="auto">
+                  <pic:spPr>
                     <a:xfrm>
                       <a:off x="0" y="0"/>
                       <a:ext cx="5270500" cy="1675330"/>
@@ -4538,8 +4058,6 @@
                     <a:noFill/>
                     <a:ln w="9525">
                       <a:noFill/>
-                      <a:headEnd/>
-                      <a:tailEnd/>
                     </a:ln>
                   </pic:spPr>
                 </pic:pic>
@@ -4554,44 +4072,47 @@
         <w:pStyle w:val="3"/>
       </w:pPr>
       <w:r>
-        <w:t xml:space="preserve">图6-42000—2023年全球健康公平性趋势</w:t>
-      </w:r>
-    </w:p>
-    <w:p>
-      <w:pPr>
-        <w:pStyle w:val="3"/>
-      </w:pPr>
-      <w:r>
-        <w:t xml:space="preserve">图6-4表明，2000—2023年全球健康不平等总体呈下降趋势：预期寿命Gini系数由0.0816下降至0.0600，Theil指数由0.0112下降至0.0057，σ收敛指标由0.1577下降至0.1093。这说明全球平均寿命提高的同时，国家间健康结果差距也在缩小。</w:t>
-      </w:r>
-    </w:p>
-    <w:p xmlns:a="http://schemas.openxmlformats.org/drawingml/2006/main" xmlns:pic="http://schemas.openxmlformats.org/drawingml/2006/picture">
+        <w:t>图6-42000—2023年全球健康公平性趋势</w:t>
+      </w:r>
+    </w:p>
+    <w:p>
+      <w:pPr>
+        <w:pStyle w:val="3"/>
+      </w:pPr>
+      <w:r>
+        <w:t>图6-4表明，2000—2023年全球健康不平等总体呈下降趋势：预期寿命Gini系数由0.0816下降至0.0600，Theil指数由0.0112下降至0.0057，σ收敛指标由0.1577下降至0.1093。这说明全球平均寿命提高的同时，国家间健康结果差距也在缩小。</w:t>
+      </w:r>
+    </w:p>
+    <w:p>
       <w:pPr>
         <w:pStyle w:val="40"/>
         <w:jc w:val="center"/>
       </w:pPr>
       <w:r>
         <w:drawing>
-          <wp:inline>
-            <wp:extent cx="5270500" cy="1957768"/>
-            <wp:effectExtent b="0" l="0" r="0" t="0"/>
-            <wp:docPr descr="图6-5全球分组公平性对比" title="" id="1" name="Picture"/>
-            <a:graphic>
+          <wp:inline distT="0" distB="0" distL="114300" distR="114300">
+            <wp:extent cx="5270500" cy="1957705"/>
+            <wp:effectExtent l="0" t="0" r="0" b="0"/>
+            <wp:docPr id="7" name="Picture" descr="图6-5全球分组公平性对比"/>
+            <wp:cNvGraphicFramePr>
+              <a:graphicFrameLocks xmlns:a="http://schemas.openxmlformats.org/drawingml/2006/main" noChangeAspect="1"/>
+            </wp:cNvGraphicFramePr>
+            <a:graphic xmlns:a="http://schemas.openxmlformats.org/drawingml/2006/main">
               <a:graphicData uri="http://schemas.openxmlformats.org/drawingml/2006/picture">
-                <pic:pic>
+                <pic:pic xmlns:pic="http://schemas.openxmlformats.org/drawingml/2006/picture">
                   <pic:nvPicPr>
-                    <pic:cNvPr descr="reports/paper/assets/p3_05_global_group_fairness.png" id="0" name="Picture"/>
+                    <pic:cNvPr id="7" name="Picture" descr="图6-5全球分组公平性对比"/>
                     <pic:cNvPicPr>
-                      <a:picLocks noChangeArrowheads="1" noChangeAspect="1"/>
+                      <a:picLocks noChangeAspect="1" noChangeArrowheads="1"/>
                     </pic:cNvPicPr>
                   </pic:nvPicPr>
                   <pic:blipFill>
-                    <a:blip r:embed="rId16"/>
+                    <a:blip r:embed="rId9"/>
                     <a:stretch>
                       <a:fillRect/>
                     </a:stretch>
                   </pic:blipFill>
-                  <pic:spPr bwMode="auto">
+                  <pic:spPr>
                     <a:xfrm>
                       <a:off x="0" y="0"/>
                       <a:ext cx="5270500" cy="1957768"/>
@@ -4602,8 +4123,6 @@
                     <a:noFill/>
                     <a:ln w="9525">
                       <a:noFill/>
-                      <a:headEnd/>
-                      <a:tailEnd/>
                     </a:ln>
                   </pic:spPr>
                 </pic:pic>
@@ -4618,15 +4137,15 @@
         <w:pStyle w:val="3"/>
       </w:pPr>
       <w:r>
-        <w:t xml:space="preserve">图6-5全球分组公平性对比</w:t>
-      </w:r>
-    </w:p>
-    <w:p>
-      <w:pPr>
-        <w:pStyle w:val="3"/>
-      </w:pPr>
-      <w:r>
-        <w:t xml:space="preserve">图6-5进一步说明，收敛并不意味着差距消失。从收入组看，HIC国家平均预期寿命为78.90岁，平均人均卫生支出为3472.17美元，而LIC国家分别仅为62.05岁和43.38美元，收入层级仍然决定健康资源和健康结果的基本梯度。从四象限内部看，Q2组内寿命Gini最低，为0.0173，说明低投入高产出国家不仅平均表现较好，内部差异也较小；Q4组内卫生支出Gini最高，为0.5119，说明弱势国家之间也存在明显资源分化。</w:t>
+        <w:t>图6-5全球分组公平性对比</w:t>
+      </w:r>
+    </w:p>
+    <w:p>
+      <w:pPr>
+        <w:pStyle w:val="3"/>
+      </w:pPr>
+      <w:r>
+        <w:t>图6-5进一步说明，收敛并不意味着差距消失。从收入组看，HIC国家平均预期寿命为78.90岁，平均人均卫生支出为3472.17美元，而LIC国家分别仅为62.05岁和43.38美元，收入层级仍然决定健康资源和健康结果的基本梯度。从四象限内部看，Q2组内寿命Gini最低，为0.0173，说明低投入高产出国家不仅平均表现较好，内部差异也较小；Q4组内卫生支出Gini最高，为0.5119，说明弱势国家之间也存在明显资源分化。</w:t>
       </w:r>
     </w:p>
     <w:p>
@@ -4637,11 +4156,11 @@
       </w:pPr>
       <w:r>
         <w:rPr>
+          <w:rFonts w:eastAsia="黑体"/>
           <w:b/>
           <w:sz w:val="28"/>
-          <w:rFonts w:eastAsia="黑体"/>
         </w:rPr>
-        <w:t xml:space="preserve">6.3 卫生资源再分配模拟</w:t>
+        <w:t>6.3 卫生资源再分配模拟</w:t>
       </w:r>
     </w:p>
     <w:p>
@@ -4652,53 +4171,59 @@
       </w:pPr>
       <w:r>
         <w:rPr>
+          <w:rFonts w:eastAsia="黑体"/>
           <w:b/>
           <w:sz w:val="24"/>
-          <w:rFonts w:eastAsia="黑体"/>
         </w:rPr>
-        <w:t xml:space="preserve">6.3.1 分象限生产函数拟合</w:t>
-      </w:r>
-    </w:p>
-    <w:p>
-      <w:pPr>
-        <w:pStyle w:val="3"/>
-      </w:pPr>
-      <w:r>
-        <w:t xml:space="preserve">在完成缺口识别和类型划分后，本文进一步将问题转化为资源配置优化。这里选取人均卫生支出</w:t>
+        <w:t>6.3.1 分象限生产函数拟合</w:t>
+      </w:r>
+    </w:p>
+    <w:p>
+      <w:pPr>
+        <w:pStyle w:val="3"/>
+      </w:pPr>
+      <w:r>
+        <w:t>在完成缺口识别和类型划分后，本文进一步将问题转化为资源配置优化。这里选取人均卫生支出</w:t>
       </w:r>
       <m:oMath>
         <m:sSub>
+          <m:sSubPr/>
           <m:e>
             <m:r>
+              <m:rPr/>
               <m:t>x</m:t>
             </m:r>
           </m:e>
           <m:sub>
             <m:r>
+              <m:rPr/>
               <m:t>i</m:t>
             </m:r>
           </m:sub>
         </m:sSub>
       </m:oMath>
       <w:r>
-        <w:t xml:space="preserve">作为可调配资源代理，以健康产出指数</w:t>
+        <w:t>作为可调配资源代理，以健康产出指数</w:t>
       </w:r>
       <m:oMath>
         <m:sSub>
+          <m:sSubPr/>
           <m:e>
             <m:r>
+              <m:rPr/>
               <m:t>y</m:t>
             </m:r>
           </m:e>
           <m:sub>
             <m:r>
+              <m:rPr/>
               <m:t>i</m:t>
             </m:r>
           </m:sub>
         </m:sSub>
       </m:oMath>
       <w:r>
-        <w:t xml:space="preserve">为目标变量。考虑不同象限国家的边际收益并不相同，本文为Q1—Q4分别拟合对数生产函数：</w:t>
+        <w:t>为目标变量。考虑不同象限国家的边际收益并不相同，本文为Q1—Q4分别拟合对数生产函数：</w:t>
       </w:r>
     </w:p>
     <w:p>
@@ -4712,13 +4237,16 @@
         </m:oMathParaPr>
         <m:oMath>
           <m:sSub>
+            <m:sSubPr/>
             <m:e>
               <m:r>
+                <m:rPr/>
                 <m:t>f</m:t>
               </m:r>
             </m:e>
             <m:sub>
               <m:r>
+                <m:rPr/>
                 <m:t>k</m:t>
               </m:r>
             </m:sub>
@@ -4730,28 +4258,26 @@
             <m:t>(</m:t>
           </m:r>
           <m:r>
+            <m:rPr/>
             <m:t>x</m:t>
           </m:r>
           <m:r>
             <m:rPr>
               <m:sty m:val="p"/>
             </m:rPr>
-            <m:t>)</m:t>
-          </m:r>
-          <m:r>
-            <m:rPr>
-              <m:sty m:val="p"/>
-            </m:rPr>
-            <m:t>=</m:t>
+            <m:t>)=</m:t>
           </m:r>
           <m:sSub>
+            <m:sSubPr/>
             <m:e>
               <m:r>
+                <m:rPr/>
                 <m:t>a</m:t>
               </m:r>
             </m:e>
             <m:sub>
               <m:r>
+                <m:rPr/>
                 <m:t>k</m:t>
               </m:r>
             </m:sub>
@@ -4761,6 +4287,10 @@
               <m:nor/>
               <m:sty m:val="p"/>
             </m:rPr>
+            <w:rPr>
+              <w:b w:val="0"/>
+              <w:i w:val="0"/>
+            </w:rPr>
             <m:t>ln</m:t>
           </m:r>
           <m:r>
@@ -4770,6 +4300,7 @@
             <m:t>(</m:t>
           </m:r>
           <m:r>
+            <m:rPr/>
             <m:t>x</m:t>
           </m:r>
           <m:r>
@@ -4779,28 +4310,26 @@
             <m:t>+</m:t>
           </m:r>
           <m:r>
+            <m:rPr/>
             <m:t>1</m:t>
           </m:r>
           <m:r>
             <m:rPr>
               <m:sty m:val="p"/>
             </m:rPr>
-            <m:t>)</m:t>
-          </m:r>
-          <m:r>
-            <m:rPr>
-              <m:sty m:val="p"/>
-            </m:rPr>
-            <m:t>+</m:t>
+            <m:t>)+</m:t>
           </m:r>
           <m:sSub>
+            <m:sSubPr/>
             <m:e>
               <m:r>
+                <m:rPr/>
                 <m:t>b</m:t>
               </m:r>
             </m:e>
             <m:sub>
               <m:r>
+                <m:rPr/>
                 <m:t>k</m:t>
               </m:r>
             </m:sub>
@@ -4812,28 +4341,18 @@
             <m:t>,</m:t>
           </m:r>
           <m:r>
-            <m:t> </m:t>
-          </m:r>
-          <m:r>
-            <m:t>k</m:t>
+            <m:rPr/>
+            <m:t> k</m:t>
           </m:r>
           <m:r>
             <m:rPr>
               <m:sty m:val="p"/>
             </m:rPr>
-            <m:t>∈</m:t>
+            <m:t>∈{</m:t>
           </m:r>
           <m:r>
-            <m:rPr>
-              <m:sty m:val="p"/>
-            </m:rPr>
-            <m:t>{</m:t>
-          </m:r>
-          <m:r>
-            <m:t>Q</m:t>
-          </m:r>
-          <m:r>
-            <m:t>1</m:t>
+            <m:rPr/>
+            <m:t>Q1</m:t>
           </m:r>
           <m:r>
             <m:rPr>
@@ -4842,10 +4361,8 @@
             <m:t>,</m:t>
           </m:r>
           <m:r>
-            <m:t>Q</m:t>
-          </m:r>
-          <m:r>
-            <m:t>2</m:t>
+            <m:rPr/>
+            <m:t>Q2</m:t>
           </m:r>
           <m:r>
             <m:rPr>
@@ -4854,10 +4371,8 @@
             <m:t>,</m:t>
           </m:r>
           <m:r>
-            <m:t>Q</m:t>
-          </m:r>
-          <m:r>
-            <m:t>3</m:t>
+            <m:rPr/>
+            <m:t>Q3</m:t>
           </m:r>
           <m:r>
             <m:rPr>
@@ -4866,10 +4381,8 @@
             <m:t>,</m:t>
           </m:r>
           <m:r>
-            <m:t>Q</m:t>
-          </m:r>
-          <m:r>
-            <m:t>4</m:t>
+            <m:rPr/>
+            <m:t>Q4</m:t>
           </m:r>
           <m:r>
             <m:rPr>
@@ -4885,16 +4398,29 @@
         <w:pStyle w:val="3"/>
       </w:pPr>
       <w:r>
-        <w:t xml:space="preserve">表6-1四象限生产函数拟合参数</w:t>
+        <w:t>表6-1四象限生产函数拟合参数</w:t>
       </w:r>
     </w:p>
     <w:tbl>
       <w:tblPr>
         <w:tblStyle w:val="21"/>
-        <w:tblW w:type="auto" w:w="0"/>
+        <w:tblW w:w="0" w:type="auto"/>
         <w:jc w:val="center"/>
+        <w:tblBorders>
+          <w:top w:val="single" w:color="auto" w:sz="4" w:space="0"/>
+          <w:left w:val="single" w:color="auto" w:sz="4" w:space="0"/>
+          <w:bottom w:val="single" w:color="auto" w:sz="4" w:space="0"/>
+          <w:right w:val="single" w:color="auto" w:sz="4" w:space="0"/>
+          <w:insideH w:val="single" w:color="auto" w:sz="4" w:space="0"/>
+          <w:insideV w:val="single" w:color="auto" w:sz="4" w:space="0"/>
+        </w:tblBorders>
         <w:tblLayout w:type="fixed"/>
-        <w:tblLook w:firstColumn="1" w:firstRow="1" w:lastColumn="0" w:lastRow="0" w:noHBand="0" w:noVBand="1" w:val="04A0"/>
+        <w:tblCellMar>
+          <w:top w:w="0" w:type="dxa"/>
+          <w:left w:w="108" w:type="dxa"/>
+          <w:bottom w:w="0" w:type="dxa"/>
+          <w:right w:w="108" w:type="dxa"/>
+        </w:tblCellMar>
       </w:tblPr>
       <w:tblGrid>
         <w:gridCol w:w="2769"/>
@@ -4902,9 +4428,12 @@
         <w:gridCol w:w="2769"/>
       </w:tblGrid>
       <w:tr>
+        <w:trPr>
+          <w:jc w:val="center"/>
+        </w:trPr>
         <w:tc>
           <w:tcPr>
-            <w:tcW w:type="dxa" w:w="3685"/>
+            <w:tcW w:w="3685" w:type="dxa"/>
           </w:tcPr>
           <w:p>
             <w:pPr>
@@ -4921,7 +4450,7 @@
         </w:tc>
         <w:tc>
           <w:tcPr>
-            <w:tcW w:type="dxa" w:w="1587"/>
+            <w:tcW w:w="1587" w:type="dxa"/>
           </w:tcPr>
           <w:p>
             <w:pPr>
@@ -4938,7 +4467,7 @@
         </w:tc>
         <w:tc>
           <w:tcPr>
-            <w:tcW w:type="dxa" w:w="1587"/>
+            <w:tcW w:w="1587" w:type="dxa"/>
           </w:tcPr>
           <w:p>
             <w:pPr>
@@ -4955,9 +4484,12 @@
         </w:tc>
       </w:tr>
       <w:tr>
+        <w:trPr>
+          <w:jc w:val="center"/>
+        </w:trPr>
         <w:tc>
           <w:tcPr>
-            <w:tcW w:type="dxa" w:w="3685"/>
+            <w:tcW w:w="3685" w:type="dxa"/>
           </w:tcPr>
           <w:p>
             <w:pPr>
@@ -4973,7 +4505,7 @@
         </w:tc>
         <w:tc>
           <w:tcPr>
-            <w:tcW w:type="dxa" w:w="1587"/>
+            <w:tcW w:w="1587" w:type="dxa"/>
           </w:tcPr>
           <w:p>
             <w:pPr>
@@ -4989,7 +4521,7 @@
         </w:tc>
         <w:tc>
           <w:tcPr>
-            <w:tcW w:type="dxa" w:w="1587"/>
+            <w:tcW w:w="1587" w:type="dxa"/>
           </w:tcPr>
           <w:p>
             <w:pPr>
@@ -5005,9 +4537,12 @@
         </w:tc>
       </w:tr>
       <w:tr>
+        <w:trPr>
+          <w:jc w:val="center"/>
+        </w:trPr>
         <w:tc>
           <w:tcPr>
-            <w:tcW w:type="dxa" w:w="3685"/>
+            <w:tcW w:w="3685" w:type="dxa"/>
           </w:tcPr>
           <w:p>
             <w:pPr>
@@ -5023,7 +4558,7 @@
         </w:tc>
         <w:tc>
           <w:tcPr>
-            <w:tcW w:type="dxa" w:w="1587"/>
+            <w:tcW w:w="1587" w:type="dxa"/>
           </w:tcPr>
           <w:p>
             <w:pPr>
@@ -5039,7 +4574,7 @@
         </w:tc>
         <w:tc>
           <w:tcPr>
-            <w:tcW w:type="dxa" w:w="1587"/>
+            <w:tcW w:w="1587" w:type="dxa"/>
           </w:tcPr>
           <w:p>
             <w:pPr>
@@ -5055,9 +4590,12 @@
         </w:tc>
       </w:tr>
       <w:tr>
+        <w:trPr>
+          <w:jc w:val="center"/>
+        </w:trPr>
         <w:tc>
           <w:tcPr>
-            <w:tcW w:type="dxa" w:w="3685"/>
+            <w:tcW w:w="3685" w:type="dxa"/>
           </w:tcPr>
           <w:p>
             <w:pPr>
@@ -5073,7 +4611,7 @@
         </w:tc>
         <w:tc>
           <w:tcPr>
-            <w:tcW w:type="dxa" w:w="1587"/>
+            <w:tcW w:w="1587" w:type="dxa"/>
           </w:tcPr>
           <w:p>
             <w:pPr>
@@ -5089,7 +4627,7 @@
         </w:tc>
         <w:tc>
           <w:tcPr>
-            <w:tcW w:type="dxa" w:w="1587"/>
+            <w:tcW w:w="1587" w:type="dxa"/>
           </w:tcPr>
           <w:p>
             <w:pPr>
@@ -5105,9 +4643,12 @@
         </w:tc>
       </w:tr>
       <w:tr>
+        <w:trPr>
+          <w:jc w:val="center"/>
+        </w:trPr>
         <w:tc>
           <w:tcPr>
-            <w:tcW w:type="dxa" w:w="3685"/>
+            <w:tcW w:w="3685" w:type="dxa"/>
           </w:tcPr>
           <w:p>
             <w:pPr>
@@ -5123,7 +4664,7 @@
         </w:tc>
         <w:tc>
           <w:tcPr>
-            <w:tcW w:type="dxa" w:w="1587"/>
+            <w:tcW w:w="1587" w:type="dxa"/>
           </w:tcPr>
           <w:p>
             <w:pPr>
@@ -5139,7 +4680,7 @@
         </w:tc>
         <w:tc>
           <w:tcPr>
-            <w:tcW w:type="dxa" w:w="1587"/>
+            <w:tcW w:w="1587" w:type="dxa"/>
           </w:tcPr>
           <w:p>
             <w:pPr>
@@ -5155,33 +4696,36 @@
         </w:tc>
       </w:tr>
     </w:tbl>
-    <w:p xmlns:a="http://schemas.openxmlformats.org/drawingml/2006/main" xmlns:pic="http://schemas.openxmlformats.org/drawingml/2006/picture">
+    <w:p>
       <w:pPr>
         <w:pStyle w:val="40"/>
         <w:jc w:val="center"/>
       </w:pPr>
       <w:r>
         <w:drawing>
-          <wp:inline>
-            <wp:extent cx="5270500" cy="2058871"/>
-            <wp:effectExtent b="0" l="0" r="0" t="0"/>
-            <wp:docPr descr="图6-6人均卫生支出与健康产出的对数生产函数拟合" title="" id="1" name="Picture"/>
-            <a:graphic>
+          <wp:inline distT="0" distB="0" distL="114300" distR="114300">
+            <wp:extent cx="5270500" cy="2058670"/>
+            <wp:effectExtent l="0" t="0" r="0" b="0"/>
+            <wp:docPr id="8" name="Picture" descr="图6-6人均卫生支出与健康产出的对数生产函数拟合"/>
+            <wp:cNvGraphicFramePr>
+              <a:graphicFrameLocks xmlns:a="http://schemas.openxmlformats.org/drawingml/2006/main" noChangeAspect="1"/>
+            </wp:cNvGraphicFramePr>
+            <a:graphic xmlns:a="http://schemas.openxmlformats.org/drawingml/2006/main">
               <a:graphicData uri="http://schemas.openxmlformats.org/drawingml/2006/picture">
-                <pic:pic>
+                <pic:pic xmlns:pic="http://schemas.openxmlformats.org/drawingml/2006/picture">
                   <pic:nvPicPr>
-                    <pic:cNvPr descr="reports/paper/assets/p3_06_production_fit.png" id="0" name="Picture"/>
+                    <pic:cNvPr id="8" name="Picture" descr="图6-6人均卫生支出与健康产出的对数生产函数拟合"/>
                     <pic:cNvPicPr>
-                      <a:picLocks noChangeArrowheads="1" noChangeAspect="1"/>
+                      <a:picLocks noChangeAspect="1" noChangeArrowheads="1"/>
                     </pic:cNvPicPr>
                   </pic:nvPicPr>
                   <pic:blipFill>
-                    <a:blip r:embed="rId17"/>
+                    <a:blip r:embed="rId10"/>
                     <a:stretch>
                       <a:fillRect/>
                     </a:stretch>
                   </pic:blipFill>
-                  <pic:spPr bwMode="auto">
+                  <pic:spPr>
                     <a:xfrm>
                       <a:off x="0" y="0"/>
                       <a:ext cx="5270500" cy="2058871"/>
@@ -5192,8 +4736,6 @@
                     <a:noFill/>
                     <a:ln w="9525">
                       <a:noFill/>
-                      <a:headEnd/>
-                      <a:tailEnd/>
                     </a:ln>
                   </pic:spPr>
                 </pic:pic>
@@ -5208,15 +4750,15 @@
         <w:pStyle w:val="3"/>
       </w:pPr>
       <w:r>
-        <w:t xml:space="preserve">图6-6人均卫生支出与健康产出的对数生产函数拟合</w:t>
-      </w:r>
-    </w:p>
-    <w:p>
-      <w:pPr>
-        <w:pStyle w:val="3"/>
-      </w:pPr>
-      <w:r>
-        <w:t xml:space="preserve">图6-6和表6-1显示，不同象限的投入产出关系存在明显差异。Q4的斜率参数最大，说明资源不足地区的边际投入回报更高；Q3的斜率最小，说明这类地区即便投入较高，新增资源也较难自动转化为健康产出。因此，优化模型不能简单按当前投入比例平均调整，而应根据边际收益和公平目标进行再分配。</w:t>
+        <w:t>图6-6人均卫生支出与健康产出的对数生产函数拟合</w:t>
+      </w:r>
+    </w:p>
+    <w:p>
+      <w:pPr>
+        <w:pStyle w:val="3"/>
+      </w:pPr>
+      <w:r>
+        <w:t>图6-6和表6-1显示，不同象限的投入产出关系存在明显差异。Q4的斜率参数最大，说明资源不足地区的边际投入回报更高；Q3的斜率最小，说明这类地区即便投入较高，新增资源也较难自动转化为健康产出。因此，优化模型不能简单按当前投入比例平均调整，而应根据边际收益和公平目标进行再分配。</w:t>
       </w:r>
     </w:p>
     <w:p>
@@ -5227,19 +4769,19 @@
       </w:pPr>
       <w:r>
         <w:rPr>
+          <w:rFonts w:eastAsia="黑体"/>
           <w:b/>
           <w:sz w:val="24"/>
-          <w:rFonts w:eastAsia="黑体"/>
         </w:rPr>
-        <w:t xml:space="preserve">6.3.2 效率优先与公平优先的双目标优化</w:t>
-      </w:r>
-    </w:p>
-    <w:p>
-      <w:pPr>
-        <w:pStyle w:val="3"/>
-      </w:pPr>
-      <w:r>
-        <w:t xml:space="preserve">效率优先目标对应总健康产出最大化：</w:t>
+        <w:t>6.3.2 效率优先与公平优先的双目标优化</w:t>
+      </w:r>
+    </w:p>
+    <w:p>
+      <w:pPr>
+        <w:pStyle w:val="3"/>
+      </w:pPr>
+      <w:r>
+        <w:t>效率优先目标对应总健康产出最大化：</w:t>
       </w:r>
     </w:p>
     <w:p>
@@ -5254,32 +4796,36 @@
         <m:oMath>
           <m:m>
             <m:mPr>
-              <m:baseJc m:val="center"/>
-              <m:plcHide m:val="1"/>
               <m:mcs>
                 <m:mc>
                   <m:mcPr>
+                    <m:count m:val="1"/>
                     <m:mcJc m:val="right"/>
-                    <m:count m:val="1"/>
                   </m:mcPr>
                 </m:mc>
                 <m:mc>
                   <m:mcPr>
+                    <m:count m:val="1"/>
                     <m:mcJc m:val="left"/>
-                    <m:count m:val="1"/>
                   </m:mcPr>
                 </m:mc>
               </m:mcs>
+              <m:plcHide m:val="1"/>
             </m:mPr>
             <m:mr>
               <m:e>
                 <m:limLow>
+                  <m:limLowPr/>
                   <m:e>
                     <m:r>
                       <m:rPr>
                         <m:nor/>
                         <m:sty m:val="p"/>
                       </m:rPr>
+                      <w:rPr>
+                        <w:b w:val="0"/>
+                        <w:i w:val="0"/>
+                      </w:rPr>
                       <m:t>max</m:t>
                     </m:r>
                   </m:e>
@@ -5293,6 +4839,7 @@
                   </m:lim>
                 </m:limLow>
                 <m:r>
+                  <m:rPr/>
                   <m:t> </m:t>
                 </m:r>
               </m:e>
@@ -5301,11 +4848,10 @@
                   <m:naryPr>
                     <m:chr m:val="∑"/>
                     <m:limLoc m:val="undOvr"/>
-                    <m:subHide m:val="0"/>
-                    <m:supHide m:val="0"/>
                   </m:naryPr>
                   <m:sub>
                     <m:r>
+                      <m:rPr/>
                       <m:t>i</m:t>
                     </m:r>
                     <m:r>
@@ -5315,23 +4861,28 @@
                       <m:t>=</m:t>
                     </m:r>
                     <m:r>
+                      <m:rPr/>
                       <m:t>1</m:t>
                     </m:r>
                   </m:sub>
                   <m:sup>
                     <m:r>
+                      <m:rPr/>
                       <m:t>n</m:t>
                     </m:r>
                   </m:sup>
                   <m:e>
                     <m:sSub>
+                      <m:sSubPr/>
                       <m:e>
                         <m:r>
+                          <m:rPr/>
                           <m:t>f</m:t>
                         </m:r>
                       </m:e>
                       <m:sub>
                         <m:r>
+                          <m:rPr/>
                           <m:t>k</m:t>
                         </m:r>
                         <m:r>
@@ -5341,6 +4892,7 @@
                           <m:t>(</m:t>
                         </m:r>
                         <m:r>
+                          <m:rPr/>
                           <m:t>i</m:t>
                         </m:r>
                         <m:r>
@@ -5360,13 +4912,16 @@
                   <m:t>(</m:t>
                 </m:r>
                 <m:sSub>
+                  <m:sSubPr/>
                   <m:e>
                     <m:r>
+                      <m:rPr/>
                       <m:t>x</m:t>
                     </m:r>
                   </m:e>
                   <m:sub>
                     <m:r>
+                      <m:rPr/>
                       <m:t>i</m:t>
                     </m:r>
                   </m:sub>
@@ -5382,6 +4937,7 @@
             <m:mr>
               <m:e>
                 <m:r>
+                  <m:rPr/>
                   <m:t>s</m:t>
                 </m:r>
                 <m:r>
@@ -5391,6 +4947,7 @@
                   <m:t>.</m:t>
                 </m:r>
                 <m:r>
+                  <m:rPr/>
                   <m:t>t</m:t>
                 </m:r>
                 <m:r>
@@ -5400,6 +4957,7 @@
                   <m:t>.</m:t>
                 </m:r>
                 <m:r>
+                  <m:rPr/>
                   <m:t> </m:t>
                 </m:r>
               </m:e>
@@ -5408,11 +4966,10 @@
                   <m:naryPr>
                     <m:chr m:val="∑"/>
                     <m:limLoc m:val="undOvr"/>
-                    <m:subHide m:val="0"/>
-                    <m:supHide m:val="0"/>
                   </m:naryPr>
                   <m:sub>
                     <m:r>
+                      <m:rPr/>
                       <m:t>i</m:t>
                     </m:r>
                     <m:r>
@@ -5422,23 +4979,28 @@
                       <m:t>=</m:t>
                     </m:r>
                     <m:r>
+                      <m:rPr/>
                       <m:t>1</m:t>
                     </m:r>
                   </m:sub>
                   <m:sup>
                     <m:r>
+                      <m:rPr/>
                       <m:t>n</m:t>
                     </m:r>
                   </m:sup>
                   <m:e>
                     <m:sSub>
+                      <m:sSubPr/>
                       <m:e>
                         <m:r>
+                          <m:rPr/>
                           <m:t>x</m:t>
                         </m:r>
                       </m:e>
                       <m:sub>
                         <m:r>
+                          <m:rPr/>
                           <m:t>i</m:t>
                         </m:r>
                       </m:sub>
@@ -5452,6 +5014,7 @@
                   <m:t>≤</m:t>
                 </m:r>
                 <m:r>
+                  <m:rPr/>
                   <m:t>B</m:t>
                 </m:r>
               </m:e>
@@ -5460,25 +5023,23 @@
               <m:e/>
               <m:e>
                 <m:sSubSup>
+                  <m:sSubSupPr/>
                   <m:e>
                     <m:r>
+                      <m:rPr/>
                       <m:t>x</m:t>
                     </m:r>
                   </m:e>
                   <m:sub>
                     <m:r>
+                      <m:rPr/>
                       <m:t>i</m:t>
                     </m:r>
                   </m:sub>
                   <m:sup>
                     <m:r>
-                      <m:t>m</m:t>
-                    </m:r>
-                    <m:r>
-                      <m:t>i</m:t>
-                    </m:r>
-                    <m:r>
-                      <m:t>n</m:t>
+                      <m:rPr/>
+                      <m:t>min</m:t>
                     </m:r>
                   </m:sup>
                 </m:sSubSup>
@@ -5489,13 +5050,16 @@
                   <m:t>≤</m:t>
                 </m:r>
                 <m:sSub>
+                  <m:sSubPr/>
                   <m:e>
                     <m:r>
+                      <m:rPr/>
                       <m:t>x</m:t>
                     </m:r>
                   </m:e>
                   <m:sub>
                     <m:r>
+                      <m:rPr/>
                       <m:t>i</m:t>
                     </m:r>
                   </m:sub>
@@ -5507,25 +5071,23 @@
                   <m:t>≤</m:t>
                 </m:r>
                 <m:sSubSup>
+                  <m:sSubSupPr/>
                   <m:e>
                     <m:r>
+                      <m:rPr/>
                       <m:t>x</m:t>
                     </m:r>
                   </m:e>
                   <m:sub>
                     <m:r>
+                      <m:rPr/>
                       <m:t>i</m:t>
                     </m:r>
                   </m:sub>
                   <m:sup>
                     <m:r>
-                      <m:t>m</m:t>
-                    </m:r>
-                    <m:r>
-                      <m:t>a</m:t>
-                    </m:r>
-                    <m:r>
-                      <m:t>x</m:t>
+                      <m:rPr/>
+                      <m:t>max</m:t>
                     </m:r>
                   </m:sup>
                 </m:sSubSup>
@@ -5540,10 +5102,11 @@
         <w:pStyle w:val="3"/>
       </w:pPr>
       <w:r>
-        <w:t xml:space="preserve">其中，</w:t>
+        <w:t>其中，</w:t>
       </w:r>
       <m:oMath>
         <m:r>
+          <m:rPr/>
           <m:t>B</m:t>
         </m:r>
         <m:r>
@@ -5553,58 +5116,46 @@
           <m:t>=</m:t>
         </m:r>
         <m:r>
+          <m:rPr/>
           <m:t>α</m:t>
         </m:r>
         <m:nary>
           <m:naryPr>
             <m:chr m:val="∑"/>
             <m:limLoc m:val="undOvr"/>
-            <m:subHide m:val="0"/>
             <m:supHide m:val="1"/>
           </m:naryPr>
           <m:sub>
             <m:r>
+              <m:rPr/>
               <m:t>i</m:t>
             </m:r>
           </m:sub>
           <m:sup>
             <m:r>
+              <m:rPr/>
               <m:t>​</m:t>
             </m:r>
           </m:sup>
           <m:e>
             <m:sSubSup>
+              <m:sSubSupPr/>
               <m:e>
                 <m:r>
+                  <m:rPr/>
                   <m:t>x</m:t>
                 </m:r>
               </m:e>
               <m:sub>
                 <m:r>
+                  <m:rPr/>
                   <m:t>i</m:t>
                 </m:r>
               </m:sub>
               <m:sup>
                 <m:r>
-                  <m:t>c</m:t>
-                </m:r>
-                <m:r>
-                  <m:t>u</m:t>
-                </m:r>
-                <m:r>
-                  <m:t>r</m:t>
-                </m:r>
-                <m:r>
-                  <m:t>r</m:t>
-                </m:r>
-                <m:r>
-                  <m:t>e</m:t>
-                </m:r>
-                <m:r>
-                  <m:t>n</m:t>
-                </m:r>
-                <m:r>
-                  <m:t>t</m:t>
+                  <m:rPr/>
+                  <m:t>current</m:t>
                 </m:r>
               </m:sup>
             </m:sSubSup>
@@ -5612,25 +5163,21 @@
         </m:nary>
       </m:oMath>
       <w:r>
-        <w:t xml:space="preserve">表示预算总量，</w:t>
+        <w:t>表示预算总量，</w:t>
       </w:r>
       <m:oMath>
         <m:r>
+          <m:rPr/>
           <m:t>α</m:t>
         </m:r>
         <m:r>
           <m:rPr>
             <m:sty m:val="p"/>
           </m:rPr>
-          <m:t>∈</m:t>
+          <m:t>∈{</m:t>
         </m:r>
         <m:r>
-          <m:rPr>
-            <m:sty m:val="p"/>
-          </m:rPr>
-          <m:t>{</m:t>
-        </m:r>
-        <m:r>
+          <m:rPr/>
           <m:t>0.9</m:t>
         </m:r>
         <m:r>
@@ -5640,6 +5187,7 @@
           <m:t>,</m:t>
         </m:r>
         <m:r>
+          <m:rPr/>
           <m:t>1.0</m:t>
         </m:r>
         <m:r>
@@ -5649,6 +5197,7 @@
           <m:t>,</m:t>
         </m:r>
         <m:r>
+          <m:rPr/>
           <m:t>1.1</m:t>
         </m:r>
         <m:r>
@@ -5659,7 +5208,7 @@
         </m:r>
       </m:oMath>
       <w:r>
-        <w:t xml:space="preserve">分别对应预算缩减、预算持平和预算增加三种情景。在效率优先目标下，约束区间设置为</w:t>
+        <w:t>分别对应预算缩减、预算持平和预算增加三种情景。在效率优先目标下，约束区间设置为</w:t>
       </w:r>
       <m:oMath>
         <m:r>
@@ -5669,40 +5218,27 @@
           <m:t>[</m:t>
         </m:r>
         <m:r>
+          <m:rPr/>
           <m:t>0.5</m:t>
         </m:r>
         <m:sSubSup>
+          <m:sSubSupPr/>
           <m:e>
             <m:r>
+              <m:rPr/>
               <m:t>x</m:t>
             </m:r>
           </m:e>
           <m:sub>
             <m:r>
+              <m:rPr/>
               <m:t>i</m:t>
             </m:r>
           </m:sub>
           <m:sup>
             <m:r>
-              <m:t>c</m:t>
-            </m:r>
-            <m:r>
-              <m:t>u</m:t>
-            </m:r>
-            <m:r>
-              <m:t>r</m:t>
-            </m:r>
-            <m:r>
-              <m:t>r</m:t>
-            </m:r>
-            <m:r>
-              <m:t>e</m:t>
-            </m:r>
-            <m:r>
-              <m:t>n</m:t>
-            </m:r>
-            <m:r>
-              <m:t>t</m:t>
+              <m:rPr/>
+              <m:t>current</m:t>
             </m:r>
           </m:sup>
         </m:sSubSup>
@@ -5713,40 +5249,27 @@
           <m:t>,</m:t>
         </m:r>
         <m:r>
+          <m:rPr/>
           <m:t>2.0</m:t>
         </m:r>
         <m:sSubSup>
+          <m:sSubSupPr/>
           <m:e>
             <m:r>
+              <m:rPr/>
               <m:t>x</m:t>
             </m:r>
           </m:e>
           <m:sub>
             <m:r>
+              <m:rPr/>
               <m:t>i</m:t>
             </m:r>
           </m:sub>
           <m:sup>
             <m:r>
-              <m:t>c</m:t>
-            </m:r>
-            <m:r>
-              <m:t>u</m:t>
-            </m:r>
-            <m:r>
-              <m:t>r</m:t>
-            </m:r>
-            <m:r>
-              <m:t>r</m:t>
-            </m:r>
-            <m:r>
-              <m:t>e</m:t>
-            </m:r>
-            <m:r>
-              <m:t>n</m:t>
-            </m:r>
-            <m:r>
-              <m:t>t</m:t>
+              <m:rPr/>
+              <m:t>current</m:t>
             </m:r>
           </m:sup>
         </m:sSubSup>
@@ -5758,7 +5281,7 @@
         </m:r>
       </m:oMath>
       <w:r>
-        <w:t xml:space="preserve">。由于目标函数具有可分离凹性，最优解具有广义注水结构：</w:t>
+        <w:t>。由于目标函数具有可分离凹性，最优解具有广义注水结构：</w:t>
       </w:r>
     </w:p>
     <w:p>
@@ -5772,13 +5295,16 @@
         </m:oMathParaPr>
         <m:oMath>
           <m:sSubSup>
+            <m:sSubSupPr/>
             <m:e>
               <m:r>
+                <m:rPr/>
                 <m:t>x</m:t>
               </m:r>
             </m:e>
             <m:sub>
               <m:r>
+                <m:rPr/>
                 <m:t>i</m:t>
               </m:r>
             </m:sub>
@@ -5787,7 +5313,7 @@
                 <m:rPr>
                   <m:sty m:val="p"/>
                 </m:rPr>
-                <m:t>*</m:t>
+                <m:t>∗</m:t>
               </m:r>
             </m:sup>
           </m:sSubSup>
@@ -5805,25 +5331,22 @@
             <m:t>clip</m:t>
           </m:r>
           <m:d>
-            <m:dPr>
-              <m:begChr m:val="("/>
-              <m:endChr m:val=")"/>
-              <m:grow/>
-            </m:dPr>
+            <m:dPr/>
             <m:e>
               <m:f>
-                <m:fPr>
-                  <m:type m:val="bar"/>
-                </m:fPr>
+                <m:fPr/>
                 <m:num>
                   <m:sSub>
+                    <m:sSubPr/>
                     <m:e>
                       <m:r>
+                        <m:rPr/>
                         <m:t>a</m:t>
                       </m:r>
                     </m:e>
                     <m:sub>
                       <m:r>
+                        <m:rPr/>
                         <m:t>k</m:t>
                       </m:r>
                       <m:r>
@@ -5833,6 +5356,7 @@
                         <m:t>(</m:t>
                       </m:r>
                       <m:r>
+                        <m:rPr/>
                         <m:t>i</m:t>
                       </m:r>
                       <m:r>
@@ -5846,6 +5370,7 @@
                 </m:num>
                 <m:den>
                   <m:r>
+                    <m:rPr/>
                     <m:t>μ</m:t>
                   </m:r>
                 </m:den>
@@ -5857,6 +5382,7 @@
                 <m:t>−</m:t>
               </m:r>
               <m:r>
+                <m:rPr/>
                 <m:t>1</m:t>
               </m:r>
               <m:r>
@@ -5866,25 +5392,23 @@
                 <m:t>,</m:t>
               </m:r>
               <m:sSubSup>
+                <m:sSubSupPr/>
                 <m:e>
                   <m:r>
+                    <m:rPr/>
                     <m:t>x</m:t>
                   </m:r>
                 </m:e>
                 <m:sub>
                   <m:r>
+                    <m:rPr/>
                     <m:t>i</m:t>
                   </m:r>
                 </m:sub>
                 <m:sup>
                   <m:r>
-                    <m:t>m</m:t>
-                  </m:r>
-                  <m:r>
-                    <m:t>i</m:t>
-                  </m:r>
-                  <m:r>
-                    <m:t>n</m:t>
+                    <m:rPr/>
+                    <m:t>min</m:t>
                   </m:r>
                 </m:sup>
               </m:sSubSup>
@@ -5895,25 +5419,23 @@
                 <m:t>,</m:t>
               </m:r>
               <m:sSubSup>
+                <m:sSubSupPr/>
                 <m:e>
                   <m:r>
+                    <m:rPr/>
                     <m:t>x</m:t>
                   </m:r>
                 </m:e>
                 <m:sub>
                   <m:r>
+                    <m:rPr/>
                     <m:t>i</m:t>
                   </m:r>
                 </m:sub>
                 <m:sup>
                   <m:r>
-                    <m:t>m</m:t>
-                  </m:r>
-                  <m:r>
-                    <m:t>a</m:t>
-                  </m:r>
-                  <m:r>
-                    <m:t>x</m:t>
+                    <m:rPr/>
+                    <m:t>max</m:t>
                   </m:r>
                 </m:sup>
               </m:sSubSup>
@@ -5927,7 +5449,7 @@
         <w:pStyle w:val="3"/>
       </w:pPr>
       <w:r>
-        <w:t xml:space="preserve">公平优先目标对应Rawlsian最小值最大化：</w:t>
+        <w:t>公平优先目标对应Rawlsian最小值最大化：</w:t>
       </w:r>
     </w:p>
     <w:p>
@@ -5942,32 +5464,36 @@
         <m:oMath>
           <m:m>
             <m:mPr>
-              <m:baseJc m:val="center"/>
-              <m:plcHide m:val="1"/>
               <m:mcs>
                 <m:mc>
                   <m:mcPr>
+                    <m:count m:val="1"/>
                     <m:mcJc m:val="right"/>
-                    <m:count m:val="1"/>
                   </m:mcPr>
                 </m:mc>
                 <m:mc>
                   <m:mcPr>
+                    <m:count m:val="1"/>
                     <m:mcJc m:val="left"/>
-                    <m:count m:val="1"/>
                   </m:mcPr>
                 </m:mc>
               </m:mcs>
+              <m:plcHide m:val="1"/>
             </m:mPr>
             <m:mr>
               <m:e>
                 <m:limLow>
+                  <m:limLowPr/>
                   <m:e>
                     <m:r>
                       <m:rPr>
                         <m:nor/>
                         <m:sty m:val="p"/>
                       </m:rPr>
+                      <w:rPr>
+                        <w:b w:val="0"/>
+                        <w:i w:val="0"/>
+                      </w:rPr>
                       <m:t>max</m:t>
                     </m:r>
                   </m:e>
@@ -5985,16 +5511,19 @@
                       <m:t>,</m:t>
                     </m:r>
                     <m:r>
+                      <m:rPr/>
                       <m:t>τ</m:t>
                     </m:r>
                   </m:lim>
                 </m:limLow>
                 <m:r>
+                  <m:rPr/>
                   <m:t> </m:t>
                 </m:r>
               </m:e>
               <m:e>
                 <m:r>
+                  <m:rPr/>
                   <m:t>τ</m:t>
                 </m:r>
               </m:e>
@@ -6002,6 +5531,7 @@
             <m:mr>
               <m:e>
                 <m:r>
+                  <m:rPr/>
                   <m:t>s</m:t>
                 </m:r>
                 <m:r>
@@ -6011,6 +5541,7 @@
                   <m:t>.</m:t>
                 </m:r>
                 <m:r>
+                  <m:rPr/>
                   <m:t>t</m:t>
                 </m:r>
                 <m:r>
@@ -6020,18 +5551,22 @@
                   <m:t>.</m:t>
                 </m:r>
                 <m:r>
+                  <m:rPr/>
                   <m:t> </m:t>
                 </m:r>
               </m:e>
               <m:e>
                 <m:sSub>
+                  <m:sSubPr/>
                   <m:e>
                     <m:r>
+                      <m:rPr/>
                       <m:t>f</m:t>
                     </m:r>
                   </m:e>
                   <m:sub>
                     <m:r>
+                      <m:rPr/>
                       <m:t>k</m:t>
                     </m:r>
                     <m:r>
@@ -6041,6 +5576,7 @@
                       <m:t>(</m:t>
                     </m:r>
                     <m:r>
+                      <m:rPr/>
                       <m:t>i</m:t>
                     </m:r>
                     <m:r>
@@ -6058,13 +5594,16 @@
                   <m:t>(</m:t>
                 </m:r>
                 <m:sSub>
+                  <m:sSubPr/>
                   <m:e>
                     <m:r>
+                      <m:rPr/>
                       <m:t>x</m:t>
                     </m:r>
                   </m:e>
                   <m:sub>
                     <m:r>
+                      <m:rPr/>
                       <m:t>i</m:t>
                     </m:r>
                   </m:sub>
@@ -6073,15 +5612,10 @@
                   <m:rPr>
                     <m:sty m:val="p"/>
                   </m:rPr>
-                  <m:t>)</m:t>
+                  <m:t>)≥</m:t>
                 </m:r>
                 <m:r>
-                  <m:rPr>
-                    <m:sty m:val="p"/>
-                  </m:rPr>
-                  <m:t>≥</m:t>
-                </m:r>
-                <m:r>
+                  <m:rPr/>
                   <m:t>τ</m:t>
                 </m:r>
                 <m:r>
@@ -6091,10 +5625,8 @@
                   <m:t>,</m:t>
                 </m:r>
                 <m:r>
-                  <m:t> </m:t>
-                </m:r>
-                <m:r>
-                  <m:t>i</m:t>
+                  <m:rPr/>
+                  <m:t> i</m:t>
                 </m:r>
                 <m:r>
                   <m:rPr>
@@ -6103,27 +5635,17 @@
                   <m:t>=</m:t>
                 </m:r>
                 <m:r>
+                  <m:rPr/>
                   <m:t>1</m:t>
                 </m:r>
                 <m:r>
                   <m:rPr>
                     <m:sty m:val="p"/>
                   </m:rPr>
-                  <m:t>,</m:t>
+                  <m:t>,…,</m:t>
                 </m:r>
                 <m:r>
-                  <m:rPr>
-                    <m:sty m:val="p"/>
-                  </m:rPr>
-                  <m:t>…</m:t>
-                </m:r>
-                <m:r>
-                  <m:rPr>
-                    <m:sty m:val="p"/>
-                  </m:rPr>
-                  <m:t>,</m:t>
-                </m:r>
-                <m:r>
+                  <m:rPr/>
                   <m:t>n</m:t>
                 </m:r>
               </m:e>
@@ -6135,11 +5657,10 @@
                   <m:naryPr>
                     <m:chr m:val="∑"/>
                     <m:limLoc m:val="undOvr"/>
-                    <m:subHide m:val="0"/>
-                    <m:supHide m:val="0"/>
                   </m:naryPr>
                   <m:sub>
                     <m:r>
+                      <m:rPr/>
                       <m:t>i</m:t>
                     </m:r>
                     <m:r>
@@ -6149,23 +5670,28 @@
                       <m:t>=</m:t>
                     </m:r>
                     <m:r>
+                      <m:rPr/>
                       <m:t>1</m:t>
                     </m:r>
                   </m:sub>
                   <m:sup>
                     <m:r>
+                      <m:rPr/>
                       <m:t>n</m:t>
                     </m:r>
                   </m:sup>
                   <m:e>
                     <m:sSub>
+                      <m:sSubPr/>
                       <m:e>
                         <m:r>
+                          <m:rPr/>
                           <m:t>x</m:t>
                         </m:r>
                       </m:e>
                       <m:sub>
                         <m:r>
+                          <m:rPr/>
                           <m:t>i</m:t>
                         </m:r>
                       </m:sub>
@@ -6179,6 +5705,7 @@
                   <m:t>≤</m:t>
                 </m:r>
                 <m:r>
+                  <m:rPr/>
                   <m:t>B</m:t>
                 </m:r>
               </m:e>
@@ -6187,25 +5714,23 @@
               <m:e/>
               <m:e>
                 <m:sSubSup>
+                  <m:sSubSupPr/>
                   <m:e>
                     <m:r>
+                      <m:rPr/>
                       <m:t>x</m:t>
                     </m:r>
                   </m:e>
                   <m:sub>
                     <m:r>
+                      <m:rPr/>
                       <m:t>i</m:t>
                     </m:r>
                   </m:sub>
                   <m:sup>
                     <m:r>
-                      <m:t>m</m:t>
-                    </m:r>
-                    <m:r>
-                      <m:t>i</m:t>
-                    </m:r>
-                    <m:r>
-                      <m:t>n</m:t>
+                      <m:rPr/>
+                      <m:t>min</m:t>
                     </m:r>
                   </m:sup>
                 </m:sSubSup>
@@ -6216,13 +5741,16 @@
                   <m:t>≤</m:t>
                 </m:r>
                 <m:sSub>
+                  <m:sSubPr/>
                   <m:e>
                     <m:r>
+                      <m:rPr/>
                       <m:t>x</m:t>
                     </m:r>
                   </m:e>
                   <m:sub>
                     <m:r>
+                      <m:rPr/>
                       <m:t>i</m:t>
                     </m:r>
                   </m:sub>
@@ -6234,25 +5762,23 @@
                   <m:t>≤</m:t>
                 </m:r>
                 <m:sSubSup>
+                  <m:sSubSupPr/>
                   <m:e>
                     <m:r>
+                      <m:rPr/>
                       <m:t>x</m:t>
                     </m:r>
                   </m:e>
                   <m:sub>
                     <m:r>
+                      <m:rPr/>
                       <m:t>i</m:t>
                     </m:r>
                   </m:sub>
                   <m:sup>
                     <m:r>
-                      <m:t>m</m:t>
-                    </m:r>
-                    <m:r>
-                      <m:t>a</m:t>
-                    </m:r>
-                    <m:r>
-                      <m:t>x</m:t>
+                      <m:rPr/>
+                      <m:t>max</m:t>
                     </m:r>
                   </m:sup>
                 </m:sSubSup>
@@ -6267,27 +5793,36 @@
         <w:pStyle w:val="3"/>
       </w:pPr>
       <w:r>
-        <w:t xml:space="preserve">其中，</w:t>
+        <w:t>其中，</w:t>
       </w:r>
       <m:oMath>
         <m:r>
+          <m:rPr/>
           <m:t>τ</m:t>
         </m:r>
       </m:oMath>
       <w:r>
-        <w:t xml:space="preserve">表示所有地区中最低可实现的健康产出水平。该模型不是追求平均值最高，而是优先抬升最弱地区的底线，因此更接近</w:t>
-      </w:r>
-      <w:r>
-        <w:t xml:space="preserve">“</w:t>
-      </w:r>
-      <w:r>
-        <w:t xml:space="preserve">最小化健康不平等</w:t>
-      </w:r>
-      <w:r>
-        <w:t xml:space="preserve">”</w:t>
-      </w:r>
-      <w:r>
-        <w:t xml:space="preserve">的政策目标。</w:t>
+        <w:t>表示所有地区中最低可实现的健康产出水平。该模型不是追求平均值最高，而是优先抬升最弱地区的底线，因此更接近</w:t>
+      </w:r>
+      <w:r>
+        <w:rPr>
+          <w:rFonts w:hint="eastAsia"/>
+          <w:lang w:eastAsia="zh-CN"/>
+        </w:rPr>
+        <w:t>“</w:t>
+      </w:r>
+      <w:r>
+        <w:t>最小化健康不平等</w:t>
+      </w:r>
+      <w:r>
+        <w:rPr>
+          <w:rFonts w:hint="eastAsia"/>
+          <w:lang w:eastAsia="zh-CN"/>
+        </w:rPr>
+        <w:t>”</w:t>
+      </w:r>
+      <w:r>
+        <w:t>的政策目标。</w:t>
       </w:r>
     </w:p>
     <w:p>
@@ -6298,40 +5833,43 @@
       </w:pPr>
       <w:r>
         <w:rPr>
+          <w:rFonts w:eastAsia="黑体"/>
           <w:b/>
           <w:sz w:val="24"/>
-          <w:rFonts w:eastAsia="黑体"/>
         </w:rPr>
-        <w:t xml:space="preserve">6.3.3 全球国家间再分配结果</w:t>
-      </w:r>
-    </w:p>
-    <w:p xmlns:a="http://schemas.openxmlformats.org/drawingml/2006/main" xmlns:pic="http://schemas.openxmlformats.org/drawingml/2006/picture">
+        <w:t>6.3.3 全球国家间再分配结果</w:t>
+      </w:r>
+    </w:p>
+    <w:p>
       <w:pPr>
         <w:pStyle w:val="40"/>
         <w:jc w:val="center"/>
       </w:pPr>
       <w:r>
         <w:drawing>
-          <wp:inline>
-            <wp:extent cx="5270500" cy="3618063"/>
-            <wp:effectExtent b="0" l="0" r="0" t="0"/>
-            <wp:docPr descr="图6-7全球预算持平情景下两类优化目标的再分配对比" title="" id="1" name="Picture"/>
-            <a:graphic>
+          <wp:inline distT="0" distB="0" distL="114300" distR="114300">
+            <wp:extent cx="5270500" cy="3617595"/>
+            <wp:effectExtent l="0" t="0" r="0" b="0"/>
+            <wp:docPr id="9" name="Picture" descr="图6-7全球预算持平情景下两类优化目标的再分配对比"/>
+            <wp:cNvGraphicFramePr>
+              <a:graphicFrameLocks xmlns:a="http://schemas.openxmlformats.org/drawingml/2006/main" noChangeAspect="1"/>
+            </wp:cNvGraphicFramePr>
+            <a:graphic xmlns:a="http://schemas.openxmlformats.org/drawingml/2006/main">
               <a:graphicData uri="http://schemas.openxmlformats.org/drawingml/2006/picture">
-                <pic:pic>
+                <pic:pic xmlns:pic="http://schemas.openxmlformats.org/drawingml/2006/picture">
                   <pic:nvPicPr>
-                    <pic:cNvPr descr="reports/paper/assets/p3_07_global_optimization_compare.png" id="0" name="Picture"/>
+                    <pic:cNvPr id="9" name="Picture" descr="图6-7全球预算持平情景下两类优化目标的再分配对比"/>
                     <pic:cNvPicPr>
-                      <a:picLocks noChangeArrowheads="1" noChangeAspect="1"/>
+                      <a:picLocks noChangeAspect="1" noChangeArrowheads="1"/>
                     </pic:cNvPicPr>
                   </pic:nvPicPr>
                   <pic:blipFill>
-                    <a:blip r:embed="rId18"/>
+                    <a:blip r:embed="rId11"/>
                     <a:stretch>
                       <a:fillRect/>
                     </a:stretch>
                   </pic:blipFill>
-                  <pic:spPr bwMode="auto">
+                  <pic:spPr>
                     <a:xfrm>
                       <a:off x="0" y="0"/>
                       <a:ext cx="5270500" cy="3618063"/>
@@ -6342,8 +5880,6 @@
                     <a:noFill/>
                     <a:ln w="9525">
                       <a:noFill/>
-                      <a:headEnd/>
-                      <a:tailEnd/>
                     </a:ln>
                   </pic:spPr>
                 </pic:pic>
@@ -6358,23 +5894,23 @@
         <w:pStyle w:val="3"/>
       </w:pPr>
       <w:r>
-        <w:t xml:space="preserve">图6-7全球预算持平情景下两类优化目标的再分配对比</w:t>
-      </w:r>
-    </w:p>
-    <w:p>
-      <w:pPr>
-        <w:pStyle w:val="3"/>
-      </w:pPr>
-      <w:r>
-        <w:t xml:space="preserve">图6-7展示了预算持平条件下两类优化目标的差异。在总产出最大化情景下，模型覆盖191个国家，形成163个净受益国和28个净转出国，总移动预算约为68883.39。前五大净受益方为阿富汗、马里、黑山、蒙古和莫桑比克，前五大净转出方为冰岛、澳大利亚、奥地利、加拿大和美国。这说明效率优先方案并不是机械地从富国转向穷国，而是优先投向边际健康产出更高的地区。</w:t>
-      </w:r>
-    </w:p>
-    <w:p>
-      <w:pPr>
-        <w:pStyle w:val="3"/>
-      </w:pPr>
-      <w:r>
-        <w:t xml:space="preserve">在maximin情景下，资源调整更加集中：仅有9个净受益国，182个国家为净转出国，总移动预算约为57.42。前五大净受益方为索马里、马达加斯加、刚果（金）、布隆迪和尼日尔，几乎全部位于AFRO地区并集中属于Q4。这说明公平优先方案不是大范围重排资源，而是以更小调整量定向抬升最弱国家的健康产出底线。</w:t>
+        <w:t>图6-7全球预算持平情景下两类优化目标的再分配对比</w:t>
+      </w:r>
+    </w:p>
+    <w:p>
+      <w:pPr>
+        <w:pStyle w:val="3"/>
+      </w:pPr>
+      <w:r>
+        <w:t>图6-7展示了预算持平条件下两类优化目标的差异。在总产出最大化情景下，模型覆盖191个国家，形成163个净受益国和28个净转出国，总移动预算约为68883.39。前五大净受益方为阿富汗、马里、黑山、蒙古和莫桑比克，前五大净转出方为冰岛、澳大利亚、奥地利、加拿大和美国。这说明效率优先方案并不是机械地从富国转向穷国，而是优先投向边际健康产出更高的地区。</w:t>
+      </w:r>
+    </w:p>
+    <w:p>
+      <w:pPr>
+        <w:pStyle w:val="3"/>
+      </w:pPr>
+      <w:r>
+        <w:t>在maximin情景下，资源调整更加集中：仅有9个净受益国，182个国家为净转出国，总移动预算约为57.42。前五大净受益方为索马里、马达加斯加、刚果（金）、布隆迪和尼日尔，几乎全部位于AFRO地区并集中属于Q4。这说明公平优先方案不是大范围重排资源，而是以更小调整量定向抬升最弱国家的健康产出底线。</w:t>
       </w:r>
     </w:p>
     <w:p>
@@ -6385,60 +5921,71 @@
       </w:pPr>
       <w:r>
         <w:rPr>
+          <w:rFonts w:eastAsia="黑体"/>
           <w:b/>
           <w:sz w:val="24"/>
-          <w:rFonts w:eastAsia="黑体"/>
         </w:rPr>
-        <w:t xml:space="preserve">6.3.4 中国省级内部再分配结果</w:t>
-      </w:r>
-    </w:p>
-    <w:p>
-      <w:pPr>
-        <w:pStyle w:val="3"/>
-      </w:pPr>
-      <w:r>
-        <w:t xml:space="preserve">为了回应赛题中</w:t>
-      </w:r>
-      <w:r>
-        <w:t xml:space="preserve">“</w:t>
-      </w:r>
-      <w:r>
-        <w:t xml:space="preserve">一国内部</w:t>
-      </w:r>
-      <w:r>
-        <w:t xml:space="preserve">”</w:t>
-      </w:r>
-      <w:r>
-        <w:t xml:space="preserve">再分配要求，本文将同一框架迁移到中国31个省级行政区。中国省级样本既能检验模型在较小空间尺度上的适用性，也能进一步说明资源缺口并不只存在于国家间，在一国内部同样存在结构差异。</w:t>
-      </w:r>
-    </w:p>
-    <w:p xmlns:a="http://schemas.openxmlformats.org/drawingml/2006/main" xmlns:pic="http://schemas.openxmlformats.org/drawingml/2006/picture">
+        <w:t>6.3.4 中国省级内部再分配结果</w:t>
+      </w:r>
+    </w:p>
+    <w:p>
+      <w:pPr>
+        <w:pStyle w:val="3"/>
+      </w:pPr>
+      <w:r>
+        <w:t>为了回应赛题中</w:t>
+      </w:r>
+      <w:r>
+        <w:rPr>
+          <w:rFonts w:hint="eastAsia"/>
+          <w:lang w:eastAsia="zh-CN"/>
+        </w:rPr>
+        <w:t>“</w:t>
+      </w:r>
+      <w:r>
+        <w:t>一国内部</w:t>
+      </w:r>
+      <w:r>
+        <w:rPr>
+          <w:rFonts w:hint="eastAsia"/>
+          <w:lang w:eastAsia="zh-CN"/>
+        </w:rPr>
+        <w:t>”</w:t>
+      </w:r>
+      <w:r>
+        <w:t>再分配要求，本文将同一框架迁移到中国31个省级行政区。中国省级样本既能检验模型在较小空间尺度上的适用性，也能进一步说明资源缺口并不只存在于国家间，在一国内部同样存在结构差异。</w:t>
+      </w:r>
+    </w:p>
+    <w:p>
       <w:pPr>
         <w:pStyle w:val="40"/>
         <w:jc w:val="center"/>
       </w:pPr>
       <w:r>
         <w:drawing>
-          <wp:inline>
-            <wp:extent cx="5270500" cy="2101204"/>
-            <wp:effectExtent b="0" l="0" r="0" t="0"/>
-            <wp:docPr descr="图6-82005—2024年中国代表性省份卫生资源趋势" title="" id="1" name="Picture"/>
-            <a:graphic>
+          <wp:inline distT="0" distB="0" distL="114300" distR="114300">
+            <wp:extent cx="5270500" cy="2100580"/>
+            <wp:effectExtent l="0" t="0" r="0" b="0"/>
+            <wp:docPr id="10" name="Picture" descr="图6-82005—2024年中国代表性省份卫生资源趋势"/>
+            <wp:cNvGraphicFramePr>
+              <a:graphicFrameLocks xmlns:a="http://schemas.openxmlformats.org/drawingml/2006/main" noChangeAspect="1"/>
+            </wp:cNvGraphicFramePr>
+            <a:graphic xmlns:a="http://schemas.openxmlformats.org/drawingml/2006/main">
               <a:graphicData uri="http://schemas.openxmlformats.org/drawingml/2006/picture">
-                <pic:pic>
+                <pic:pic xmlns:pic="http://schemas.openxmlformats.org/drawingml/2006/picture">
                   <pic:nvPicPr>
-                    <pic:cNvPr descr="reports/paper/assets/p3_08_china_trends.png" id="0" name="Picture"/>
+                    <pic:cNvPr id="10" name="Picture" descr="图6-82005—2024年中国代表性省份卫生资源趋势"/>
                     <pic:cNvPicPr>
-                      <a:picLocks noChangeArrowheads="1" noChangeAspect="1"/>
+                      <a:picLocks noChangeAspect="1" noChangeArrowheads="1"/>
                     </pic:cNvPicPr>
                   </pic:nvPicPr>
                   <pic:blipFill>
-                    <a:blip r:embed="rId19"/>
+                    <a:blip r:embed="rId12"/>
                     <a:stretch>
                       <a:fillRect/>
                     </a:stretch>
                   </pic:blipFill>
-                  <pic:spPr bwMode="auto">
+                  <pic:spPr>
                     <a:xfrm>
                       <a:off x="0" y="0"/>
                       <a:ext cx="5270500" cy="2101204"/>
@@ -6449,8 +5996,6 @@
                     <a:noFill/>
                     <a:ln w="9525">
                       <a:noFill/>
-                      <a:headEnd/>
-                      <a:tailEnd/>
                     </a:ln>
                   </pic:spPr>
                 </pic:pic>
@@ -6465,68 +6010,87 @@
         <w:pStyle w:val="3"/>
       </w:pPr>
       <w:r>
-        <w:t xml:space="preserve">图6-82005—2024年中国代表性省份卫生资源趋势</w:t>
-      </w:r>
-    </w:p>
-    <w:p>
-      <w:pPr>
-        <w:pStyle w:val="3"/>
-      </w:pPr>
-      <w:r>
-        <w:t xml:space="preserve">图6-8显示，广东、山东、河南、四川等人口大省在卫生人员和医疗机构绝对规模上长期领先；西藏、宁夏等西部省份虽然基数较低，但增长速度更快，体现出资源追赶趋势。也就是说，中国省级卫生资源演化同时具有</w:t>
-      </w:r>
-      <w:r>
-        <w:t xml:space="preserve">“</w:t>
-      </w:r>
-      <w:r>
-        <w:t xml:space="preserve">总量扩张</w:t>
-      </w:r>
-      <w:r>
-        <w:t xml:space="preserve">”</w:t>
-      </w:r>
-      <w:r>
-        <w:t xml:space="preserve">和</w:t>
-      </w:r>
-      <w:r>
-        <w:t xml:space="preserve">“</w:t>
-      </w:r>
-      <w:r>
-        <w:t xml:space="preserve">空间再平衡</w:t>
-      </w:r>
-      <w:r>
-        <w:t xml:space="preserve">”</w:t>
-      </w:r>
-      <w:r>
-        <w:t xml:space="preserve">两个特征。</w:t>
-      </w:r>
-    </w:p>
-    <w:p xmlns:a="http://schemas.openxmlformats.org/drawingml/2006/main" xmlns:pic="http://schemas.openxmlformats.org/drawingml/2006/picture">
+        <w:t>图6-82005—2024年中国代表性省份卫生资源趋势</w:t>
+      </w:r>
+    </w:p>
+    <w:p>
+      <w:pPr>
+        <w:pStyle w:val="3"/>
+      </w:pPr>
+      <w:r>
+        <w:t>图6-8显示，广东、山东、河南、四川等人口大省在卫生人员和医疗机构绝对规模上长期领先；西藏、宁夏等西部省份虽然基数较低，但增长速度更快，体现出资源追赶趋势。也就是说，中国省级卫生资源演化同时具有</w:t>
+      </w:r>
+      <w:r>
+        <w:rPr>
+          <w:rFonts w:hint="eastAsia"/>
+          <w:lang w:eastAsia="zh-CN"/>
+        </w:rPr>
+        <w:t>“</w:t>
+      </w:r>
+      <w:r>
+        <w:t>总量扩张</w:t>
+      </w:r>
+      <w:r>
+        <w:rPr>
+          <w:rFonts w:hint="eastAsia"/>
+          <w:lang w:eastAsia="zh-CN"/>
+        </w:rPr>
+        <w:t>”</w:t>
+      </w:r>
+      <w:r>
+        <w:t>和</w:t>
+      </w:r>
+      <w:r>
+        <w:rPr>
+          <w:rFonts w:hint="eastAsia"/>
+          <w:lang w:eastAsia="zh-CN"/>
+        </w:rPr>
+        <w:t>“</w:t>
+      </w:r>
+      <w:r>
+        <w:t>空间再平衡</w:t>
+      </w:r>
+      <w:r>
+        <w:rPr>
+          <w:rFonts w:hint="eastAsia"/>
+          <w:lang w:eastAsia="zh-CN"/>
+        </w:rPr>
+        <w:t>”</w:t>
+      </w:r>
+      <w:r>
+        <w:t>两个特征。</w:t>
+      </w:r>
+    </w:p>
+    <w:p>
       <w:pPr>
         <w:pStyle w:val="40"/>
         <w:jc w:val="center"/>
       </w:pPr>
       <w:r>
         <w:drawing>
-          <wp:inline>
-            <wp:extent cx="5270500" cy="1969360"/>
-            <wp:effectExtent b="0" l="0" r="0" t="0"/>
-            <wp:docPr descr="图6-9中国省级资源缺口与投入产出四象限" title="" id="1" name="Picture"/>
-            <a:graphic>
+          <wp:inline distT="0" distB="0" distL="114300" distR="114300">
+            <wp:extent cx="5270500" cy="1969135"/>
+            <wp:effectExtent l="0" t="0" r="0" b="0"/>
+            <wp:docPr id="11" name="Picture" descr="图6-9中国省级资源缺口与投入产出四象限"/>
+            <wp:cNvGraphicFramePr>
+              <a:graphicFrameLocks xmlns:a="http://schemas.openxmlformats.org/drawingml/2006/main" noChangeAspect="1"/>
+            </wp:cNvGraphicFramePr>
+            <a:graphic xmlns:a="http://schemas.openxmlformats.org/drawingml/2006/main">
               <a:graphicData uri="http://schemas.openxmlformats.org/drawingml/2006/picture">
-                <pic:pic>
+                <pic:pic xmlns:pic="http://schemas.openxmlformats.org/drawingml/2006/picture">
                   <pic:nvPicPr>
-                    <pic:cNvPr descr="reports/paper/assets/p3_09_china_gap_efficiency.png" id="0" name="Picture"/>
+                    <pic:cNvPr id="11" name="Picture" descr="图6-9中国省级资源缺口与投入产出四象限"/>
                     <pic:cNvPicPr>
-                      <a:picLocks noChangeArrowheads="1" noChangeAspect="1"/>
+                      <a:picLocks noChangeAspect="1" noChangeArrowheads="1"/>
                     </pic:cNvPicPr>
                   </pic:nvPicPr>
                   <pic:blipFill>
-                    <a:blip r:embed="rId20"/>
+                    <a:blip r:embed="rId13"/>
                     <a:stretch>
                       <a:fillRect/>
                     </a:stretch>
                   </pic:blipFill>
-                  <pic:spPr bwMode="auto">
+                  <pic:spPr>
                     <a:xfrm>
                       <a:off x="0" y="0"/>
                       <a:ext cx="5270500" cy="1969360"/>
@@ -6537,8 +6101,6 @@
                     <a:noFill/>
                     <a:ln w="9525">
                       <a:noFill/>
-                      <a:headEnd/>
-                      <a:tailEnd/>
                     </a:ln>
                   </pic:spPr>
                 </pic:pic>
@@ -6553,44 +6115,47 @@
         <w:pStyle w:val="3"/>
       </w:pPr>
       <w:r>
-        <w:t xml:space="preserve">图6-9中国省级资源缺口与投入产出四象限</w:t>
-      </w:r>
-    </w:p>
-    <w:p>
-      <w:pPr>
-        <w:pStyle w:val="3"/>
-      </w:pPr>
-      <w:r>
-        <w:t xml:space="preserve">图6-9显示，31个省级行政区在最新截面中的四象限分布为：高投入高产出9省、高投入低产出7省、低投入高产出7省、低投入低产出8省。其中，云南、新疆、贵州、西藏和甘肃资源缺口最突出。云南、贵州、安徽、宁夏等省份主要位于Q4，说明基础投入与健康产出双弱；新疆、西藏、甘肃和青海更多落在Q3，说明单纯提高投入总量并不能自动带来健康产出提升。江苏、福建、广东、湖北和重庆等省份位于Q2，可作为低投入高产出的效率样本。</w:t>
-      </w:r>
-    </w:p>
-    <w:p xmlns:a="http://schemas.openxmlformats.org/drawingml/2006/main" xmlns:pic="http://schemas.openxmlformats.org/drawingml/2006/picture">
+        <w:t>图6-9中国省级资源缺口与投入产出四象限</w:t>
+      </w:r>
+    </w:p>
+    <w:p>
+      <w:pPr>
+        <w:pStyle w:val="3"/>
+      </w:pPr>
+      <w:r>
+        <w:t>图6-9显示，31个省级行政区在最新截面中的四象限分布为：高投入高产出9省、高投入低产出7省、低投入高产出7省、低投入低产出8省。其中，云南、新疆、贵州、西藏和甘肃资源缺口最突出。云南、贵州、安徽、宁夏等省份主要位于Q4，说明基础投入与健康产出双弱；新疆、西藏、甘肃和青海更多落在Q3，说明单纯提高投入总量并不能自动带来健康产出提升。江苏、福建、广东、湖北和重庆等省份位于Q2，可作为低投入高产出的效率样本。</w:t>
+      </w:r>
+    </w:p>
+    <w:p>
       <w:pPr>
         <w:pStyle w:val="40"/>
         <w:jc w:val="center"/>
       </w:pPr>
       <w:r>
         <w:drawing>
-          <wp:inline>
-            <wp:extent cx="5270500" cy="3618063"/>
-            <wp:effectExtent b="0" l="0" r="0" t="0"/>
-            <wp:docPr descr="图6-10中国预算持平情景下两类优化目标的再分配对比" title="" id="1" name="Picture"/>
-            <a:graphic>
+          <wp:inline distT="0" distB="0" distL="114300" distR="114300">
+            <wp:extent cx="5270500" cy="3617595"/>
+            <wp:effectExtent l="0" t="0" r="0" b="0"/>
+            <wp:docPr id="12" name="Picture" descr="图6-10中国预算持平情景下两类优化目标的再分配对比"/>
+            <wp:cNvGraphicFramePr>
+              <a:graphicFrameLocks xmlns:a="http://schemas.openxmlformats.org/drawingml/2006/main" noChangeAspect="1"/>
+            </wp:cNvGraphicFramePr>
+            <a:graphic xmlns:a="http://schemas.openxmlformats.org/drawingml/2006/main">
               <a:graphicData uri="http://schemas.openxmlformats.org/drawingml/2006/picture">
-                <pic:pic>
+                <pic:pic xmlns:pic="http://schemas.openxmlformats.org/drawingml/2006/picture">
                   <pic:nvPicPr>
-                    <pic:cNvPr descr="reports/paper/assets/p3_10_china_optimization_compare.png" id="0" name="Picture"/>
+                    <pic:cNvPr id="12" name="Picture" descr="图6-10中国预算持平情景下两类优化目标的再分配对比"/>
                     <pic:cNvPicPr>
-                      <a:picLocks noChangeArrowheads="1" noChangeAspect="1"/>
+                      <a:picLocks noChangeAspect="1" noChangeArrowheads="1"/>
                     </pic:cNvPicPr>
                   </pic:nvPicPr>
                   <pic:blipFill>
-                    <a:blip r:embed="rId21"/>
+                    <a:blip r:embed="rId14"/>
                     <a:stretch>
                       <a:fillRect/>
                     </a:stretch>
                   </pic:blipFill>
-                  <pic:spPr bwMode="auto">
+                  <pic:spPr>
                     <a:xfrm>
                       <a:off x="0" y="0"/>
                       <a:ext cx="5270500" cy="3618063"/>
@@ -6601,8 +6166,6 @@
                     <a:noFill/>
                     <a:ln w="9525">
                       <a:noFill/>
-                      <a:headEnd/>
-                      <a:tailEnd/>
                     </a:ln>
                   </pic:spPr>
                 </pic:pic>
@@ -6617,27 +6180,35 @@
         <w:pStyle w:val="3"/>
       </w:pPr>
       <w:r>
-        <w:t xml:space="preserve">图6-10中国预算持平情景下两类优化目标的再分配对比</w:t>
-      </w:r>
-    </w:p>
-    <w:p>
-      <w:pPr>
-        <w:pStyle w:val="3"/>
-      </w:pPr>
-      <w:r>
-        <w:t xml:space="preserve">图6-10表明，在预算持平的省级总产出最大化情景下，22个省份成为净受益方，9个省份成为净转出方，总移动预算约为21999.21。前五大净受益省份为甘肃、广西、云南、江西和贵州，前五大净转出省份为上海、北京、天津、西藏和浙江。公平优先目标下，受益方向进一步向欠发达省份集中，前五大净受益省份为贵州、甘肃、广西、云南和江西。由此可见，在一国内部，效率优先和公平优先共同指向</w:t>
-      </w:r>
-      <w:r>
-        <w:t xml:space="preserve">“</w:t>
-      </w:r>
-      <w:r>
-        <w:t xml:space="preserve">中西部补短板</w:t>
-      </w:r>
-      <w:r>
-        <w:t xml:space="preserve">”</w:t>
-      </w:r>
-      <w:r>
-        <w:t xml:space="preserve">，但公平优先更强调对最弱省份的定向扶持。</w:t>
+        <w:t>图6-10中国预算持平情景下两类优化目标的再分配对比</w:t>
+      </w:r>
+    </w:p>
+    <w:p>
+      <w:pPr>
+        <w:pStyle w:val="3"/>
+      </w:pPr>
+      <w:r>
+        <w:t>图6-10表明，在预算持平的省级总产出最大化情景下，22个省份成为净受益方，9个省份成为净转出方，总移动预算约为21999.21。前五大净受益省份为甘肃、广西、云南、江西和贵州，前五大净转出省份为上海、北京、天津、西藏和浙江。公平优先目标下，受益方向进一步向欠发达省份集中，前五大净受益省份为贵州、甘肃、广西、云南和江西。由此可见，在一国内部，效率优先和公平优先共同指向</w:t>
+      </w:r>
+      <w:r>
+        <w:rPr>
+          <w:rFonts w:hint="eastAsia"/>
+          <w:lang w:eastAsia="zh-CN"/>
+        </w:rPr>
+        <w:t>“</w:t>
+      </w:r>
+      <w:r>
+        <w:t>中西部补短板</w:t>
+      </w:r>
+      <w:r>
+        <w:rPr>
+          <w:rFonts w:hint="eastAsia"/>
+          <w:lang w:eastAsia="zh-CN"/>
+        </w:rPr>
+        <w:t>”</w:t>
+      </w:r>
+      <w:r>
+        <w:t>，但公平优先更强调对最弱省份的定向扶持。</w:t>
       </w:r>
     </w:p>
     <w:p>
@@ -6648,11 +6219,11 @@
       </w:pPr>
       <w:r>
         <w:rPr>
+          <w:rFonts w:eastAsia="黑体"/>
           <w:b/>
           <w:sz w:val="28"/>
-          <w:rFonts w:eastAsia="黑体"/>
         </w:rPr>
-        <w:t xml:space="preserve">6.4 分类型治理建议</w:t>
+        <w:t>6.4 分类型治理建议</w:t>
       </w:r>
     </w:p>
     <w:p>
@@ -6663,19 +6234,19 @@
       </w:pPr>
       <w:r>
         <w:rPr>
+          <w:rFonts w:eastAsia="黑体"/>
           <w:b/>
           <w:sz w:val="24"/>
-          <w:rFonts w:eastAsia="黑体"/>
         </w:rPr>
-        <w:t xml:space="preserve">6.4.1 高投入低产出地区：以效率治理为核心</w:t>
-      </w:r>
-    </w:p>
-    <w:p>
-      <w:pPr>
-        <w:pStyle w:val="3"/>
-      </w:pPr>
-      <w:r>
-        <w:t xml:space="preserve">Q3地区属于高投入低产出，问题不在于资源绝对不足，而在于资源未能有效转化为健康产出。此类地区应优先开展卫生体系效率评估，优化基层资源布局、绩效预算、医防协同和服务转化率，避免继续单纯扩张投入。对于全球样本中的Q3国家，以及中国省级样本中的新疆、西藏、甘肃、青海等地区，应重点关注基层服务组织方式和财政支出结构。</w:t>
+        <w:t>6.4.1 高投入低产出地区：以效率治理为核心</w:t>
+      </w:r>
+    </w:p>
+    <w:p>
+      <w:pPr>
+        <w:pStyle w:val="3"/>
+      </w:pPr>
+      <w:r>
+        <w:t>Q3地区属于高投入低产出，问题不在于资源绝对不足，而在于资源未能有效转化为健康产出。此类地区应优先开展卫生体系效率评估，优化基层资源布局、绩效预算、医防协同和服务转化率，避免继续单纯扩张投入。对于全球样本中的Q3国家，以及中国省级样本中的新疆、西藏、甘肃、青海等地区，应重点关注基层服务组织方式和财政支出结构。</w:t>
       </w:r>
     </w:p>
     <w:p>
@@ -6686,19 +6257,19 @@
       </w:pPr>
       <w:r>
         <w:rPr>
+          <w:rFonts w:eastAsia="黑体"/>
           <w:b/>
           <w:sz w:val="24"/>
-          <w:rFonts w:eastAsia="黑体"/>
         </w:rPr>
-        <w:t xml:space="preserve">6.4.2 低投入高产出地区：总结可复制经验</w:t>
-      </w:r>
-    </w:p>
-    <w:p>
-      <w:pPr>
-        <w:pStyle w:val="3"/>
-      </w:pPr>
-      <w:r>
-        <w:t xml:space="preserve">Q2地区属于低投入高产出，说明有限资源也可以形成较好健康结果。此类地区应总结其基层网络、预防优先、成本控制和分级诊疗经验，并将其转化为可复制的治理模板。全球样本中的土耳其、斯里兰卡、马来西亚等国家，以及中国省级样本中的江苏、福建、广东、湖北、重庆等省份，都可作为经验扩散对象。</w:t>
+        <w:t>6.4.2 低投入高产出地区：总结可复制经验</w:t>
+      </w:r>
+    </w:p>
+    <w:p>
+      <w:pPr>
+        <w:pStyle w:val="3"/>
+      </w:pPr>
+      <w:r>
+        <w:t>Q2地区属于低投入高产出，说明有限资源也可以形成较好健康结果。此类地区应总结其基层网络、预防优先、成本控制和分级诊疗经验，并将其转化为可复制的治理模板。全球样本中的土耳其、斯里兰卡、马来西亚等国家，以及中国省级样本中的江苏、福建、广东、湖北、重庆等省份，都可作为经验扩散对象。</w:t>
       </w:r>
     </w:p>
     <w:p>
@@ -6709,31 +6280,39 @@
       </w:pPr>
       <w:r>
         <w:rPr>
+          <w:rFonts w:eastAsia="黑体"/>
           <w:b/>
           <w:sz w:val="24"/>
-          <w:rFonts w:eastAsia="黑体"/>
         </w:rPr>
-        <w:t xml:space="preserve">6.4.3 低投入低产出地区：增投与提效并行</w:t>
-      </w:r>
-    </w:p>
-    <w:p>
-      <w:pPr>
-        <w:pStyle w:val="3"/>
-      </w:pPr>
-      <w:r>
-        <w:t xml:space="preserve">Q4地区属于低投入低产出，是卫生资源再分配中最需要优先关注的短板。对于全球样本，应重点支持AFRO地区基础卫生设施、基层医生、母婴健康服务和传染病防控体系建设；对于中国省级样本，云南、贵州、安徽、宁夏等地区更适合采用</w:t>
-      </w:r>
-      <w:r>
-        <w:t xml:space="preserve">“</w:t>
-      </w:r>
-      <w:r>
-        <w:t xml:space="preserve">基础增投+效率改善</w:t>
-      </w:r>
-      <w:r>
-        <w:t xml:space="preserve">”</w:t>
-      </w:r>
-      <w:r>
-        <w:t xml:space="preserve">的双轨方案。最终目标不是追求资源平均化，而是在保障公平底线的基础上提高整体健康产出。</w:t>
+        <w:t>6.4.3 低投入低产出地区：增投与提效并行</w:t>
+      </w:r>
+    </w:p>
+    <w:p>
+      <w:pPr>
+        <w:pStyle w:val="3"/>
+      </w:pPr>
+      <w:r>
+        <w:t>Q4地区属于低投入低产出，是卫生资源再分配中最需要优先关注的短板。对于全球样本，应重点支持AFRO地区基础卫生设施、基层医生、母婴健康服务和传染病防控体系建设；对于中国省级样本，云南、贵州、安徽、宁夏等地区更适合采用</w:t>
+      </w:r>
+      <w:r>
+        <w:rPr>
+          <w:rFonts w:hint="eastAsia"/>
+          <w:lang w:eastAsia="zh-CN"/>
+        </w:rPr>
+        <w:t>“</w:t>
+      </w:r>
+      <w:r>
+        <w:t>基础增投+效率改善</w:t>
+      </w:r>
+      <w:r>
+        <w:rPr>
+          <w:rFonts w:hint="eastAsia"/>
+          <w:lang w:eastAsia="zh-CN"/>
+        </w:rPr>
+        <w:t>”</w:t>
+      </w:r>
+      <w:r>
+        <w:t>的双轨方案。最终目标不是追求资源平均化，而是在保障公平底线的基础上提高整体健康产出。</w:t>
       </w:r>
     </w:p>
     <w:p>
@@ -6744,11 +6323,11 @@
       </w:pPr>
       <w:r>
         <w:rPr>
+          <w:rFonts w:eastAsia="黑体"/>
           <w:b/>
           <w:sz w:val="32"/>
-          <w:rFonts w:eastAsia="黑体"/>
         </w:rPr>
-        <w:t xml:space="preserve">参考文献</w:t>
+        <w:t>参考文献</w:t>
       </w:r>
     </w:p>
     <w:p>
@@ -6796,10 +6375,10 @@
         <w:t>[5] Rawls J. A Theory of Justice[M]. Cambridge, MA: Harvard University Press, 1971.</w:t>
       </w:r>
     </w:p>
-    <w:bookmarkEnd w:id="37"/>
-    <w:bookmarkEnd w:id="38"/>
+    <w:bookmarkEnd w:id="4"/>
+    <w:bookmarkEnd w:id="6"/>
     <w:sectPr>
-      <w:footerReference r:id="rId4" w:type="default"/>
+      <w:footerReference r:id="rId3" w:type="default"/>
       <w:pgSz w:w="11906" w:h="16838"/>
       <w:pgMar w:top="1440" w:right="1800" w:bottom="1440" w:left="1800" w:header="851" w:footer="992" w:gutter="0"/>
       <w:pgNumType w:start="1"/>
@@ -6860,28 +6439,6 @@
 </file>
 
 <file path=word/footer1.xml><?xml version="1.0" encoding="utf-8"?>
-<w:ftr xmlns:wpc="http://schemas.microsoft.com/office/word/2010/wordprocessingCanvas" xmlns:mc="http://schemas.openxmlformats.org/markup-compatibility/2006" xmlns:o="urn:schemas-microsoft-com:office:office" xmlns:r="http://schemas.openxmlformats.org/officeDocument/2006/relationships" xmlns:m="http://schemas.openxmlformats.org/officeDocument/2006/math" xmlns:v="urn:schemas-microsoft-com:vml" xmlns:wp14="http://schemas.microsoft.com/office/word/2010/wordprocessingDrawing" xmlns:wp="http://schemas.openxmlformats.org/drawingml/2006/wordprocessingDrawing" xmlns:w10="urn:schemas-microsoft-com:office:word" xmlns:w="http://schemas.openxmlformats.org/wordprocessingml/2006/main" xmlns:w14="http://schemas.microsoft.com/office/word/2010/wordml" xmlns:w15="http://schemas.microsoft.com/office/word/2012/wordml" xmlns:wpg="http://schemas.microsoft.com/office/word/2010/wordprocessingGroup" xmlns:wpi="http://schemas.microsoft.com/office/word/2010/wordprocessingInk" xmlns:wne="http://schemas.microsoft.com/office/word/2006/wordml" xmlns:wps="http://schemas.microsoft.com/office/word/2010/wordprocessingShape" xmlns:wpsCustomData="http://www.wps.cn/officeDocument/2013/wpsCustomData" mc:Ignorable="w14 w15 wp14">
-  <w:p>
-    <w:pPr>
-      <w:pStyle w:val="15"/>
-      <w:jc w:val="right"/>
-      <w:rPr>
-        <w:rFonts w:hint="eastAsia"/>
-      </w:rPr>
-    </w:pPr>
-  </w:p>
-  <w:p>
-    <w:pPr>
-      <w:pStyle w:val="15"/>
-      <w:rPr>
-        <w:rFonts w:hint="eastAsia"/>
-      </w:rPr>
-    </w:pPr>
-  </w:p>
-</w:ftr>
-</file>
-
-<file path=word/footer2.xml><?xml version="1.0" encoding="utf-8"?>
 <w:ftr xmlns:wpc="http://schemas.microsoft.com/office/word/2010/wordprocessingCanvas" xmlns:mc="http://schemas.openxmlformats.org/markup-compatibility/2006" xmlns:o="urn:schemas-microsoft-com:office:office" xmlns:r="http://schemas.openxmlformats.org/officeDocument/2006/relationships" xmlns:m="http://schemas.openxmlformats.org/officeDocument/2006/math" xmlns:v="urn:schemas-microsoft-com:vml" xmlns:wp14="http://schemas.microsoft.com/office/word/2010/wordprocessingDrawing" xmlns:wp="http://schemas.openxmlformats.org/drawingml/2006/wordprocessingDrawing" xmlns:w10="urn:schemas-microsoft-com:office:word" xmlns:w="http://schemas.openxmlformats.org/wordprocessingml/2006/main" xmlns:w14="http://schemas.microsoft.com/office/word/2010/wordml" xmlns:w15="http://schemas.microsoft.com/office/word/2012/wordml" xmlns:wpg="http://schemas.microsoft.com/office/word/2010/wordprocessingGroup" xmlns:wpi="http://schemas.microsoft.com/office/word/2010/wordprocessingInk" xmlns:wne="http://schemas.microsoft.com/office/word/2006/wordml" xmlns:wps="http://schemas.microsoft.com/office/word/2010/wordprocessingShape" xmlns:wpsCustomData="http://www.wps.cn/officeDocument/2013/wpsCustomData" mc:Ignorable="w14 w15 wp14">
   <w:sdt>
     <w:sdtPr>
@@ -7075,100 +6632,8 @@
       </w:rPr>
     </w:lvl>
   </w:abstractNum>
-  <w:abstractNum w:abstractNumId="1">
-    <w:nsid w:val="2DEE30F7"/>
-    <w:multiLevelType w:val="multilevel"/>
-    <w:tmpl w:val="2DEE30F7"/>
-    <w:lvl w:ilvl="0" w:tentative="0">
-      <w:start w:val="1"/>
-      <w:numFmt w:val="decimalFullWidth"/>
-      <w:lvlText w:val="%1、"/>
-      <w:lvlJc w:val="left"/>
-      <w:pPr>
-        <w:ind w:left="420" w:hanging="420"/>
-      </w:pPr>
-      <w:rPr>
-        <w:rFonts w:hint="default"/>
-      </w:rPr>
-    </w:lvl>
-    <w:lvl w:ilvl="1" w:tentative="0">
-      <w:start w:val="1"/>
-      <w:numFmt w:val="lowerLetter"/>
-      <w:lvlText w:val="%2)"/>
-      <w:lvlJc w:val="left"/>
-      <w:pPr>
-        <w:ind w:left="840" w:hanging="420"/>
-      </w:pPr>
-    </w:lvl>
-    <w:lvl w:ilvl="2" w:tentative="0">
-      <w:start w:val="1"/>
-      <w:numFmt w:val="lowerRoman"/>
-      <w:lvlText w:val="%3."/>
-      <w:lvlJc w:val="right"/>
-      <w:pPr>
-        <w:ind w:left="1260" w:hanging="420"/>
-      </w:pPr>
-    </w:lvl>
-    <w:lvl w:ilvl="3" w:tentative="0">
-      <w:start w:val="1"/>
-      <w:numFmt w:val="decimal"/>
-      <w:lvlText w:val="%4."/>
-      <w:lvlJc w:val="left"/>
-      <w:pPr>
-        <w:ind w:left="1680" w:hanging="420"/>
-      </w:pPr>
-    </w:lvl>
-    <w:lvl w:ilvl="4" w:tentative="0">
-      <w:start w:val="1"/>
-      <w:numFmt w:val="lowerLetter"/>
-      <w:lvlText w:val="%5)"/>
-      <w:lvlJc w:val="left"/>
-      <w:pPr>
-        <w:ind w:left="2100" w:hanging="420"/>
-      </w:pPr>
-    </w:lvl>
-    <w:lvl w:ilvl="5" w:tentative="0">
-      <w:start w:val="1"/>
-      <w:numFmt w:val="lowerRoman"/>
-      <w:lvlText w:val="%6."/>
-      <w:lvlJc w:val="right"/>
-      <w:pPr>
-        <w:ind w:left="2520" w:hanging="420"/>
-      </w:pPr>
-    </w:lvl>
-    <w:lvl w:ilvl="6" w:tentative="0">
-      <w:start w:val="1"/>
-      <w:numFmt w:val="decimal"/>
-      <w:lvlText w:val="%7."/>
-      <w:lvlJc w:val="left"/>
-      <w:pPr>
-        <w:ind w:left="2940" w:hanging="420"/>
-      </w:pPr>
-    </w:lvl>
-    <w:lvl w:ilvl="7" w:tentative="0">
-      <w:start w:val="1"/>
-      <w:numFmt w:val="lowerLetter"/>
-      <w:lvlText w:val="%8)"/>
-      <w:lvlJc w:val="left"/>
-      <w:pPr>
-        <w:ind w:left="3360" w:hanging="420"/>
-      </w:pPr>
-    </w:lvl>
-    <w:lvl w:ilvl="8" w:tentative="0">
-      <w:start w:val="1"/>
-      <w:numFmt w:val="lowerRoman"/>
-      <w:lvlText w:val="%9."/>
-      <w:lvlJc w:val="right"/>
-      <w:pPr>
-        <w:ind w:left="3780" w:hanging="420"/>
-      </w:pPr>
-    </w:lvl>
-  </w:abstractNum>
   <w:num w:numId="1">
     <w:abstractNumId w:val="0"/>
-  </w:num>
-  <w:num w:numId="2">
-    <w:abstractNumId w:val="1"/>
   </w:num>
 </w:numbering>
 </file>
@@ -8386,23 +7851,4 @@
   </a:themeElements>
   <a:objectDefaults/>
 </a:theme>
-</file>
-
-<file path=customXml/item1.xml><?xml version="1.0" encoding="utf-8"?>
-<s:customData xmlns="http://www.wps.cn/officeDocument/2013/wpsCustomData" xmlns:s="http://www.wps.cn/officeDocument/2013/wpsCustomData">
-  <customSectProps>
-    <customSectPr/>
-  </customSectProps>
-  <customShpExts>
-    <customShpInfo spid="_x0000_s1026" textRotate="1"/>
-  </customShpExts>
-</s:customData>
-</file>
-
-<file path=customXml/itemProps1.xml><?xml version="1.0" encoding="utf-8"?>
-<ds:datastoreItem xmlns:ds="http://schemas.openxmlformats.org/officeDocument/2006/customXml" ds:itemID="{B1977F7D-205B-4081-913C-38D41E755F92}">
-  <ds:schemaRefs>
-    <ds:schemaRef ds:uri="http://www.wps.cn/officeDocument/2013/wpsCustomData"/>
-  </ds:schemaRefs>
-</ds:datastoreItem>
 </file>